--- a/D-new.docx
+++ b/D-new.docx
@@ -21,7 +21,7 @@
           <w:kern w:val="0"/>
           <w:sz w:val="36"/>
           <w:szCs w:val="20"/>
-          <w:lang w:val="en-US" w:eastAsia="en-GB"/>
+          <w:lang w:val="en-GB" w:eastAsia="en-GB"/>
           <w14:ligatures w14:val="none"/>
         </w:rPr>
       </w:pPr>
@@ -31,7 +31,7 @@
           <w:kern w:val="0"/>
           <w:sz w:val="36"/>
           <w:szCs w:val="20"/>
-          <w:lang w:val="en-US" w:eastAsia="en-GB"/>
+          <w:lang w:val="en-GB" w:eastAsia="en-GB"/>
           <w14:ligatures w14:val="none"/>
         </w:rPr>
         <w:t>Annex D</w:t>
@@ -42,7 +42,7 @@
           <w:kern w:val="0"/>
           <w:sz w:val="36"/>
           <w:szCs w:val="20"/>
-          <w:lang w:val="en-US" w:eastAsia="en-GB"/>
+          <w:lang w:val="en-GB" w:eastAsia="en-GB"/>
           <w14:ligatures w14:val="none"/>
         </w:rPr>
         <w:t xml:space="preserve"> (normative): </w:t>
@@ -53,7 +53,7 @@
           <w:kern w:val="0"/>
           <w:sz w:val="36"/>
           <w:szCs w:val="20"/>
-          <w:lang w:val="en-US" w:eastAsia="en-GB"/>
+          <w:lang w:val="en-GB" w:eastAsia="en-GB"/>
           <w14:ligatures w14:val="none"/>
         </w:rPr>
         <w:t>Control sequences, using CSI</w:t>
@@ -109,51 +109,7 @@
           <w:lang w:val="en-GB" w:eastAsia="en-GB"/>
           <w14:ligatures w14:val="none"/>
         </w:rPr>
-        <w:t xml:space="preserve"> have a control code CSI, CONTROL SEQUENCE INTRODUCER. It comes from the standard </w:t>
-      </w:r>
-      <w:r>
-        <w:rPr>
-          <w:rFonts w:ascii="Times New Roman" w:eastAsia="Times New Roman" w:hAnsi="Times New Roman" w:cs="Times New Roman"/>
-          <w:kern w:val="0"/>
-          <w:sz w:val="20"/>
-          <w:szCs w:val="20"/>
-          <w:lang w:val="en-GB" w:eastAsia="en-GB"/>
-          <w14:ligatures w14:val="none"/>
-        </w:rPr>
-        <w:t>ECMA-48</w:t>
-      </w:r>
-      <w:r>
-        <w:rPr>
-          <w:rFonts w:ascii="Times New Roman" w:eastAsia="Times New Roman" w:hAnsi="Times New Roman" w:cs="Times New Roman"/>
-          <w:kern w:val="0"/>
-          <w:sz w:val="20"/>
-          <w:szCs w:val="20"/>
-          <w:lang w:val="en-GB" w:eastAsia="en-GB"/>
-          <w14:ligatures w14:val="none"/>
-        </w:rPr>
-        <w:t xml:space="preserve">, also </w:t>
-      </w:r>
-      <w:r>
-        <w:rPr>
-          <w:rFonts w:ascii="Times New Roman" w:eastAsia="Times New Roman" w:hAnsi="Times New Roman" w:cs="Times New Roman"/>
-          <w:kern w:val="0"/>
-          <w:sz w:val="20"/>
-          <w:szCs w:val="20"/>
-          <w:lang w:val="en-GB" w:eastAsia="en-GB"/>
-          <w14:ligatures w14:val="none"/>
-        </w:rPr>
-        <w:t>ISO/IEC 6429</w:t>
-      </w:r>
-      <w:r>
-        <w:rPr>
-          <w:rFonts w:ascii="Times New Roman" w:eastAsia="Times New Roman" w:hAnsi="Times New Roman" w:cs="Times New Roman"/>
-          <w:kern w:val="0"/>
-          <w:sz w:val="20"/>
-          <w:szCs w:val="20"/>
-          <w:lang w:val="en-GB" w:eastAsia="en-GB"/>
-          <w14:ligatures w14:val="none"/>
-        </w:rPr>
-        <w:t xml:space="preserve"> which is technically the same standard in ISO/IEC dress. Some CSI based control sequences are commonly implemented in terminal emulators, and some of the control sequences are for use in terminal emulators only. However, we are here (Annex D and E) referring to control sequences that are useful also outside of terminal emulators.</w:t>
+        <w:t xml:space="preserve"> have a control code CSI, CONTROL SEQUENCE INTRODUCER. It comes from the standard ECMA-48, also ISO/IEC 6429 which is technically the same standard in ISO/IEC dress. Some CSI based control sequences are commonly implemented in terminal emulators, and some of the control sequences are for use in terminal emulators only. However, we are here (Annex D and E) referring to control sequences that are useful also outside of terminal emulators.</w:t>
       </w:r>
     </w:p>
     <w:p>
@@ -197,7 +153,7 @@
           <w:color w:val="0F4761" w:themeColor="accent1" w:themeShade="BF"/>
           <w:sz w:val="20"/>
           <w:szCs w:val="20"/>
-          <w:lang w:val="en-US"/>
+          <w:lang w:val="en-GB"/>
         </w:rPr>
       </w:pPr>
       <w:r>
@@ -207,10 +163,12 @@
           <w:color w:val="0F4761" w:themeColor="accent1" w:themeShade="BF"/>
           <w:sz w:val="20"/>
           <w:szCs w:val="20"/>
-          <w:lang w:val="en-US"/>
+          <w:lang w:val="en-GB"/>
         </w:rPr>
         <w:tab/>
-      </w:r>
+        <w:t>control-</w:t>
+      </w:r>
+      <w:proofErr w:type="spellStart"/>
       <w:r>
         <w:rPr>
           <w:i/>
@@ -218,11 +176,11 @@
           <w:color w:val="0F4761" w:themeColor="accent1" w:themeShade="BF"/>
           <w:sz w:val="20"/>
           <w:szCs w:val="20"/>
-          <w:lang w:val="en-US"/>
-        </w:rPr>
-        <w:t>control-</w:t>
-      </w:r>
-      <w:proofErr w:type="spellStart"/>
+          <w:lang w:val="en-GB"/>
+        </w:rPr>
+        <w:t>sequence_</w:t>
+      </w:r>
+      <w:proofErr w:type="gramStart"/>
       <w:r>
         <w:rPr>
           <w:i/>
@@ -230,9 +188,9 @@
           <w:color w:val="0F4761" w:themeColor="accent1" w:themeShade="BF"/>
           <w:sz w:val="20"/>
           <w:szCs w:val="20"/>
-          <w:lang w:val="en-US"/>
-        </w:rPr>
-        <w:t>sequence_s</w:t>
+          <w:lang w:val="en-GB"/>
+        </w:rPr>
+        <w:t>s</w:t>
       </w:r>
       <w:proofErr w:type="spellEnd"/>
       <w:r>
@@ -240,9 +198,19 @@
           <w:color w:val="0F4761" w:themeColor="accent1" w:themeShade="BF"/>
           <w:sz w:val="20"/>
           <w:szCs w:val="20"/>
-          <w:lang w:val="en-US"/>
-        </w:rPr>
-        <w:t xml:space="preserve"> ::= </w:t>
+          <w:lang w:val="en-GB"/>
+        </w:rPr>
+        <w:t xml:space="preserve"> ::=</w:t>
+      </w:r>
+      <w:proofErr w:type="gramEnd"/>
+      <w:r>
+        <w:rPr>
+          <w:color w:val="0F4761" w:themeColor="accent1" w:themeShade="BF"/>
+          <w:sz w:val="20"/>
+          <w:szCs w:val="20"/>
+          <w:lang w:val="en-GB"/>
+        </w:rPr>
+        <w:t xml:space="preserve"> </w:t>
       </w:r>
       <w:r>
         <w:rPr>
@@ -251,7 +219,7 @@
           <w:color w:val="0F4761" w:themeColor="accent1" w:themeShade="BF"/>
           <w:sz w:val="20"/>
           <w:szCs w:val="20"/>
-          <w:lang w:val="en-US"/>
+          <w:lang w:val="en-GB"/>
         </w:rPr>
         <w:t>CSI</w:t>
       </w:r>
@@ -260,9 +228,49 @@
           <w:color w:val="0F4761" w:themeColor="accent1" w:themeShade="BF"/>
           <w:sz w:val="20"/>
           <w:szCs w:val="20"/>
-          <w:lang w:val="en-US"/>
-        </w:rPr>
-        <w:t>[0-9:;=?]*[@A-Z_a-z]</w:t>
+          <w:lang w:val="en-GB"/>
+        </w:rPr>
+        <w:t>[0-</w:t>
+      </w:r>
+      <w:proofErr w:type="gramStart"/>
+      <w:r>
+        <w:rPr>
+          <w:color w:val="0F4761" w:themeColor="accent1" w:themeShade="BF"/>
+          <w:sz w:val="20"/>
+          <w:szCs w:val="20"/>
+          <w:lang w:val="en-GB"/>
+        </w:rPr>
+        <w:t>9:;</w:t>
+      </w:r>
+      <w:proofErr w:type="gramEnd"/>
+      <w:r>
+        <w:rPr>
+          <w:color w:val="0F4761" w:themeColor="accent1" w:themeShade="BF"/>
+          <w:sz w:val="20"/>
+          <w:szCs w:val="20"/>
+          <w:lang w:val="en-GB"/>
+        </w:rPr>
+        <w:t>=</w:t>
+      </w:r>
+      <w:proofErr w:type="gramStart"/>
+      <w:r>
+        <w:rPr>
+          <w:color w:val="0F4761" w:themeColor="accent1" w:themeShade="BF"/>
+          <w:sz w:val="20"/>
+          <w:szCs w:val="20"/>
+          <w:lang w:val="en-GB"/>
+        </w:rPr>
+        <w:t>?]*</w:t>
+      </w:r>
+      <w:proofErr w:type="gramEnd"/>
+      <w:r>
+        <w:rPr>
+          <w:color w:val="0F4761" w:themeColor="accent1" w:themeShade="BF"/>
+          <w:sz w:val="20"/>
+          <w:szCs w:val="20"/>
+          <w:lang w:val="en-GB"/>
+        </w:rPr>
+        <w:t>[@A-Z_a-z]</w:t>
       </w:r>
     </w:p>
     <w:p>
@@ -291,95 +299,7 @@
           <w:lang w:val="en-GB" w:eastAsia="en-GB"/>
           <w14:ligatures w14:val="none"/>
         </w:rPr>
-        <w:t xml:space="preserve">This </w:t>
-      </w:r>
-      <w:r>
-        <w:rPr>
-          <w:rFonts w:ascii="Times New Roman" w:eastAsia="Times New Roman" w:hAnsi="Times New Roman" w:cs="Times New Roman"/>
-          <w:kern w:val="0"/>
-          <w:sz w:val="20"/>
-          <w:szCs w:val="20"/>
-          <w:lang w:val="en-GB" w:eastAsia="en-GB"/>
-          <w14:ligatures w14:val="none"/>
-        </w:rPr>
-        <w:t xml:space="preserve">is </w:t>
-      </w:r>
-      <w:r>
-        <w:rPr>
-          <w:rFonts w:ascii="Times New Roman" w:eastAsia="Times New Roman" w:hAnsi="Times New Roman" w:cs="Times New Roman"/>
-          <w:kern w:val="0"/>
-          <w:sz w:val="20"/>
-          <w:szCs w:val="20"/>
-          <w:lang w:val="en-GB" w:eastAsia="en-GB"/>
-          <w14:ligatures w14:val="none"/>
-        </w:rPr>
-        <w:t>slightly more</w:t>
-      </w:r>
-      <w:r>
-        <w:rPr>
-          <w:rFonts w:ascii="Times New Roman" w:eastAsia="Times New Roman" w:hAnsi="Times New Roman" w:cs="Times New Roman"/>
-          <w:kern w:val="0"/>
-          <w:sz w:val="20"/>
-          <w:szCs w:val="20"/>
-          <w:lang w:val="en-GB" w:eastAsia="en-GB"/>
-          <w14:ligatures w14:val="none"/>
-        </w:rPr>
-        <w:t xml:space="preserve"> limited compared to </w:t>
-      </w:r>
-      <w:r>
-        <w:rPr>
-          <w:rFonts w:ascii="Times New Roman" w:eastAsia="Times New Roman" w:hAnsi="Times New Roman" w:cs="Times New Roman"/>
-          <w:kern w:val="0"/>
-          <w:sz w:val="20"/>
-          <w:szCs w:val="20"/>
-          <w:lang w:val="en-GB" w:eastAsia="en-GB"/>
-          <w14:ligatures w14:val="none"/>
-        </w:rPr>
-        <w:t xml:space="preserve">the </w:t>
-      </w:r>
-      <w:r>
-        <w:rPr>
-          <w:rFonts w:ascii="Times New Roman" w:eastAsia="Times New Roman" w:hAnsi="Times New Roman" w:cs="Times New Roman"/>
-          <w:kern w:val="0"/>
-          <w:sz w:val="20"/>
-          <w:szCs w:val="20"/>
-          <w:lang w:val="en-GB" w:eastAsia="en-GB"/>
-          <w14:ligatures w14:val="none"/>
-        </w:rPr>
-        <w:t>ECMA-48</w:t>
-      </w:r>
-      <w:r>
-        <w:rPr>
-          <w:rFonts w:ascii="Times New Roman" w:eastAsia="Times New Roman" w:hAnsi="Times New Roman" w:cs="Times New Roman"/>
-          <w:kern w:val="0"/>
-          <w:sz w:val="20"/>
-          <w:szCs w:val="20"/>
-          <w:lang w:val="en-GB" w:eastAsia="en-GB"/>
-          <w14:ligatures w14:val="none"/>
-        </w:rPr>
-        <w:t xml:space="preserve"> specification</w:t>
-      </w:r>
-      <w:r>
-        <w:rPr>
-          <w:rFonts w:ascii="Times New Roman" w:eastAsia="Times New Roman" w:hAnsi="Times New Roman" w:cs="Times New Roman"/>
-          <w:kern w:val="0"/>
-          <w:sz w:val="20"/>
-          <w:szCs w:val="20"/>
-          <w:lang w:val="en-GB" w:eastAsia="en-GB"/>
-          <w14:ligatures w14:val="none"/>
-        </w:rPr>
-        <w:t>, but quite sufficient here. Indeed, we will only use the final characters “_” and “m”.</w:t>
-      </w:r>
-      <w:r>
-        <w:rPr>
-          <w:rFonts w:ascii="Times New Roman" w:eastAsia="Times New Roman" w:hAnsi="Times New Roman" w:cs="Times New Roman"/>
-          <w:kern w:val="0"/>
-          <w:sz w:val="20"/>
-          <w:szCs w:val="20"/>
-          <w:lang w:val="en-GB" w:eastAsia="en-GB"/>
-          <w14:ligatures w14:val="none"/>
-        </w:rPr>
-        <w:t xml:space="preserve"> Note that we refer to characters, not byte codes.</w:t>
+        <w:t>This is slightly more limited compared to the ECMA-48 specification, but quite sufficient here. Indeed, we will only use the final characters “_” and “m”. Note that we refer to characters, not byte codes.</w:t>
       </w:r>
     </w:p>
     <w:p>
@@ -520,18 +440,7 @@
           <w:lang w:val="en-GB" w:eastAsia="en-GB"/>
           <w14:ligatures w14:val="none"/>
         </w:rPr>
-        <w:t>U+</w:t>
-      </w:r>
-      <w:r>
-        <w:rPr>
-          <w:rFonts w:ascii="Times New Roman" w:eastAsia="Times New Roman" w:hAnsi="Times New Roman" w:cs="Times New Roman"/>
-          <w:kern w:val="0"/>
-          <w:sz w:val="20"/>
-          <w:szCs w:val="20"/>
-          <w:lang w:val="en-GB" w:eastAsia="en-GB"/>
-          <w14:ligatures w14:val="none"/>
-        </w:rPr>
-        <w:t>009F</w:t>
+        <w:t>U+009F</w:t>
       </w:r>
       <w:proofErr w:type="spellEnd"/>
       <w:r>
@@ -543,51 +452,31 @@
           <w:lang w:val="en-GB" w:eastAsia="en-GB"/>
           <w14:ligatures w14:val="none"/>
         </w:rPr>
-        <w:t xml:space="preserve">. This mechanism is similar to HTML’s decimal numeric character references. </w:t>
-      </w:r>
-      <w:r>
-        <w:rPr>
-          <w:rFonts w:ascii="Times New Roman" w:eastAsia="Times New Roman" w:hAnsi="Times New Roman" w:cs="Times New Roman"/>
-          <w:kern w:val="0"/>
-          <w:sz w:val="20"/>
-          <w:szCs w:val="20"/>
-          <w:lang w:val="en-GB" w:eastAsia="en-GB"/>
-          <w14:ligatures w14:val="none"/>
-        </w:rPr>
-        <w:t>A</w:t>
-      </w:r>
-      <w:r>
-        <w:rPr>
-          <w:rFonts w:ascii="Times New Roman" w:eastAsia="Times New Roman" w:hAnsi="Times New Roman" w:cs="Times New Roman"/>
-          <w:kern w:val="0"/>
-          <w:sz w:val="20"/>
-          <w:szCs w:val="20"/>
-          <w:lang w:val="en-GB" w:eastAsia="en-GB"/>
-          <w14:ligatures w14:val="none"/>
-        </w:rPr>
-        <w:t xml:space="preserve"> decimal character reference as a control sequence</w:t>
-      </w:r>
-      <w:r>
-        <w:rPr>
-          <w:rFonts w:ascii="Times New Roman" w:eastAsia="Times New Roman" w:hAnsi="Times New Roman" w:cs="Times New Roman"/>
-          <w:kern w:val="0"/>
-          <w:sz w:val="20"/>
-          <w:szCs w:val="20"/>
-          <w:lang w:val="en-GB" w:eastAsia="en-GB"/>
-          <w14:ligatures w14:val="none"/>
-        </w:rPr>
-        <w:t>, compatible with ECMA-48 (but not included in ECMA-48, since the last update of ECMA-48 was in 1976, long before Unicode (and ISO/IEC 10646) first versions)</w:t>
-      </w:r>
-      <w:r>
-        <w:rPr>
-          <w:rFonts w:ascii="Times New Roman" w:eastAsia="Times New Roman" w:hAnsi="Times New Roman" w:cs="Times New Roman"/>
-          <w:kern w:val="0"/>
-          <w:sz w:val="20"/>
-          <w:szCs w:val="20"/>
-          <w:lang w:val="en-GB" w:eastAsia="en-GB"/>
-          <w14:ligatures w14:val="none"/>
-        </w:rPr>
-        <w:t>:</w:t>
+        <w:t xml:space="preserve">. This mechanism is </w:t>
+      </w:r>
+      <w:proofErr w:type="gramStart"/>
+      <w:r>
+        <w:rPr>
+          <w:rFonts w:ascii="Times New Roman" w:eastAsia="Times New Roman" w:hAnsi="Times New Roman" w:cs="Times New Roman"/>
+          <w:kern w:val="0"/>
+          <w:sz w:val="20"/>
+          <w:szCs w:val="20"/>
+          <w:lang w:val="en-GB" w:eastAsia="en-GB"/>
+          <w14:ligatures w14:val="none"/>
+        </w:rPr>
+        <w:t>similar to</w:t>
+      </w:r>
+      <w:proofErr w:type="gramEnd"/>
+      <w:r>
+        <w:rPr>
+          <w:rFonts w:ascii="Times New Roman" w:eastAsia="Times New Roman" w:hAnsi="Times New Roman" w:cs="Times New Roman"/>
+          <w:kern w:val="0"/>
+          <w:sz w:val="20"/>
+          <w:szCs w:val="20"/>
+          <w:lang w:val="en-GB" w:eastAsia="en-GB"/>
+          <w14:ligatures w14:val="none"/>
+        </w:rPr>
+        <w:t xml:space="preserve"> HTML’s decimal numeric character references. A decimal character reference as a control sequence, compatible with ECMA-48 (but not included in ECMA-48, since the last update of ECMA-48 was in 1976, long before Unicode (and ISO/IEC 10646) first versions):</w:t>
       </w:r>
     </w:p>
     <w:p>
@@ -668,106 +557,55 @@
           <w:lang w:val="en-GB" w:eastAsia="en-GB"/>
           <w14:ligatures w14:val="none"/>
         </w:rPr>
-        <w:t xml:space="preserve"> is a Unicode scalar value in decimal form</w:t>
-      </w:r>
-      <w:r>
-        <w:rPr>
-          <w:rFonts w:ascii="Times New Roman" w:eastAsia="Times New Roman" w:hAnsi="Times New Roman" w:cs="Times New Roman"/>
-          <w:kern w:val="0"/>
-          <w:sz w:val="20"/>
-          <w:szCs w:val="20"/>
-          <w:lang w:val="en-GB" w:eastAsia="en-GB"/>
-          <w14:ligatures w14:val="none"/>
-        </w:rPr>
-        <w:t xml:space="preserve"> (using characters 0-9)</w:t>
-      </w:r>
-      <w:r>
-        <w:rPr>
-          <w:rFonts w:ascii="Times New Roman" w:eastAsia="Times New Roman" w:hAnsi="Times New Roman" w:cs="Times New Roman"/>
-          <w:kern w:val="0"/>
-          <w:sz w:val="20"/>
-          <w:szCs w:val="20"/>
-          <w:lang w:val="en-GB" w:eastAsia="en-GB"/>
-          <w14:ligatures w14:val="none"/>
-        </w:rPr>
-        <w:t xml:space="preserve">, without leading zeroes and only referring to </w:t>
-      </w:r>
-      <w:r>
-        <w:rPr>
-          <w:rFonts w:ascii="Times New Roman" w:eastAsia="Times New Roman" w:hAnsi="Times New Roman" w:cs="Times New Roman"/>
-          <w:kern w:val="0"/>
-          <w:sz w:val="20"/>
-          <w:szCs w:val="20"/>
-          <w:lang w:val="en-GB" w:eastAsia="en-GB"/>
-          <w14:ligatures w14:val="none"/>
-        </w:rPr>
-        <w:t xml:space="preserve">a </w:t>
-      </w:r>
-      <w:r>
-        <w:rPr>
-          <w:rFonts w:ascii="Times New Roman" w:eastAsia="Times New Roman" w:hAnsi="Times New Roman" w:cs="Times New Roman"/>
-          <w:kern w:val="0"/>
-          <w:sz w:val="20"/>
-          <w:szCs w:val="20"/>
-          <w:lang w:val="en-GB" w:eastAsia="en-GB"/>
-          <w14:ligatures w14:val="none"/>
-        </w:rPr>
-        <w:t xml:space="preserve">valid Unicode scalar value (i.e. less than 1114112 and not referring to a “surrogate”) </w:t>
-      </w:r>
-      <w:r>
-        <w:rPr>
-          <w:rFonts w:ascii="Times New Roman" w:eastAsia="Times New Roman" w:hAnsi="Times New Roman" w:cs="Times New Roman"/>
-          <w:kern w:val="0"/>
-          <w:sz w:val="20"/>
-          <w:szCs w:val="20"/>
-          <w:lang w:val="en-GB" w:eastAsia="en-GB"/>
-          <w14:ligatures w14:val="none"/>
-        </w:rPr>
-        <w:t xml:space="preserve">and is </w:t>
-      </w:r>
-      <w:r>
-        <w:rPr>
-          <w:rFonts w:ascii="Times New Roman" w:eastAsia="Times New Roman" w:hAnsi="Times New Roman" w:cs="Times New Roman"/>
-          <w:kern w:val="0"/>
-          <w:sz w:val="20"/>
-          <w:szCs w:val="20"/>
-          <w:lang w:val="en-GB" w:eastAsia="en-GB"/>
-          <w14:ligatures w14:val="none"/>
-        </w:rPr>
-        <w:t xml:space="preserve">larger than 159 (decimal), </w:t>
-      </w:r>
-      <w:r>
-        <w:rPr>
-          <w:rFonts w:ascii="Times New Roman" w:eastAsia="Times New Roman" w:hAnsi="Times New Roman" w:cs="Times New Roman"/>
-          <w:kern w:val="0"/>
-          <w:sz w:val="20"/>
-          <w:szCs w:val="20"/>
-          <w:lang w:val="en-GB" w:eastAsia="en-GB"/>
-          <w14:ligatures w14:val="none"/>
-        </w:rPr>
-        <w:t>but subject to the mappings in subsection 6.2.3</w:t>
-      </w:r>
-      <w:r>
-        <w:rPr>
-          <w:rFonts w:ascii="Times New Roman" w:eastAsia="Times New Roman" w:hAnsi="Times New Roman" w:cs="Times New Roman"/>
-          <w:kern w:val="0"/>
-          <w:sz w:val="20"/>
-          <w:szCs w:val="20"/>
-          <w:lang w:val="en-GB" w:eastAsia="en-GB"/>
-          <w14:ligatures w14:val="none"/>
-        </w:rPr>
-        <w:t>.</w:t>
-      </w:r>
-      <w:r>
-        <w:rPr>
-          <w:rFonts w:ascii="Times New Roman" w:eastAsia="Times New Roman" w:hAnsi="Times New Roman" w:cs="Times New Roman"/>
-          <w:kern w:val="0"/>
-          <w:sz w:val="20"/>
-          <w:szCs w:val="20"/>
-          <w:lang w:val="en-GB" w:eastAsia="en-GB"/>
-          <w14:ligatures w14:val="none"/>
-        </w:rPr>
-        <w:t xml:space="preserve"> This form of character reference is similar to HTML’s (decimal) character references: &amp;#n;, using </w:t>
+        <w:t xml:space="preserve"> is a Unicode scalar value in decimal form (using characters 0-9), without leading zeroes and only referring to a valid Unicode scalar value (i.e. less than 1114112 and not referring to a “surrogate”) and is larger than 159 (decimal), but subject to the mappings in subsection 6.2.3. This form of character reference is </w:t>
+      </w:r>
+      <w:proofErr w:type="gramStart"/>
+      <w:r>
+        <w:rPr>
+          <w:rFonts w:ascii="Times New Roman" w:eastAsia="Times New Roman" w:hAnsi="Times New Roman" w:cs="Times New Roman"/>
+          <w:kern w:val="0"/>
+          <w:sz w:val="20"/>
+          <w:szCs w:val="20"/>
+          <w:lang w:val="en-GB" w:eastAsia="en-GB"/>
+          <w14:ligatures w14:val="none"/>
+        </w:rPr>
+        <w:t>similar to</w:t>
+      </w:r>
+      <w:proofErr w:type="gramEnd"/>
+      <w:r>
+        <w:rPr>
+          <w:rFonts w:ascii="Times New Roman" w:eastAsia="Times New Roman" w:hAnsi="Times New Roman" w:cs="Times New Roman"/>
+          <w:kern w:val="0"/>
+          <w:sz w:val="20"/>
+          <w:szCs w:val="20"/>
+          <w:lang w:val="en-GB" w:eastAsia="en-GB"/>
+          <w14:ligatures w14:val="none"/>
+        </w:rPr>
+        <w:t xml:space="preserve"> HTML’s (decimal) character references: &amp;#</w:t>
+      </w:r>
+      <w:proofErr w:type="gramStart"/>
+      <w:r>
+        <w:rPr>
+          <w:rFonts w:ascii="Times New Roman" w:eastAsia="Times New Roman" w:hAnsi="Times New Roman" w:cs="Times New Roman"/>
+          <w:kern w:val="0"/>
+          <w:sz w:val="20"/>
+          <w:szCs w:val="20"/>
+          <w:lang w:val="en-GB" w:eastAsia="en-GB"/>
+          <w14:ligatures w14:val="none"/>
+        </w:rPr>
+        <w:t>n;,</w:t>
+      </w:r>
+      <w:proofErr w:type="gramEnd"/>
+      <w:r>
+        <w:rPr>
+          <w:rFonts w:ascii="Times New Roman" w:eastAsia="Times New Roman" w:hAnsi="Times New Roman" w:cs="Times New Roman"/>
+          <w:kern w:val="0"/>
+          <w:sz w:val="20"/>
+          <w:szCs w:val="20"/>
+          <w:lang w:val="en-GB" w:eastAsia="en-GB"/>
+          <w14:ligatures w14:val="none"/>
+        </w:rPr>
+        <w:t xml:space="preserve"> using </w:t>
       </w:r>
       <w:r>
         <w:rPr>
@@ -791,7 +629,31 @@
           <w:lang w:val="en-GB" w:eastAsia="en-GB"/>
           <w14:ligatures w14:val="none"/>
         </w:rPr>
-        <w:t xml:space="preserve"> instead of &amp;# and _ instead of ;.</w:t>
+        <w:t xml:space="preserve"> instead of &amp;# and _ instead </w:t>
+      </w:r>
+      <w:proofErr w:type="gramStart"/>
+      <w:r>
+        <w:rPr>
+          <w:rFonts w:ascii="Times New Roman" w:eastAsia="Times New Roman" w:hAnsi="Times New Roman" w:cs="Times New Roman"/>
+          <w:kern w:val="0"/>
+          <w:sz w:val="20"/>
+          <w:szCs w:val="20"/>
+          <w:lang w:val="en-GB" w:eastAsia="en-GB"/>
+          <w14:ligatures w14:val="none"/>
+        </w:rPr>
+        <w:t>of ;</w:t>
+      </w:r>
+      <w:proofErr w:type="gramEnd"/>
+      <w:r>
+        <w:rPr>
+          <w:rFonts w:ascii="Times New Roman" w:eastAsia="Times New Roman" w:hAnsi="Times New Roman" w:cs="Times New Roman"/>
+          <w:kern w:val="0"/>
+          <w:sz w:val="20"/>
+          <w:szCs w:val="20"/>
+          <w:lang w:val="en-GB" w:eastAsia="en-GB"/>
+          <w14:ligatures w14:val="none"/>
+        </w:rPr>
+        <w:t>.</w:t>
       </w:r>
     </w:p>
     <w:p>
@@ -820,73 +682,7 @@
           <w:lang w:val="en-GB" w:eastAsia="en-GB"/>
           <w14:ligatures w14:val="none"/>
         </w:rPr>
-        <w:t>Note that</w:t>
-      </w:r>
-      <w:r>
-        <w:rPr>
-          <w:rFonts w:ascii="Times New Roman" w:eastAsia="Times New Roman" w:hAnsi="Times New Roman" w:cs="Times New Roman"/>
-          <w:kern w:val="0"/>
-          <w:sz w:val="20"/>
-          <w:szCs w:val="20"/>
-          <w:lang w:val="en-GB" w:eastAsia="en-GB"/>
-          <w14:ligatures w14:val="none"/>
-        </w:rPr>
-        <w:t xml:space="preserve"> hexadecimal cannot be used </w:t>
-      </w:r>
-      <w:r>
-        <w:rPr>
-          <w:rFonts w:ascii="Times New Roman" w:eastAsia="Times New Roman" w:hAnsi="Times New Roman" w:cs="Times New Roman"/>
-          <w:kern w:val="0"/>
-          <w:sz w:val="20"/>
-          <w:szCs w:val="20"/>
-          <w:lang w:val="en-GB" w:eastAsia="en-GB"/>
-          <w14:ligatures w14:val="none"/>
-        </w:rPr>
-        <w:t xml:space="preserve">inside a control sequence </w:t>
-      </w:r>
-      <w:r>
-        <w:rPr>
-          <w:rFonts w:ascii="Times New Roman" w:eastAsia="Times New Roman" w:hAnsi="Times New Roman" w:cs="Times New Roman"/>
-          <w:kern w:val="0"/>
-          <w:sz w:val="20"/>
-          <w:szCs w:val="20"/>
-          <w:lang w:val="en-GB" w:eastAsia="en-GB"/>
-          <w14:ligatures w14:val="none"/>
-        </w:rPr>
-        <w:t xml:space="preserve">due to </w:t>
-      </w:r>
-      <w:r>
-        <w:rPr>
-          <w:rFonts w:ascii="Times New Roman" w:eastAsia="Times New Roman" w:hAnsi="Times New Roman" w:cs="Times New Roman"/>
-          <w:kern w:val="0"/>
-          <w:sz w:val="20"/>
-          <w:szCs w:val="20"/>
-          <w:lang w:val="en-GB" w:eastAsia="en-GB"/>
-          <w14:ligatures w14:val="none"/>
-        </w:rPr>
-        <w:t xml:space="preserve">the </w:t>
-      </w:r>
-      <w:r>
-        <w:rPr>
-          <w:rFonts w:ascii="Times New Roman" w:eastAsia="Times New Roman" w:hAnsi="Times New Roman" w:cs="Times New Roman"/>
-          <w:kern w:val="0"/>
-          <w:sz w:val="20"/>
-          <w:szCs w:val="20"/>
-          <w:lang w:val="en-GB" w:eastAsia="en-GB"/>
-          <w14:ligatures w14:val="none"/>
-        </w:rPr>
-        <w:t>ECMA-48 syntax</w:t>
-      </w:r>
-      <w:r>
-        <w:rPr>
-          <w:rFonts w:ascii="Times New Roman" w:eastAsia="Times New Roman" w:hAnsi="Times New Roman" w:cs="Times New Roman"/>
-          <w:kern w:val="0"/>
-          <w:sz w:val="20"/>
-          <w:szCs w:val="20"/>
-          <w:lang w:val="en-GB" w:eastAsia="en-GB"/>
-          <w14:ligatures w14:val="none"/>
-        </w:rPr>
-        <w:t>, where A-F (and a-f) are control sequence terminating characters.</w:t>
+        <w:t>Note that hexadecimal cannot be used inside a control sequence due to the ECMA-48 syntax, where A-F (and a-f) are control sequence terminating characters.</w:t>
       </w:r>
     </w:p>
     <w:p>
@@ -927,18 +723,7 @@
           <w:lang w:val="en-GB" w:eastAsia="en-GB"/>
           <w14:ligatures w14:val="none"/>
         </w:rPr>
-        <w:t>U+</w:t>
-      </w:r>
-      <w:r>
-        <w:rPr>
-          <w:rFonts w:ascii="Times New Roman" w:eastAsia="Times New Roman" w:hAnsi="Times New Roman" w:cs="Times New Roman"/>
-          <w:kern w:val="0"/>
-          <w:sz w:val="20"/>
-          <w:szCs w:val="20"/>
-          <w:lang w:val="en-GB" w:eastAsia="en-GB"/>
-          <w14:ligatures w14:val="none"/>
-        </w:rPr>
-        <w:t>0127</w:t>
+        <w:t>U+0127</w:t>
       </w:r>
       <w:proofErr w:type="spellEnd"/>
       <w:r>
@@ -950,51 +735,7 @@
           <w:lang w:val="en-GB" w:eastAsia="en-GB"/>
           <w14:ligatures w14:val="none"/>
         </w:rPr>
-        <w:t xml:space="preserve"> (</w:t>
-      </w:r>
-      <w:r>
-        <w:rPr>
-          <w:rFonts w:ascii="Times New Roman" w:eastAsia="Times New Roman" w:hAnsi="Times New Roman" w:cs="Times New Roman"/>
-          <w:kern w:val="0"/>
-          <w:sz w:val="20"/>
-          <w:szCs w:val="20"/>
-          <w:lang w:val="en-GB" w:eastAsia="en-GB"/>
-          <w14:ligatures w14:val="none"/>
-        </w:rPr>
-        <w:t>LATIN SMALL LETTER H WITH STROKE</w:t>
-      </w:r>
-      <w:r>
-        <w:rPr>
-          <w:rFonts w:ascii="Times New Roman" w:eastAsia="Times New Roman" w:hAnsi="Times New Roman" w:cs="Times New Roman"/>
-          <w:kern w:val="0"/>
-          <w:sz w:val="20"/>
-          <w:szCs w:val="20"/>
-          <w:lang w:val="en-GB" w:eastAsia="en-GB"/>
-          <w14:ligatures w14:val="none"/>
-        </w:rPr>
-        <w:t xml:space="preserve">), </w:t>
-      </w:r>
-      <w:r>
-        <w:rPr>
-          <w:rFonts w:ascii="Times New Roman" w:eastAsia="Times New Roman" w:hAnsi="Times New Roman" w:cs="Times New Roman"/>
-          <w:kern w:val="0"/>
-          <w:sz w:val="20"/>
-          <w:szCs w:val="20"/>
-          <w:lang w:val="en-GB" w:eastAsia="en-GB"/>
-          <w14:ligatures w14:val="none"/>
-        </w:rPr>
-        <w:t>ħ</w:t>
-      </w:r>
-      <w:r>
-        <w:rPr>
-          <w:rFonts w:ascii="Times New Roman" w:eastAsia="Times New Roman" w:hAnsi="Times New Roman" w:cs="Times New Roman"/>
-          <w:kern w:val="0"/>
-          <w:sz w:val="20"/>
-          <w:szCs w:val="20"/>
-          <w:lang w:val="en-GB" w:eastAsia="en-GB"/>
-          <w14:ligatures w14:val="none"/>
-        </w:rPr>
-        <w:t xml:space="preserve">: </w:t>
+        <w:t xml:space="preserve"> (LATIN SMALL LETTER H WITH STROKE), ħ: </w:t>
       </w:r>
       <w:proofErr w:type="spellStart"/>
       <w:r>
@@ -1068,29 +809,7 @@
           <w:lang w:val="en-GB" w:eastAsia="en-GB"/>
           <w14:ligatures w14:val="none"/>
         </w:rPr>
-        <w:t xml:space="preserve"> representation for the (sub)message. (Note that </w:t>
-      </w:r>
-      <w:r>
-        <w:rPr>
-          <w:rFonts w:ascii="Times New Roman" w:eastAsia="Times New Roman" w:hAnsi="Times New Roman" w:cs="Times New Roman"/>
-          <w:kern w:val="0"/>
-          <w:sz w:val="20"/>
-          <w:szCs w:val="20"/>
-          <w:lang w:val="en-GB" w:eastAsia="en-GB"/>
-          <w14:ligatures w14:val="none"/>
-        </w:rPr>
-        <w:t>ħ</w:t>
-      </w:r>
-      <w:r>
-        <w:rPr>
-          <w:rFonts w:ascii="Times New Roman" w:eastAsia="Times New Roman" w:hAnsi="Times New Roman" w:cs="Times New Roman"/>
-          <w:kern w:val="0"/>
-          <w:sz w:val="20"/>
-          <w:szCs w:val="20"/>
-          <w:lang w:val="en-GB" w:eastAsia="en-GB"/>
-          <w14:ligatures w14:val="none"/>
-        </w:rPr>
-        <w:t xml:space="preserve"> is included in the </w:t>
+        <w:t xml:space="preserve"> representation for the (sub)message. (Note that ħ is included in the </w:t>
       </w:r>
       <w:proofErr w:type="spellStart"/>
       <w:r>
@@ -1154,7 +873,7 @@
           <w:kern w:val="0"/>
           <w:sz w:val="20"/>
           <w:szCs w:val="20"/>
-          <w:lang w:val="en-US" w:eastAsia="en-GB"/>
+          <w:lang w:val="en-GB" w:eastAsia="en-GB"/>
           <w14:ligatures w14:val="none"/>
         </w:rPr>
       </w:pPr>
@@ -1164,7 +883,7 @@
           <w:kern w:val="0"/>
           <w:sz w:val="20"/>
           <w:szCs w:val="20"/>
-          <w:lang w:val="en-US" w:eastAsia="en-GB"/>
+          <w:lang w:val="en-GB" w:eastAsia="en-GB"/>
           <w14:ligatures w14:val="none"/>
         </w:rPr>
         <w:t xml:space="preserve">However, there should be only a small number of such character references in a message, since each take up several 7-bit code units. At some point it is more advantageous to use </w:t>
@@ -1176,7 +895,7 @@
           <w:kern w:val="0"/>
           <w:sz w:val="20"/>
           <w:szCs w:val="20"/>
-          <w:lang w:val="en-US" w:eastAsia="en-GB"/>
+          <w:lang w:val="en-GB" w:eastAsia="en-GB"/>
           <w14:ligatures w14:val="none"/>
         </w:rPr>
         <w:t>UTF16BE</w:t>
@@ -1188,7 +907,7 @@
           <w:kern w:val="0"/>
           <w:sz w:val="20"/>
           <w:szCs w:val="20"/>
-          <w:lang w:val="en-US" w:eastAsia="en-GB"/>
+          <w:lang w:val="en-GB" w:eastAsia="en-GB"/>
           <w14:ligatures w14:val="none"/>
         </w:rPr>
         <w:t xml:space="preserve"> (or possibly another 7-bit alphabet, depending).</w:t>
@@ -1207,7 +926,7 @@
           <w:kern w:val="0"/>
           <w:sz w:val="20"/>
           <w:szCs w:val="20"/>
-          <w:lang w:val="en-US" w:eastAsia="en-GB"/>
+          <w:lang w:val="en-GB" w:eastAsia="en-GB"/>
           <w14:ligatures w14:val="none"/>
         </w:rPr>
       </w:pPr>
@@ -1217,7 +936,7 @@
           <w:kern w:val="0"/>
           <w:sz w:val="20"/>
           <w:szCs w:val="20"/>
-          <w:lang w:val="en-US" w:eastAsia="en-GB"/>
+          <w:lang w:val="en-GB" w:eastAsia="en-GB"/>
           <w14:ligatures w14:val="none"/>
         </w:rPr>
         <w:t xml:space="preserve">The interpretation of control sequences, like </w:t>
@@ -1231,7 +950,7 @@
           <w:kern w:val="0"/>
           <w:sz w:val="20"/>
           <w:szCs w:val="20"/>
-          <w:lang w:val="en-US" w:eastAsia="en-GB"/>
+          <w:lang w:val="en-GB" w:eastAsia="en-GB"/>
           <w14:ligatures w14:val="none"/>
         </w:rPr>
         <w:t>CSI</w:t>
@@ -1244,7 +963,7 @@
           <w:kern w:val="0"/>
           <w:sz w:val="20"/>
           <w:szCs w:val="20"/>
-          <w:lang w:val="en-US" w:eastAsia="en-GB"/>
+          <w:lang w:val="en-GB" w:eastAsia="en-GB"/>
           <w14:ligatures w14:val="none"/>
         </w:rPr>
         <w:t>n</w:t>
@@ -1256,10 +975,34 @@
           <w:kern w:val="0"/>
           <w:sz w:val="20"/>
           <w:szCs w:val="20"/>
-          <w:lang w:val="en-US" w:eastAsia="en-GB"/>
-          <w14:ligatures w14:val="none"/>
-        </w:rPr>
-        <w:t xml:space="preserve">_, must be done after the entire message is composed from all of the </w:t>
+          <w:lang w:val="en-GB" w:eastAsia="en-GB"/>
+          <w14:ligatures w14:val="none"/>
+        </w:rPr>
+        <w:t xml:space="preserve">_, must be done after the entire message is composed from </w:t>
+      </w:r>
+      <w:proofErr w:type="gramStart"/>
+      <w:r>
+        <w:rPr>
+          <w:rFonts w:ascii="Times New Roman" w:eastAsia="Times New Roman" w:hAnsi="Times New Roman" w:cs="Times New Roman"/>
+          <w:kern w:val="0"/>
+          <w:sz w:val="20"/>
+          <w:szCs w:val="20"/>
+          <w:lang w:val="en-GB" w:eastAsia="en-GB"/>
+          <w14:ligatures w14:val="none"/>
+        </w:rPr>
+        <w:t>all of</w:t>
+      </w:r>
+      <w:proofErr w:type="gramEnd"/>
+      <w:r>
+        <w:rPr>
+          <w:rFonts w:ascii="Times New Roman" w:eastAsia="Times New Roman" w:hAnsi="Times New Roman" w:cs="Times New Roman"/>
+          <w:kern w:val="0"/>
+          <w:sz w:val="20"/>
+          <w:szCs w:val="20"/>
+          <w:lang w:val="en-GB" w:eastAsia="en-GB"/>
+          <w14:ligatures w14:val="none"/>
+        </w:rPr>
+        <w:t xml:space="preserve"> the </w:t>
       </w:r>
       <w:proofErr w:type="spellStart"/>
       <w:r>
@@ -1268,7 +1011,7 @@
           <w:kern w:val="0"/>
           <w:sz w:val="20"/>
           <w:szCs w:val="20"/>
-          <w:lang w:val="en-US" w:eastAsia="en-GB"/>
+          <w:lang w:val="en-GB" w:eastAsia="en-GB"/>
           <w14:ligatures w14:val="none"/>
         </w:rPr>
         <w:t>submessages</w:t>
@@ -1280,7 +1023,7 @@
           <w:kern w:val="0"/>
           <w:sz w:val="20"/>
           <w:szCs w:val="20"/>
-          <w:lang w:val="en-US" w:eastAsia="en-GB"/>
+          <w:lang w:val="en-GB" w:eastAsia="en-GB"/>
           <w14:ligatures w14:val="none"/>
         </w:rPr>
         <w:t xml:space="preserve"> it is composed from. If an implementation allows for partial display of a message during the collection of </w:t>
@@ -1292,7 +1035,7 @@
           <w:kern w:val="0"/>
           <w:sz w:val="20"/>
           <w:szCs w:val="20"/>
-          <w:lang w:val="en-US" w:eastAsia="en-GB"/>
+          <w:lang w:val="en-GB" w:eastAsia="en-GB"/>
           <w14:ligatures w14:val="none"/>
         </w:rPr>
         <w:t>submessages</w:t>
@@ -1304,7 +1047,7 @@
           <w:kern w:val="0"/>
           <w:sz w:val="20"/>
           <w:szCs w:val="20"/>
-          <w:lang w:val="en-US" w:eastAsia="en-GB"/>
+          <w:lang w:val="en-GB" w:eastAsia="en-GB"/>
           <w14:ligatures w14:val="none"/>
         </w:rPr>
         <w:t>, then only the complete control sequences are interpreted. Partial ones result in REPLACEMENT CHARACTER being displayed.</w:t>
@@ -1317,7 +1060,7 @@
           <w:kern w:val="0"/>
           <w:sz w:val="20"/>
           <w:szCs w:val="20"/>
-          <w:lang w:val="en-US" w:eastAsia="en-GB"/>
+          <w:lang w:val="en-GB" w:eastAsia="en-GB"/>
           <w14:ligatures w14:val="none"/>
         </w:rPr>
       </w:pPr>
@@ -1327,7 +1070,7 @@
           <w:kern w:val="0"/>
           <w:sz w:val="20"/>
           <w:szCs w:val="20"/>
-          <w:lang w:val="en-US" w:eastAsia="en-GB"/>
+          <w:lang w:val="en-GB" w:eastAsia="en-GB"/>
           <w14:ligatures w14:val="none"/>
         </w:rPr>
         <w:br w:type="page"/>
@@ -1407,29 +1150,97 @@
           <w:lang w:val="en-GB" w:eastAsia="en-GB"/>
           <w14:ligatures w14:val="none"/>
         </w:rPr>
-        <w:t>Styling text using the mechanisms specified in ECMA-48 (</w:t>
-      </w:r>
-      <w:r>
-        <w:rPr>
-          <w:rFonts w:ascii="Times New Roman" w:eastAsia="Times New Roman" w:hAnsi="Times New Roman" w:cs="Times New Roman"/>
-          <w:kern w:val="0"/>
-          <w:sz w:val="20"/>
-          <w:szCs w:val="20"/>
-          <w:lang w:val="en-GB" w:eastAsia="en-GB"/>
-          <w14:ligatures w14:val="none"/>
-        </w:rPr>
-        <w:t>ISO/IEC 6429</w:t>
-      </w:r>
-      <w:r>
-        <w:rPr>
-          <w:rFonts w:ascii="Times New Roman" w:eastAsia="Times New Roman" w:hAnsi="Times New Roman" w:cs="Times New Roman"/>
-          <w:kern w:val="0"/>
-          <w:sz w:val="20"/>
-          <w:szCs w:val="20"/>
-          <w:lang w:val="en-GB" w:eastAsia="en-GB"/>
-          <w14:ligatures w14:val="none"/>
-        </w:rPr>
-        <w:t>) is popularly implemented in terminal emulators. But styling text is of course not limited to terminal emulators, nor is that particular mechanism as such limited to terminal emulators. However, styling by the mechanisms afforded by HTML/CSS cannot be used for SMS/CBS. Way too verbose, and not compatible with “plain text”. However, the mechanism afforded by ECMA-48 is compatible with “plain text” (which is why it at all can be used in terminal emulators), and thus compatible with SMS/CBS messages.</w:t>
+        <w:t>Support for text styling/colouring is optional. This section obsoletes section 9.2.3.24.10.1.1 (Text Formatting) of 3GPP TS 23.040 (Technical realization of the Short Message Service (SMS)).</w:t>
+      </w:r>
+      <w:r>
+        <w:rPr>
+          <w:rFonts w:ascii="Times New Roman" w:eastAsia="Times New Roman" w:hAnsi="Times New Roman" w:cs="Times New Roman"/>
+          <w:kern w:val="0"/>
+          <w:sz w:val="20"/>
+          <w:szCs w:val="20"/>
+          <w:lang w:val="en-GB" w:eastAsia="en-GB"/>
+          <w14:ligatures w14:val="none"/>
+        </w:rPr>
+        <w:t xml:space="preserve"> </w:t>
+      </w:r>
+      <w:r>
+        <w:rPr>
+          <w:rFonts w:ascii="Times New Roman" w:eastAsia="Times New Roman" w:hAnsi="Times New Roman" w:cs="Times New Roman"/>
+          <w:kern w:val="0"/>
+          <w:sz w:val="20"/>
+          <w:szCs w:val="20"/>
+          <w:lang w:val="en-GB"/>
+          <w14:ligatures w14:val="none"/>
+        </w:rPr>
+        <w:t>A message using the default alphabet cannot be styled using control sequences</w:t>
+      </w:r>
+      <w:r>
+        <w:rPr>
+          <w:rFonts w:ascii="Times New Roman" w:eastAsia="Times New Roman" w:hAnsi="Times New Roman" w:cs="Times New Roman"/>
+          <w:kern w:val="0"/>
+          <w:sz w:val="20"/>
+          <w:szCs w:val="20"/>
+          <w:lang w:val="en-GB"/>
+          <w14:ligatures w14:val="none"/>
+        </w:rPr>
+        <w:t xml:space="preserve"> below</w:t>
+      </w:r>
+      <w:r>
+        <w:rPr>
+          <w:rFonts w:ascii="Times New Roman" w:eastAsia="Times New Roman" w:hAnsi="Times New Roman" w:cs="Times New Roman"/>
+          <w:kern w:val="0"/>
+          <w:sz w:val="20"/>
+          <w:szCs w:val="20"/>
+          <w:lang w:val="en-GB"/>
+          <w14:ligatures w14:val="none"/>
+        </w:rPr>
+        <w:t xml:space="preserve">, since there is no </w:t>
+      </w:r>
+      <w:r>
+        <w:rPr>
+          <w:rFonts w:ascii="Times New Roman" w:eastAsia="Times New Roman" w:hAnsi="Times New Roman" w:cs="Times New Roman"/>
+          <w:b/>
+          <w:bCs/>
+          <w:kern w:val="0"/>
+          <w:sz w:val="20"/>
+          <w:szCs w:val="20"/>
+          <w:lang w:val="en-GB"/>
+          <w14:ligatures w14:val="none"/>
+        </w:rPr>
+        <w:t>CSI</w:t>
+      </w:r>
+      <w:r>
+        <w:rPr>
+          <w:rFonts w:ascii="Times New Roman" w:eastAsia="Times New Roman" w:hAnsi="Times New Roman" w:cs="Times New Roman"/>
+          <w:kern w:val="0"/>
+          <w:sz w:val="20"/>
+          <w:szCs w:val="20"/>
+          <w:lang w:val="en-GB"/>
+          <w14:ligatures w14:val="none"/>
+        </w:rPr>
+        <w:t xml:space="preserve"> code in the default alphabet, nor are there any “short styling codes”.</w:t>
+      </w:r>
+      <w:r>
+        <w:rPr>
+          <w:rFonts w:ascii="Times New Roman" w:eastAsia="Times New Roman" w:hAnsi="Times New Roman" w:cs="Times New Roman"/>
+          <w:kern w:val="0"/>
+          <w:sz w:val="20"/>
+          <w:szCs w:val="20"/>
+          <w:lang w:val="en-GB"/>
+          <w14:ligatures w14:val="none"/>
+        </w:rPr>
+        <w:t xml:space="preserve"> </w:t>
+      </w:r>
+      <w:r>
+        <w:rPr>
+          <w:rFonts w:ascii="Times New Roman" w:eastAsia="Times New Roman" w:hAnsi="Times New Roman" w:cs="Times New Roman"/>
+          <w:kern w:val="0"/>
+          <w:sz w:val="20"/>
+          <w:szCs w:val="20"/>
+          <w:lang w:val="en-GB" w:eastAsia="en-GB"/>
+          <w14:ligatures w14:val="none"/>
+        </w:rPr>
+        <w:t>The text styling/colouring specified here is an “extended subset” of the styling/colouring controls from ISO/IEC 6429 (ECMA-48).</w:t>
       </w:r>
     </w:p>
     <w:p>
@@ -1458,29 +1269,53 @@
           <w:lang w:val="en-GB" w:eastAsia="en-GB"/>
           <w14:ligatures w14:val="none"/>
         </w:rPr>
-        <w:t>The text style (and text colour) are given as “style state changes</w:t>
-      </w:r>
-      <w:r>
-        <w:rPr>
-          <w:rFonts w:ascii="Times New Roman" w:eastAsia="Times New Roman" w:hAnsi="Times New Roman" w:cs="Times New Roman"/>
-          <w:kern w:val="0"/>
-          <w:sz w:val="20"/>
-          <w:szCs w:val="20"/>
-          <w:lang w:val="en-GB" w:eastAsia="en-GB"/>
-          <w14:ligatures w14:val="none"/>
-        </w:rPr>
-        <w:t>” and</w:t>
-      </w:r>
-      <w:r>
-        <w:rPr>
-          <w:rFonts w:ascii="Times New Roman" w:eastAsia="Times New Roman" w:hAnsi="Times New Roman" w:cs="Times New Roman"/>
-          <w:kern w:val="0"/>
-          <w:sz w:val="20"/>
-          <w:szCs w:val="20"/>
-          <w:lang w:val="en-GB" w:eastAsia="en-GB"/>
-          <w14:ligatures w14:val="none"/>
-        </w:rPr>
-        <w:t xml:space="preserve"> can be combined. E.g. bold and underlined can be combined, italics and red can be combined. Changes in one text style (or text colour) aspect does not change any other text style/colour aspect.</w:t>
+        <w:t xml:space="preserve">Styling text using the mechanisms specified in ECMA-48 (ISO/IEC 6429) is popularly implemented in terminal emulators. But styling text is of course not limited to terminal emulators, nor is that </w:t>
+      </w:r>
+      <w:proofErr w:type="gramStart"/>
+      <w:r>
+        <w:rPr>
+          <w:rFonts w:ascii="Times New Roman" w:eastAsia="Times New Roman" w:hAnsi="Times New Roman" w:cs="Times New Roman"/>
+          <w:kern w:val="0"/>
+          <w:sz w:val="20"/>
+          <w:szCs w:val="20"/>
+          <w:lang w:val="en-GB" w:eastAsia="en-GB"/>
+          <w14:ligatures w14:val="none"/>
+        </w:rPr>
+        <w:t>particular mechanism</w:t>
+      </w:r>
+      <w:proofErr w:type="gramEnd"/>
+      <w:r>
+        <w:rPr>
+          <w:rFonts w:ascii="Times New Roman" w:eastAsia="Times New Roman" w:hAnsi="Times New Roman" w:cs="Times New Roman"/>
+          <w:kern w:val="0"/>
+          <w:sz w:val="20"/>
+          <w:szCs w:val="20"/>
+          <w:lang w:val="en-GB" w:eastAsia="en-GB"/>
+          <w14:ligatures w14:val="none"/>
+        </w:rPr>
+        <w:t xml:space="preserve"> as such limited to terminal emulators. However, styling by the mechanisms afforded by HTML/CSS cannot be used for SMS/CBS. </w:t>
+      </w:r>
+      <w:r>
+        <w:rPr>
+          <w:rFonts w:ascii="Times New Roman" w:eastAsia="Times New Roman" w:hAnsi="Times New Roman" w:cs="Times New Roman"/>
+          <w:kern w:val="0"/>
+          <w:sz w:val="20"/>
+          <w:szCs w:val="20"/>
+          <w:lang w:val="en-GB" w:eastAsia="en-GB"/>
+          <w14:ligatures w14:val="none"/>
+        </w:rPr>
+        <w:t>That is w</w:t>
+      </w:r>
+      <w:r>
+        <w:rPr>
+          <w:rFonts w:ascii="Times New Roman" w:eastAsia="Times New Roman" w:hAnsi="Times New Roman" w:cs="Times New Roman"/>
+          <w:kern w:val="0"/>
+          <w:sz w:val="20"/>
+          <w:szCs w:val="20"/>
+          <w:lang w:val="en-GB" w:eastAsia="en-GB"/>
+          <w14:ligatures w14:val="none"/>
+        </w:rPr>
+        <w:t>ay too verbose, and not compatible with “plain text”. However, the mechanism afforded by ECMA-48 is compatible with “plain text” and thus compatible with SMS/CBS messages.</w:t>
       </w:r>
     </w:p>
     <w:p>
@@ -1509,40 +1344,205 @@
           <w:lang w:val="en-GB" w:eastAsia="en-GB"/>
           <w14:ligatures w14:val="none"/>
         </w:rPr>
-        <w:t>Note that t</w:t>
-      </w:r>
-      <w:r>
-        <w:rPr>
-          <w:rFonts w:ascii="Times New Roman" w:eastAsia="Times New Roman" w:hAnsi="Times New Roman" w:cs="Times New Roman"/>
-          <w:kern w:val="0"/>
-          <w:sz w:val="20"/>
-          <w:szCs w:val="20"/>
-          <w:lang w:val="en-GB" w:eastAsia="en-GB"/>
-          <w14:ligatures w14:val="none"/>
-        </w:rPr>
-        <w:t xml:space="preserve">he space after “CSI” is for readability </w:t>
-      </w:r>
-      <w:r>
-        <w:rPr>
-          <w:rFonts w:ascii="Times New Roman" w:eastAsia="Times New Roman" w:hAnsi="Times New Roman" w:cs="Times New Roman"/>
-          <w:kern w:val="0"/>
-          <w:sz w:val="20"/>
-          <w:szCs w:val="20"/>
-          <w:lang w:val="en-GB" w:eastAsia="en-GB"/>
-          <w14:ligatures w14:val="none"/>
-        </w:rPr>
-        <w:t>in the subsections below</w:t>
-      </w:r>
-      <w:r>
-        <w:rPr>
-          <w:rFonts w:ascii="Times New Roman" w:eastAsia="Times New Roman" w:hAnsi="Times New Roman" w:cs="Times New Roman"/>
-          <w:kern w:val="0"/>
-          <w:sz w:val="20"/>
-          <w:szCs w:val="20"/>
-          <w:lang w:val="en-GB" w:eastAsia="en-GB"/>
-          <w14:ligatures w14:val="none"/>
-        </w:rPr>
-        <w:t>. It must not occur in the actual control sequence.</w:t>
+        <w:t>The text style</w:t>
+      </w:r>
+      <w:r>
+        <w:rPr>
+          <w:rFonts w:ascii="Times New Roman" w:eastAsia="Times New Roman" w:hAnsi="Times New Roman" w:cs="Times New Roman"/>
+          <w:kern w:val="0"/>
+          <w:sz w:val="20"/>
+          <w:szCs w:val="20"/>
+          <w:lang w:val="en-GB" w:eastAsia="en-GB"/>
+          <w14:ligatures w14:val="none"/>
+        </w:rPr>
+        <w:t>s</w:t>
+      </w:r>
+      <w:r>
+        <w:rPr>
+          <w:rFonts w:ascii="Times New Roman" w:eastAsia="Times New Roman" w:hAnsi="Times New Roman" w:cs="Times New Roman"/>
+          <w:kern w:val="0"/>
+          <w:sz w:val="20"/>
+          <w:szCs w:val="20"/>
+          <w:lang w:val="en-GB" w:eastAsia="en-GB"/>
+          <w14:ligatures w14:val="none"/>
+        </w:rPr>
+        <w:t xml:space="preserve"> (</w:t>
+      </w:r>
+      <w:r>
+        <w:rPr>
+          <w:rFonts w:ascii="Times New Roman" w:eastAsia="Times New Roman" w:hAnsi="Times New Roman" w:cs="Times New Roman"/>
+          <w:kern w:val="0"/>
+          <w:sz w:val="20"/>
+          <w:szCs w:val="20"/>
+          <w:lang w:val="en-GB" w:eastAsia="en-GB"/>
+          <w14:ligatures w14:val="none"/>
+        </w:rPr>
+        <w:t>including</w:t>
+      </w:r>
+      <w:r>
+        <w:rPr>
+          <w:rFonts w:ascii="Times New Roman" w:eastAsia="Times New Roman" w:hAnsi="Times New Roman" w:cs="Times New Roman"/>
+          <w:kern w:val="0"/>
+          <w:sz w:val="20"/>
+          <w:szCs w:val="20"/>
+          <w:lang w:val="en-GB" w:eastAsia="en-GB"/>
+          <w14:ligatures w14:val="none"/>
+        </w:rPr>
+        <w:t xml:space="preserve"> text colour</w:t>
+      </w:r>
+      <w:r>
+        <w:rPr>
+          <w:rFonts w:ascii="Times New Roman" w:eastAsia="Times New Roman" w:hAnsi="Times New Roman" w:cs="Times New Roman"/>
+          <w:kern w:val="0"/>
+          <w:sz w:val="20"/>
+          <w:szCs w:val="20"/>
+          <w:lang w:val="en-GB" w:eastAsia="en-GB"/>
+          <w14:ligatures w14:val="none"/>
+        </w:rPr>
+        <w:t>s</w:t>
+      </w:r>
+      <w:r>
+        <w:rPr>
+          <w:rFonts w:ascii="Times New Roman" w:eastAsia="Times New Roman" w:hAnsi="Times New Roman" w:cs="Times New Roman"/>
+          <w:kern w:val="0"/>
+          <w:sz w:val="20"/>
+          <w:szCs w:val="20"/>
+          <w:lang w:val="en-GB" w:eastAsia="en-GB"/>
+          <w14:ligatures w14:val="none"/>
+        </w:rPr>
+        <w:t>) are given as “state changes</w:t>
+      </w:r>
+      <w:r>
+        <w:rPr>
+          <w:rFonts w:ascii="Times New Roman" w:eastAsia="Times New Roman" w:hAnsi="Times New Roman" w:cs="Times New Roman"/>
+          <w:kern w:val="0"/>
+          <w:sz w:val="20"/>
+          <w:szCs w:val="20"/>
+          <w:lang w:val="en-GB" w:eastAsia="en-GB"/>
+          <w14:ligatures w14:val="none"/>
+        </w:rPr>
+        <w:t>” and</w:t>
+      </w:r>
+      <w:r>
+        <w:rPr>
+          <w:rFonts w:ascii="Times New Roman" w:eastAsia="Times New Roman" w:hAnsi="Times New Roman" w:cs="Times New Roman"/>
+          <w:kern w:val="0"/>
+          <w:sz w:val="20"/>
+          <w:szCs w:val="20"/>
+          <w:lang w:val="en-GB" w:eastAsia="en-GB"/>
+          <w14:ligatures w14:val="none"/>
+        </w:rPr>
+        <w:t xml:space="preserve"> can</w:t>
+      </w:r>
+      <w:r>
+        <w:rPr>
+          <w:rFonts w:ascii="Times New Roman" w:eastAsia="Times New Roman" w:hAnsi="Times New Roman" w:cs="Times New Roman"/>
+          <w:kern w:val="0"/>
+          <w:sz w:val="20"/>
+          <w:szCs w:val="20"/>
+          <w:lang w:val="en-GB" w:eastAsia="en-GB"/>
+          <w14:ligatures w14:val="none"/>
+        </w:rPr>
+        <w:t>, when orthogonal,</w:t>
+      </w:r>
+      <w:r>
+        <w:rPr>
+          <w:rFonts w:ascii="Times New Roman" w:eastAsia="Times New Roman" w:hAnsi="Times New Roman" w:cs="Times New Roman"/>
+          <w:kern w:val="0"/>
+          <w:sz w:val="20"/>
+          <w:szCs w:val="20"/>
+          <w:lang w:val="en-GB" w:eastAsia="en-GB"/>
+          <w14:ligatures w14:val="none"/>
+        </w:rPr>
+        <w:t xml:space="preserve"> be combined. E.g. bold and underlined can be combined, italics and red can be combined</w:t>
+      </w:r>
+      <w:r>
+        <w:rPr>
+          <w:rFonts w:ascii="Times New Roman" w:eastAsia="Times New Roman" w:hAnsi="Times New Roman" w:cs="Times New Roman"/>
+          <w:kern w:val="0"/>
+          <w:sz w:val="20"/>
+          <w:szCs w:val="20"/>
+          <w:lang w:val="en-GB" w:eastAsia="en-GB"/>
+          <w14:ligatures w14:val="none"/>
+        </w:rPr>
+        <w:t xml:space="preserve">; but, e.g., setting </w:t>
+      </w:r>
+      <w:r>
+        <w:rPr>
+          <w:rFonts w:ascii="Times New Roman" w:eastAsia="Times New Roman" w:hAnsi="Times New Roman" w:cs="Times New Roman"/>
+          <w:kern w:val="0"/>
+          <w:sz w:val="20"/>
+          <w:szCs w:val="20"/>
+          <w:lang w:val="en-GB" w:eastAsia="en-GB"/>
+          <w14:ligatures w14:val="none"/>
+        </w:rPr>
+        <w:t>text colour to blue and then to green, does not combine, since it is the same property</w:t>
+      </w:r>
+      <w:r>
+        <w:rPr>
+          <w:rFonts w:ascii="Times New Roman" w:eastAsia="Times New Roman" w:hAnsi="Times New Roman" w:cs="Times New Roman"/>
+          <w:kern w:val="0"/>
+          <w:sz w:val="20"/>
+          <w:szCs w:val="20"/>
+          <w:lang w:val="en-GB" w:eastAsia="en-GB"/>
+          <w14:ligatures w14:val="none"/>
+        </w:rPr>
+        <w:t>. Changes in one text style (or text colour) aspect does not change any other text style/colour aspect</w:t>
+      </w:r>
+      <w:r>
+        <w:rPr>
+          <w:rFonts w:ascii="Times New Roman" w:eastAsia="Times New Roman" w:hAnsi="Times New Roman" w:cs="Times New Roman"/>
+          <w:kern w:val="0"/>
+          <w:sz w:val="20"/>
+          <w:szCs w:val="20"/>
+          <w:lang w:val="en-GB" w:eastAsia="en-GB"/>
+          <w14:ligatures w14:val="none"/>
+        </w:rPr>
+        <w:t>, e.g. setting the text colour to blue</w:t>
+      </w:r>
+      <w:r>
+        <w:rPr>
+          <w:rFonts w:ascii="Times New Roman" w:eastAsia="Times New Roman" w:hAnsi="Times New Roman" w:cs="Times New Roman"/>
+          <w:kern w:val="0"/>
+          <w:sz w:val="20"/>
+          <w:szCs w:val="20"/>
+          <w:lang w:val="en-GB" w:eastAsia="en-GB"/>
+          <w14:ligatures w14:val="none"/>
+        </w:rPr>
+        <w:t xml:space="preserve"> and then to bold, the text colour stays the same</w:t>
+      </w:r>
+      <w:r>
+        <w:rPr>
+          <w:rFonts w:ascii="Times New Roman" w:eastAsia="Times New Roman" w:hAnsi="Times New Roman" w:cs="Times New Roman"/>
+          <w:kern w:val="0"/>
+          <w:sz w:val="20"/>
+          <w:szCs w:val="20"/>
+          <w:lang w:val="en-GB" w:eastAsia="en-GB"/>
+          <w14:ligatures w14:val="none"/>
+        </w:rPr>
+        <w:t xml:space="preserve"> blue</w:t>
+      </w:r>
+      <w:r>
+        <w:rPr>
+          <w:rFonts w:ascii="Times New Roman" w:eastAsia="Times New Roman" w:hAnsi="Times New Roman" w:cs="Times New Roman"/>
+          <w:kern w:val="0"/>
+          <w:sz w:val="20"/>
+          <w:szCs w:val="20"/>
+          <w:lang w:val="en-GB" w:eastAsia="en-GB"/>
+          <w14:ligatures w14:val="none"/>
+        </w:rPr>
+        <w:t>, not another colour, not even another “blue”</w:t>
+      </w:r>
+      <w:r>
+        <w:rPr>
+          <w:rFonts w:ascii="Times New Roman" w:eastAsia="Times New Roman" w:hAnsi="Times New Roman" w:cs="Times New Roman"/>
+          <w:kern w:val="0"/>
+          <w:sz w:val="20"/>
+          <w:szCs w:val="20"/>
+          <w:lang w:val="en-GB" w:eastAsia="en-GB"/>
+          <w14:ligatures w14:val="none"/>
+        </w:rPr>
+        <w:t>.</w:t>
       </w:r>
     </w:p>
     <w:p>
@@ -1565,6 +1565,236 @@
       <w:r>
         <w:rPr>
           <w:rFonts w:ascii="Times New Roman" w:eastAsia="Times New Roman" w:hAnsi="Times New Roman" w:cs="Times New Roman"/>
+          <w:b/>
+          <w:bCs/>
+          <w:kern w:val="0"/>
+          <w:sz w:val="20"/>
+          <w:szCs w:val="20"/>
+          <w:lang w:val="en-GB" w:eastAsia="en-GB"/>
+          <w14:ligatures w14:val="none"/>
+        </w:rPr>
+        <w:t>CSI</w:t>
+      </w:r>
+      <w:r>
+        <w:rPr>
+          <w:rFonts w:ascii="Times New Roman" w:eastAsia="Times New Roman" w:hAnsi="Times New Roman" w:cs="Times New Roman"/>
+          <w:kern w:val="0"/>
+          <w:sz w:val="20"/>
+          <w:szCs w:val="20"/>
+          <w:lang w:val="en-GB" w:eastAsia="en-GB"/>
+          <w14:ligatures w14:val="none"/>
+        </w:rPr>
+        <w:t xml:space="preserve"> in 7-bit alphabets with code </w:t>
+      </w:r>
+      <w:proofErr w:type="spellStart"/>
+      <w:r>
+        <w:rPr>
+          <w:rFonts w:ascii="Times New Roman" w:eastAsia="Times New Roman" w:hAnsi="Times New Roman" w:cs="Times New Roman"/>
+          <w:kern w:val="0"/>
+          <w:sz w:val="20"/>
+          <w:szCs w:val="20"/>
+          <w:lang w:val="en-GB" w:eastAsia="en-GB"/>
+          <w14:ligatures w14:val="none"/>
+        </w:rPr>
+        <w:t>0x10</w:t>
+      </w:r>
+      <w:proofErr w:type="spellEnd"/>
+      <w:r>
+        <w:rPr>
+          <w:rFonts w:ascii="Times New Roman" w:eastAsia="Times New Roman" w:hAnsi="Times New Roman" w:cs="Times New Roman"/>
+          <w:kern w:val="0"/>
+          <w:sz w:val="20"/>
+          <w:szCs w:val="20"/>
+          <w:lang w:val="en-GB" w:eastAsia="en-GB"/>
+          <w14:ligatures w14:val="none"/>
+        </w:rPr>
+        <w:t xml:space="preserve"> and above is at </w:t>
+      </w:r>
+      <w:proofErr w:type="spellStart"/>
+      <w:r>
+        <w:rPr>
+          <w:rFonts w:ascii="Times New Roman" w:eastAsia="Times New Roman" w:hAnsi="Times New Roman" w:cs="Times New Roman"/>
+          <w:kern w:val="0"/>
+          <w:sz w:val="20"/>
+          <w:szCs w:val="20"/>
+          <w:lang w:val="en-GB" w:eastAsia="en-GB"/>
+          <w14:ligatures w14:val="none"/>
+        </w:rPr>
+        <w:t>0x1B0D</w:t>
+      </w:r>
+      <w:proofErr w:type="spellEnd"/>
+      <w:r>
+        <w:rPr>
+          <w:rFonts w:ascii="Times New Roman" w:eastAsia="Times New Roman" w:hAnsi="Times New Roman" w:cs="Times New Roman"/>
+          <w:kern w:val="0"/>
+          <w:sz w:val="20"/>
+          <w:szCs w:val="20"/>
+          <w:lang w:val="en-GB" w:eastAsia="en-GB"/>
+          <w14:ligatures w14:val="none"/>
+        </w:rPr>
+        <w:t xml:space="preserve">. </w:t>
+      </w:r>
+      <w:r>
+        <w:rPr>
+          <w:rFonts w:ascii="Times New Roman" w:eastAsia="Times New Roman" w:hAnsi="Times New Roman" w:cs="Times New Roman"/>
+          <w:kern w:val="0"/>
+          <w:sz w:val="20"/>
+          <w:szCs w:val="20"/>
+          <w:lang w:val="en-GB" w:eastAsia="en-GB"/>
+          <w14:ligatures w14:val="none"/>
+        </w:rPr>
+        <w:t xml:space="preserve">CSI in </w:t>
+      </w:r>
+      <w:r>
+        <w:rPr>
+          <w:rFonts w:ascii="Times New Roman" w:eastAsia="Times New Roman" w:hAnsi="Times New Roman" w:cs="Times New Roman"/>
+          <w:kern w:val="0"/>
+          <w:sz w:val="20"/>
+          <w:szCs w:val="20"/>
+          <w:lang w:val="en-GB" w:eastAsia="en-GB"/>
+          <w14:ligatures w14:val="none"/>
+        </w:rPr>
+        <w:t>8</w:t>
+      </w:r>
+      <w:r>
+        <w:rPr>
+          <w:rFonts w:ascii="Times New Roman" w:eastAsia="Times New Roman" w:hAnsi="Times New Roman" w:cs="Times New Roman"/>
+          <w:kern w:val="0"/>
+          <w:sz w:val="20"/>
+          <w:szCs w:val="20"/>
+          <w:lang w:val="en-GB" w:eastAsia="en-GB"/>
+          <w14:ligatures w14:val="none"/>
+        </w:rPr>
+        <w:t xml:space="preserve">-bit alphabets with code </w:t>
+      </w:r>
+      <w:proofErr w:type="spellStart"/>
+      <w:r>
+        <w:rPr>
+          <w:rFonts w:ascii="Times New Roman" w:eastAsia="Times New Roman" w:hAnsi="Times New Roman" w:cs="Times New Roman"/>
+          <w:kern w:val="0"/>
+          <w:sz w:val="20"/>
+          <w:szCs w:val="20"/>
+          <w:lang w:val="en-GB" w:eastAsia="en-GB"/>
+          <w14:ligatures w14:val="none"/>
+        </w:rPr>
+        <w:t>0x10</w:t>
+      </w:r>
+      <w:proofErr w:type="spellEnd"/>
+      <w:r>
+        <w:rPr>
+          <w:rFonts w:ascii="Times New Roman" w:eastAsia="Times New Roman" w:hAnsi="Times New Roman" w:cs="Times New Roman"/>
+          <w:kern w:val="0"/>
+          <w:sz w:val="20"/>
+          <w:szCs w:val="20"/>
+          <w:lang w:val="en-GB" w:eastAsia="en-GB"/>
+          <w14:ligatures w14:val="none"/>
+        </w:rPr>
+        <w:t xml:space="preserve"> and above is at </w:t>
+      </w:r>
+      <w:proofErr w:type="spellStart"/>
+      <w:r>
+        <w:rPr>
+          <w:rFonts w:ascii="Times New Roman" w:eastAsia="Times New Roman" w:hAnsi="Times New Roman" w:cs="Times New Roman"/>
+          <w:kern w:val="0"/>
+          <w:sz w:val="20"/>
+          <w:szCs w:val="20"/>
+          <w:lang w:val="en-GB" w:eastAsia="en-GB"/>
+          <w14:ligatures w14:val="none"/>
+        </w:rPr>
+        <w:t>0x</w:t>
+      </w:r>
+      <w:r>
+        <w:rPr>
+          <w:rFonts w:ascii="Times New Roman" w:eastAsia="Times New Roman" w:hAnsi="Times New Roman" w:cs="Times New Roman"/>
+          <w:kern w:val="0"/>
+          <w:sz w:val="20"/>
+          <w:szCs w:val="20"/>
+          <w:lang w:val="en-GB" w:eastAsia="en-GB"/>
+          <w14:ligatures w14:val="none"/>
+        </w:rPr>
+        <w:t>8</w:t>
+      </w:r>
+      <w:r>
+        <w:rPr>
+          <w:rFonts w:ascii="Times New Roman" w:eastAsia="Times New Roman" w:hAnsi="Times New Roman" w:cs="Times New Roman"/>
+          <w:kern w:val="0"/>
+          <w:sz w:val="20"/>
+          <w:szCs w:val="20"/>
+          <w:lang w:val="en-GB" w:eastAsia="en-GB"/>
+          <w14:ligatures w14:val="none"/>
+        </w:rPr>
+        <w:t>D</w:t>
+      </w:r>
+      <w:proofErr w:type="spellEnd"/>
+      <w:r>
+        <w:rPr>
+          <w:rFonts w:ascii="Times New Roman" w:eastAsia="Times New Roman" w:hAnsi="Times New Roman" w:cs="Times New Roman"/>
+          <w:kern w:val="0"/>
+          <w:sz w:val="20"/>
+          <w:szCs w:val="20"/>
+          <w:lang w:val="en-GB" w:eastAsia="en-GB"/>
+          <w14:ligatures w14:val="none"/>
+        </w:rPr>
+        <w:t>.</w:t>
+      </w:r>
+      <w:r>
+        <w:rPr>
+          <w:rFonts w:ascii="Times New Roman" w:eastAsia="Times New Roman" w:hAnsi="Times New Roman" w:cs="Times New Roman"/>
+          <w:kern w:val="0"/>
+          <w:sz w:val="20"/>
+          <w:szCs w:val="20"/>
+          <w:lang w:val="en-GB" w:eastAsia="en-GB"/>
+          <w14:ligatures w14:val="none"/>
+        </w:rPr>
+        <w:t xml:space="preserve"> </w:t>
+      </w:r>
+      <w:r>
+        <w:rPr>
+          <w:rFonts w:ascii="Times New Roman" w:eastAsia="Times New Roman" w:hAnsi="Times New Roman" w:cs="Times New Roman"/>
+          <w:kern w:val="0"/>
+          <w:sz w:val="20"/>
+          <w:szCs w:val="20"/>
+          <w:lang w:val="en-GB" w:eastAsia="en-GB"/>
+          <w14:ligatures w14:val="none"/>
+        </w:rPr>
+        <w:t xml:space="preserve">Note that the space after “CSI” </w:t>
+      </w:r>
+      <w:r>
+        <w:rPr>
+          <w:rFonts w:ascii="Times New Roman" w:eastAsia="Times New Roman" w:hAnsi="Times New Roman" w:cs="Times New Roman"/>
+          <w:kern w:val="0"/>
+          <w:sz w:val="20"/>
+          <w:szCs w:val="20"/>
+          <w:lang w:val="en-GB" w:eastAsia="en-GB"/>
+          <w14:ligatures w14:val="none"/>
+        </w:rPr>
+        <w:t xml:space="preserve">in the text here </w:t>
+      </w:r>
+      <w:r>
+        <w:rPr>
+          <w:rFonts w:ascii="Times New Roman" w:eastAsia="Times New Roman" w:hAnsi="Times New Roman" w:cs="Times New Roman"/>
+          <w:kern w:val="0"/>
+          <w:sz w:val="20"/>
+          <w:szCs w:val="20"/>
+          <w:lang w:val="en-GB" w:eastAsia="en-GB"/>
+          <w14:ligatures w14:val="none"/>
+        </w:rPr>
+        <w:t>is for readability in the subsections below. It must not occur in the actual control sequence.</w:t>
+      </w:r>
+      <w:r>
+        <w:rPr>
+          <w:rFonts w:ascii="Times New Roman" w:eastAsia="Times New Roman" w:hAnsi="Times New Roman" w:cs="Times New Roman"/>
+          <w:kern w:val="0"/>
+          <w:sz w:val="20"/>
+          <w:szCs w:val="20"/>
+          <w:lang w:val="en-GB" w:eastAsia="en-GB"/>
+          <w14:ligatures w14:val="none"/>
+        </w:rPr>
+        <w:t xml:space="preserve"> </w:t>
+      </w:r>
+      <w:r>
+        <w:rPr>
+          <w:rFonts w:ascii="Times New Roman" w:eastAsia="Times New Roman" w:hAnsi="Times New Roman" w:cs="Times New Roman"/>
           <w:kern w:val="0"/>
           <w:sz w:val="20"/>
           <w:szCs w:val="20"/>
@@ -1604,91 +1834,18 @@
           <w:lang w:val="en-GB" w:eastAsia="en-GB"/>
           <w14:ligatures w14:val="none"/>
         </w:rPr>
-        <w:t xml:space="preserve"> for 7-bit alphabets are given in brackets.</w:t>
-      </w:r>
-    </w:p>
-    <w:p>
-      <w:pPr>
-        <w:overflowPunct w:val="0"/>
-        <w:autoSpaceDE w:val="0"/>
-        <w:autoSpaceDN w:val="0"/>
-        <w:adjustRightInd w:val="0"/>
-        <w:spacing w:after="180" w:line="240" w:lineRule="auto"/>
-        <w:textAlignment w:val="baseline"/>
-        <w:rPr>
-          <w:rFonts w:ascii="Times New Roman" w:eastAsia="Times New Roman" w:hAnsi="Times New Roman" w:cs="Times New Roman"/>
-          <w:kern w:val="0"/>
-          <w:sz w:val="20"/>
-          <w:szCs w:val="20"/>
-          <w:lang w:val="en-GB" w:eastAsia="en-GB"/>
-          <w14:ligatures w14:val="none"/>
-        </w:rPr>
-      </w:pPr>
-      <w:r>
-        <w:rPr>
-          <w:rFonts w:ascii="Times New Roman" w:eastAsia="Times New Roman" w:hAnsi="Times New Roman" w:cs="Times New Roman"/>
-          <w:kern w:val="0"/>
-          <w:sz w:val="20"/>
-          <w:szCs w:val="20"/>
-          <w:lang w:val="en-GB" w:eastAsia="en-GB"/>
-          <w14:ligatures w14:val="none"/>
-        </w:rPr>
-        <w:t xml:space="preserve">Support for text styling/colouring is optional. This section obsoletes </w:t>
-      </w:r>
-      <w:r>
-        <w:rPr>
-          <w:rFonts w:ascii="Times New Roman" w:eastAsia="Times New Roman" w:hAnsi="Times New Roman" w:cs="Times New Roman"/>
-          <w:kern w:val="0"/>
-          <w:sz w:val="20"/>
-          <w:szCs w:val="20"/>
-          <w:lang w:val="en-GB" w:eastAsia="en-GB"/>
-          <w14:ligatures w14:val="none"/>
-        </w:rPr>
-        <w:t xml:space="preserve">section </w:t>
-      </w:r>
-      <w:r>
-        <w:rPr>
-          <w:rFonts w:ascii="Times New Roman" w:eastAsia="Times New Roman" w:hAnsi="Times New Roman" w:cs="Times New Roman"/>
-          <w:kern w:val="0"/>
-          <w:sz w:val="20"/>
-          <w:szCs w:val="20"/>
-          <w:lang w:val="en-GB" w:eastAsia="en-GB"/>
-          <w14:ligatures w14:val="none"/>
-        </w:rPr>
-        <w:t>9.2.3.24.10.1.1</w:t>
-      </w:r>
-      <w:r>
-        <w:rPr>
-          <w:rFonts w:ascii="Times New Roman" w:eastAsia="Times New Roman" w:hAnsi="Times New Roman" w:cs="Times New Roman"/>
-          <w:kern w:val="0"/>
-          <w:sz w:val="20"/>
-          <w:szCs w:val="20"/>
-          <w:lang w:val="en-GB" w:eastAsia="en-GB"/>
-          <w14:ligatures w14:val="none"/>
-        </w:rPr>
-        <w:t xml:space="preserve"> (</w:t>
-      </w:r>
-      <w:r>
-        <w:rPr>
-          <w:rFonts w:ascii="Times New Roman" w:eastAsia="Times New Roman" w:hAnsi="Times New Roman" w:cs="Times New Roman"/>
-          <w:kern w:val="0"/>
-          <w:sz w:val="20"/>
-          <w:szCs w:val="20"/>
-          <w:lang w:val="en-GB" w:eastAsia="en-GB"/>
-          <w14:ligatures w14:val="none"/>
-        </w:rPr>
-        <w:t>Text Formatting</w:t>
-      </w:r>
-      <w:r>
-        <w:rPr>
-          <w:rFonts w:ascii="Times New Roman" w:eastAsia="Times New Roman" w:hAnsi="Times New Roman" w:cs="Times New Roman"/>
-          <w:kern w:val="0"/>
-          <w:sz w:val="20"/>
-          <w:szCs w:val="20"/>
-          <w:lang w:val="en-GB" w:eastAsia="en-GB"/>
-          <w14:ligatures w14:val="none"/>
-        </w:rPr>
-        <w:t xml:space="preserve">) of </w:t>
+        <w:t xml:space="preserve"> for 7-bit alphabets</w:t>
+      </w:r>
+      <w:r>
+        <w:rPr>
+          <w:rFonts w:ascii="Times New Roman" w:eastAsia="Times New Roman" w:hAnsi="Times New Roman" w:cs="Times New Roman"/>
+          <w:kern w:val="0"/>
+          <w:sz w:val="20"/>
+          <w:szCs w:val="20"/>
+          <w:lang w:val="en-GB" w:eastAsia="en-GB"/>
+          <w14:ligatures w14:val="none"/>
+        </w:rPr>
+        <w:t xml:space="preserve"> (with code </w:t>
       </w:r>
       <w:proofErr w:type="spellStart"/>
       <w:r>
@@ -1700,7 +1857,7 @@
           <w:lang w:val="en-GB" w:eastAsia="en-GB"/>
           <w14:ligatures w14:val="none"/>
         </w:rPr>
-        <w:t>3GPP</w:t>
+        <w:t>0x10</w:t>
       </w:r>
       <w:proofErr w:type="spellEnd"/>
       <w:r>
@@ -1712,7 +1869,40 @@
           <w:lang w:val="en-GB" w:eastAsia="en-GB"/>
           <w14:ligatures w14:val="none"/>
         </w:rPr>
-        <w:t xml:space="preserve"> TS 23.040</w:t>
+        <w:t xml:space="preserve"> and above)</w:t>
+      </w:r>
+      <w:r>
+        <w:rPr>
+          <w:rFonts w:ascii="Times New Roman" w:eastAsia="Times New Roman" w:hAnsi="Times New Roman" w:cs="Times New Roman"/>
+          <w:kern w:val="0"/>
+          <w:sz w:val="20"/>
+          <w:szCs w:val="20"/>
+          <w:lang w:val="en-GB" w:eastAsia="en-GB"/>
+          <w14:ligatures w14:val="none"/>
+        </w:rPr>
+        <w:t xml:space="preserve"> are given in brackets</w:t>
+      </w:r>
+      <w:r>
+        <w:rPr>
+          <w:rFonts w:ascii="Times New Roman" w:eastAsia="Times New Roman" w:hAnsi="Times New Roman" w:cs="Times New Roman"/>
+          <w:kern w:val="0"/>
+          <w:sz w:val="20"/>
+          <w:szCs w:val="20"/>
+          <w:lang w:val="en-GB" w:eastAsia="en-GB"/>
+          <w14:ligatures w14:val="none"/>
+        </w:rPr>
+        <w:t>;</w:t>
+      </w:r>
+      <w:r>
+        <w:rPr>
+          <w:rFonts w:ascii="Times New Roman" w:eastAsia="Times New Roman" w:hAnsi="Times New Roman" w:cs="Times New Roman"/>
+          <w:kern w:val="0"/>
+          <w:sz w:val="20"/>
+          <w:szCs w:val="20"/>
+          <w:lang w:val="en-GB" w:eastAsia="en-GB"/>
+          <w14:ligatures w14:val="none"/>
+        </w:rPr>
+        <w:t xml:space="preserve"> they have</w:t>
       </w:r>
       <w:r>
         <w:rPr>
@@ -1734,124 +1924,29 @@
           <w:lang w:val="en-GB" w:eastAsia="en-GB"/>
           <w14:ligatures w14:val="none"/>
         </w:rPr>
-        <w:t>(</w:t>
-      </w:r>
-      <w:r>
-        <w:rPr>
-          <w:rFonts w:ascii="Times New Roman" w:eastAsia="Times New Roman" w:hAnsi="Times New Roman" w:cs="Times New Roman"/>
-          <w:kern w:val="0"/>
-          <w:sz w:val="20"/>
-          <w:szCs w:val="20"/>
-          <w:lang w:val="en-GB" w:eastAsia="en-GB"/>
-          <w14:ligatures w14:val="none"/>
-        </w:rPr>
-        <w:t>Technical realization of the Short Message Service (SMS)</w:t>
-      </w:r>
-      <w:r>
-        <w:rPr>
-          <w:rFonts w:ascii="Times New Roman" w:eastAsia="Times New Roman" w:hAnsi="Times New Roman" w:cs="Times New Roman"/>
-          <w:kern w:val="0"/>
-          <w:sz w:val="20"/>
-          <w:szCs w:val="20"/>
-          <w:lang w:val="en-GB" w:eastAsia="en-GB"/>
-          <w14:ligatures w14:val="none"/>
-        </w:rPr>
-        <w:t>).</w:t>
-      </w:r>
-    </w:p>
-    <w:p>
-      <w:pPr>
-        <w:overflowPunct w:val="0"/>
-        <w:autoSpaceDE w:val="0"/>
-        <w:autoSpaceDN w:val="0"/>
-        <w:adjustRightInd w:val="0"/>
-        <w:spacing w:after="180" w:line="240" w:lineRule="auto"/>
-        <w:textAlignment w:val="baseline"/>
-        <w:rPr>
-          <w:rFonts w:ascii="Times New Roman" w:eastAsia="Times New Roman" w:hAnsi="Times New Roman" w:cs="Times New Roman"/>
-          <w:kern w:val="0"/>
-          <w:sz w:val="20"/>
-          <w:szCs w:val="20"/>
-          <w:lang w:val="en-GB" w:eastAsia="en-GB"/>
-          <w14:ligatures w14:val="none"/>
-        </w:rPr>
-      </w:pPr>
-      <w:r>
-        <w:rPr>
-          <w:rFonts w:ascii="Times New Roman" w:eastAsia="Times New Roman" w:hAnsi="Times New Roman" w:cs="Times New Roman"/>
-          <w:kern w:val="0"/>
-          <w:sz w:val="20"/>
-          <w:szCs w:val="20"/>
-          <w:lang w:val="en-GB" w:eastAsia="en-GB"/>
-          <w14:ligatures w14:val="none"/>
-        </w:rPr>
-        <w:t xml:space="preserve">The text styling/colouring </w:t>
-      </w:r>
-      <w:r>
-        <w:rPr>
-          <w:rFonts w:ascii="Times New Roman" w:eastAsia="Times New Roman" w:hAnsi="Times New Roman" w:cs="Times New Roman"/>
-          <w:kern w:val="0"/>
-          <w:sz w:val="20"/>
-          <w:szCs w:val="20"/>
-          <w:lang w:val="en-GB" w:eastAsia="en-GB"/>
-          <w14:ligatures w14:val="none"/>
-        </w:rPr>
-        <w:t xml:space="preserve">specified here is an “extended subset” </w:t>
-      </w:r>
-      <w:r>
-        <w:rPr>
-          <w:rFonts w:ascii="Times New Roman" w:eastAsia="Times New Roman" w:hAnsi="Times New Roman" w:cs="Times New Roman"/>
-          <w:kern w:val="0"/>
-          <w:sz w:val="20"/>
-          <w:szCs w:val="20"/>
-          <w:lang w:val="en-GB" w:eastAsia="en-GB"/>
-          <w14:ligatures w14:val="none"/>
-        </w:rPr>
-        <w:t xml:space="preserve">of the styling/colouring controls </w:t>
-      </w:r>
-      <w:r>
-        <w:rPr>
-          <w:rFonts w:ascii="Times New Roman" w:eastAsia="Times New Roman" w:hAnsi="Times New Roman" w:cs="Times New Roman"/>
-          <w:kern w:val="0"/>
-          <w:sz w:val="20"/>
-          <w:szCs w:val="20"/>
-          <w:lang w:val="en-GB" w:eastAsia="en-GB"/>
-          <w14:ligatures w14:val="none"/>
-        </w:rPr>
-        <w:t>from</w:t>
-      </w:r>
-      <w:r>
-        <w:rPr>
-          <w:rFonts w:ascii="Times New Roman" w:eastAsia="Times New Roman" w:hAnsi="Times New Roman" w:cs="Times New Roman"/>
-          <w:kern w:val="0"/>
-          <w:sz w:val="20"/>
-          <w:szCs w:val="20"/>
-          <w:lang w:val="en-GB" w:eastAsia="en-GB"/>
-          <w14:ligatures w14:val="none"/>
-        </w:rPr>
-        <w:t xml:space="preserve"> ISO/IEC </w:t>
-      </w:r>
-      <w:r>
-        <w:rPr>
-          <w:rFonts w:ascii="Times New Roman" w:eastAsia="Times New Roman" w:hAnsi="Times New Roman" w:cs="Times New Roman"/>
-          <w:kern w:val="0"/>
-          <w:sz w:val="20"/>
-          <w:szCs w:val="20"/>
-          <w:lang w:val="en-GB" w:eastAsia="en-GB"/>
-          <w14:ligatures w14:val="none"/>
-        </w:rPr>
-        <w:t>6429 (ECMA-</w:t>
-      </w:r>
-      <w:r>
-        <w:rPr>
-          <w:rFonts w:ascii="Times New Roman" w:eastAsia="Times New Roman" w:hAnsi="Times New Roman" w:cs="Times New Roman"/>
-          <w:kern w:val="0"/>
-          <w:sz w:val="20"/>
-          <w:szCs w:val="20"/>
-          <w:lang w:val="en-GB" w:eastAsia="en-GB"/>
-          <w14:ligatures w14:val="none"/>
-        </w:rPr>
-        <w:t>48).</w:t>
+        <w:t>2 code units each in 8-bit</w:t>
+      </w:r>
+      <w:r>
+        <w:rPr>
+          <w:rFonts w:ascii="Times New Roman" w:eastAsia="Times New Roman" w:hAnsi="Times New Roman" w:cs="Times New Roman"/>
+          <w:kern w:val="0"/>
+          <w:sz w:val="20"/>
+          <w:szCs w:val="20"/>
+          <w:lang w:val="en-GB" w:eastAsia="en-GB"/>
+          <w14:ligatures w14:val="none"/>
+        </w:rPr>
+        <w:t xml:space="preserve"> versions of the alphabets</w:t>
+      </w:r>
+      <w:r>
+        <w:rPr>
+          <w:rFonts w:ascii="Times New Roman" w:eastAsia="Times New Roman" w:hAnsi="Times New Roman" w:cs="Times New Roman"/>
+          <w:kern w:val="0"/>
+          <w:sz w:val="20"/>
+          <w:szCs w:val="20"/>
+          <w:lang w:val="en-GB" w:eastAsia="en-GB"/>
+          <w14:ligatures w14:val="none"/>
+        </w:rPr>
+        <w:t>.</w:t>
       </w:r>
     </w:p>
     <w:p>
@@ -1915,7 +2010,18 @@
           <w:lang w:val="en-GB" w:eastAsia="en-GB"/>
           <w14:ligatures w14:val="none"/>
         </w:rPr>
-        <w:t>Bold</w:t>
+        <w:t>W</w:t>
+      </w:r>
+      <w:r>
+        <w:rPr>
+          <w:rFonts w:ascii="Arial" w:eastAsia="Times New Roman" w:hAnsi="Arial" w:cs="Times New Roman"/>
+          <w:color w:val="auto"/>
+          <w:kern w:val="0"/>
+          <w:szCs w:val="20"/>
+          <w:lang w:val="en-GB" w:eastAsia="en-GB"/>
+          <w14:ligatures w14:val="none"/>
+        </w:rPr>
+        <w:t>eight</w:t>
       </w:r>
     </w:p>
     <w:p>
@@ -1931,10 +2037,10 @@
           <w:kern w:val="0"/>
           <w:sz w:val="20"/>
           <w:szCs w:val="20"/>
+          <w:lang w:val="en-GB"/>
           <w14:ligatures w14:val="none"/>
         </w:rPr>
       </w:pPr>
-      <w:proofErr w:type="spellStart"/>
       <w:r>
         <w:rPr>
           <w:rFonts w:ascii="Times New Roman" w:eastAsia="Times New Roman" w:hAnsi="Times New Roman" w:cs="Times New Roman"/>
@@ -1944,11 +2050,12 @@
           <w:kern w:val="0"/>
           <w:sz w:val="20"/>
           <w:szCs w:val="20"/>
-          <w14:ligatures w14:val="none"/>
-        </w:rPr>
-        <w:t>CSI</w:t>
-      </w:r>
-      <w:proofErr w:type="spellEnd"/>
+          <w:lang w:val="en-GB"/>
+          <w14:ligatures w14:val="none"/>
+        </w:rPr>
+        <w:t xml:space="preserve">CSI </w:t>
+      </w:r>
+      <w:proofErr w:type="spellStart"/>
       <w:r>
         <w:rPr>
           <w:rFonts w:ascii="Times New Roman" w:eastAsia="Times New Roman" w:hAnsi="Times New Roman" w:cs="Times New Roman"/>
@@ -1958,100 +2065,135 @@
           <w:kern w:val="0"/>
           <w:sz w:val="20"/>
           <w:szCs w:val="20"/>
+          <w:lang w:val="en-GB"/>
+          <w14:ligatures w14:val="none"/>
+        </w:rPr>
+        <w:t>1m</w:t>
+      </w:r>
+      <w:proofErr w:type="spellEnd"/>
+      <w:r>
+        <w:rPr>
+          <w:rFonts w:ascii="Times New Roman" w:eastAsia="Times New Roman" w:hAnsi="Times New Roman" w:cs="Times New Roman"/>
+          <w:kern w:val="0"/>
+          <w:sz w:val="20"/>
+          <w:szCs w:val="20"/>
+          <w:lang w:val="en-GB"/>
           <w14:ligatures w14:val="none"/>
         </w:rPr>
         <w:t xml:space="preserve"> </w:t>
       </w:r>
-      <w:proofErr w:type="spellStart"/>
-      <w:r>
-        <w:rPr>
-          <w:rFonts w:ascii="Times New Roman" w:eastAsia="Times New Roman" w:hAnsi="Times New Roman" w:cs="Times New Roman"/>
-          <w:b/>
-          <w:bCs/>
-          <w:color w:val="000000"/>
-          <w:kern w:val="0"/>
-          <w:sz w:val="20"/>
-          <w:szCs w:val="20"/>
-          <w14:ligatures w14:val="none"/>
-        </w:rPr>
-        <w:t>1m</w:t>
-      </w:r>
-      <w:proofErr w:type="spellEnd"/>
-      <w:r>
-        <w:rPr>
-          <w:rFonts w:ascii="Times New Roman" w:eastAsia="Times New Roman" w:hAnsi="Times New Roman" w:cs="Times New Roman"/>
-          <w:kern w:val="0"/>
-          <w:sz w:val="20"/>
-          <w:szCs w:val="20"/>
+      <w:r>
+        <w:rPr>
+          <w:rFonts w:ascii="Times New Roman" w:eastAsia="Times New Roman" w:hAnsi="Times New Roman" w:cs="Times New Roman"/>
+          <w:kern w:val="0"/>
+          <w:sz w:val="20"/>
+          <w:szCs w:val="20"/>
+          <w:u w:val="single"/>
+          <w:lang w:val="en-GB"/>
+          <w14:ligatures w14:val="none"/>
+        </w:rPr>
+        <w:t>Bold font variant</w:t>
+      </w:r>
+      <w:r>
+        <w:rPr>
+          <w:rFonts w:ascii="Times New Roman" w:eastAsia="Times New Roman" w:hAnsi="Times New Roman" w:cs="Times New Roman"/>
+          <w:kern w:val="0"/>
+          <w:sz w:val="20"/>
+          <w:szCs w:val="20"/>
+          <w:lang w:val="en-GB"/>
+          <w14:ligatures w14:val="none"/>
+        </w:rPr>
+        <w:t xml:space="preserve">. </w:t>
+      </w:r>
+      <w:proofErr w:type="gramStart"/>
+      <w:r>
+        <w:rPr>
+          <w:rFonts w:ascii="Times New Roman" w:eastAsia="Times New Roman" w:hAnsi="Times New Roman" w:cs="Times New Roman"/>
+          <w:kern w:val="0"/>
+          <w:sz w:val="20"/>
+          <w:szCs w:val="20"/>
+          <w:lang w:val="en-GB"/>
+          <w14:ligatures w14:val="none"/>
+        </w:rPr>
+        <w:t>”Medium</w:t>
+      </w:r>
+      <w:proofErr w:type="gramEnd"/>
+      <w:r>
+        <w:rPr>
+          <w:rFonts w:ascii="Times New Roman" w:eastAsia="Times New Roman" w:hAnsi="Times New Roman" w:cs="Times New Roman"/>
+          <w:kern w:val="0"/>
+          <w:sz w:val="20"/>
+          <w:szCs w:val="20"/>
+          <w:lang w:val="en-GB"/>
+          <w14:ligatures w14:val="none"/>
+        </w:rPr>
+        <w:t>” boldness</w:t>
+      </w:r>
+      <w:r>
+        <w:rPr>
+          <w:rFonts w:ascii="Times New Roman" w:eastAsia="Times New Roman" w:hAnsi="Times New Roman" w:cs="Times New Roman"/>
+          <w:kern w:val="0"/>
+          <w:sz w:val="20"/>
+          <w:szCs w:val="20"/>
+          <w:lang w:val="en-GB"/>
+          <w14:ligatures w14:val="none"/>
+        </w:rPr>
+        <w:t xml:space="preserve">; </w:t>
+      </w:r>
+      <w:r>
+        <w:rPr>
+          <w:rFonts w:ascii="Times New Roman" w:eastAsia="Times New Roman" w:hAnsi="Times New Roman" w:cs="Times New Roman"/>
+          <w:kern w:val="0"/>
+          <w:sz w:val="20"/>
+          <w:szCs w:val="20"/>
+          <w:lang w:val="en-GB"/>
+          <w14:ligatures w14:val="none"/>
+        </w:rPr>
+        <w:t xml:space="preserve">Approximately </w:t>
+      </w:r>
+      <w:r>
+        <w:rPr>
+          <w:rFonts w:ascii="Times New Roman" w:eastAsia="Times New Roman" w:hAnsi="Times New Roman" w:cs="Times New Roman"/>
+          <w:kern w:val="0"/>
+          <w:sz w:val="20"/>
+          <w:szCs w:val="20"/>
+          <w:lang w:val="en-GB"/>
+          <w14:ligatures w14:val="none"/>
+        </w:rPr>
+        <w:t xml:space="preserve">700 in </w:t>
+      </w:r>
+      <w:r>
+        <w:rPr>
+          <w:rFonts w:ascii="Times New Roman" w:eastAsia="Times New Roman" w:hAnsi="Times New Roman" w:cs="Times New Roman"/>
+          <w:kern w:val="0"/>
+          <w:sz w:val="20"/>
+          <w:szCs w:val="20"/>
+          <w:lang w:val="en-GB"/>
+          <w14:ligatures w14:val="none"/>
+        </w:rPr>
+        <w:t>OpenType</w:t>
+      </w:r>
+      <w:r>
+        <w:rPr>
+          <w:rFonts w:ascii="Times New Roman" w:eastAsia="Times New Roman" w:hAnsi="Times New Roman" w:cs="Times New Roman"/>
+          <w:kern w:val="0"/>
+          <w:sz w:val="20"/>
+          <w:szCs w:val="20"/>
+          <w:lang w:val="en-GB"/>
           <w14:ligatures w14:val="none"/>
         </w:rPr>
         <w:t xml:space="preserve"> </w:t>
       </w:r>
-      <w:proofErr w:type="spellStart"/>
-      <w:r>
-        <w:rPr>
-          <w:rFonts w:ascii="Times New Roman" w:eastAsia="Times New Roman" w:hAnsi="Times New Roman" w:cs="Times New Roman"/>
-          <w:kern w:val="0"/>
-          <w:sz w:val="20"/>
-          <w:szCs w:val="20"/>
-          <w:u w:val="single"/>
-          <w14:ligatures w14:val="none"/>
-        </w:rPr>
-        <w:t>Bold</w:t>
-      </w:r>
-      <w:proofErr w:type="spellEnd"/>
-      <w:r>
-        <w:rPr>
-          <w:rFonts w:ascii="Times New Roman" w:eastAsia="Times New Roman" w:hAnsi="Times New Roman" w:cs="Times New Roman"/>
-          <w:kern w:val="0"/>
-          <w:sz w:val="20"/>
-          <w:szCs w:val="20"/>
-          <w:u w:val="single"/>
-          <w14:ligatures w14:val="none"/>
-        </w:rPr>
-        <w:t xml:space="preserve"> font variant</w:t>
-      </w:r>
-      <w:r>
-        <w:rPr>
-          <w:rFonts w:ascii="Times New Roman" w:eastAsia="Times New Roman" w:hAnsi="Times New Roman" w:cs="Times New Roman"/>
-          <w:kern w:val="0"/>
-          <w:sz w:val="20"/>
-          <w:szCs w:val="20"/>
-          <w14:ligatures w14:val="none"/>
-        </w:rPr>
-        <w:t>.</w:t>
-      </w:r>
-      <w:r>
-        <w:rPr>
-          <w:rFonts w:ascii="Times New Roman" w:eastAsia="Times New Roman" w:hAnsi="Times New Roman" w:cs="Times New Roman"/>
-          <w:kern w:val="0"/>
-          <w:sz w:val="20"/>
-          <w:szCs w:val="20"/>
-          <w14:ligatures w14:val="none"/>
-        </w:rPr>
-        <w:t xml:space="preserve"> ”Medium” </w:t>
-      </w:r>
-      <w:proofErr w:type="spellStart"/>
-      <w:r>
-        <w:rPr>
-          <w:rFonts w:ascii="Times New Roman" w:eastAsia="Times New Roman" w:hAnsi="Times New Roman" w:cs="Times New Roman"/>
-          <w:kern w:val="0"/>
-          <w:sz w:val="20"/>
-          <w:szCs w:val="20"/>
-          <w14:ligatures w14:val="none"/>
-        </w:rPr>
-        <w:t>boldness</w:t>
-      </w:r>
-      <w:proofErr w:type="spellEnd"/>
-      <w:r>
-        <w:rPr>
-          <w:rFonts w:ascii="Times New Roman" w:eastAsia="Times New Roman" w:hAnsi="Times New Roman" w:cs="Times New Roman"/>
-          <w:kern w:val="0"/>
-          <w:sz w:val="20"/>
-          <w:szCs w:val="20"/>
-          <w14:ligatures w14:val="none"/>
-        </w:rPr>
-        <w:t>.</w:t>
+      <w:r>
+        <w:rPr>
+          <w:rFonts w:ascii="Times New Roman" w:eastAsia="Times New Roman" w:hAnsi="Times New Roman" w:cs="Times New Roman"/>
+          <w:kern w:val="0"/>
+          <w:sz w:val="20"/>
+          <w:szCs w:val="20"/>
+          <w:lang w:val="en-GB"/>
+          <w14:ligatures w14:val="none"/>
+        </w:rPr>
+        <w:t>weight value.</w:t>
       </w:r>
       <w:r>
         <w:rPr>
@@ -2087,6 +2229,30 @@
           <w14:ligatures w14:val="none"/>
         </w:rPr>
         <w:t>00</w:t>
+      </w:r>
+      <w:proofErr w:type="spellEnd"/>
+      <w:r>
+        <w:rPr>
+          <w:rFonts w:ascii="Times New Roman" w:eastAsia="Times New Roman" w:hAnsi="Times New Roman" w:cs="Times New Roman"/>
+          <w:kern w:val="0"/>
+          <w:sz w:val="20"/>
+          <w:szCs w:val="20"/>
+          <w:lang w:val="en-GB"/>
+          <w14:ligatures w14:val="none"/>
+        </w:rPr>
+        <w:t xml:space="preserve">; </w:t>
+      </w:r>
+      <w:proofErr w:type="spellStart"/>
+      <w:r>
+        <w:rPr>
+          <w:rFonts w:ascii="Times New Roman" w:eastAsia="Times New Roman" w:hAnsi="Times New Roman" w:cs="Times New Roman"/>
+          <w:kern w:val="0"/>
+          <w:sz w:val="20"/>
+          <w:szCs w:val="20"/>
+          <w:lang w:val="en-GB"/>
+          <w14:ligatures w14:val="none"/>
+        </w:rPr>
+        <w:t>0x9B00</w:t>
       </w:r>
       <w:proofErr w:type="spellEnd"/>
       <w:r>
@@ -2180,40 +2346,40 @@
           <w:lang w:val="en-GB"/>
           <w14:ligatures w14:val="none"/>
         </w:rPr>
-        <w:t xml:space="preserve"> (</w:t>
-      </w:r>
-      <w:r>
-        <w:rPr>
-          <w:rFonts w:ascii="Times New Roman" w:eastAsia="Times New Roman" w:hAnsi="Times New Roman" w:cs="Times New Roman"/>
-          <w:kern w:val="0"/>
-          <w:sz w:val="20"/>
-          <w:szCs w:val="20"/>
-          <w:lang w:val="en-GB"/>
-          <w14:ligatures w14:val="none"/>
-        </w:rPr>
-        <w:t>not</w:t>
-      </w:r>
-      <w:r>
-        <w:rPr>
-          <w:rFonts w:ascii="Times New Roman" w:eastAsia="Times New Roman" w:hAnsi="Times New Roman" w:cs="Times New Roman"/>
-          <w:kern w:val="0"/>
-          <w:sz w:val="20"/>
-          <w:szCs w:val="20"/>
-          <w:lang w:val="en-GB"/>
-          <w14:ligatures w14:val="none"/>
-        </w:rPr>
-        <w:t xml:space="preserve"> bold).</w:t>
-      </w:r>
-      <w:r>
-        <w:rPr>
-          <w:rFonts w:ascii="Times New Roman" w:eastAsia="Times New Roman" w:hAnsi="Times New Roman" w:cs="Times New Roman"/>
-          <w:kern w:val="0"/>
-          <w:sz w:val="20"/>
-          <w:szCs w:val="20"/>
-          <w:lang w:val="en-GB"/>
-          <w14:ligatures w14:val="none"/>
-        </w:rPr>
-        <w:t xml:space="preserve"> (Default.)</w:t>
+        <w:t xml:space="preserve">. Default. </w:t>
+      </w:r>
+      <w:r>
+        <w:rPr>
+          <w:rFonts w:ascii="Times New Roman" w:eastAsia="Times New Roman" w:hAnsi="Times New Roman" w:cs="Times New Roman"/>
+          <w:kern w:val="0"/>
+          <w:sz w:val="20"/>
+          <w:szCs w:val="20"/>
+          <w:lang w:val="en-GB"/>
+          <w14:ligatures w14:val="none"/>
+        </w:rPr>
+        <w:t xml:space="preserve">Approximately </w:t>
+      </w:r>
+      <w:r>
+        <w:rPr>
+          <w:rFonts w:ascii="Times New Roman" w:eastAsia="Times New Roman" w:hAnsi="Times New Roman" w:cs="Times New Roman"/>
+          <w:kern w:val="0"/>
+          <w:sz w:val="20"/>
+          <w:szCs w:val="20"/>
+          <w:lang w:val="en-GB"/>
+          <w14:ligatures w14:val="none"/>
+        </w:rPr>
+        <w:t xml:space="preserve">400 in OpenType weight </w:t>
+      </w:r>
+      <w:r>
+        <w:rPr>
+          <w:rFonts w:ascii="Times New Roman" w:eastAsia="Times New Roman" w:hAnsi="Times New Roman" w:cs="Times New Roman"/>
+          <w:kern w:val="0"/>
+          <w:sz w:val="20"/>
+          <w:szCs w:val="20"/>
+          <w:lang w:val="en-GB"/>
+          <w14:ligatures w14:val="none"/>
+        </w:rPr>
+        <w:t>value.</w:t>
       </w:r>
       <w:r>
         <w:rPr>
@@ -2237,18 +2403,7 @@
           <w:lang w:val="en-GB"/>
           <w14:ligatures w14:val="none"/>
         </w:rPr>
-        <w:t>0x1B1B</w:t>
-      </w:r>
-      <w:r>
-        <w:rPr>
-          <w:rFonts w:ascii="Times New Roman" w:eastAsia="Times New Roman" w:hAnsi="Times New Roman" w:cs="Times New Roman"/>
-          <w:kern w:val="0"/>
-          <w:sz w:val="20"/>
-          <w:szCs w:val="20"/>
-          <w:lang w:val="en-GB"/>
-          <w14:ligatures w14:val="none"/>
-        </w:rPr>
-        <w:t>01</w:t>
+        <w:t>0x1B1B01</w:t>
       </w:r>
       <w:proofErr w:type="spellEnd"/>
       <w:r>
@@ -2260,7 +2415,180 @@
           <w:lang w:val="en-GB"/>
           <w14:ligatures w14:val="none"/>
         </w:rPr>
+        <w:t xml:space="preserve">; </w:t>
+      </w:r>
+      <w:proofErr w:type="spellStart"/>
+      <w:r>
+        <w:rPr>
+          <w:rFonts w:ascii="Times New Roman" w:eastAsia="Times New Roman" w:hAnsi="Times New Roman" w:cs="Times New Roman"/>
+          <w:kern w:val="0"/>
+          <w:sz w:val="20"/>
+          <w:szCs w:val="20"/>
+          <w:lang w:val="en-GB"/>
+          <w14:ligatures w14:val="none"/>
+        </w:rPr>
+        <w:t>0x9B01</w:t>
+      </w:r>
+      <w:proofErr w:type="spellEnd"/>
+      <w:r>
+        <w:rPr>
+          <w:rFonts w:ascii="Times New Roman" w:eastAsia="Times New Roman" w:hAnsi="Times New Roman" w:cs="Times New Roman"/>
+          <w:kern w:val="0"/>
+          <w:sz w:val="20"/>
+          <w:szCs w:val="20"/>
+          <w:lang w:val="en-GB"/>
+          <w14:ligatures w14:val="none"/>
+        </w:rPr>
         <w:t>]</w:t>
+      </w:r>
+    </w:p>
+    <w:p>
+      <w:pPr>
+        <w:numPr>
+          <w:ilvl w:val="0"/>
+          <w:numId w:val="2"/>
+        </w:numPr>
+        <w:spacing w:line="259" w:lineRule="auto"/>
+        <w:ind w:left="567" w:hanging="357"/>
+        <w:rPr>
+          <w:rFonts w:ascii="Times New Roman" w:eastAsia="Times New Roman" w:hAnsi="Times New Roman" w:cs="Times New Roman"/>
+          <w:kern w:val="0"/>
+          <w:sz w:val="20"/>
+          <w:szCs w:val="20"/>
+          <w:lang w:val="en-GB"/>
+          <w14:ligatures w14:val="none"/>
+        </w:rPr>
+      </w:pPr>
+      <w:r>
+        <w:rPr>
+          <w:rFonts w:ascii="Times New Roman" w:eastAsia="Times New Roman" w:hAnsi="Times New Roman" w:cs="Times New Roman"/>
+          <w:b/>
+          <w:bCs/>
+          <w:color w:val="000000"/>
+          <w:kern w:val="0"/>
+          <w:sz w:val="20"/>
+          <w:szCs w:val="20"/>
+          <w:lang w:val="en-GB"/>
+          <w14:ligatures w14:val="none"/>
+        </w:rPr>
+        <w:t xml:space="preserve">CSI </w:t>
+      </w:r>
+      <w:proofErr w:type="spellStart"/>
+      <w:r>
+        <w:rPr>
+          <w:rFonts w:ascii="Times New Roman" w:eastAsia="Times New Roman" w:hAnsi="Times New Roman" w:cs="Times New Roman"/>
+          <w:b/>
+          <w:bCs/>
+          <w:color w:val="000000"/>
+          <w:kern w:val="0"/>
+          <w:sz w:val="20"/>
+          <w:szCs w:val="20"/>
+          <w:lang w:val="en-GB"/>
+          <w14:ligatures w14:val="none"/>
+        </w:rPr>
+        <w:t>2m</w:t>
+      </w:r>
+      <w:proofErr w:type="spellEnd"/>
+      <w:r>
+        <w:rPr>
+          <w:rFonts w:ascii="Times New Roman" w:eastAsia="Times New Roman" w:hAnsi="Times New Roman" w:cs="Times New Roman"/>
+          <w:kern w:val="0"/>
+          <w:sz w:val="20"/>
+          <w:szCs w:val="20"/>
+          <w:lang w:val="en-GB"/>
+          <w14:ligatures w14:val="none"/>
+        </w:rPr>
+        <w:t xml:space="preserve"> </w:t>
+      </w:r>
+      <w:r>
+        <w:rPr>
+          <w:rFonts w:ascii="Times New Roman" w:eastAsia="Times New Roman" w:hAnsi="Times New Roman" w:cs="Times New Roman"/>
+          <w:kern w:val="0"/>
+          <w:sz w:val="20"/>
+          <w:szCs w:val="20"/>
+          <w:u w:val="single"/>
+          <w:lang w:val="en-GB"/>
+          <w14:ligatures w14:val="none"/>
+        </w:rPr>
+        <w:t>Light</w:t>
+      </w:r>
+      <w:r>
+        <w:rPr>
+          <w:rFonts w:ascii="Times New Roman" w:eastAsia="Times New Roman" w:hAnsi="Times New Roman" w:cs="Times New Roman"/>
+          <w:kern w:val="0"/>
+          <w:sz w:val="20"/>
+          <w:szCs w:val="20"/>
+          <w:u w:val="single"/>
+          <w:lang w:val="en-GB"/>
+          <w14:ligatures w14:val="none"/>
+        </w:rPr>
+        <w:t xml:space="preserve"> weight</w:t>
+      </w:r>
+      <w:r>
+        <w:rPr>
+          <w:rFonts w:ascii="Times New Roman" w:eastAsia="Times New Roman" w:hAnsi="Times New Roman" w:cs="Times New Roman"/>
+          <w:kern w:val="0"/>
+          <w:sz w:val="20"/>
+          <w:szCs w:val="20"/>
+          <w:lang w:val="en-GB"/>
+          <w14:ligatures w14:val="none"/>
+        </w:rPr>
+        <w:t xml:space="preserve">. </w:t>
+      </w:r>
+      <w:r>
+        <w:rPr>
+          <w:rFonts w:ascii="Times New Roman" w:eastAsia="Times New Roman" w:hAnsi="Times New Roman" w:cs="Times New Roman"/>
+          <w:kern w:val="0"/>
+          <w:sz w:val="20"/>
+          <w:szCs w:val="20"/>
+          <w:lang w:val="en-GB"/>
+          <w14:ligatures w14:val="none"/>
+        </w:rPr>
+        <w:t xml:space="preserve">Approximately </w:t>
+      </w:r>
+      <w:r>
+        <w:rPr>
+          <w:rFonts w:ascii="Times New Roman" w:eastAsia="Times New Roman" w:hAnsi="Times New Roman" w:cs="Times New Roman"/>
+          <w:kern w:val="0"/>
+          <w:sz w:val="20"/>
+          <w:szCs w:val="20"/>
+          <w:lang w:val="en-GB"/>
+          <w14:ligatures w14:val="none"/>
+        </w:rPr>
+        <w:t>2</w:t>
+      </w:r>
+      <w:r>
+        <w:rPr>
+          <w:rFonts w:ascii="Times New Roman" w:eastAsia="Times New Roman" w:hAnsi="Times New Roman" w:cs="Times New Roman"/>
+          <w:kern w:val="0"/>
+          <w:sz w:val="20"/>
+          <w:szCs w:val="20"/>
+          <w:lang w:val="en-GB"/>
+          <w14:ligatures w14:val="none"/>
+        </w:rPr>
+        <w:t xml:space="preserve">00 in OpenType weight </w:t>
+      </w:r>
+      <w:r>
+        <w:rPr>
+          <w:rFonts w:ascii="Times New Roman" w:eastAsia="Times New Roman" w:hAnsi="Times New Roman" w:cs="Times New Roman"/>
+          <w:kern w:val="0"/>
+          <w:sz w:val="20"/>
+          <w:szCs w:val="20"/>
+          <w:lang w:val="en-GB"/>
+          <w14:ligatures w14:val="none"/>
+        </w:rPr>
+        <w:t>value.</w:t>
+      </w:r>
+      <w:r>
+        <w:rPr>
+          <w:rFonts w:ascii="Times New Roman" w:eastAsia="Times New Roman" w:hAnsi="Times New Roman" w:cs="Times New Roman"/>
+          <w:kern w:val="0"/>
+          <w:sz w:val="20"/>
+          <w:szCs w:val="20"/>
+          <w:lang w:val="en-GB"/>
+          <w14:ligatures w14:val="none"/>
+        </w:rPr>
+        <w:t xml:space="preserve"> If not available: normal weight.</w:t>
       </w:r>
     </w:p>
     <w:p>
@@ -2284,40 +2612,7 @@
           <w:lang w:val="en-GB"/>
           <w14:ligatures w14:val="none"/>
         </w:rPr>
-        <w:t>Note: there is</w:t>
-      </w:r>
-      <w:r>
-        <w:rPr>
-          <w:rFonts w:ascii="Times New Roman" w:eastAsia="Times New Roman" w:hAnsi="Times New Roman" w:cs="Times New Roman"/>
-          <w:kern w:val="0"/>
-          <w:sz w:val="20"/>
-          <w:szCs w:val="20"/>
-          <w:lang w:val="en-GB"/>
-          <w14:ligatures w14:val="none"/>
-        </w:rPr>
-        <w:t xml:space="preserve"> no change in nominal colour in any way</w:t>
-      </w:r>
-      <w:r>
-        <w:rPr>
-          <w:rFonts w:ascii="Times New Roman" w:eastAsia="Times New Roman" w:hAnsi="Times New Roman" w:cs="Times New Roman"/>
-          <w:kern w:val="0"/>
-          <w:sz w:val="20"/>
-          <w:szCs w:val="20"/>
-          <w:lang w:val="en-GB"/>
-          <w14:ligatures w14:val="none"/>
-        </w:rPr>
-        <w:t xml:space="preserve"> for these font weight changes</w:t>
-      </w:r>
-      <w:r>
-        <w:rPr>
-          <w:rFonts w:ascii="Times New Roman" w:eastAsia="Times New Roman" w:hAnsi="Times New Roman" w:cs="Times New Roman"/>
-          <w:kern w:val="0"/>
-          <w:sz w:val="20"/>
-          <w:szCs w:val="20"/>
-          <w:lang w:val="en-GB"/>
-          <w14:ligatures w14:val="none"/>
-        </w:rPr>
-        <w:t>, other than the overall optical change due to the change in weight.</w:t>
+        <w:t>Note: there is no change in nominal colour in any way for these font weight changes, other than the overall optical change due to the change in weight.</w:t>
       </w:r>
     </w:p>
     <w:p>
@@ -2453,29 +2748,40 @@
           <w:lang w:val="en-GB"/>
           <w14:ligatures w14:val="none"/>
         </w:rPr>
-        <w:t>. Serifed fonts usually have a special variant for italics. Sans-serif fonts are often just slanted (oblique) relative to the upright variant.</w:t>
-      </w:r>
-      <w:r>
-        <w:rPr>
-          <w:rFonts w:ascii="Times New Roman" w:eastAsia="Times New Roman" w:hAnsi="Times New Roman" w:cs="Times New Roman"/>
-          <w:kern w:val="0"/>
-          <w:sz w:val="20"/>
-          <w:szCs w:val="20"/>
-          <w:lang w:val="en-GB"/>
-          <w14:ligatures w14:val="none"/>
-        </w:rPr>
-        <w:t xml:space="preserve"> The slant should be around </w:t>
-      </w:r>
-      <w:r>
-        <w:rPr>
-          <w:rFonts w:ascii="Times New Roman" w:eastAsia="Times New Roman" w:hAnsi="Times New Roman" w:cs="Times New Roman"/>
-          <w:kern w:val="0"/>
-          <w:sz w:val="20"/>
-          <w:szCs w:val="20"/>
-          <w:lang w:val="en-GB"/>
-          <w14:ligatures w14:val="none"/>
-        </w:rPr>
-        <w:t>−7° to −10°.</w:t>
+        <w:t>. Serifed fonts usually have a special variant for italics. Sans-serif fonts are often just slanted (oblique) relative to the upright variant. The slant should be around −7° to −10°</w:t>
+      </w:r>
+      <w:r>
+        <w:rPr>
+          <w:rFonts w:ascii="Times New Roman" w:eastAsia="Times New Roman" w:hAnsi="Times New Roman" w:cs="Times New Roman"/>
+          <w:kern w:val="0"/>
+          <w:sz w:val="20"/>
+          <w:szCs w:val="20"/>
+          <w:lang w:val="en-GB"/>
+          <w14:ligatures w14:val="none"/>
+        </w:rPr>
+        <w:t xml:space="preserve"> (rightwards</w:t>
+      </w:r>
+      <w:r>
+        <w:rPr>
+          <w:rFonts w:ascii="Times New Roman" w:eastAsia="Times New Roman" w:hAnsi="Times New Roman" w:cs="Times New Roman"/>
+          <w:kern w:val="0"/>
+          <w:sz w:val="20"/>
+          <w:szCs w:val="20"/>
+          <w:lang w:val="en-GB"/>
+          <w14:ligatures w14:val="none"/>
+        </w:rPr>
+        <w:t xml:space="preserve"> from bottom to top)</w:t>
+      </w:r>
+      <w:r>
+        <w:rPr>
+          <w:rFonts w:ascii="Times New Roman" w:eastAsia="Times New Roman" w:hAnsi="Times New Roman" w:cs="Times New Roman"/>
+          <w:kern w:val="0"/>
+          <w:sz w:val="20"/>
+          <w:szCs w:val="20"/>
+          <w:lang w:val="en-GB"/>
+          <w14:ligatures w14:val="none"/>
+        </w:rPr>
+        <w:t>.</w:t>
       </w:r>
       <w:r>
         <w:rPr>
@@ -2522,7 +2828,210 @@
           <w:lang w:val="en-GB"/>
           <w14:ligatures w14:val="none"/>
         </w:rPr>
+        <w:t xml:space="preserve">; </w:t>
+      </w:r>
+      <w:proofErr w:type="spellStart"/>
+      <w:r>
+        <w:rPr>
+          <w:rFonts w:ascii="Times New Roman" w:eastAsia="Times New Roman" w:hAnsi="Times New Roman" w:cs="Times New Roman"/>
+          <w:kern w:val="0"/>
+          <w:sz w:val="20"/>
+          <w:szCs w:val="20"/>
+          <w:lang w:val="en-GB"/>
+          <w14:ligatures w14:val="none"/>
+        </w:rPr>
+        <w:t>0x</w:t>
+      </w:r>
+      <w:r>
+        <w:rPr>
+          <w:rFonts w:ascii="Times New Roman" w:eastAsia="Times New Roman" w:hAnsi="Times New Roman" w:cs="Times New Roman"/>
+          <w:kern w:val="0"/>
+          <w:sz w:val="20"/>
+          <w:szCs w:val="20"/>
+          <w:lang w:val="en-GB"/>
+          <w14:ligatures w14:val="none"/>
+        </w:rPr>
+        <w:t>9</w:t>
+      </w:r>
+      <w:r>
+        <w:rPr>
+          <w:rFonts w:ascii="Times New Roman" w:eastAsia="Times New Roman" w:hAnsi="Times New Roman" w:cs="Times New Roman"/>
+          <w:kern w:val="0"/>
+          <w:sz w:val="20"/>
+          <w:szCs w:val="20"/>
+          <w:lang w:val="en-GB"/>
+          <w14:ligatures w14:val="none"/>
+        </w:rPr>
+        <w:t>B02</w:t>
+      </w:r>
+      <w:proofErr w:type="spellEnd"/>
+      <w:r>
+        <w:rPr>
+          <w:rFonts w:ascii="Times New Roman" w:eastAsia="Times New Roman" w:hAnsi="Times New Roman" w:cs="Times New Roman"/>
+          <w:kern w:val="0"/>
+          <w:sz w:val="20"/>
+          <w:szCs w:val="20"/>
+          <w:lang w:val="en-GB"/>
+          <w14:ligatures w14:val="none"/>
+        </w:rPr>
         <w:t>]</w:t>
+      </w:r>
+    </w:p>
+    <w:p>
+      <w:pPr>
+        <w:numPr>
+          <w:ilvl w:val="0"/>
+          <w:numId w:val="1"/>
+        </w:numPr>
+        <w:spacing w:after="120" w:line="259" w:lineRule="auto"/>
+        <w:ind w:left="567" w:right="159" w:hanging="357"/>
+        <w:rPr>
+          <w:rFonts w:ascii="Times New Roman" w:eastAsia="Times New Roman" w:hAnsi="Times New Roman" w:cs="Times New Roman"/>
+          <w:kern w:val="0"/>
+          <w:sz w:val="20"/>
+          <w:szCs w:val="20"/>
+          <w:lang w:val="en-GB"/>
+          <w14:ligatures w14:val="none"/>
+        </w:rPr>
+      </w:pPr>
+      <w:r>
+        <w:rPr>
+          <w:rFonts w:ascii="Times New Roman" w:eastAsia="Times New Roman" w:hAnsi="Times New Roman" w:cs="Times New Roman"/>
+          <w:b/>
+          <w:bCs/>
+          <w:color w:val="000000"/>
+          <w:kern w:val="0"/>
+          <w:sz w:val="20"/>
+          <w:szCs w:val="20"/>
+          <w:lang w:val="en-GB"/>
+          <w14:ligatures w14:val="none"/>
+        </w:rPr>
+        <w:t>CSI 3</w:t>
+      </w:r>
+      <w:r>
+        <w:rPr>
+          <w:rFonts w:ascii="Times New Roman" w:eastAsia="Times New Roman" w:hAnsi="Times New Roman" w:cs="Times New Roman"/>
+          <w:b/>
+          <w:bCs/>
+          <w:color w:val="000000"/>
+          <w:kern w:val="0"/>
+          <w:sz w:val="20"/>
+          <w:szCs w:val="20"/>
+          <w:lang w:val="en-GB"/>
+          <w14:ligatures w14:val="none"/>
+        </w:rPr>
+        <w:t>:1=</w:t>
+      </w:r>
+      <w:r>
+        <w:rPr>
+          <w:rFonts w:ascii="Times New Roman" w:eastAsia="Times New Roman" w:hAnsi="Times New Roman" w:cs="Times New Roman"/>
+          <w:b/>
+          <w:bCs/>
+          <w:color w:val="000000"/>
+          <w:kern w:val="0"/>
+          <w:sz w:val="20"/>
+          <w:szCs w:val="20"/>
+          <w:lang w:val="en-GB"/>
+          <w14:ligatures w14:val="none"/>
+        </w:rPr>
+        <w:t>m</w:t>
+      </w:r>
+      <w:r>
+        <w:rPr>
+          <w:rFonts w:ascii="Times New Roman" w:eastAsia="Times New Roman" w:hAnsi="Times New Roman" w:cs="Times New Roman"/>
+          <w:color w:val="000000"/>
+          <w:kern w:val="0"/>
+          <w:sz w:val="20"/>
+          <w:szCs w:val="20"/>
+          <w:lang w:val="en-GB"/>
+          <w14:ligatures w14:val="none"/>
+        </w:rPr>
+        <w:t xml:space="preserve"> </w:t>
+      </w:r>
+      <w:r>
+        <w:rPr>
+          <w:rFonts w:ascii="Times New Roman" w:eastAsia="Times New Roman" w:hAnsi="Times New Roman" w:cs="Times New Roman"/>
+          <w:color w:val="000000"/>
+          <w:kern w:val="0"/>
+          <w:sz w:val="20"/>
+          <w:szCs w:val="20"/>
+          <w:u w:val="single"/>
+          <w:lang w:val="en-GB"/>
+          <w14:ligatures w14:val="none"/>
+        </w:rPr>
+        <w:t>Reverse oblique</w:t>
+      </w:r>
+      <w:r>
+        <w:rPr>
+          <w:rFonts w:ascii="Times New Roman" w:eastAsia="Times New Roman" w:hAnsi="Times New Roman" w:cs="Times New Roman"/>
+          <w:color w:val="000000"/>
+          <w:kern w:val="0"/>
+          <w:sz w:val="20"/>
+          <w:szCs w:val="20"/>
+          <w:lang w:val="en-GB"/>
+          <w14:ligatures w14:val="none"/>
+        </w:rPr>
+        <w:t>. Optional</w:t>
+      </w:r>
+      <w:r>
+        <w:rPr>
+          <w:rFonts w:ascii="Times New Roman" w:eastAsia="Times New Roman" w:hAnsi="Times New Roman" w:cs="Times New Roman"/>
+          <w:color w:val="000000"/>
+          <w:kern w:val="0"/>
+          <w:sz w:val="20"/>
+          <w:szCs w:val="20"/>
+          <w:lang w:val="en-GB"/>
+          <w14:ligatures w14:val="none"/>
+        </w:rPr>
+        <w:t>, use oblique as fallback</w:t>
+      </w:r>
+      <w:r>
+        <w:rPr>
+          <w:rFonts w:ascii="Times New Roman" w:eastAsia="Times New Roman" w:hAnsi="Times New Roman" w:cs="Times New Roman"/>
+          <w:color w:val="000000"/>
+          <w:kern w:val="0"/>
+          <w:sz w:val="20"/>
+          <w:szCs w:val="20"/>
+          <w:lang w:val="en-GB"/>
+          <w14:ligatures w14:val="none"/>
+        </w:rPr>
+        <w:t xml:space="preserve">. </w:t>
+      </w:r>
+      <w:r>
+        <w:rPr>
+          <w:rFonts w:ascii="Times New Roman" w:eastAsia="Times New Roman" w:hAnsi="Times New Roman" w:cs="Times New Roman"/>
+          <w:color w:val="000000"/>
+          <w:kern w:val="0"/>
+          <w:sz w:val="20"/>
+          <w:szCs w:val="20"/>
+          <w:lang w:val="en-GB"/>
+          <w14:ligatures w14:val="none"/>
+        </w:rPr>
+        <w:t>For slant</w:t>
+      </w:r>
+      <w:r>
+        <w:rPr>
+          <w:rFonts w:ascii="Times New Roman" w:eastAsia="Times New Roman" w:hAnsi="Times New Roman" w:cs="Times New Roman"/>
+          <w:color w:val="000000"/>
+          <w:kern w:val="0"/>
+          <w:sz w:val="20"/>
+          <w:szCs w:val="20"/>
+          <w:lang w:val="en-GB"/>
+          <w14:ligatures w14:val="none"/>
+        </w:rPr>
+        <w:t xml:space="preserve">ing of </w:t>
+      </w:r>
+      <w:r>
+        <w:rPr>
+          <w:rFonts w:ascii="Times New Roman" w:eastAsia="Times New Roman" w:hAnsi="Times New Roman" w:cs="Times New Roman"/>
+          <w:color w:val="000000"/>
+          <w:kern w:val="0"/>
+          <w:sz w:val="20"/>
+          <w:szCs w:val="20"/>
+          <w:lang w:val="en-GB"/>
+          <w14:ligatures w14:val="none"/>
+        </w:rPr>
+        <w:t>some RTL scripts.</w:t>
       </w:r>
     </w:p>
     <w:p>
@@ -2605,7 +3114,18 @@
           <w:lang w:val="en-GB"/>
           <w14:ligatures w14:val="none"/>
         </w:rPr>
-        <w:t>. (Default.)</w:t>
+        <w:t>.</w:t>
+      </w:r>
+      <w:r>
+        <w:rPr>
+          <w:rFonts w:ascii="Times New Roman" w:eastAsia="Times New Roman" w:hAnsi="Times New Roman" w:cs="Times New Roman"/>
+          <w:kern w:val="0"/>
+          <w:sz w:val="20"/>
+          <w:szCs w:val="20"/>
+          <w:lang w:val="en-GB"/>
+          <w14:ligatures w14:val="none"/>
+        </w:rPr>
+        <w:t xml:space="preserve"> Default.</w:t>
       </w:r>
       <w:r>
         <w:rPr>
@@ -2641,6 +3161,52 @@
           <w14:ligatures w14:val="none"/>
         </w:rPr>
         <w:t>03</w:t>
+      </w:r>
+      <w:proofErr w:type="spellEnd"/>
+      <w:r>
+        <w:rPr>
+          <w:rFonts w:ascii="Times New Roman" w:eastAsia="Times New Roman" w:hAnsi="Times New Roman" w:cs="Times New Roman"/>
+          <w:kern w:val="0"/>
+          <w:sz w:val="20"/>
+          <w:szCs w:val="20"/>
+          <w:lang w:val="en-GB"/>
+          <w14:ligatures w14:val="none"/>
+        </w:rPr>
+        <w:t xml:space="preserve">; </w:t>
+      </w:r>
+      <w:proofErr w:type="spellStart"/>
+      <w:r>
+        <w:rPr>
+          <w:rFonts w:ascii="Times New Roman" w:eastAsia="Times New Roman" w:hAnsi="Times New Roman" w:cs="Times New Roman"/>
+          <w:kern w:val="0"/>
+          <w:sz w:val="20"/>
+          <w:szCs w:val="20"/>
+          <w:lang w:val="en-GB"/>
+          <w14:ligatures w14:val="none"/>
+        </w:rPr>
+        <w:t>0x</w:t>
+      </w:r>
+      <w:r>
+        <w:rPr>
+          <w:rFonts w:ascii="Times New Roman" w:eastAsia="Times New Roman" w:hAnsi="Times New Roman" w:cs="Times New Roman"/>
+          <w:kern w:val="0"/>
+          <w:sz w:val="20"/>
+          <w:szCs w:val="20"/>
+          <w:lang w:val="en-GB"/>
+          <w14:ligatures w14:val="none"/>
+        </w:rPr>
+        <w:t>9</w:t>
+      </w:r>
+      <w:r>
+        <w:rPr>
+          <w:rFonts w:ascii="Times New Roman" w:eastAsia="Times New Roman" w:hAnsi="Times New Roman" w:cs="Times New Roman"/>
+          <w:kern w:val="0"/>
+          <w:sz w:val="20"/>
+          <w:szCs w:val="20"/>
+          <w:lang w:val="en-GB"/>
+          <w14:ligatures w14:val="none"/>
+        </w:rPr>
+        <w:t>B03</w:t>
       </w:r>
       <w:proofErr w:type="spellEnd"/>
       <w:r>
@@ -2765,19 +3331,51 @@
           <w:lang w:val="en-GB"/>
           <w14:ligatures w14:val="none"/>
         </w:rPr>
-        <w:t xml:space="preserve"> edition (from 1976), but it is a common typographical styling with meaning. Common enough to warrant inclusion here (for SMS messages). These superscripts are not really intended for math expressions, but may still be used for exponentiation of units, as can the characters</w:t>
-      </w:r>
-      <w:r>
-        <w:rPr>
-          <w:rFonts w:ascii="Times New Roman" w:eastAsia="Times New Roman" w:hAnsi="Times New Roman" w:cs="Times New Roman"/>
-          <w:kern w:val="0"/>
-          <w:sz w:val="20"/>
-          <w:szCs w:val="20"/>
-          <w:lang w:val="en-GB"/>
-          <w14:ligatures w14:val="none"/>
-        </w:rPr>
-        <w:br/>
-        <w:t xml:space="preserve"> </w:t>
+        <w:t xml:space="preserve"> edition (from 1976), but it is a common typographical styling with meaning. </w:t>
+      </w:r>
+      <w:r>
+        <w:rPr>
+          <w:rFonts w:ascii="Times New Roman" w:eastAsia="Times New Roman" w:hAnsi="Times New Roman" w:cs="Times New Roman"/>
+          <w:kern w:val="0"/>
+          <w:sz w:val="20"/>
+          <w:szCs w:val="20"/>
+          <w:lang w:val="en-GB"/>
+          <w14:ligatures w14:val="none"/>
+        </w:rPr>
+        <w:t>It is c</w:t>
+      </w:r>
+      <w:r>
+        <w:rPr>
+          <w:rFonts w:ascii="Times New Roman" w:eastAsia="Times New Roman" w:hAnsi="Times New Roman" w:cs="Times New Roman"/>
+          <w:kern w:val="0"/>
+          <w:sz w:val="20"/>
+          <w:szCs w:val="20"/>
+          <w:lang w:val="en-GB"/>
+          <w14:ligatures w14:val="none"/>
+        </w:rPr>
+        <w:t>ommon enough to warrant inclusion here for SMS</w:t>
+      </w:r>
+      <w:r>
+        <w:rPr>
+          <w:rFonts w:ascii="Times New Roman" w:eastAsia="Times New Roman" w:hAnsi="Times New Roman" w:cs="Times New Roman"/>
+          <w:kern w:val="0"/>
+          <w:sz w:val="20"/>
+          <w:szCs w:val="20"/>
+          <w:lang w:val="en-GB"/>
+          <w14:ligatures w14:val="none"/>
+        </w:rPr>
+        <w:t xml:space="preserve">/CBS </w:t>
+      </w:r>
+      <w:r>
+        <w:rPr>
+          <w:rFonts w:ascii="Times New Roman" w:eastAsia="Times New Roman" w:hAnsi="Times New Roman" w:cs="Times New Roman"/>
+          <w:kern w:val="0"/>
+          <w:sz w:val="20"/>
+          <w:szCs w:val="20"/>
+          <w:lang w:val="en-GB"/>
+          <w14:ligatures w14:val="none"/>
+        </w:rPr>
+        <w:t xml:space="preserve">messages. These superscripts are not intended for math expressions, but may still be used for exponentiation of units, as can the characters </w:t>
       </w:r>
       <w:r>
         <w:rPr>
@@ -2823,7 +3421,110 @@
           <w:lang w:val="en-GB"/>
           <w14:ligatures w14:val="none"/>
         </w:rPr>
-        <w:t>, included in all the new alphabets above.</w:t>
+        <w:t xml:space="preserve">, </w:t>
+      </w:r>
+      <w:r>
+        <w:rPr>
+          <w:rFonts w:ascii="Times New Roman" w:eastAsia="Times New Roman" w:hAnsi="Times New Roman" w:cs="Times New Roman"/>
+          <w:kern w:val="0"/>
+          <w:sz w:val="20"/>
+          <w:szCs w:val="20"/>
+          <w:lang w:val="en-GB"/>
+          <w14:ligatures w14:val="none"/>
+        </w:rPr>
+        <w:t xml:space="preserve">which </w:t>
+      </w:r>
+      <w:r>
+        <w:rPr>
+          <w:rFonts w:ascii="Times New Roman" w:eastAsia="Times New Roman" w:hAnsi="Times New Roman" w:cs="Times New Roman"/>
+          <w:kern w:val="0"/>
+          <w:sz w:val="20"/>
+          <w:szCs w:val="20"/>
+          <w:lang w:val="en-GB"/>
+          <w14:ligatures w14:val="none"/>
+        </w:rPr>
+        <w:t>included in all the</w:t>
+      </w:r>
+      <w:r>
+        <w:rPr>
+          <w:rFonts w:ascii="Times New Roman" w:eastAsia="Times New Roman" w:hAnsi="Times New Roman" w:cs="Times New Roman"/>
+          <w:kern w:val="0"/>
+          <w:sz w:val="20"/>
+          <w:szCs w:val="20"/>
+          <w:lang w:val="en-GB"/>
+          <w14:ligatures w14:val="none"/>
+        </w:rPr>
+        <w:t xml:space="preserve"> 7- and 8-bit</w:t>
+      </w:r>
+      <w:r>
+        <w:rPr>
+          <w:rFonts w:ascii="Times New Roman" w:eastAsia="Times New Roman" w:hAnsi="Times New Roman" w:cs="Times New Roman"/>
+          <w:kern w:val="0"/>
+          <w:sz w:val="20"/>
+          <w:szCs w:val="20"/>
+          <w:lang w:val="en-GB"/>
+          <w14:ligatures w14:val="none"/>
+        </w:rPr>
+        <w:t xml:space="preserve"> alphabets </w:t>
+      </w:r>
+      <w:r>
+        <w:rPr>
+          <w:rFonts w:ascii="Times New Roman" w:eastAsia="Times New Roman" w:hAnsi="Times New Roman" w:cs="Times New Roman"/>
+          <w:kern w:val="0"/>
+          <w:sz w:val="20"/>
+          <w:szCs w:val="20"/>
+          <w:lang w:val="en-GB"/>
+          <w14:ligatures w14:val="none"/>
+        </w:rPr>
+        <w:t xml:space="preserve">with </w:t>
+      </w:r>
+      <w:proofErr w:type="spellStart"/>
+      <w:r>
+        <w:rPr>
+          <w:rFonts w:ascii="Times New Roman" w:eastAsia="Times New Roman" w:hAnsi="Times New Roman" w:cs="Times New Roman"/>
+          <w:kern w:val="0"/>
+          <w:sz w:val="20"/>
+          <w:szCs w:val="20"/>
+          <w:lang w:val="en-GB"/>
+          <w14:ligatures w14:val="none"/>
+        </w:rPr>
+        <w:t>NLID</w:t>
+      </w:r>
+      <w:proofErr w:type="spellEnd"/>
+      <w:r>
+        <w:rPr>
+          <w:rFonts w:ascii="Times New Roman" w:eastAsia="Times New Roman" w:hAnsi="Times New Roman" w:cs="Times New Roman"/>
+          <w:kern w:val="0"/>
+          <w:sz w:val="20"/>
+          <w:szCs w:val="20"/>
+          <w:lang w:val="en-GB"/>
+          <w14:ligatures w14:val="none"/>
+        </w:rPr>
+        <w:t xml:space="preserve"> code </w:t>
+      </w:r>
+      <w:proofErr w:type="spellStart"/>
+      <w:r>
+        <w:rPr>
+          <w:rFonts w:ascii="Times New Roman" w:eastAsia="Times New Roman" w:hAnsi="Times New Roman" w:cs="Times New Roman"/>
+          <w:kern w:val="0"/>
+          <w:sz w:val="20"/>
+          <w:szCs w:val="20"/>
+          <w:lang w:val="en-GB"/>
+          <w14:ligatures w14:val="none"/>
+        </w:rPr>
+        <w:t>0x10</w:t>
+      </w:r>
+      <w:proofErr w:type="spellEnd"/>
+      <w:r>
+        <w:rPr>
+          <w:rFonts w:ascii="Times New Roman" w:eastAsia="Times New Roman" w:hAnsi="Times New Roman" w:cs="Times New Roman"/>
+          <w:kern w:val="0"/>
+          <w:sz w:val="20"/>
+          <w:szCs w:val="20"/>
+          <w:lang w:val="en-GB"/>
+          <w14:ligatures w14:val="none"/>
+        </w:rPr>
+        <w:t xml:space="preserve"> or higher.</w:t>
       </w:r>
     </w:p>
     <w:p>
@@ -2930,136 +3631,393 @@
           <w:lang w:val="en-GB"/>
           <w14:ligatures w14:val="none"/>
         </w:rPr>
+        <w:t>. Used for ordinals (e.g. 5</w:t>
+      </w:r>
+      <w:r>
+        <w:rPr>
+          <w:rFonts w:ascii="Times New Roman" w:eastAsia="Times New Roman" w:hAnsi="Times New Roman" w:cs="Times New Roman"/>
+          <w:kern w:val="0"/>
+          <w:sz w:val="20"/>
+          <w:szCs w:val="20"/>
+          <w:vertAlign w:val="superscript"/>
+          <w:lang w:val="en-GB"/>
+          <w14:ligatures w14:val="none"/>
+        </w:rPr>
+        <w:t>th</w:t>
+      </w:r>
+      <w:r>
+        <w:rPr>
+          <w:rFonts w:ascii="Times New Roman" w:eastAsia="Times New Roman" w:hAnsi="Times New Roman" w:cs="Times New Roman"/>
+          <w:kern w:val="0"/>
+          <w:sz w:val="20"/>
+          <w:szCs w:val="20"/>
+          <w:lang w:val="en-GB"/>
+          <w14:ligatures w14:val="none"/>
+        </w:rPr>
+        <w:t xml:space="preserve">, </w:t>
+      </w:r>
+      <w:proofErr w:type="spellStart"/>
+      <w:r>
+        <w:rPr>
+          <w:rFonts w:ascii="Times New Roman" w:eastAsia="Times New Roman" w:hAnsi="Times New Roman" w:cs="Times New Roman"/>
+          <w:kern w:val="0"/>
+          <w:sz w:val="20"/>
+          <w:szCs w:val="20"/>
+          <w:lang w:val="en-GB"/>
+          <w14:ligatures w14:val="none"/>
+        </w:rPr>
+        <w:t>1</w:t>
+      </w:r>
+      <w:r>
+        <w:rPr>
+          <w:rFonts w:ascii="Times New Roman" w:eastAsia="Times New Roman" w:hAnsi="Times New Roman" w:cs="Times New Roman"/>
+          <w:kern w:val="0"/>
+          <w:sz w:val="20"/>
+          <w:szCs w:val="20"/>
+          <w:vertAlign w:val="superscript"/>
+          <w:lang w:val="en-GB"/>
+          <w14:ligatures w14:val="none"/>
+        </w:rPr>
+        <w:t>er</w:t>
+      </w:r>
+      <w:proofErr w:type="spellEnd"/>
+      <w:r>
+        <w:rPr>
+          <w:rFonts w:ascii="Times New Roman" w:eastAsia="Times New Roman" w:hAnsi="Times New Roman" w:cs="Times New Roman"/>
+          <w:kern w:val="0"/>
+          <w:sz w:val="20"/>
+          <w:szCs w:val="20"/>
+          <w:lang w:val="en-GB"/>
+          <w14:ligatures w14:val="none"/>
+        </w:rPr>
+        <w:t>, 2º</w:t>
+      </w:r>
+      <w:r>
+        <w:rPr>
+          <w:rFonts w:ascii="Times New Roman" w:eastAsia="Times New Roman" w:hAnsi="Times New Roman" w:cs="Times New Roman"/>
+          <w:kern w:val="0"/>
+          <w:sz w:val="20"/>
+          <w:szCs w:val="20"/>
+          <w:lang w:val="en-GB"/>
+          <w14:ligatures w14:val="none"/>
+        </w:rPr>
+        <w:t>) and other uses (e.g. M</w:t>
+      </w:r>
+      <w:r>
+        <w:rPr>
+          <w:rFonts w:ascii="Times New Roman" w:eastAsia="Times New Roman" w:hAnsi="Times New Roman" w:cs="Times New Roman"/>
+          <w:kern w:val="0"/>
+          <w:sz w:val="20"/>
+          <w:szCs w:val="20"/>
+          <w:vertAlign w:val="superscript"/>
+          <w:lang w:val="en-GB"/>
+          <w14:ligatures w14:val="none"/>
+        </w:rPr>
+        <w:t>lle</w:t>
+      </w:r>
+      <w:r>
+        <w:rPr>
+          <w:rFonts w:ascii="Times New Roman" w:eastAsia="Times New Roman" w:hAnsi="Times New Roman" w:cs="Times New Roman"/>
+          <w:kern w:val="0"/>
+          <w:sz w:val="20"/>
+          <w:szCs w:val="20"/>
+          <w:lang w:val="en-GB"/>
+          <w14:ligatures w14:val="none"/>
+        </w:rPr>
+        <w:t>,</w:t>
+      </w:r>
+      <w:r>
+        <w:rPr>
+          <w:rFonts w:ascii="Times New Roman" w:eastAsia="Times New Roman" w:hAnsi="Times New Roman" w:cs="Times New Roman"/>
+          <w:kern w:val="0"/>
+          <w:sz w:val="20"/>
+          <w:szCs w:val="20"/>
+          <w:lang w:val="en-GB"/>
+          <w14:ligatures w14:val="none"/>
+        </w:rPr>
+        <w:t xml:space="preserve"> </w:t>
+      </w:r>
+      <w:r>
+        <w:rPr>
+          <w:rFonts w:ascii="Times New Roman" w:eastAsia="Times New Roman" w:hAnsi="Times New Roman" w:cs="Times New Roman"/>
+          <w:kern w:val="0"/>
+          <w:sz w:val="20"/>
+          <w:szCs w:val="20"/>
+          <w:lang w:val="en-GB"/>
+          <w14:ligatures w14:val="none"/>
+        </w:rPr>
+        <w:t>M</w:t>
+      </w:r>
+      <w:r>
+        <w:rPr>
+          <w:rFonts w:ascii="Times New Roman" w:eastAsia="Times New Roman" w:hAnsi="Times New Roman" w:cs="Times New Roman"/>
+          <w:kern w:val="0"/>
+          <w:sz w:val="20"/>
+          <w:szCs w:val="20"/>
+          <w:vertAlign w:val="superscript"/>
+          <w:lang w:val="en-GB"/>
+          <w14:ligatures w14:val="none"/>
+        </w:rPr>
+        <w:t>mes</w:t>
+      </w:r>
+      <w:r>
+        <w:rPr>
+          <w:rFonts w:ascii="Times New Roman" w:eastAsia="Times New Roman" w:hAnsi="Times New Roman" w:cs="Times New Roman"/>
+          <w:kern w:val="0"/>
+          <w:sz w:val="20"/>
+          <w:szCs w:val="20"/>
+          <w:lang w:val="en-GB"/>
+          <w14:ligatures w14:val="none"/>
+        </w:rPr>
+        <w:t>,</w:t>
+      </w:r>
+      <w:r>
+        <w:rPr>
+          <w:rFonts w:ascii="Times New Roman" w:eastAsia="Times New Roman" w:hAnsi="Times New Roman" w:cs="Times New Roman"/>
+          <w:kern w:val="0"/>
+          <w:sz w:val="20"/>
+          <w:szCs w:val="20"/>
+          <w:lang w:val="en-GB"/>
+          <w14:ligatures w14:val="none"/>
+        </w:rPr>
+        <w:t xml:space="preserve"> </w:t>
+      </w:r>
+      <w:proofErr w:type="spellStart"/>
+      <w:r>
+        <w:rPr>
+          <w:rFonts w:ascii="Times New Roman" w:eastAsia="Times New Roman" w:hAnsi="Times New Roman" w:cs="Times New Roman"/>
+          <w:kern w:val="0"/>
+          <w:sz w:val="20"/>
+          <w:szCs w:val="20"/>
+          <w:lang w:val="en-GB"/>
+          <w14:ligatures w14:val="none"/>
+        </w:rPr>
+        <w:t>XX</w:t>
+      </w:r>
+      <w:r>
+        <w:rPr>
+          <w:rFonts w:ascii="Times New Roman" w:eastAsia="Times New Roman" w:hAnsi="Times New Roman" w:cs="Times New Roman"/>
+          <w:kern w:val="0"/>
+          <w:sz w:val="20"/>
+          <w:szCs w:val="20"/>
+          <w:vertAlign w:val="superscript"/>
+          <w:lang w:val="en-GB"/>
+          <w14:ligatures w14:val="none"/>
+        </w:rPr>
+        <w:t>e</w:t>
+      </w:r>
+      <w:proofErr w:type="spellEnd"/>
+      <w:r>
+        <w:rPr>
+          <w:rFonts w:ascii="Times New Roman" w:eastAsia="Times New Roman" w:hAnsi="Times New Roman" w:cs="Times New Roman"/>
+          <w:kern w:val="0"/>
+          <w:sz w:val="20"/>
+          <w:szCs w:val="20"/>
+          <w:lang w:val="en-GB"/>
+          <w14:ligatures w14:val="none"/>
+        </w:rPr>
+        <w:t xml:space="preserve">, </w:t>
+      </w:r>
+      <w:r>
+        <w:rPr>
+          <w:rFonts w:ascii="Times New Roman" w:eastAsia="Times New Roman" w:hAnsi="Times New Roman" w:cs="Times New Roman"/>
+          <w:kern w:val="0"/>
+          <w:sz w:val="20"/>
+          <w:szCs w:val="20"/>
+          <w:lang w:val="en-GB"/>
+          <w14:ligatures w14:val="none"/>
+        </w:rPr>
+        <w:t>S</w:t>
+      </w:r>
+      <w:r>
+        <w:rPr>
+          <w:rFonts w:ascii="Times New Roman" w:eastAsia="Times New Roman" w:hAnsi="Times New Roman" w:cs="Times New Roman"/>
+          <w:kern w:val="0"/>
+          <w:sz w:val="20"/>
+          <w:szCs w:val="20"/>
+          <w:vertAlign w:val="superscript"/>
+          <w:lang w:val="en-GB"/>
+          <w14:ligatures w14:val="none"/>
+        </w:rPr>
+        <w:t>t</w:t>
+      </w:r>
+      <w:r>
+        <w:rPr>
+          <w:rFonts w:ascii="Times New Roman" w:eastAsia="Times New Roman" w:hAnsi="Times New Roman" w:cs="Times New Roman"/>
+          <w:kern w:val="0"/>
+          <w:sz w:val="20"/>
+          <w:szCs w:val="20"/>
+          <w:lang w:val="en-GB"/>
+          <w14:ligatures w14:val="none"/>
+        </w:rPr>
+        <w:t>).</w:t>
+      </w:r>
+      <w:r>
+        <w:rPr>
+          <w:rFonts w:ascii="Times New Roman" w:eastAsia="Times New Roman" w:hAnsi="Times New Roman" w:cs="Times New Roman"/>
+          <w:kern w:val="0"/>
+          <w:sz w:val="20"/>
+          <w:szCs w:val="20"/>
+          <w:lang w:val="en-GB"/>
+          <w14:ligatures w14:val="none"/>
+        </w:rPr>
+        <w:t xml:space="preserve"> </w:t>
+      </w:r>
+      <w:r>
+        <w:rPr>
+          <w:rFonts w:ascii="Times New Roman" w:eastAsia="Times New Roman" w:hAnsi="Times New Roman" w:cs="Times New Roman"/>
+          <w:kern w:val="0"/>
+          <w:sz w:val="20"/>
+          <w:szCs w:val="20"/>
+          <w:lang w:val="en-GB"/>
+          <w14:ligatures w14:val="none"/>
+        </w:rPr>
+        <w:t>This styling m</w:t>
+      </w:r>
+      <w:r>
+        <w:rPr>
+          <w:rFonts w:ascii="Times New Roman" w:eastAsia="Times New Roman" w:hAnsi="Times New Roman" w:cs="Times New Roman"/>
+          <w:kern w:val="0"/>
+          <w:sz w:val="20"/>
+          <w:szCs w:val="20"/>
+          <w:lang w:val="en-GB"/>
+          <w14:ligatures w14:val="none"/>
+        </w:rPr>
+        <w:t>ay use the OpenType feature ‘sups’ if available</w:t>
+      </w:r>
+      <w:r>
+        <w:rPr>
+          <w:rFonts w:ascii="Times New Roman" w:eastAsia="Times New Roman" w:hAnsi="Times New Roman" w:cs="Times New Roman"/>
+          <w:kern w:val="0"/>
+          <w:sz w:val="20"/>
+          <w:szCs w:val="20"/>
+          <w:lang w:val="en-GB"/>
+          <w14:ligatures w14:val="none"/>
+        </w:rPr>
+        <w:t xml:space="preserve"> for </w:t>
+      </w:r>
+      <w:proofErr w:type="gramStart"/>
+      <w:r>
+        <w:rPr>
+          <w:rFonts w:ascii="Times New Roman" w:eastAsia="Times New Roman" w:hAnsi="Times New Roman" w:cs="Times New Roman"/>
+          <w:kern w:val="0"/>
+          <w:sz w:val="20"/>
+          <w:szCs w:val="20"/>
+          <w:lang w:val="en-GB"/>
+          <w14:ligatures w14:val="none"/>
+        </w:rPr>
+        <w:t>all of</w:t>
+      </w:r>
+      <w:proofErr w:type="gramEnd"/>
+      <w:r>
+        <w:rPr>
+          <w:rFonts w:ascii="Times New Roman" w:eastAsia="Times New Roman" w:hAnsi="Times New Roman" w:cs="Times New Roman"/>
+          <w:kern w:val="0"/>
+          <w:sz w:val="20"/>
+          <w:szCs w:val="20"/>
+          <w:lang w:val="en-GB"/>
+          <w14:ligatures w14:val="none"/>
+        </w:rPr>
+        <w:t xml:space="preserve"> </w:t>
+      </w:r>
+      <w:r>
+        <w:rPr>
+          <w:rFonts w:ascii="Times New Roman" w:eastAsia="Times New Roman" w:hAnsi="Times New Roman" w:cs="Times New Roman"/>
+          <w:kern w:val="0"/>
+          <w:sz w:val="20"/>
+          <w:szCs w:val="20"/>
+          <w:lang w:val="en-GB"/>
+          <w14:ligatures w14:val="none"/>
+        </w:rPr>
+        <w:t xml:space="preserve">the </w:t>
+      </w:r>
+      <w:r>
+        <w:rPr>
+          <w:rFonts w:ascii="Times New Roman" w:eastAsia="Times New Roman" w:hAnsi="Times New Roman" w:cs="Times New Roman"/>
+          <w:kern w:val="0"/>
+          <w:sz w:val="20"/>
+          <w:szCs w:val="20"/>
+          <w:lang w:val="en-GB"/>
+          <w14:ligatures w14:val="none"/>
+        </w:rPr>
+        <w:t xml:space="preserve">contiguous </w:t>
+      </w:r>
+      <w:r>
+        <w:rPr>
+          <w:rFonts w:ascii="Times New Roman" w:eastAsia="Times New Roman" w:hAnsi="Times New Roman" w:cs="Times New Roman"/>
+          <w:kern w:val="0"/>
+          <w:sz w:val="20"/>
+          <w:szCs w:val="20"/>
+          <w:lang w:val="en-GB"/>
+          <w14:ligatures w14:val="none"/>
+        </w:rPr>
+        <w:t xml:space="preserve">sequence of </w:t>
+      </w:r>
+      <w:r>
+        <w:rPr>
+          <w:rFonts w:ascii="Times New Roman" w:eastAsia="Times New Roman" w:hAnsi="Times New Roman" w:cs="Times New Roman"/>
+          <w:kern w:val="0"/>
+          <w:sz w:val="20"/>
+          <w:szCs w:val="20"/>
+          <w:lang w:val="en-GB"/>
+          <w14:ligatures w14:val="none"/>
+        </w:rPr>
+        <w:t xml:space="preserve">characters </w:t>
+      </w:r>
+      <w:r>
+        <w:rPr>
+          <w:rFonts w:ascii="Times New Roman" w:eastAsia="Times New Roman" w:hAnsi="Times New Roman" w:cs="Times New Roman"/>
+          <w:kern w:val="0"/>
+          <w:sz w:val="20"/>
+          <w:szCs w:val="20"/>
+          <w:lang w:val="en-GB"/>
+          <w14:ligatures w14:val="none"/>
+        </w:rPr>
+        <w:t xml:space="preserve">that are </w:t>
+      </w:r>
+      <w:r>
+        <w:rPr>
+          <w:rFonts w:ascii="Times New Roman" w:eastAsia="Times New Roman" w:hAnsi="Times New Roman" w:cs="Times New Roman"/>
+          <w:kern w:val="0"/>
+          <w:sz w:val="20"/>
+          <w:szCs w:val="20"/>
+          <w:lang w:val="en-GB"/>
+          <w14:ligatures w14:val="none"/>
+        </w:rPr>
+        <w:t>superscr</w:t>
+      </w:r>
+      <w:r>
+        <w:rPr>
+          <w:rFonts w:ascii="Times New Roman" w:eastAsia="Times New Roman" w:hAnsi="Times New Roman" w:cs="Times New Roman"/>
+          <w:kern w:val="0"/>
+          <w:sz w:val="20"/>
+          <w:szCs w:val="20"/>
+          <w:lang w:val="en-GB"/>
+          <w14:ligatures w14:val="none"/>
+        </w:rPr>
+        <w:t>i</w:t>
+      </w:r>
+      <w:r>
+        <w:rPr>
+          <w:rFonts w:ascii="Times New Roman" w:eastAsia="Times New Roman" w:hAnsi="Times New Roman" w:cs="Times New Roman"/>
+          <w:kern w:val="0"/>
+          <w:sz w:val="20"/>
+          <w:szCs w:val="20"/>
+          <w:lang w:val="en-GB"/>
+          <w14:ligatures w14:val="none"/>
+        </w:rPr>
+        <w:t>pted</w:t>
+      </w:r>
+      <w:r>
+        <w:rPr>
+          <w:rFonts w:ascii="Times New Roman" w:eastAsia="Times New Roman" w:hAnsi="Times New Roman" w:cs="Times New Roman"/>
+          <w:kern w:val="0"/>
+          <w:sz w:val="20"/>
+          <w:szCs w:val="20"/>
+          <w:lang w:val="en-GB"/>
+          <w14:ligatures w14:val="none"/>
+        </w:rPr>
         <w:t>.</w:t>
-      </w:r>
-      <w:r>
-        <w:rPr>
-          <w:rFonts w:ascii="Times New Roman" w:eastAsia="Times New Roman" w:hAnsi="Times New Roman" w:cs="Times New Roman"/>
-          <w:kern w:val="0"/>
-          <w:sz w:val="20"/>
-          <w:szCs w:val="20"/>
-          <w:lang w:val="en-GB"/>
-          <w14:ligatures w14:val="none"/>
-        </w:rPr>
-        <w:t xml:space="preserve"> Used for ordinals (e.g. 5</w:t>
-      </w:r>
-      <w:r>
-        <w:rPr>
-          <w:rFonts w:ascii="Times New Roman" w:eastAsia="Times New Roman" w:hAnsi="Times New Roman" w:cs="Times New Roman"/>
-          <w:kern w:val="0"/>
-          <w:sz w:val="20"/>
-          <w:szCs w:val="20"/>
-          <w:vertAlign w:val="superscript"/>
-          <w:lang w:val="en-GB"/>
-          <w14:ligatures w14:val="none"/>
-        </w:rPr>
-        <w:t>th</w:t>
-      </w:r>
-      <w:r>
-        <w:rPr>
-          <w:rFonts w:ascii="Times New Roman" w:eastAsia="Times New Roman" w:hAnsi="Times New Roman" w:cs="Times New Roman"/>
-          <w:kern w:val="0"/>
-          <w:sz w:val="20"/>
-          <w:szCs w:val="20"/>
-          <w:lang w:val="en-GB"/>
-          <w14:ligatures w14:val="none"/>
-        </w:rPr>
-        <w:t xml:space="preserve">, </w:t>
-      </w:r>
-      <w:proofErr w:type="spellStart"/>
-      <w:r>
-        <w:rPr>
-          <w:rFonts w:ascii="Times New Roman" w:eastAsia="Times New Roman" w:hAnsi="Times New Roman" w:cs="Times New Roman"/>
-          <w:kern w:val="0"/>
-          <w:sz w:val="20"/>
-          <w:szCs w:val="20"/>
-          <w:lang w:val="en-GB"/>
-          <w14:ligatures w14:val="none"/>
-        </w:rPr>
-        <w:t>1</w:t>
-      </w:r>
-      <w:r>
-        <w:rPr>
-          <w:rFonts w:ascii="Times New Roman" w:eastAsia="Times New Roman" w:hAnsi="Times New Roman" w:cs="Times New Roman"/>
-          <w:kern w:val="0"/>
-          <w:sz w:val="20"/>
-          <w:szCs w:val="20"/>
-          <w:vertAlign w:val="superscript"/>
-          <w:lang w:val="en-GB"/>
-          <w14:ligatures w14:val="none"/>
-        </w:rPr>
-        <w:t>er</w:t>
-      </w:r>
-      <w:proofErr w:type="spellEnd"/>
-      <w:r>
-        <w:rPr>
-          <w:rFonts w:ascii="Times New Roman" w:eastAsia="Times New Roman" w:hAnsi="Times New Roman" w:cs="Times New Roman"/>
-          <w:kern w:val="0"/>
-          <w:sz w:val="20"/>
-          <w:szCs w:val="20"/>
-          <w:lang w:val="en-GB"/>
-          <w14:ligatures w14:val="none"/>
-        </w:rPr>
-        <w:t>), and other uses (e.g. M</w:t>
-      </w:r>
-      <w:r>
-        <w:rPr>
-          <w:rFonts w:ascii="Times New Roman" w:eastAsia="Times New Roman" w:hAnsi="Times New Roman" w:cs="Times New Roman"/>
-          <w:kern w:val="0"/>
-          <w:sz w:val="20"/>
-          <w:szCs w:val="20"/>
-          <w:vertAlign w:val="superscript"/>
-          <w:lang w:val="en-GB"/>
-          <w14:ligatures w14:val="none"/>
-        </w:rPr>
-        <w:t>lle</w:t>
-      </w:r>
-      <w:r>
-        <w:rPr>
-          <w:rFonts w:ascii="Times New Roman" w:eastAsia="Times New Roman" w:hAnsi="Times New Roman" w:cs="Times New Roman"/>
-          <w:kern w:val="0"/>
-          <w:sz w:val="20"/>
-          <w:szCs w:val="20"/>
-          <w:lang w:val="en-GB"/>
-          <w14:ligatures w14:val="none"/>
-        </w:rPr>
-        <w:t xml:space="preserve">, </w:t>
-      </w:r>
-      <w:proofErr w:type="spellStart"/>
-      <w:r>
-        <w:rPr>
-          <w:rFonts w:ascii="Times New Roman" w:eastAsia="Times New Roman" w:hAnsi="Times New Roman" w:cs="Times New Roman"/>
-          <w:kern w:val="0"/>
-          <w:sz w:val="20"/>
-          <w:szCs w:val="20"/>
-          <w:lang w:val="en-GB"/>
-          <w14:ligatures w14:val="none"/>
-        </w:rPr>
-        <w:t>XX</w:t>
-      </w:r>
-      <w:r>
-        <w:rPr>
-          <w:rFonts w:ascii="Times New Roman" w:eastAsia="Times New Roman" w:hAnsi="Times New Roman" w:cs="Times New Roman"/>
-          <w:kern w:val="0"/>
-          <w:sz w:val="20"/>
-          <w:szCs w:val="20"/>
-          <w:vertAlign w:val="superscript"/>
-          <w:lang w:val="en-GB"/>
-          <w14:ligatures w14:val="none"/>
-        </w:rPr>
-        <w:t>e</w:t>
-      </w:r>
-      <w:proofErr w:type="spellEnd"/>
-      <w:r>
-        <w:rPr>
-          <w:rFonts w:ascii="Times New Roman" w:eastAsia="Times New Roman" w:hAnsi="Times New Roman" w:cs="Times New Roman"/>
-          <w:kern w:val="0"/>
-          <w:sz w:val="20"/>
-          <w:szCs w:val="20"/>
-          <w:lang w:val="en-GB"/>
-          <w14:ligatures w14:val="none"/>
-        </w:rPr>
-        <w:t>).</w:t>
       </w:r>
       <w:r>
         <w:rPr>
@@ -3106,7 +4064,194 @@
           <w:lang w:val="en-GB"/>
           <w14:ligatures w14:val="none"/>
         </w:rPr>
+        <w:t xml:space="preserve">; </w:t>
+      </w:r>
+      <w:proofErr w:type="spellStart"/>
+      <w:r>
+        <w:rPr>
+          <w:rFonts w:ascii="Times New Roman" w:eastAsia="Times New Roman" w:hAnsi="Times New Roman" w:cs="Times New Roman"/>
+          <w:kern w:val="0"/>
+          <w:sz w:val="20"/>
+          <w:szCs w:val="20"/>
+          <w:lang w:val="en-GB"/>
+          <w14:ligatures w14:val="none"/>
+        </w:rPr>
+        <w:t>0x</w:t>
+      </w:r>
+      <w:r>
+        <w:rPr>
+          <w:rFonts w:ascii="Times New Roman" w:eastAsia="Times New Roman" w:hAnsi="Times New Roman" w:cs="Times New Roman"/>
+          <w:kern w:val="0"/>
+          <w:sz w:val="20"/>
+          <w:szCs w:val="20"/>
+          <w:lang w:val="en-GB"/>
+          <w14:ligatures w14:val="none"/>
+        </w:rPr>
+        <w:t>9</w:t>
+      </w:r>
+      <w:r>
+        <w:rPr>
+          <w:rFonts w:ascii="Times New Roman" w:eastAsia="Times New Roman" w:hAnsi="Times New Roman" w:cs="Times New Roman"/>
+          <w:kern w:val="0"/>
+          <w:sz w:val="20"/>
+          <w:szCs w:val="20"/>
+          <w:lang w:val="en-GB"/>
+          <w14:ligatures w14:val="none"/>
+        </w:rPr>
+        <w:t>B04</w:t>
+      </w:r>
+      <w:proofErr w:type="spellEnd"/>
+      <w:r>
+        <w:rPr>
+          <w:rFonts w:ascii="Times New Roman" w:eastAsia="Times New Roman" w:hAnsi="Times New Roman" w:cs="Times New Roman"/>
+          <w:kern w:val="0"/>
+          <w:sz w:val="20"/>
+          <w:szCs w:val="20"/>
+          <w:lang w:val="en-GB"/>
+          <w14:ligatures w14:val="none"/>
+        </w:rPr>
         <w:t>]</w:t>
+      </w:r>
+      <w:r>
+        <w:rPr>
+          <w:rFonts w:ascii="Times New Roman" w:eastAsia="Times New Roman" w:hAnsi="Times New Roman" w:cs="Times New Roman"/>
+          <w:kern w:val="0"/>
+          <w:sz w:val="20"/>
+          <w:szCs w:val="20"/>
+          <w:lang w:val="en-GB"/>
+          <w14:ligatures w14:val="none"/>
+        </w:rPr>
+        <w:t xml:space="preserve">  </w:t>
+      </w:r>
+      <w:proofErr w:type="gramStart"/>
+      <w:r>
+        <w:rPr>
+          <w:rFonts w:ascii="Times New Roman" w:eastAsia="Times New Roman" w:hAnsi="Times New Roman" w:cs="Times New Roman"/>
+          <w:kern w:val="0"/>
+          <w:sz w:val="20"/>
+          <w:szCs w:val="20"/>
+          <w:lang w:val="en-GB"/>
+          <w14:ligatures w14:val="none"/>
+        </w:rPr>
+        <w:t xml:space="preserve">   (</w:t>
+      </w:r>
+      <w:proofErr w:type="gramEnd"/>
+      <w:r>
+        <w:rPr>
+          <w:rFonts w:ascii="Times New Roman" w:eastAsia="Times New Roman" w:hAnsi="Times New Roman" w:cs="Times New Roman"/>
+          <w:kern w:val="0"/>
+          <w:sz w:val="20"/>
+          <w:szCs w:val="20"/>
+          <w:lang w:val="en-GB"/>
+          <w14:ligatures w14:val="none"/>
+        </w:rPr>
+        <w:t xml:space="preserve">Optional: </w:t>
+      </w:r>
+      <w:r>
+        <w:rPr>
+          <w:rFonts w:ascii="Times New Roman" w:eastAsia="Times New Roman" w:hAnsi="Times New Roman" w:cs="Times New Roman"/>
+          <w:b/>
+          <w:bCs/>
+          <w:color w:val="000000"/>
+          <w:kern w:val="0"/>
+          <w:sz w:val="20"/>
+          <w:szCs w:val="20"/>
+          <w:lang w:val="en-GB"/>
+          <w14:ligatures w14:val="none"/>
+        </w:rPr>
+        <w:t xml:space="preserve">CSI </w:t>
+      </w:r>
+      <w:proofErr w:type="spellStart"/>
+      <w:r>
+        <w:rPr>
+          <w:rFonts w:ascii="Times New Roman" w:eastAsia="Times New Roman" w:hAnsi="Times New Roman" w:cs="Times New Roman"/>
+          <w:b/>
+          <w:bCs/>
+          <w:color w:val="000000"/>
+          <w:kern w:val="0"/>
+          <w:sz w:val="20"/>
+          <w:szCs w:val="20"/>
+          <w:lang w:val="en-GB"/>
+          <w14:ligatures w14:val="none"/>
+        </w:rPr>
+        <w:t>56:1</w:t>
+      </w:r>
+      <w:r>
+        <w:rPr>
+          <w:rFonts w:ascii="Times New Roman" w:eastAsia="Times New Roman" w:hAnsi="Times New Roman" w:cs="Times New Roman"/>
+          <w:b/>
+          <w:bCs/>
+          <w:color w:val="000000"/>
+          <w:kern w:val="0"/>
+          <w:sz w:val="20"/>
+          <w:szCs w:val="20"/>
+          <w:lang w:val="en-GB"/>
+          <w14:ligatures w14:val="none"/>
+        </w:rPr>
+        <w:t>:1</w:t>
+      </w:r>
+      <w:r>
+        <w:rPr>
+          <w:rFonts w:ascii="Times New Roman" w:eastAsia="Times New Roman" w:hAnsi="Times New Roman" w:cs="Times New Roman"/>
+          <w:b/>
+          <w:bCs/>
+          <w:color w:val="000000"/>
+          <w:kern w:val="0"/>
+          <w:sz w:val="20"/>
+          <w:szCs w:val="20"/>
+          <w:lang w:val="en-GB"/>
+          <w14:ligatures w14:val="none"/>
+        </w:rPr>
+        <w:t>m</w:t>
+      </w:r>
+      <w:proofErr w:type="spellEnd"/>
+      <w:r>
+        <w:rPr>
+          <w:rFonts w:ascii="Times New Roman" w:eastAsia="Times New Roman" w:hAnsi="Times New Roman" w:cs="Times New Roman"/>
+          <w:color w:val="000000"/>
+          <w:kern w:val="0"/>
+          <w:sz w:val="20"/>
+          <w:szCs w:val="20"/>
+          <w:lang w:val="en-GB"/>
+          <w14:ligatures w14:val="none"/>
+        </w:rPr>
+        <w:t xml:space="preserve"> </w:t>
+      </w:r>
+      <w:r>
+        <w:rPr>
+          <w:rFonts w:ascii="Times New Roman" w:eastAsia="Times New Roman" w:hAnsi="Times New Roman" w:cs="Times New Roman"/>
+          <w:color w:val="000000"/>
+          <w:kern w:val="0"/>
+          <w:sz w:val="20"/>
+          <w:szCs w:val="20"/>
+          <w:lang w:val="en-GB"/>
+          <w14:ligatures w14:val="none"/>
+        </w:rPr>
+        <w:t>underlined superscript</w:t>
+      </w:r>
+      <w:r>
+        <w:rPr>
+          <w:rFonts w:ascii="Times New Roman" w:eastAsia="Times New Roman" w:hAnsi="Times New Roman" w:cs="Times New Roman"/>
+          <w:color w:val="000000"/>
+          <w:kern w:val="0"/>
+          <w:sz w:val="20"/>
+          <w:szCs w:val="20"/>
+          <w:lang w:val="en-GB"/>
+          <w14:ligatures w14:val="none"/>
+        </w:rPr>
+        <w:t>, fallback to just superscript</w:t>
+      </w:r>
+      <w:r>
+        <w:rPr>
+          <w:rFonts w:ascii="Times New Roman" w:eastAsia="Times New Roman" w:hAnsi="Times New Roman" w:cs="Times New Roman"/>
+          <w:color w:val="000000"/>
+          <w:kern w:val="0"/>
+          <w:sz w:val="20"/>
+          <w:szCs w:val="20"/>
+          <w:lang w:val="en-GB"/>
+          <w14:ligatures w14:val="none"/>
+        </w:rPr>
+        <w:t>.)</w:t>
       </w:r>
     </w:p>
     <w:p>
@@ -3138,6 +4283,7 @@
           <w:lang w:val="en-GB"/>
           <w14:ligatures w14:val="none"/>
         </w:rPr>
+        <w:lastRenderedPageBreak/>
         <w:t xml:space="preserve">CSI </w:t>
       </w:r>
       <w:proofErr w:type="spellStart"/>
@@ -3188,110 +4334,59 @@
           <w:lang w:val="en-GB"/>
           <w14:ligatures w14:val="none"/>
         </w:rPr>
-        <w:t xml:space="preserve"> and </w:t>
-      </w:r>
-      <w:r>
-        <w:rPr>
-          <w:rFonts w:ascii="Times New Roman" w:eastAsia="Times New Roman" w:hAnsi="Times New Roman" w:cs="Times New Roman"/>
-          <w:kern w:val="0"/>
-          <w:sz w:val="20"/>
-          <w:szCs w:val="20"/>
-          <w:lang w:val="en-GB"/>
-          <w14:ligatures w14:val="none"/>
-        </w:rPr>
-        <w:t>use</w:t>
-      </w:r>
-      <w:r>
-        <w:rPr>
-          <w:rFonts w:ascii="Times New Roman" w:eastAsia="Times New Roman" w:hAnsi="Times New Roman" w:cs="Times New Roman"/>
-          <w:kern w:val="0"/>
-          <w:sz w:val="20"/>
-          <w:szCs w:val="20"/>
-          <w:lang w:val="en-GB"/>
-          <w14:ligatures w14:val="none"/>
-        </w:rPr>
-        <w:t xml:space="preserve"> to the set font size. (Default.) This reset </w:t>
-      </w:r>
-      <w:r>
-        <w:rPr>
-          <w:rFonts w:ascii="Times New Roman" w:eastAsia="Times New Roman" w:hAnsi="Times New Roman" w:cs="Times New Roman"/>
-          <w:kern w:val="0"/>
-          <w:sz w:val="20"/>
-          <w:szCs w:val="20"/>
-          <w:lang w:val="en-GB"/>
-          <w14:ligatures w14:val="none"/>
-        </w:rPr>
-        <w:t>is</w:t>
-      </w:r>
-      <w:r>
-        <w:rPr>
-          <w:rFonts w:ascii="Times New Roman" w:eastAsia="Times New Roman" w:hAnsi="Times New Roman" w:cs="Times New Roman"/>
-          <w:kern w:val="0"/>
-          <w:sz w:val="20"/>
-          <w:szCs w:val="20"/>
-          <w:lang w:val="en-GB"/>
-          <w14:ligatures w14:val="none"/>
-        </w:rPr>
-        <w:t xml:space="preserve"> auto</w:t>
-      </w:r>
-      <w:r>
-        <w:rPr>
-          <w:rFonts w:ascii="Times New Roman" w:eastAsia="Times New Roman" w:hAnsi="Times New Roman" w:cs="Times New Roman"/>
-          <w:kern w:val="0"/>
-          <w:sz w:val="20"/>
-          <w:szCs w:val="20"/>
-          <w:lang w:val="en-GB"/>
-          <w14:ligatures w14:val="none"/>
-        </w:rPr>
-        <w:t>-</w:t>
-      </w:r>
-      <w:r>
-        <w:rPr>
-          <w:rFonts w:ascii="Times New Roman" w:eastAsia="Times New Roman" w:hAnsi="Times New Roman" w:cs="Times New Roman"/>
-          <w:kern w:val="0"/>
-          <w:sz w:val="20"/>
-          <w:szCs w:val="20"/>
-          <w:lang w:val="en-GB"/>
-          <w14:ligatures w14:val="none"/>
-        </w:rPr>
-        <w:t xml:space="preserve">applied </w:t>
-      </w:r>
-      <w:r>
-        <w:rPr>
-          <w:rFonts w:ascii="Times New Roman" w:eastAsia="Times New Roman" w:hAnsi="Times New Roman" w:cs="Times New Roman"/>
-          <w:kern w:val="0"/>
-          <w:sz w:val="20"/>
-          <w:szCs w:val="20"/>
-          <w:lang w:val="en-GB"/>
-          <w14:ligatures w14:val="none"/>
-        </w:rPr>
-        <w:t>just before</w:t>
-      </w:r>
-      <w:r>
-        <w:rPr>
-          <w:rFonts w:ascii="Times New Roman" w:eastAsia="Times New Roman" w:hAnsi="Times New Roman" w:cs="Times New Roman"/>
-          <w:kern w:val="0"/>
-          <w:sz w:val="20"/>
-          <w:szCs w:val="20"/>
-          <w:lang w:val="en-GB"/>
-          <w14:ligatures w14:val="none"/>
-        </w:rPr>
-        <w:t xml:space="preserve"> </w:t>
-      </w:r>
-      <w:r>
-        <w:rPr>
-          <w:rFonts w:ascii="Times New Roman" w:eastAsia="Times New Roman" w:hAnsi="Times New Roman" w:cs="Times New Roman"/>
-          <w:kern w:val="0"/>
-          <w:sz w:val="20"/>
-          <w:szCs w:val="20"/>
-          <w:lang w:val="en-GB"/>
-          <w14:ligatures w14:val="none"/>
-        </w:rPr>
-        <w:t xml:space="preserve">LF, </w:t>
-      </w:r>
-      <w:r>
-        <w:rPr>
-          <w:rFonts w:ascii="Times New Roman" w:eastAsia="Times New Roman" w:hAnsi="Times New Roman" w:cs="Times New Roman"/>
+        <w:t xml:space="preserve"> and use the set font size. </w:t>
+      </w:r>
+      <w:r>
+        <w:rPr>
+          <w:rFonts w:ascii="Times New Roman" w:eastAsia="Times New Roman" w:hAnsi="Times New Roman" w:cs="Times New Roman"/>
+          <w:kern w:val="0"/>
+          <w:sz w:val="20"/>
+          <w:szCs w:val="20"/>
+          <w:lang w:val="en-GB"/>
+          <w14:ligatures w14:val="none"/>
+        </w:rPr>
+        <w:t xml:space="preserve">Default. </w:t>
+      </w:r>
+      <w:r>
+        <w:rPr>
+          <w:rFonts w:ascii="Times New Roman" w:eastAsia="Times New Roman" w:hAnsi="Times New Roman" w:cs="Times New Roman"/>
+          <w:kern w:val="0"/>
+          <w:sz w:val="20"/>
+          <w:szCs w:val="20"/>
+          <w:lang w:val="en-GB"/>
+          <w14:ligatures w14:val="none"/>
+        </w:rPr>
+        <w:t xml:space="preserve">This reset is auto-applied just before </w:t>
+      </w:r>
+      <w:r>
+        <w:rPr>
+          <w:rFonts w:ascii="Times New Roman" w:eastAsia="Times New Roman" w:hAnsi="Times New Roman" w:cs="Times New Roman"/>
+          <w:b/>
+          <w:bCs/>
+          <w:kern w:val="0"/>
+          <w:sz w:val="20"/>
+          <w:szCs w:val="20"/>
+          <w:lang w:val="en-GB"/>
+          <w14:ligatures w14:val="none"/>
+        </w:rPr>
+        <w:t>LF</w:t>
+      </w:r>
+      <w:r>
+        <w:rPr>
+          <w:rFonts w:ascii="Times New Roman" w:eastAsia="Times New Roman" w:hAnsi="Times New Roman" w:cs="Times New Roman"/>
+          <w:kern w:val="0"/>
+          <w:sz w:val="20"/>
+          <w:szCs w:val="20"/>
+          <w:lang w:val="en-GB"/>
+          <w14:ligatures w14:val="none"/>
+        </w:rPr>
+        <w:t xml:space="preserve">, </w:t>
+      </w:r>
+      <w:r>
+        <w:rPr>
+          <w:rFonts w:ascii="Times New Roman" w:eastAsia="Times New Roman" w:hAnsi="Times New Roman" w:cs="Times New Roman"/>
+          <w:b/>
+          <w:bCs/>
           <w:kern w:val="0"/>
           <w:sz w:val="20"/>
           <w:szCs w:val="20"/>
@@ -3309,18 +4404,29 @@
           <w:lang w:val="en-GB"/>
           <w14:ligatures w14:val="none"/>
         </w:rPr>
-        <w:t xml:space="preserve"> and punctuation</w:t>
-      </w:r>
-      <w:r>
-        <w:rPr>
-          <w:rFonts w:ascii="Times New Roman" w:eastAsia="Times New Roman" w:hAnsi="Times New Roman" w:cs="Times New Roman"/>
-          <w:kern w:val="0"/>
-          <w:sz w:val="20"/>
-          <w:szCs w:val="20"/>
-          <w:lang w:val="en-GB"/>
-          <w14:ligatures w14:val="none"/>
-        </w:rPr>
-        <w:t xml:space="preserve">/symbol (except if a </w:t>
+        <w:t xml:space="preserve"> and punctuation/symbol</w:t>
+      </w:r>
+      <w:r>
+        <w:rPr>
+          <w:rFonts w:ascii="Times New Roman" w:eastAsia="Times New Roman" w:hAnsi="Times New Roman" w:cs="Times New Roman"/>
+          <w:kern w:val="0"/>
+          <w:sz w:val="20"/>
+          <w:szCs w:val="20"/>
+          <w:lang w:val="en-GB"/>
+          <w14:ligatures w14:val="none"/>
+        </w:rPr>
+        <w:t xml:space="preserve">, </w:t>
+      </w:r>
+      <w:r>
+        <w:rPr>
+          <w:rFonts w:ascii="Times New Roman" w:eastAsia="Times New Roman" w:hAnsi="Times New Roman" w:cs="Times New Roman"/>
+          <w:kern w:val="0"/>
+          <w:sz w:val="20"/>
+          <w:szCs w:val="20"/>
+          <w:lang w:val="en-GB"/>
+          <w14:ligatures w14:val="none"/>
+        </w:rPr>
+        <w:t xml:space="preserve">except if a </w:t>
       </w:r>
       <w:r>
         <w:rPr>
@@ -3361,18 +4467,31 @@
           <w:lang w:val="en-GB"/>
           <w14:ligatures w14:val="none"/>
         </w:rPr>
-        <w:t xml:space="preserve"> is just before the punctuation/symbol)</w:t>
-      </w:r>
-      <w:r>
-        <w:rPr>
-          <w:rFonts w:ascii="Times New Roman" w:eastAsia="Times New Roman" w:hAnsi="Times New Roman" w:cs="Times New Roman"/>
-          <w:kern w:val="0"/>
-          <w:sz w:val="20"/>
-          <w:szCs w:val="20"/>
-          <w:lang w:val="en-GB"/>
-          <w14:ligatures w14:val="none"/>
-        </w:rPr>
-        <w:t>.</w:t>
+        <w:t xml:space="preserve"> is </w:t>
+      </w:r>
+      <w:r>
+        <w:rPr>
+          <w:rFonts w:ascii="Times New Roman" w:eastAsia="Times New Roman" w:hAnsi="Times New Roman" w:cs="Times New Roman"/>
+          <w:i/>
+          <w:iCs/>
+          <w:kern w:val="0"/>
+          <w:sz w:val="20"/>
+          <w:szCs w:val="20"/>
+          <w:lang w:val="en-GB"/>
+          <w14:ligatures w14:val="none"/>
+        </w:rPr>
+        <w:t>just before</w:t>
+      </w:r>
+      <w:r>
+        <w:rPr>
+          <w:rFonts w:ascii="Times New Roman" w:eastAsia="Times New Roman" w:hAnsi="Times New Roman" w:cs="Times New Roman"/>
+          <w:kern w:val="0"/>
+          <w:sz w:val="20"/>
+          <w:szCs w:val="20"/>
+          <w:lang w:val="en-GB"/>
+          <w14:ligatures w14:val="none"/>
+        </w:rPr>
+        <w:t xml:space="preserve"> the punctuation/symbol.</w:t>
       </w:r>
       <w:r>
         <w:rPr>
@@ -3408,6 +4527,52 @@
           <w14:ligatures w14:val="none"/>
         </w:rPr>
         <w:t>05</w:t>
+      </w:r>
+      <w:proofErr w:type="spellEnd"/>
+      <w:r>
+        <w:rPr>
+          <w:rFonts w:ascii="Times New Roman" w:eastAsia="Times New Roman" w:hAnsi="Times New Roman" w:cs="Times New Roman"/>
+          <w:kern w:val="0"/>
+          <w:sz w:val="20"/>
+          <w:szCs w:val="20"/>
+          <w:lang w:val="en-GB"/>
+          <w14:ligatures w14:val="none"/>
+        </w:rPr>
+        <w:t xml:space="preserve">; </w:t>
+      </w:r>
+      <w:proofErr w:type="spellStart"/>
+      <w:r>
+        <w:rPr>
+          <w:rFonts w:ascii="Times New Roman" w:eastAsia="Times New Roman" w:hAnsi="Times New Roman" w:cs="Times New Roman"/>
+          <w:kern w:val="0"/>
+          <w:sz w:val="20"/>
+          <w:szCs w:val="20"/>
+          <w:lang w:val="en-GB"/>
+          <w14:ligatures w14:val="none"/>
+        </w:rPr>
+        <w:t>0x</w:t>
+      </w:r>
+      <w:r>
+        <w:rPr>
+          <w:rFonts w:ascii="Times New Roman" w:eastAsia="Times New Roman" w:hAnsi="Times New Roman" w:cs="Times New Roman"/>
+          <w:kern w:val="0"/>
+          <w:sz w:val="20"/>
+          <w:szCs w:val="20"/>
+          <w:lang w:val="en-GB"/>
+          <w14:ligatures w14:val="none"/>
+        </w:rPr>
+        <w:t>9</w:t>
+      </w:r>
+      <w:r>
+        <w:rPr>
+          <w:rFonts w:ascii="Times New Roman" w:eastAsia="Times New Roman" w:hAnsi="Times New Roman" w:cs="Times New Roman"/>
+          <w:kern w:val="0"/>
+          <w:sz w:val="20"/>
+          <w:szCs w:val="20"/>
+          <w:lang w:val="en-GB"/>
+          <w14:ligatures w14:val="none"/>
+        </w:rPr>
+        <w:t>B05</w:t>
       </w:r>
       <w:proofErr w:type="spellEnd"/>
       <w:r>
@@ -3766,7 +4931,6 @@
           <w:lang w:val="en-GB" w:eastAsia="en-GB"/>
           <w14:ligatures w14:val="none"/>
         </w:rPr>
-        <w:lastRenderedPageBreak/>
         <w:t>D.2.4</w:t>
       </w:r>
       <w:proofErr w:type="spellEnd"/>
@@ -3851,41 +5015,40 @@
           <w:lang w:val="en-GB"/>
           <w14:ligatures w14:val="none"/>
         </w:rPr>
-        <w:t>Un</w:t>
-      </w:r>
-      <w:r>
-        <w:rPr>
-          <w:rFonts w:ascii="Times New Roman" w:eastAsia="Times New Roman" w:hAnsi="Times New Roman" w:cs="Times New Roman"/>
-          <w:kern w:val="0"/>
-          <w:sz w:val="20"/>
-          <w:szCs w:val="20"/>
-          <w:u w:val="single"/>
-          <w:lang w:val="en-GB"/>
-          <w14:ligatures w14:val="none"/>
-        </w:rPr>
-        <w:t>derlined</w:t>
-      </w:r>
-      <w:r>
-        <w:rPr>
-          <w:rFonts w:ascii="Times New Roman" w:eastAsia="Times New Roman" w:hAnsi="Times New Roman" w:cs="Times New Roman"/>
-          <w:kern w:val="0"/>
-          <w:sz w:val="20"/>
-          <w:szCs w:val="20"/>
-          <w:lang w:val="en-GB"/>
-          <w14:ligatures w14:val="none"/>
-        </w:rPr>
-        <w:t>.</w:t>
-      </w:r>
-      <w:r>
-        <w:rPr>
-          <w:rFonts w:ascii="Times New Roman" w:eastAsia="Times New Roman" w:hAnsi="Times New Roman" w:cs="Times New Roman"/>
-          <w:kern w:val="0"/>
-          <w:sz w:val="20"/>
-          <w:szCs w:val="20"/>
-          <w:lang w:val="en-GB"/>
-          <w14:ligatures w14:val="none"/>
-        </w:rPr>
-        <w:t xml:space="preserve"> Single underline of “medium” weight.</w:t>
+        <w:t>Underline</w:t>
+      </w:r>
+      <w:r>
+        <w:rPr>
+          <w:rFonts w:ascii="Times New Roman" w:eastAsia="Times New Roman" w:hAnsi="Times New Roman" w:cs="Times New Roman"/>
+          <w:kern w:val="0"/>
+          <w:sz w:val="20"/>
+          <w:szCs w:val="20"/>
+          <w:lang w:val="en-GB"/>
+          <w14:ligatures w14:val="none"/>
+        </w:rPr>
+        <w:t>. Single underline of “medium” weight.</w:t>
+      </w:r>
+      <w:r>
+        <w:rPr>
+          <w:rFonts w:ascii="Times New Roman" w:eastAsia="Times New Roman" w:hAnsi="Times New Roman" w:cs="Times New Roman"/>
+          <w:kern w:val="0"/>
+          <w:sz w:val="20"/>
+          <w:szCs w:val="20"/>
+          <w:lang w:val="en-GB"/>
+          <w14:ligatures w14:val="none"/>
+        </w:rPr>
+        <w:t xml:space="preserve"> The colour of the line is th</w:t>
+      </w:r>
+      <w:r>
+        <w:rPr>
+          <w:rFonts w:ascii="Times New Roman" w:eastAsia="Times New Roman" w:hAnsi="Times New Roman" w:cs="Times New Roman"/>
+          <w:kern w:val="0"/>
+          <w:sz w:val="20"/>
+          <w:szCs w:val="20"/>
+          <w:lang w:val="en-GB"/>
+          <w14:ligatures w14:val="none"/>
+        </w:rPr>
+        <w:t>e colour of the text.</w:t>
       </w:r>
       <w:r>
         <w:rPr>
@@ -3909,18 +5072,7 @@
           <w:lang w:val="en-GB"/>
           <w14:ligatures w14:val="none"/>
         </w:rPr>
-        <w:t>0x1B1B</w:t>
-      </w:r>
-      <w:r>
-        <w:rPr>
-          <w:rFonts w:ascii="Times New Roman" w:eastAsia="Times New Roman" w:hAnsi="Times New Roman" w:cs="Times New Roman"/>
-          <w:kern w:val="0"/>
-          <w:sz w:val="20"/>
-          <w:szCs w:val="20"/>
-          <w:lang w:val="en-GB"/>
-          <w14:ligatures w14:val="none"/>
-        </w:rPr>
-        <w:t>06</w:t>
+        <w:t>0x1B1B06</w:t>
       </w:r>
       <w:proofErr w:type="spellEnd"/>
       <w:r>
@@ -3932,7 +5084,183 @@
           <w:lang w:val="en-GB"/>
           <w14:ligatures w14:val="none"/>
         </w:rPr>
+        <w:t xml:space="preserve">; </w:t>
+      </w:r>
+      <w:proofErr w:type="spellStart"/>
+      <w:r>
+        <w:rPr>
+          <w:rFonts w:ascii="Times New Roman" w:eastAsia="Times New Roman" w:hAnsi="Times New Roman" w:cs="Times New Roman"/>
+          <w:kern w:val="0"/>
+          <w:sz w:val="20"/>
+          <w:szCs w:val="20"/>
+          <w:lang w:val="en-GB"/>
+          <w14:ligatures w14:val="none"/>
+        </w:rPr>
+        <w:t>0x</w:t>
+      </w:r>
+      <w:r>
+        <w:rPr>
+          <w:rFonts w:ascii="Times New Roman" w:eastAsia="Times New Roman" w:hAnsi="Times New Roman" w:cs="Times New Roman"/>
+          <w:kern w:val="0"/>
+          <w:sz w:val="20"/>
+          <w:szCs w:val="20"/>
+          <w:lang w:val="en-GB"/>
+          <w14:ligatures w14:val="none"/>
+        </w:rPr>
+        <w:t>9</w:t>
+      </w:r>
+      <w:r>
+        <w:rPr>
+          <w:rFonts w:ascii="Times New Roman" w:eastAsia="Times New Roman" w:hAnsi="Times New Roman" w:cs="Times New Roman"/>
+          <w:kern w:val="0"/>
+          <w:sz w:val="20"/>
+          <w:szCs w:val="20"/>
+          <w:lang w:val="en-GB"/>
+          <w14:ligatures w14:val="none"/>
+        </w:rPr>
+        <w:t>B06</w:t>
+      </w:r>
+      <w:proofErr w:type="spellEnd"/>
+      <w:r>
+        <w:rPr>
+          <w:rFonts w:ascii="Times New Roman" w:eastAsia="Times New Roman" w:hAnsi="Times New Roman" w:cs="Times New Roman"/>
+          <w:kern w:val="0"/>
+          <w:sz w:val="20"/>
+          <w:szCs w:val="20"/>
+          <w:lang w:val="en-GB"/>
+          <w14:ligatures w14:val="none"/>
+        </w:rPr>
         <w:t>]</w:t>
+      </w:r>
+    </w:p>
+    <w:p>
+      <w:pPr>
+        <w:numPr>
+          <w:ilvl w:val="0"/>
+          <w:numId w:val="4"/>
+        </w:numPr>
+        <w:spacing w:after="120" w:line="259" w:lineRule="auto"/>
+        <w:ind w:left="567" w:hanging="357"/>
+        <w:rPr>
+          <w:rFonts w:ascii="Times New Roman" w:eastAsia="Times New Roman" w:hAnsi="Times New Roman" w:cs="Times New Roman"/>
+          <w:kern w:val="0"/>
+          <w:sz w:val="20"/>
+          <w:szCs w:val="20"/>
+          <w:lang w:val="en-GB"/>
+          <w14:ligatures w14:val="none"/>
+        </w:rPr>
+      </w:pPr>
+      <w:r>
+        <w:rPr>
+          <w:rFonts w:ascii="Times New Roman" w:eastAsia="Times New Roman" w:hAnsi="Times New Roman" w:cs="Times New Roman"/>
+          <w:b/>
+          <w:bCs/>
+          <w:color w:val="000000"/>
+          <w:kern w:val="0"/>
+          <w:sz w:val="20"/>
+          <w:szCs w:val="20"/>
+          <w:lang w:val="en-GB"/>
+          <w14:ligatures w14:val="none"/>
+        </w:rPr>
+        <w:t xml:space="preserve">CSI </w:t>
+      </w:r>
+      <w:proofErr w:type="spellStart"/>
+      <w:r>
+        <w:rPr>
+          <w:rFonts w:ascii="Times New Roman" w:eastAsia="Times New Roman" w:hAnsi="Times New Roman" w:cs="Times New Roman"/>
+          <w:b/>
+          <w:bCs/>
+          <w:color w:val="000000"/>
+          <w:kern w:val="0"/>
+          <w:sz w:val="20"/>
+          <w:szCs w:val="20"/>
+          <w:lang w:val="en-GB"/>
+          <w14:ligatures w14:val="none"/>
+        </w:rPr>
+        <w:t>22</w:t>
+      </w:r>
+      <w:r>
+        <w:rPr>
+          <w:rFonts w:ascii="Times New Roman" w:eastAsia="Times New Roman" w:hAnsi="Times New Roman" w:cs="Times New Roman"/>
+          <w:b/>
+          <w:bCs/>
+          <w:color w:val="000000"/>
+          <w:kern w:val="0"/>
+          <w:sz w:val="20"/>
+          <w:szCs w:val="20"/>
+          <w:lang w:val="en-GB"/>
+          <w14:ligatures w14:val="none"/>
+        </w:rPr>
+        <w:t>m</w:t>
+      </w:r>
+      <w:proofErr w:type="spellEnd"/>
+      <w:r>
+        <w:rPr>
+          <w:rFonts w:ascii="Times New Roman" w:eastAsia="Times New Roman" w:hAnsi="Times New Roman" w:cs="Times New Roman"/>
+          <w:kern w:val="0"/>
+          <w:sz w:val="20"/>
+          <w:szCs w:val="20"/>
+          <w:lang w:val="en-GB"/>
+          <w14:ligatures w14:val="none"/>
+        </w:rPr>
+        <w:t xml:space="preserve"> </w:t>
+      </w:r>
+      <w:r>
+        <w:rPr>
+          <w:rFonts w:ascii="Times New Roman" w:eastAsia="Times New Roman" w:hAnsi="Times New Roman" w:cs="Times New Roman"/>
+          <w:kern w:val="0"/>
+          <w:sz w:val="20"/>
+          <w:szCs w:val="20"/>
+          <w:u w:val="single"/>
+          <w:lang w:val="en-GB"/>
+          <w14:ligatures w14:val="none"/>
+        </w:rPr>
+        <w:t>Double u</w:t>
+      </w:r>
+      <w:r>
+        <w:rPr>
+          <w:rFonts w:ascii="Times New Roman" w:eastAsia="Times New Roman" w:hAnsi="Times New Roman" w:cs="Times New Roman"/>
+          <w:kern w:val="0"/>
+          <w:sz w:val="20"/>
+          <w:szCs w:val="20"/>
+          <w:u w:val="single"/>
+          <w:lang w:val="en-GB"/>
+          <w14:ligatures w14:val="none"/>
+        </w:rPr>
+        <w:t>nderline</w:t>
+      </w:r>
+      <w:r>
+        <w:rPr>
+          <w:rFonts w:ascii="Times New Roman" w:eastAsia="Times New Roman" w:hAnsi="Times New Roman" w:cs="Times New Roman"/>
+          <w:kern w:val="0"/>
+          <w:sz w:val="20"/>
+          <w:szCs w:val="20"/>
+          <w:lang w:val="en-GB"/>
+          <w14:ligatures w14:val="none"/>
+        </w:rPr>
+        <w:t xml:space="preserve">. </w:t>
+      </w:r>
+      <w:r>
+        <w:rPr>
+          <w:rFonts w:ascii="Times New Roman" w:eastAsia="Times New Roman" w:hAnsi="Times New Roman" w:cs="Times New Roman"/>
+          <w:kern w:val="0"/>
+          <w:sz w:val="20"/>
+          <w:szCs w:val="20"/>
+          <w:lang w:val="en-GB"/>
+          <w14:ligatures w14:val="none"/>
+        </w:rPr>
+        <w:t>The lines are</w:t>
+      </w:r>
+      <w:r>
+        <w:rPr>
+          <w:rFonts w:ascii="Times New Roman" w:eastAsia="Times New Roman" w:hAnsi="Times New Roman" w:cs="Times New Roman"/>
+          <w:kern w:val="0"/>
+          <w:sz w:val="20"/>
+          <w:szCs w:val="20"/>
+          <w:lang w:val="en-GB"/>
+          <w14:ligatures w14:val="none"/>
+        </w:rPr>
+        <w:t xml:space="preserve"> of “medium” weight.</w:t>
       </w:r>
     </w:p>
     <w:p>
@@ -4025,7 +5353,7 @@
           <w:lang w:val="en-GB"/>
           <w14:ligatures w14:val="none"/>
         </w:rPr>
-        <w:t xml:space="preserve"> (Default.)</w:t>
+        <w:t xml:space="preserve"> Default.</w:t>
       </w:r>
       <w:r>
         <w:rPr>
@@ -4061,6 +5389,52 @@
           <w14:ligatures w14:val="none"/>
         </w:rPr>
         <w:t>07</w:t>
+      </w:r>
+      <w:proofErr w:type="spellEnd"/>
+      <w:r>
+        <w:rPr>
+          <w:rFonts w:ascii="Times New Roman" w:eastAsia="Times New Roman" w:hAnsi="Times New Roman" w:cs="Times New Roman"/>
+          <w:kern w:val="0"/>
+          <w:sz w:val="20"/>
+          <w:szCs w:val="20"/>
+          <w:lang w:val="en-GB"/>
+          <w14:ligatures w14:val="none"/>
+        </w:rPr>
+        <w:t xml:space="preserve">; </w:t>
+      </w:r>
+      <w:proofErr w:type="spellStart"/>
+      <w:r>
+        <w:rPr>
+          <w:rFonts w:ascii="Times New Roman" w:eastAsia="Times New Roman" w:hAnsi="Times New Roman" w:cs="Times New Roman"/>
+          <w:kern w:val="0"/>
+          <w:sz w:val="20"/>
+          <w:szCs w:val="20"/>
+          <w:lang w:val="en-GB"/>
+          <w14:ligatures w14:val="none"/>
+        </w:rPr>
+        <w:t>0x</w:t>
+      </w:r>
+      <w:r>
+        <w:rPr>
+          <w:rFonts w:ascii="Times New Roman" w:eastAsia="Times New Roman" w:hAnsi="Times New Roman" w:cs="Times New Roman"/>
+          <w:kern w:val="0"/>
+          <w:sz w:val="20"/>
+          <w:szCs w:val="20"/>
+          <w:lang w:val="en-GB"/>
+          <w14:ligatures w14:val="none"/>
+        </w:rPr>
+        <w:t>9</w:t>
+      </w:r>
+      <w:r>
+        <w:rPr>
+          <w:rFonts w:ascii="Times New Roman" w:eastAsia="Times New Roman" w:hAnsi="Times New Roman" w:cs="Times New Roman"/>
+          <w:kern w:val="0"/>
+          <w:sz w:val="20"/>
+          <w:szCs w:val="20"/>
+          <w:lang w:val="en-GB"/>
+          <w14:ligatures w14:val="none"/>
+        </w:rPr>
+        <w:t>B07</w:t>
       </w:r>
       <w:proofErr w:type="spellEnd"/>
       <w:r>
@@ -4173,21 +5547,7 @@
           <w:lang w:val="en-GB"/>
           <w14:ligatures w14:val="none"/>
         </w:rPr>
-        <w:t>9</w:t>
-      </w:r>
-      <w:r>
-        <w:rPr>
-          <w:rFonts w:ascii="Times New Roman" w:eastAsia="Times New Roman" w:hAnsi="Times New Roman" w:cs="Times New Roman"/>
-          <w:b/>
-          <w:bCs/>
-          <w:color w:val="000000"/>
-          <w:kern w:val="0"/>
-          <w:sz w:val="20"/>
-          <w:szCs w:val="20"/>
-          <w:lang w:val="en-GB"/>
-          <w14:ligatures w14:val="none"/>
-        </w:rPr>
-        <w:t>m</w:t>
+        <w:t>9m</w:t>
       </w:r>
       <w:proofErr w:type="spellEnd"/>
       <w:r>
@@ -4222,40 +5582,84 @@
           <w:lang w:val="en-GB"/>
           <w14:ligatures w14:val="none"/>
         </w:rPr>
-        <w:t>.</w:t>
-      </w:r>
-      <w:r>
-        <w:rPr>
-          <w:rFonts w:ascii="Times New Roman" w:eastAsia="Times New Roman" w:hAnsi="Times New Roman" w:cs="Times New Roman"/>
-          <w:kern w:val="0"/>
-          <w:sz w:val="20"/>
-          <w:szCs w:val="20"/>
-          <w:lang w:val="en-GB"/>
-          <w14:ligatures w14:val="none"/>
-        </w:rPr>
-        <w:t xml:space="preserve"> Single </w:t>
-      </w:r>
-      <w:r>
-        <w:rPr>
-          <w:rFonts w:ascii="Times New Roman" w:eastAsia="Times New Roman" w:hAnsi="Times New Roman" w:cs="Times New Roman"/>
-          <w:kern w:val="0"/>
-          <w:sz w:val="20"/>
-          <w:szCs w:val="20"/>
-          <w:lang w:val="en-GB"/>
-          <w14:ligatures w14:val="none"/>
-        </w:rPr>
-        <w:t>strike-through</w:t>
-      </w:r>
-      <w:r>
-        <w:rPr>
-          <w:rFonts w:ascii="Times New Roman" w:eastAsia="Times New Roman" w:hAnsi="Times New Roman" w:cs="Times New Roman"/>
-          <w:kern w:val="0"/>
-          <w:sz w:val="20"/>
-          <w:szCs w:val="20"/>
-          <w:lang w:val="en-GB"/>
-          <w14:ligatures w14:val="none"/>
-        </w:rPr>
-        <w:t xml:space="preserve"> of “medium” weight.</w:t>
+        <w:t xml:space="preserve">. Single strike-through of “medium” </w:t>
+      </w:r>
+      <w:r>
+        <w:rPr>
+          <w:rFonts w:ascii="Times New Roman" w:eastAsia="Times New Roman" w:hAnsi="Times New Roman" w:cs="Times New Roman"/>
+          <w:kern w:val="0"/>
+          <w:sz w:val="20"/>
+          <w:szCs w:val="20"/>
+          <w:lang w:val="en-GB"/>
+          <w14:ligatures w14:val="none"/>
+        </w:rPr>
+        <w:t xml:space="preserve">(or semibold) </w:t>
+      </w:r>
+      <w:r>
+        <w:rPr>
+          <w:rFonts w:ascii="Times New Roman" w:eastAsia="Times New Roman" w:hAnsi="Times New Roman" w:cs="Times New Roman"/>
+          <w:kern w:val="0"/>
+          <w:sz w:val="20"/>
+          <w:szCs w:val="20"/>
+          <w:lang w:val="en-GB"/>
+          <w14:ligatures w14:val="none"/>
+        </w:rPr>
+        <w:t>weight.</w:t>
+      </w:r>
+      <w:r>
+        <w:rPr>
+          <w:rFonts w:ascii="Times New Roman" w:eastAsia="Times New Roman" w:hAnsi="Times New Roman" w:cs="Times New Roman"/>
+          <w:kern w:val="0"/>
+          <w:sz w:val="20"/>
+          <w:szCs w:val="20"/>
+          <w:lang w:val="en-GB"/>
+          <w14:ligatures w14:val="none"/>
+        </w:rPr>
+        <w:t xml:space="preserve"> </w:t>
+      </w:r>
+      <w:r>
+        <w:rPr>
+          <w:rFonts w:ascii="Times New Roman" w:eastAsia="Times New Roman" w:hAnsi="Times New Roman" w:cs="Times New Roman"/>
+          <w:kern w:val="0"/>
+          <w:sz w:val="20"/>
+          <w:szCs w:val="20"/>
+          <w:lang w:val="en-GB"/>
+          <w14:ligatures w14:val="none"/>
+        </w:rPr>
+        <w:t>Strike-through colour (if colour is available)</w:t>
+      </w:r>
+      <w:r>
+        <w:rPr>
+          <w:rFonts w:ascii="Times New Roman" w:eastAsia="Times New Roman" w:hAnsi="Times New Roman" w:cs="Times New Roman"/>
+          <w:kern w:val="0"/>
+          <w:sz w:val="20"/>
+          <w:szCs w:val="20"/>
+          <w:lang w:val="en-GB"/>
+          <w14:ligatures w14:val="none"/>
+        </w:rPr>
+        <w:t xml:space="preserve"> is</w:t>
+      </w:r>
+      <w:r>
+        <w:rPr>
+          <w:rFonts w:ascii="Times New Roman" w:eastAsia="Times New Roman" w:hAnsi="Times New Roman" w:cs="Times New Roman"/>
+          <w:kern w:val="0"/>
+          <w:sz w:val="20"/>
+          <w:szCs w:val="20"/>
+          <w:lang w:val="en-GB"/>
+          <w14:ligatures w14:val="none"/>
+        </w:rPr>
+        <w:t xml:space="preserve"> </w:t>
+      </w:r>
+      <w:r>
+        <w:rPr>
+          <w:rFonts w:ascii="Times New Roman" w:eastAsia="Times New Roman" w:hAnsi="Times New Roman" w:cs="Times New Roman"/>
+          <w:kern w:val="0"/>
+          <w:sz w:val="20"/>
+          <w:szCs w:val="20"/>
+          <w:lang w:val="en-GB"/>
+          <w14:ligatures w14:val="none"/>
+        </w:rPr>
+        <w:t>clear red.</w:t>
       </w:r>
       <w:r>
         <w:rPr>
@@ -4291,6 +5695,52 @@
           <w14:ligatures w14:val="none"/>
         </w:rPr>
         <w:t>08</w:t>
+      </w:r>
+      <w:proofErr w:type="spellEnd"/>
+      <w:r>
+        <w:rPr>
+          <w:rFonts w:ascii="Times New Roman" w:eastAsia="Times New Roman" w:hAnsi="Times New Roman" w:cs="Times New Roman"/>
+          <w:kern w:val="0"/>
+          <w:sz w:val="20"/>
+          <w:szCs w:val="20"/>
+          <w:lang w:val="en-GB"/>
+          <w14:ligatures w14:val="none"/>
+        </w:rPr>
+        <w:t xml:space="preserve">; </w:t>
+      </w:r>
+      <w:proofErr w:type="spellStart"/>
+      <w:r>
+        <w:rPr>
+          <w:rFonts w:ascii="Times New Roman" w:eastAsia="Times New Roman" w:hAnsi="Times New Roman" w:cs="Times New Roman"/>
+          <w:kern w:val="0"/>
+          <w:sz w:val="20"/>
+          <w:szCs w:val="20"/>
+          <w:lang w:val="en-GB"/>
+          <w14:ligatures w14:val="none"/>
+        </w:rPr>
+        <w:t>0x</w:t>
+      </w:r>
+      <w:r>
+        <w:rPr>
+          <w:rFonts w:ascii="Times New Roman" w:eastAsia="Times New Roman" w:hAnsi="Times New Roman" w:cs="Times New Roman"/>
+          <w:kern w:val="0"/>
+          <w:sz w:val="20"/>
+          <w:szCs w:val="20"/>
+          <w:lang w:val="en-GB"/>
+          <w14:ligatures w14:val="none"/>
+        </w:rPr>
+        <w:t>9</w:t>
+      </w:r>
+      <w:r>
+        <w:rPr>
+          <w:rFonts w:ascii="Times New Roman" w:eastAsia="Times New Roman" w:hAnsi="Times New Roman" w:cs="Times New Roman"/>
+          <w:kern w:val="0"/>
+          <w:sz w:val="20"/>
+          <w:szCs w:val="20"/>
+          <w:lang w:val="en-GB"/>
+          <w14:ligatures w14:val="none"/>
+        </w:rPr>
+        <w:t>B08</w:t>
       </w:r>
       <w:proofErr w:type="spellEnd"/>
       <w:r>
@@ -4349,35 +5799,7 @@
           <w:lang w:val="en-GB"/>
           <w14:ligatures w14:val="none"/>
         </w:rPr>
-        <w:t>2</w:t>
-      </w:r>
-      <w:r>
-        <w:rPr>
-          <w:rFonts w:ascii="Times New Roman" w:eastAsia="Times New Roman" w:hAnsi="Times New Roman" w:cs="Times New Roman"/>
-          <w:b/>
-          <w:bCs/>
-          <w:color w:val="000000"/>
-          <w:kern w:val="0"/>
-          <w:sz w:val="20"/>
-          <w:szCs w:val="20"/>
-          <w:lang w:val="en-GB"/>
-          <w14:ligatures w14:val="none"/>
-        </w:rPr>
-        <w:t>9</w:t>
-      </w:r>
-      <w:r>
-        <w:rPr>
-          <w:rFonts w:ascii="Times New Roman" w:eastAsia="Times New Roman" w:hAnsi="Times New Roman" w:cs="Times New Roman"/>
-          <w:b/>
-          <w:bCs/>
-          <w:color w:val="000000"/>
-          <w:kern w:val="0"/>
-          <w:sz w:val="20"/>
-          <w:szCs w:val="20"/>
-          <w:lang w:val="en-GB"/>
-          <w14:ligatures w14:val="none"/>
-        </w:rPr>
-        <w:t>m</w:t>
+        <w:t>29m</w:t>
       </w:r>
       <w:proofErr w:type="spellEnd"/>
       <w:r>
@@ -4401,19 +5823,7 @@
           <w:lang w:val="en-GB"/>
           <w14:ligatures w14:val="none"/>
         </w:rPr>
-        <w:t xml:space="preserve">Not </w:t>
-      </w:r>
-      <w:r>
-        <w:rPr>
-          <w:rFonts w:ascii="Times New Roman" w:eastAsia="Times New Roman" w:hAnsi="Times New Roman" w:cs="Times New Roman"/>
-          <w:kern w:val="0"/>
-          <w:sz w:val="20"/>
-          <w:szCs w:val="20"/>
-          <w:u w:val="single"/>
-          <w:lang w:val="en-GB"/>
-          <w14:ligatures w14:val="none"/>
-        </w:rPr>
-        <w:t>strike-through</w:t>
+        <w:t>Not strike-through</w:t>
       </w:r>
       <w:r>
         <w:rPr>
@@ -4435,7 +5845,7 @@
           <w:lang w:val="en-GB"/>
           <w14:ligatures w14:val="none"/>
         </w:rPr>
-        <w:t xml:space="preserve"> (Default.)</w:t>
+        <w:t xml:space="preserve"> Default.</w:t>
       </w:r>
       <w:r>
         <w:rPr>
@@ -4471,6 +5881,52 @@
           <w14:ligatures w14:val="none"/>
         </w:rPr>
         <w:t>09</w:t>
+      </w:r>
+      <w:proofErr w:type="spellEnd"/>
+      <w:r>
+        <w:rPr>
+          <w:rFonts w:ascii="Times New Roman" w:eastAsia="Times New Roman" w:hAnsi="Times New Roman" w:cs="Times New Roman"/>
+          <w:kern w:val="0"/>
+          <w:sz w:val="20"/>
+          <w:szCs w:val="20"/>
+          <w:lang w:val="en-GB"/>
+          <w14:ligatures w14:val="none"/>
+        </w:rPr>
+        <w:t xml:space="preserve">; </w:t>
+      </w:r>
+      <w:proofErr w:type="spellStart"/>
+      <w:r>
+        <w:rPr>
+          <w:rFonts w:ascii="Times New Roman" w:eastAsia="Times New Roman" w:hAnsi="Times New Roman" w:cs="Times New Roman"/>
+          <w:kern w:val="0"/>
+          <w:sz w:val="20"/>
+          <w:szCs w:val="20"/>
+          <w:lang w:val="en-GB"/>
+          <w14:ligatures w14:val="none"/>
+        </w:rPr>
+        <w:t>0x</w:t>
+      </w:r>
+      <w:r>
+        <w:rPr>
+          <w:rFonts w:ascii="Times New Roman" w:eastAsia="Times New Roman" w:hAnsi="Times New Roman" w:cs="Times New Roman"/>
+          <w:kern w:val="0"/>
+          <w:sz w:val="20"/>
+          <w:szCs w:val="20"/>
+          <w:lang w:val="en-GB"/>
+          <w14:ligatures w14:val="none"/>
+        </w:rPr>
+        <w:t>9</w:t>
+      </w:r>
+      <w:r>
+        <w:rPr>
+          <w:rFonts w:ascii="Times New Roman" w:eastAsia="Times New Roman" w:hAnsi="Times New Roman" w:cs="Times New Roman"/>
+          <w:kern w:val="0"/>
+          <w:sz w:val="20"/>
+          <w:szCs w:val="20"/>
+          <w:lang w:val="en-GB"/>
+          <w14:ligatures w14:val="none"/>
+        </w:rPr>
+        <w:t>B09</w:t>
       </w:r>
       <w:proofErr w:type="spellEnd"/>
       <w:r>
@@ -4582,18 +6038,7 @@
           <w:lang w:val="en-GB"/>
           <w14:ligatures w14:val="none"/>
         </w:rPr>
-        <w:t>s that a</w:t>
-      </w:r>
-      <w:r>
-        <w:rPr>
-          <w:rFonts w:ascii="Times New Roman" w:eastAsia="Times New Roman" w:hAnsi="Times New Roman" w:cs="Times New Roman"/>
-          <w:kern w:val="0"/>
-          <w:sz w:val="20"/>
-          <w:szCs w:val="20"/>
-          <w:lang w:val="en-GB"/>
-          <w14:ligatures w14:val="none"/>
-        </w:rPr>
-        <w:t>re ca</w:t>
+        <w:t>s that are ca</w:t>
       </w:r>
       <w:r>
         <w:rPr>
@@ -4662,21 +6107,7 @@
           <w:lang w:val="en-GB"/>
           <w14:ligatures w14:val="none"/>
         </w:rPr>
-        <w:t>77:0?8</w:t>
-      </w:r>
-      <w:r>
-        <w:rPr>
-          <w:rFonts w:ascii="Times New Roman" w:eastAsia="Times New Roman" w:hAnsi="Times New Roman" w:cs="Times New Roman"/>
-          <w:b/>
-          <w:bCs/>
-          <w:color w:val="000000"/>
-          <w:kern w:val="0"/>
-          <w:sz w:val="20"/>
-          <w:szCs w:val="20"/>
-          <w:lang w:val="en-GB"/>
-          <w14:ligatures w14:val="none"/>
-        </w:rPr>
-        <w:t>m</w:t>
+        <w:t>77:0?8m</w:t>
       </w:r>
       <w:proofErr w:type="spellEnd"/>
       <w:r>
@@ -4712,6 +6143,17 @@
           <w14:ligatures w14:val="none"/>
         </w:rPr>
         <w:t>.</w:t>
+      </w:r>
+      <w:r>
+        <w:rPr>
+          <w:rFonts w:ascii="Times New Roman" w:eastAsia="Times New Roman" w:hAnsi="Times New Roman" w:cs="Times New Roman"/>
+          <w:kern w:val="0"/>
+          <w:sz w:val="20"/>
+          <w:szCs w:val="20"/>
+          <w:lang w:val="en-GB"/>
+          <w14:ligatures w14:val="none"/>
+        </w:rPr>
+        <w:t xml:space="preserve"> Line spacing may be decreased.</w:t>
       </w:r>
       <w:r>
         <w:rPr>
@@ -4735,18 +6177,53 @@
           <w:lang w:val="en-GB"/>
           <w14:ligatures w14:val="none"/>
         </w:rPr>
-        <w:t>0x1B1B0</w:t>
-      </w:r>
-      <w:r>
-        <w:rPr>
-          <w:rFonts w:ascii="Times New Roman" w:eastAsia="Times New Roman" w:hAnsi="Times New Roman" w:cs="Times New Roman"/>
-          <w:kern w:val="0"/>
-          <w:sz w:val="20"/>
-          <w:szCs w:val="20"/>
-          <w:lang w:val="en-GB"/>
-          <w14:ligatures w14:val="none"/>
-        </w:rPr>
-        <w:t>A</w:t>
+        <w:t>0x1B1B0A</w:t>
+      </w:r>
+      <w:proofErr w:type="spellEnd"/>
+      <w:r>
+        <w:rPr>
+          <w:rFonts w:ascii="Times New Roman" w:eastAsia="Times New Roman" w:hAnsi="Times New Roman" w:cs="Times New Roman"/>
+          <w:kern w:val="0"/>
+          <w:sz w:val="20"/>
+          <w:szCs w:val="20"/>
+          <w:lang w:val="en-GB"/>
+          <w14:ligatures w14:val="none"/>
+        </w:rPr>
+        <w:t xml:space="preserve">; </w:t>
+      </w:r>
+      <w:proofErr w:type="spellStart"/>
+      <w:r>
+        <w:rPr>
+          <w:rFonts w:ascii="Times New Roman" w:eastAsia="Times New Roman" w:hAnsi="Times New Roman" w:cs="Times New Roman"/>
+          <w:kern w:val="0"/>
+          <w:sz w:val="20"/>
+          <w:szCs w:val="20"/>
+          <w:lang w:val="en-GB"/>
+          <w14:ligatures w14:val="none"/>
+        </w:rPr>
+        <w:t>0x</w:t>
+      </w:r>
+      <w:r>
+        <w:rPr>
+          <w:rFonts w:ascii="Times New Roman" w:eastAsia="Times New Roman" w:hAnsi="Times New Roman" w:cs="Times New Roman"/>
+          <w:kern w:val="0"/>
+          <w:sz w:val="20"/>
+          <w:szCs w:val="20"/>
+          <w:lang w:val="en-GB"/>
+          <w14:ligatures w14:val="none"/>
+        </w:rPr>
+        <w:t>9</w:t>
+      </w:r>
+      <w:r>
+        <w:rPr>
+          <w:rFonts w:ascii="Times New Roman" w:eastAsia="Times New Roman" w:hAnsi="Times New Roman" w:cs="Times New Roman"/>
+          <w:kern w:val="0"/>
+          <w:sz w:val="20"/>
+          <w:szCs w:val="20"/>
+          <w:lang w:val="en-GB"/>
+          <w14:ligatures w14:val="none"/>
+        </w:rPr>
+        <w:t>B0A</w:t>
       </w:r>
       <w:proofErr w:type="spellEnd"/>
       <w:r>
@@ -4805,7 +6282,66 @@
           <w:lang w:val="en-GB"/>
           <w14:ligatures w14:val="none"/>
         </w:rPr>
-        <w:t>77</w:t>
+        <w:t>77m</w:t>
+      </w:r>
+      <w:proofErr w:type="spellEnd"/>
+      <w:r>
+        <w:rPr>
+          <w:rFonts w:ascii="Times New Roman" w:eastAsia="Times New Roman" w:hAnsi="Times New Roman" w:cs="Times New Roman"/>
+          <w:kern w:val="0"/>
+          <w:sz w:val="20"/>
+          <w:szCs w:val="20"/>
+          <w:lang w:val="en-GB"/>
+          <w14:ligatures w14:val="none"/>
+        </w:rPr>
+        <w:t xml:space="preserve"> </w:t>
+      </w:r>
+      <w:r>
+        <w:rPr>
+          <w:rFonts w:ascii="Times New Roman" w:eastAsia="Times New Roman" w:hAnsi="Times New Roman" w:cs="Times New Roman"/>
+          <w:kern w:val="0"/>
+          <w:sz w:val="20"/>
+          <w:szCs w:val="20"/>
+          <w:u w:val="single"/>
+          <w:lang w:val="en-GB"/>
+          <w14:ligatures w14:val="none"/>
+        </w:rPr>
+        <w:t xml:space="preserve">Default </w:t>
+      </w:r>
+      <w:r>
+        <w:rPr>
+          <w:rFonts w:ascii="Times New Roman" w:eastAsia="Times New Roman" w:hAnsi="Times New Roman" w:cs="Times New Roman"/>
+          <w:kern w:val="0"/>
+          <w:sz w:val="20"/>
+          <w:szCs w:val="20"/>
+          <w:u w:val="single"/>
+          <w:lang w:val="en-GB"/>
+          <w14:ligatures w14:val="none"/>
+        </w:rPr>
+        <w:t xml:space="preserve">font </w:t>
+      </w:r>
+      <w:r>
+        <w:rPr>
+          <w:rFonts w:ascii="Times New Roman" w:eastAsia="Times New Roman" w:hAnsi="Times New Roman" w:cs="Times New Roman"/>
+          <w:kern w:val="0"/>
+          <w:sz w:val="20"/>
+          <w:szCs w:val="20"/>
+          <w:u w:val="single"/>
+          <w:lang w:val="en-GB"/>
+          <w14:ligatures w14:val="none"/>
+        </w:rPr>
+        <w:t>size</w:t>
+      </w:r>
+      <w:r>
+        <w:rPr>
+          <w:rFonts w:ascii="Times New Roman" w:eastAsia="Times New Roman" w:hAnsi="Times New Roman" w:cs="Times New Roman"/>
+          <w:kern w:val="0"/>
+          <w:sz w:val="20"/>
+          <w:szCs w:val="20"/>
+          <w:lang w:val="en-GB"/>
+          <w14:ligatures w14:val="none"/>
+        </w:rPr>
+        <w:t>. [</w:t>
       </w:r>
       <w:r>
         <w:rPr>
@@ -4819,89 +6355,9 @@
           <w:lang w:val="en-GB"/>
           <w14:ligatures w14:val="none"/>
         </w:rPr>
-        <w:t>m</w:t>
-      </w:r>
-      <w:proofErr w:type="spellEnd"/>
-      <w:r>
-        <w:rPr>
-          <w:rFonts w:ascii="Times New Roman" w:eastAsia="Times New Roman" w:hAnsi="Times New Roman" w:cs="Times New Roman"/>
-          <w:kern w:val="0"/>
-          <w:sz w:val="20"/>
-          <w:szCs w:val="20"/>
-          <w:lang w:val="en-GB"/>
-          <w14:ligatures w14:val="none"/>
-        </w:rPr>
-        <w:t xml:space="preserve"> </w:t>
-      </w:r>
-      <w:r>
-        <w:rPr>
-          <w:rFonts w:ascii="Times New Roman" w:eastAsia="Times New Roman" w:hAnsi="Times New Roman" w:cs="Times New Roman"/>
-          <w:kern w:val="0"/>
-          <w:sz w:val="20"/>
-          <w:szCs w:val="20"/>
-          <w:u w:val="single"/>
-          <w:lang w:val="en-GB"/>
-          <w14:ligatures w14:val="none"/>
-        </w:rPr>
-        <w:t xml:space="preserve">Default </w:t>
-      </w:r>
-      <w:r>
-        <w:rPr>
-          <w:rFonts w:ascii="Times New Roman" w:eastAsia="Times New Roman" w:hAnsi="Times New Roman" w:cs="Times New Roman"/>
-          <w:kern w:val="0"/>
-          <w:sz w:val="20"/>
-          <w:szCs w:val="20"/>
-          <w:u w:val="single"/>
-          <w:lang w:val="en-GB"/>
-          <w14:ligatures w14:val="none"/>
-        </w:rPr>
-        <w:t xml:space="preserve">font </w:t>
-      </w:r>
-      <w:r>
-        <w:rPr>
-          <w:rFonts w:ascii="Times New Roman" w:eastAsia="Times New Roman" w:hAnsi="Times New Roman" w:cs="Times New Roman"/>
-          <w:kern w:val="0"/>
-          <w:sz w:val="20"/>
-          <w:szCs w:val="20"/>
-          <w:u w:val="single"/>
-          <w:lang w:val="en-GB"/>
-          <w14:ligatures w14:val="none"/>
-        </w:rPr>
-        <w:t>size</w:t>
-      </w:r>
-      <w:r>
-        <w:rPr>
-          <w:rFonts w:ascii="Times New Roman" w:eastAsia="Times New Roman" w:hAnsi="Times New Roman" w:cs="Times New Roman"/>
-          <w:kern w:val="0"/>
-          <w:sz w:val="20"/>
-          <w:szCs w:val="20"/>
-          <w:lang w:val="en-GB"/>
-          <w14:ligatures w14:val="none"/>
-        </w:rPr>
-        <w:t>.</w:t>
-      </w:r>
-      <w:r>
-        <w:rPr>
-          <w:rFonts w:ascii="Times New Roman" w:eastAsia="Times New Roman" w:hAnsi="Times New Roman" w:cs="Times New Roman"/>
-          <w:kern w:val="0"/>
-          <w:sz w:val="20"/>
-          <w:szCs w:val="20"/>
-          <w:lang w:val="en-GB"/>
-          <w14:ligatures w14:val="none"/>
-        </w:rPr>
-        <w:t xml:space="preserve"> (Default.)</w:t>
-      </w:r>
-      <w:r>
-        <w:rPr>
-          <w:rFonts w:ascii="Times New Roman" w:eastAsia="Times New Roman" w:hAnsi="Times New Roman" w:cs="Times New Roman"/>
-          <w:kern w:val="0"/>
-          <w:sz w:val="20"/>
-          <w:szCs w:val="20"/>
-          <w:lang w:val="en-GB"/>
-          <w14:ligatures w14:val="none"/>
-        </w:rPr>
-        <w:t xml:space="preserve"> [</w:t>
-      </w:r>
+        <w:t xml:space="preserve">CSI </w:t>
+      </w:r>
+      <w:proofErr w:type="spellStart"/>
       <w:r>
         <w:rPr>
           <w:rFonts w:ascii="Times New Roman" w:eastAsia="Times New Roman" w:hAnsi="Times New Roman" w:cs="Times New Roman"/>
@@ -4914,36 +6370,7 @@
           <w:lang w:val="en-GB"/>
           <w14:ligatures w14:val="none"/>
         </w:rPr>
-        <w:t xml:space="preserve">CSI </w:t>
-      </w:r>
-      <w:proofErr w:type="spellStart"/>
-      <w:r>
-        <w:rPr>
-          <w:rFonts w:ascii="Times New Roman" w:eastAsia="Times New Roman" w:hAnsi="Times New Roman" w:cs="Times New Roman"/>
-          <w:b/>
-          <w:bCs/>
-          <w:color w:val="000000"/>
-          <w:kern w:val="0"/>
-          <w:sz w:val="20"/>
-          <w:szCs w:val="20"/>
-          <w:lang w:val="en-GB"/>
-          <w14:ligatures w14:val="none"/>
-        </w:rPr>
-        <w:t>77:1</w:t>
-      </w:r>
-      <w:r>
-        <w:rPr>
-          <w:rFonts w:ascii="Times New Roman" w:eastAsia="Times New Roman" w:hAnsi="Times New Roman" w:cs="Times New Roman"/>
-          <w:b/>
-          <w:bCs/>
-          <w:color w:val="000000"/>
-          <w:kern w:val="0"/>
-          <w:sz w:val="20"/>
-          <w:szCs w:val="20"/>
-          <w:lang w:val="en-GB"/>
-          <w14:ligatures w14:val="none"/>
-        </w:rPr>
-        <w:t>m</w:t>
+        <w:t>77:1m</w:t>
       </w:r>
       <w:proofErr w:type="spellEnd"/>
       <w:r>
@@ -4991,6 +6418,52 @@
           <w14:ligatures w14:val="none"/>
         </w:rPr>
         <w:t>B</w:t>
+      </w:r>
+      <w:proofErr w:type="spellEnd"/>
+      <w:r>
+        <w:rPr>
+          <w:rFonts w:ascii="Times New Roman" w:eastAsia="Times New Roman" w:hAnsi="Times New Roman" w:cs="Times New Roman"/>
+          <w:kern w:val="0"/>
+          <w:sz w:val="20"/>
+          <w:szCs w:val="20"/>
+          <w:lang w:val="en-GB"/>
+          <w14:ligatures w14:val="none"/>
+        </w:rPr>
+        <w:t xml:space="preserve">; </w:t>
+      </w:r>
+      <w:proofErr w:type="spellStart"/>
+      <w:r>
+        <w:rPr>
+          <w:rFonts w:ascii="Times New Roman" w:eastAsia="Times New Roman" w:hAnsi="Times New Roman" w:cs="Times New Roman"/>
+          <w:kern w:val="0"/>
+          <w:sz w:val="20"/>
+          <w:szCs w:val="20"/>
+          <w:lang w:val="en-GB"/>
+          <w14:ligatures w14:val="none"/>
+        </w:rPr>
+        <w:t>0x</w:t>
+      </w:r>
+      <w:r>
+        <w:rPr>
+          <w:rFonts w:ascii="Times New Roman" w:eastAsia="Times New Roman" w:hAnsi="Times New Roman" w:cs="Times New Roman"/>
+          <w:kern w:val="0"/>
+          <w:sz w:val="20"/>
+          <w:szCs w:val="20"/>
+          <w:lang w:val="en-GB"/>
+          <w14:ligatures w14:val="none"/>
+        </w:rPr>
+        <w:t>9</w:t>
+      </w:r>
+      <w:r>
+        <w:rPr>
+          <w:rFonts w:ascii="Times New Roman" w:eastAsia="Times New Roman" w:hAnsi="Times New Roman" w:cs="Times New Roman"/>
+          <w:kern w:val="0"/>
+          <w:sz w:val="20"/>
+          <w:szCs w:val="20"/>
+          <w:lang w:val="en-GB"/>
+          <w14:ligatures w14:val="none"/>
+        </w:rPr>
+        <w:t>B0B</w:t>
       </w:r>
       <w:proofErr w:type="spellEnd"/>
       <w:r>
@@ -5049,21 +6522,7 @@
           <w:lang w:val="en-GB"/>
           <w14:ligatures w14:val="none"/>
         </w:rPr>
-        <w:t>77:1?2</w:t>
-      </w:r>
-      <w:r>
-        <w:rPr>
-          <w:rFonts w:ascii="Times New Roman" w:eastAsia="Times New Roman" w:hAnsi="Times New Roman" w:cs="Times New Roman"/>
-          <w:b/>
-          <w:bCs/>
-          <w:color w:val="000000"/>
-          <w:kern w:val="0"/>
-          <w:sz w:val="20"/>
-          <w:szCs w:val="20"/>
-          <w:lang w:val="en-GB"/>
-          <w14:ligatures w14:val="none"/>
-        </w:rPr>
-        <w:t>m</w:t>
+        <w:t>77:1?2m</w:t>
       </w:r>
       <w:proofErr w:type="spellEnd"/>
       <w:r>
@@ -5099,6 +6558,17 @@
           <w14:ligatures w14:val="none"/>
         </w:rPr>
         <w:t>.</w:t>
+      </w:r>
+      <w:r>
+        <w:rPr>
+          <w:rFonts w:ascii="Times New Roman" w:eastAsia="Times New Roman" w:hAnsi="Times New Roman" w:cs="Times New Roman"/>
+          <w:kern w:val="0"/>
+          <w:sz w:val="20"/>
+          <w:szCs w:val="20"/>
+          <w:lang w:val="en-GB"/>
+          <w14:ligatures w14:val="none"/>
+        </w:rPr>
+        <w:t xml:space="preserve"> Line spacing may be increased.</w:t>
       </w:r>
       <w:r>
         <w:rPr>
@@ -5134,6 +6604,52 @@
           <w14:ligatures w14:val="none"/>
         </w:rPr>
         <w:t>C</w:t>
+      </w:r>
+      <w:proofErr w:type="spellEnd"/>
+      <w:r>
+        <w:rPr>
+          <w:rFonts w:ascii="Times New Roman" w:eastAsia="Times New Roman" w:hAnsi="Times New Roman" w:cs="Times New Roman"/>
+          <w:kern w:val="0"/>
+          <w:sz w:val="20"/>
+          <w:szCs w:val="20"/>
+          <w:lang w:val="en-GB"/>
+          <w14:ligatures w14:val="none"/>
+        </w:rPr>
+        <w:t xml:space="preserve">; </w:t>
+      </w:r>
+      <w:proofErr w:type="spellStart"/>
+      <w:r>
+        <w:rPr>
+          <w:rFonts w:ascii="Times New Roman" w:eastAsia="Times New Roman" w:hAnsi="Times New Roman" w:cs="Times New Roman"/>
+          <w:kern w:val="0"/>
+          <w:sz w:val="20"/>
+          <w:szCs w:val="20"/>
+          <w:lang w:val="en-GB"/>
+          <w14:ligatures w14:val="none"/>
+        </w:rPr>
+        <w:t>0x</w:t>
+      </w:r>
+      <w:r>
+        <w:rPr>
+          <w:rFonts w:ascii="Times New Roman" w:eastAsia="Times New Roman" w:hAnsi="Times New Roman" w:cs="Times New Roman"/>
+          <w:kern w:val="0"/>
+          <w:sz w:val="20"/>
+          <w:szCs w:val="20"/>
+          <w:lang w:val="en-GB"/>
+          <w14:ligatures w14:val="none"/>
+        </w:rPr>
+        <w:t>9</w:t>
+      </w:r>
+      <w:r>
+        <w:rPr>
+          <w:rFonts w:ascii="Times New Roman" w:eastAsia="Times New Roman" w:hAnsi="Times New Roman" w:cs="Times New Roman"/>
+          <w:kern w:val="0"/>
+          <w:sz w:val="20"/>
+          <w:szCs w:val="20"/>
+          <w:lang w:val="en-GB"/>
+          <w14:ligatures w14:val="none"/>
+        </w:rPr>
+        <w:t>B0C</w:t>
       </w:r>
       <w:proofErr w:type="spellEnd"/>
       <w:r>
@@ -5192,21 +6708,7 @@
           <w:lang w:val="en-GB"/>
           <w14:ligatures w14:val="none"/>
         </w:rPr>
-        <w:t>77:1?4</w:t>
-      </w:r>
-      <w:r>
-        <w:rPr>
-          <w:rFonts w:ascii="Times New Roman" w:eastAsia="Times New Roman" w:hAnsi="Times New Roman" w:cs="Times New Roman"/>
-          <w:b/>
-          <w:bCs/>
-          <w:color w:val="000000"/>
-          <w:kern w:val="0"/>
-          <w:sz w:val="20"/>
-          <w:szCs w:val="20"/>
-          <w:lang w:val="en-GB"/>
-          <w14:ligatures w14:val="none"/>
-        </w:rPr>
-        <w:t>m</w:t>
+        <w:t>77:1?4m</w:t>
       </w:r>
       <w:proofErr w:type="spellEnd"/>
       <w:r>
@@ -5242,6 +6744,41 @@
           <w14:ligatures w14:val="none"/>
         </w:rPr>
         <w:t>.</w:t>
+      </w:r>
+      <w:r>
+        <w:rPr>
+          <w:rFonts w:ascii="Times New Roman" w:eastAsia="Times New Roman" w:hAnsi="Times New Roman" w:cs="Times New Roman"/>
+          <w:kern w:val="0"/>
+          <w:sz w:val="20"/>
+          <w:szCs w:val="20"/>
+          <w:lang w:val="en-GB"/>
+          <w14:ligatures w14:val="none"/>
+        </w:rPr>
+        <w:t xml:space="preserve"> </w:t>
+      </w:r>
+      <w:proofErr w:type="gramStart"/>
+      <w:r>
+        <w:rPr>
+          <w:rFonts w:ascii="Times New Roman" w:eastAsia="Times New Roman" w:hAnsi="Times New Roman" w:cs="Times New Roman"/>
+          <w:kern w:val="0"/>
+          <w:sz w:val="20"/>
+          <w:szCs w:val="20"/>
+          <w:lang w:val="en-GB"/>
+          <w14:ligatures w14:val="none"/>
+        </w:rPr>
+        <w:t>Line</w:t>
+      </w:r>
+      <w:proofErr w:type="gramEnd"/>
+      <w:r>
+        <w:rPr>
+          <w:rFonts w:ascii="Times New Roman" w:eastAsia="Times New Roman" w:hAnsi="Times New Roman" w:cs="Times New Roman"/>
+          <w:kern w:val="0"/>
+          <w:sz w:val="20"/>
+          <w:szCs w:val="20"/>
+          <w:lang w:val="en-GB"/>
+          <w14:ligatures w14:val="none"/>
+        </w:rPr>
+        <w:t xml:space="preserve"> spacing may be increased.</w:t>
       </w:r>
       <w:r>
         <w:rPr>
@@ -5277,6 +6814,52 @@
           <w14:ligatures w14:val="none"/>
         </w:rPr>
         <w:t>D</w:t>
+      </w:r>
+      <w:proofErr w:type="spellEnd"/>
+      <w:r>
+        <w:rPr>
+          <w:rFonts w:ascii="Times New Roman" w:eastAsia="Times New Roman" w:hAnsi="Times New Roman" w:cs="Times New Roman"/>
+          <w:kern w:val="0"/>
+          <w:sz w:val="20"/>
+          <w:szCs w:val="20"/>
+          <w:lang w:val="en-GB"/>
+          <w14:ligatures w14:val="none"/>
+        </w:rPr>
+        <w:t xml:space="preserve">; </w:t>
+      </w:r>
+      <w:proofErr w:type="spellStart"/>
+      <w:r>
+        <w:rPr>
+          <w:rFonts w:ascii="Times New Roman" w:eastAsia="Times New Roman" w:hAnsi="Times New Roman" w:cs="Times New Roman"/>
+          <w:kern w:val="0"/>
+          <w:sz w:val="20"/>
+          <w:szCs w:val="20"/>
+          <w:lang w:val="en-GB"/>
+          <w14:ligatures w14:val="none"/>
+        </w:rPr>
+        <w:t>0x</w:t>
+      </w:r>
+      <w:r>
+        <w:rPr>
+          <w:rFonts w:ascii="Times New Roman" w:eastAsia="Times New Roman" w:hAnsi="Times New Roman" w:cs="Times New Roman"/>
+          <w:kern w:val="0"/>
+          <w:sz w:val="20"/>
+          <w:szCs w:val="20"/>
+          <w:lang w:val="en-GB"/>
+          <w14:ligatures w14:val="none"/>
+        </w:rPr>
+        <w:t>9</w:t>
+      </w:r>
+      <w:r>
+        <w:rPr>
+          <w:rFonts w:ascii="Times New Roman" w:eastAsia="Times New Roman" w:hAnsi="Times New Roman" w:cs="Times New Roman"/>
+          <w:kern w:val="0"/>
+          <w:sz w:val="20"/>
+          <w:szCs w:val="20"/>
+          <w:lang w:val="en-GB"/>
+          <w14:ligatures w14:val="none"/>
+        </w:rPr>
+        <w:t>B0D</w:t>
       </w:r>
       <w:proofErr w:type="spellEnd"/>
       <w:r>
@@ -5364,18 +6947,7 @@
           <w:lang w:val="en-GB" w:eastAsia="en-GB"/>
           <w14:ligatures w14:val="none"/>
         </w:rPr>
-        <w:t>type (</w:t>
-      </w:r>
-      <w:r>
-        <w:rPr>
-          <w:rFonts w:ascii="Arial" w:eastAsia="Times New Roman" w:hAnsi="Arial" w:cs="Times New Roman"/>
-          <w:color w:val="auto"/>
-          <w:kern w:val="0"/>
-          <w:szCs w:val="20"/>
-          <w:lang w:val="en-GB" w:eastAsia="en-GB"/>
-          <w14:ligatures w14:val="none"/>
-        </w:rPr>
-        <w:t>actual font is implementation defined)</w:t>
+        <w:t>type</w:t>
       </w:r>
     </w:p>
     <w:p>
@@ -5399,84 +6971,172 @@
           <w:lang w:val="en-GB"/>
           <w14:ligatures w14:val="none"/>
         </w:rPr>
-        <w:t>For M</w:t>
-      </w:r>
-      <w:r>
-        <w:rPr>
-          <w:rFonts w:ascii="Times New Roman" w:eastAsia="Times New Roman" w:hAnsi="Times New Roman" w:cs="Times New Roman"/>
-          <w:kern w:val="0"/>
-          <w:sz w:val="20"/>
-          <w:szCs w:val="20"/>
-          <w:lang w:val="en-GB"/>
-          <w14:ligatures w14:val="none"/>
-        </w:rPr>
-        <w:t>E</w:t>
-      </w:r>
-      <w:r>
-        <w:rPr>
-          <w:rFonts w:ascii="Times New Roman" w:eastAsia="Times New Roman" w:hAnsi="Times New Roman" w:cs="Times New Roman"/>
-          <w:kern w:val="0"/>
-          <w:sz w:val="20"/>
-          <w:szCs w:val="20"/>
-          <w:lang w:val="en-GB"/>
-          <w14:ligatures w14:val="none"/>
-        </w:rPr>
-        <w:t>s that a</w:t>
-      </w:r>
-      <w:r>
-        <w:rPr>
-          <w:rFonts w:ascii="Times New Roman" w:eastAsia="Times New Roman" w:hAnsi="Times New Roman" w:cs="Times New Roman"/>
-          <w:kern w:val="0"/>
-          <w:sz w:val="20"/>
-          <w:szCs w:val="20"/>
-          <w:lang w:val="en-GB"/>
-          <w14:ligatures w14:val="none"/>
-        </w:rPr>
-        <w:t xml:space="preserve">re capable of different </w:t>
-      </w:r>
-      <w:r>
-        <w:rPr>
-          <w:rFonts w:ascii="Times New Roman" w:eastAsia="Times New Roman" w:hAnsi="Times New Roman" w:cs="Times New Roman"/>
-          <w:kern w:val="0"/>
-          <w:sz w:val="20"/>
-          <w:szCs w:val="20"/>
-          <w:lang w:val="en-GB"/>
-          <w14:ligatures w14:val="none"/>
-        </w:rPr>
-        <w:t>fonts</w:t>
-      </w:r>
-      <w:r>
-        <w:rPr>
-          <w:rFonts w:ascii="Times New Roman" w:eastAsia="Times New Roman" w:hAnsi="Times New Roman" w:cs="Times New Roman"/>
-          <w:kern w:val="0"/>
-          <w:sz w:val="20"/>
-          <w:szCs w:val="20"/>
-          <w:lang w:val="en-GB"/>
-          <w14:ligatures w14:val="none"/>
-        </w:rPr>
-        <w:t>. If the ME is not capable of different font</w:t>
-      </w:r>
-      <w:r>
-        <w:rPr>
-          <w:rFonts w:ascii="Times New Roman" w:eastAsia="Times New Roman" w:hAnsi="Times New Roman" w:cs="Times New Roman"/>
-          <w:kern w:val="0"/>
-          <w:sz w:val="20"/>
-          <w:szCs w:val="20"/>
-          <w:lang w:val="en-GB"/>
-          <w14:ligatures w14:val="none"/>
-        </w:rPr>
-        <w:t>s</w:t>
-      </w:r>
-      <w:r>
-        <w:rPr>
-          <w:rFonts w:ascii="Times New Roman" w:eastAsia="Times New Roman" w:hAnsi="Times New Roman" w:cs="Times New Roman"/>
-          <w:kern w:val="0"/>
-          <w:sz w:val="20"/>
-          <w:szCs w:val="20"/>
-          <w:lang w:val="en-GB"/>
-          <w14:ligatures w14:val="none"/>
-        </w:rPr>
-        <w:t>, these are no-ops.</w:t>
+        <w:t>This styling is f</w:t>
+      </w:r>
+      <w:r>
+        <w:rPr>
+          <w:rFonts w:ascii="Times New Roman" w:eastAsia="Times New Roman" w:hAnsi="Times New Roman" w:cs="Times New Roman"/>
+          <w:kern w:val="0"/>
+          <w:sz w:val="20"/>
+          <w:szCs w:val="20"/>
+          <w:lang w:val="en-GB"/>
+          <w14:ligatures w14:val="none"/>
+        </w:rPr>
+        <w:t>or MEs that are capable of different fonts. If the ME is not capable of different fonts, these are no-ops.</w:t>
+      </w:r>
+      <w:r>
+        <w:rPr>
+          <w:rFonts w:ascii="Times New Roman" w:eastAsia="Times New Roman" w:hAnsi="Times New Roman" w:cs="Times New Roman"/>
+          <w:kern w:val="0"/>
+          <w:sz w:val="20"/>
+          <w:szCs w:val="20"/>
+          <w:lang w:val="en-GB"/>
+          <w14:ligatures w14:val="none"/>
+        </w:rPr>
+        <w:t xml:space="preserve"> The </w:t>
+      </w:r>
+      <w:r>
+        <w:rPr>
+          <w:rFonts w:ascii="Times New Roman" w:eastAsia="Times New Roman" w:hAnsi="Times New Roman" w:cs="Times New Roman"/>
+          <w:kern w:val="0"/>
+          <w:sz w:val="20"/>
+          <w:szCs w:val="20"/>
+          <w:lang w:val="en-GB"/>
+          <w14:ligatures w14:val="none"/>
+        </w:rPr>
+        <w:t>actual font is implementation defined</w:t>
+      </w:r>
+      <w:r>
+        <w:rPr>
+          <w:rFonts w:ascii="Times New Roman" w:eastAsia="Times New Roman" w:hAnsi="Times New Roman" w:cs="Times New Roman"/>
+          <w:kern w:val="0"/>
+          <w:sz w:val="20"/>
+          <w:szCs w:val="20"/>
+          <w:lang w:val="en-GB"/>
+          <w14:ligatures w14:val="none"/>
+        </w:rPr>
+        <w:t>.</w:t>
+      </w:r>
+      <w:r>
+        <w:rPr>
+          <w:rFonts w:ascii="Times New Roman" w:eastAsia="Times New Roman" w:hAnsi="Times New Roman" w:cs="Times New Roman"/>
+          <w:kern w:val="0"/>
+          <w:sz w:val="20"/>
+          <w:szCs w:val="20"/>
+          <w:lang w:val="en-GB"/>
+          <w14:ligatures w14:val="none"/>
+        </w:rPr>
+        <w:t xml:space="preserve"> </w:t>
+      </w:r>
+      <w:r>
+        <w:rPr>
+          <w:rFonts w:ascii="Times New Roman" w:eastAsia="Times New Roman" w:hAnsi="Times New Roman" w:cs="Times New Roman"/>
+          <w:kern w:val="0"/>
+          <w:sz w:val="20"/>
+          <w:szCs w:val="20"/>
+          <w:lang w:val="en-GB"/>
+          <w14:ligatures w14:val="none"/>
+        </w:rPr>
+        <w:t>A message using</w:t>
+      </w:r>
+      <w:r>
+        <w:rPr>
+          <w:rFonts w:ascii="Times New Roman" w:eastAsia="Times New Roman" w:hAnsi="Times New Roman" w:cs="Times New Roman"/>
+          <w:kern w:val="0"/>
+          <w:sz w:val="20"/>
+          <w:szCs w:val="20"/>
+          <w:lang w:val="en-GB"/>
+          <w14:ligatures w14:val="none"/>
+        </w:rPr>
+        <w:t xml:space="preserve"> t</w:t>
+      </w:r>
+      <w:r>
+        <w:rPr>
+          <w:rFonts w:ascii="Times New Roman" w:eastAsia="Times New Roman" w:hAnsi="Times New Roman" w:cs="Times New Roman"/>
+          <w:kern w:val="0"/>
+          <w:sz w:val="20"/>
+          <w:szCs w:val="20"/>
+          <w:lang w:val="en-GB"/>
+          <w14:ligatures w14:val="none"/>
+        </w:rPr>
+        <w:t>he “default alphabet”</w:t>
+      </w:r>
+      <w:r>
+        <w:rPr>
+          <w:rFonts w:ascii="Times New Roman" w:eastAsia="Times New Roman" w:hAnsi="Times New Roman" w:cs="Times New Roman"/>
+          <w:kern w:val="0"/>
+          <w:sz w:val="20"/>
+          <w:szCs w:val="20"/>
+          <w:lang w:val="en-GB"/>
+          <w14:ligatures w14:val="none"/>
+        </w:rPr>
+        <w:t xml:space="preserve"> </w:t>
+      </w:r>
+      <w:r>
+        <w:rPr>
+          <w:rFonts w:ascii="Times New Roman" w:eastAsia="Times New Roman" w:hAnsi="Times New Roman" w:cs="Times New Roman"/>
+          <w:kern w:val="0"/>
+          <w:sz w:val="20"/>
+          <w:szCs w:val="20"/>
+          <w:lang w:val="en-GB"/>
+          <w14:ligatures w14:val="none"/>
+        </w:rPr>
+        <w:t>should use an OCR</w:t>
+      </w:r>
+      <w:r>
+        <w:rPr>
+          <w:rFonts w:ascii="Times New Roman" w:eastAsia="Times New Roman" w:hAnsi="Times New Roman" w:cs="Times New Roman"/>
+          <w:kern w:val="0"/>
+          <w:sz w:val="20"/>
+          <w:szCs w:val="20"/>
+          <w:lang w:val="en-GB"/>
+          <w14:ligatures w14:val="none"/>
+        </w:rPr>
+        <w:t>-B</w:t>
+      </w:r>
+      <w:r>
+        <w:rPr>
+          <w:rFonts w:ascii="Times New Roman" w:eastAsia="Times New Roman" w:hAnsi="Times New Roman" w:cs="Times New Roman"/>
+          <w:kern w:val="0"/>
+          <w:sz w:val="20"/>
+          <w:szCs w:val="20"/>
+          <w:lang w:val="en-GB"/>
+          <w14:ligatures w14:val="none"/>
+        </w:rPr>
+        <w:t>-like</w:t>
+      </w:r>
+      <w:r>
+        <w:rPr>
+          <w:rFonts w:ascii="Times New Roman" w:eastAsia="Times New Roman" w:hAnsi="Times New Roman" w:cs="Times New Roman"/>
+          <w:kern w:val="0"/>
+          <w:sz w:val="20"/>
+          <w:szCs w:val="20"/>
+          <w:lang w:val="en-GB"/>
+          <w14:ligatures w14:val="none"/>
+        </w:rPr>
+        <w:t xml:space="preserve"> font</w:t>
+      </w:r>
+      <w:r>
+        <w:rPr>
+          <w:rFonts w:ascii="Times New Roman" w:eastAsia="Times New Roman" w:hAnsi="Times New Roman" w:cs="Times New Roman"/>
+          <w:kern w:val="0"/>
+          <w:sz w:val="20"/>
+          <w:szCs w:val="20"/>
+          <w:lang w:val="en-GB"/>
+          <w14:ligatures w14:val="none"/>
+        </w:rPr>
+        <w:t xml:space="preserve"> or a typewriter font</w:t>
+      </w:r>
+      <w:r>
+        <w:rPr>
+          <w:rFonts w:ascii="Times New Roman" w:eastAsia="Times New Roman" w:hAnsi="Times New Roman" w:cs="Times New Roman"/>
+          <w:kern w:val="0"/>
+          <w:sz w:val="20"/>
+          <w:szCs w:val="20"/>
+          <w:lang w:val="en-GB"/>
+          <w14:ligatures w14:val="none"/>
+        </w:rPr>
+        <w:t>.</w:t>
       </w:r>
     </w:p>
     <w:p>
@@ -5523,7 +7183,152 @@
           <w:lang w:val="en-GB"/>
           <w14:ligatures w14:val="none"/>
         </w:rPr>
-        <w:t>26:1</w:t>
+        <w:t>26:1m</w:t>
+      </w:r>
+      <w:proofErr w:type="spellEnd"/>
+      <w:r>
+        <w:rPr>
+          <w:rFonts w:ascii="Times New Roman" w:eastAsia="Times New Roman" w:hAnsi="Times New Roman" w:cs="Times New Roman"/>
+          <w:kern w:val="0"/>
+          <w:sz w:val="20"/>
+          <w:szCs w:val="20"/>
+          <w:lang w:val="en-GB"/>
+          <w14:ligatures w14:val="none"/>
+        </w:rPr>
+        <w:t xml:space="preserve"> </w:t>
+      </w:r>
+      <w:r>
+        <w:rPr>
+          <w:rFonts w:ascii="Times New Roman" w:eastAsia="Times New Roman" w:hAnsi="Times New Roman" w:cs="Times New Roman"/>
+          <w:kern w:val="0"/>
+          <w:sz w:val="20"/>
+          <w:szCs w:val="20"/>
+          <w:u w:val="single"/>
+          <w:lang w:val="en-GB"/>
+          <w14:ligatures w14:val="none"/>
+        </w:rPr>
+        <w:t>Serifed proportional font</w:t>
+      </w:r>
+      <w:r>
+        <w:rPr>
+          <w:rFonts w:ascii="Times New Roman" w:eastAsia="Times New Roman" w:hAnsi="Times New Roman" w:cs="Times New Roman"/>
+          <w:kern w:val="0"/>
+          <w:sz w:val="20"/>
+          <w:szCs w:val="20"/>
+          <w:lang w:val="en-GB"/>
+          <w14:ligatures w14:val="none"/>
+        </w:rPr>
+        <w:t>.</w:t>
+      </w:r>
+      <w:r>
+        <w:rPr>
+          <w:rFonts w:ascii="Times New Roman" w:eastAsia="Times New Roman" w:hAnsi="Times New Roman" w:cs="Times New Roman"/>
+          <w:kern w:val="0"/>
+          <w:sz w:val="20"/>
+          <w:szCs w:val="20"/>
+          <w:lang w:val="en-GB"/>
+          <w14:ligatures w14:val="none"/>
+        </w:rPr>
+        <w:t xml:space="preserve"> For many script there is not a typographic tradition of serif vs. sans-serif; </w:t>
+      </w:r>
+      <w:r>
+        <w:rPr>
+          <w:rFonts w:ascii="Times New Roman" w:eastAsia="Times New Roman" w:hAnsi="Times New Roman" w:cs="Times New Roman"/>
+          <w:kern w:val="0"/>
+          <w:sz w:val="20"/>
+          <w:szCs w:val="20"/>
+          <w:lang w:val="en-GB"/>
+          <w14:ligatures w14:val="none"/>
+        </w:rPr>
+        <w:t>t</w:t>
+      </w:r>
+      <w:r>
+        <w:rPr>
+          <w:rFonts w:ascii="Times New Roman" w:eastAsia="Times New Roman" w:hAnsi="Times New Roman" w:cs="Times New Roman"/>
+          <w:kern w:val="0"/>
+          <w:sz w:val="20"/>
+          <w:szCs w:val="20"/>
+          <w:lang w:val="en-GB"/>
+          <w14:ligatures w14:val="none"/>
+        </w:rPr>
+        <w:t>h</w:t>
+      </w:r>
+      <w:r>
+        <w:rPr>
+          <w:rFonts w:ascii="Times New Roman" w:eastAsia="Times New Roman" w:hAnsi="Times New Roman" w:cs="Times New Roman"/>
+          <w:kern w:val="0"/>
+          <w:sz w:val="20"/>
+          <w:szCs w:val="20"/>
+          <w:lang w:val="en-GB"/>
+          <w14:ligatures w14:val="none"/>
+        </w:rPr>
+        <w:t>ese two</w:t>
+      </w:r>
+      <w:r>
+        <w:rPr>
+          <w:rFonts w:ascii="Times New Roman" w:eastAsia="Times New Roman" w:hAnsi="Times New Roman" w:cs="Times New Roman"/>
+          <w:kern w:val="0"/>
+          <w:sz w:val="20"/>
+          <w:szCs w:val="20"/>
+          <w:lang w:val="en-GB"/>
+          <w14:ligatures w14:val="none"/>
+        </w:rPr>
+        <w:t xml:space="preserve"> style</w:t>
+      </w:r>
+      <w:r>
+        <w:rPr>
+          <w:rFonts w:ascii="Times New Roman" w:eastAsia="Times New Roman" w:hAnsi="Times New Roman" w:cs="Times New Roman"/>
+          <w:kern w:val="0"/>
+          <w:sz w:val="20"/>
+          <w:szCs w:val="20"/>
+          <w:lang w:val="en-GB"/>
+          <w14:ligatures w14:val="none"/>
+        </w:rPr>
+        <w:t xml:space="preserve"> variant</w:t>
+      </w:r>
+      <w:r>
+        <w:rPr>
+          <w:rFonts w:ascii="Times New Roman" w:eastAsia="Times New Roman" w:hAnsi="Times New Roman" w:cs="Times New Roman"/>
+          <w:kern w:val="0"/>
+          <w:sz w:val="20"/>
+          <w:szCs w:val="20"/>
+          <w:lang w:val="en-GB"/>
+          <w14:ligatures w14:val="none"/>
+        </w:rPr>
+        <w:t>s</w:t>
+      </w:r>
+      <w:r>
+        <w:rPr>
+          <w:rFonts w:ascii="Times New Roman" w:eastAsia="Times New Roman" w:hAnsi="Times New Roman" w:cs="Times New Roman"/>
+          <w:kern w:val="0"/>
+          <w:sz w:val="20"/>
+          <w:szCs w:val="20"/>
+          <w:lang w:val="en-GB"/>
+          <w14:ligatures w14:val="none"/>
+        </w:rPr>
+        <w:t xml:space="preserve"> </w:t>
+      </w:r>
+      <w:r>
+        <w:rPr>
+          <w:rFonts w:ascii="Times New Roman" w:eastAsia="Times New Roman" w:hAnsi="Times New Roman" w:cs="Times New Roman"/>
+          <w:kern w:val="0"/>
+          <w:sz w:val="20"/>
+          <w:szCs w:val="20"/>
+          <w:lang w:val="en-GB"/>
+          <w14:ligatures w14:val="none"/>
+        </w:rPr>
+        <w:t>are</w:t>
+      </w:r>
+      <w:r>
+        <w:rPr>
+          <w:rFonts w:ascii="Times New Roman" w:eastAsia="Times New Roman" w:hAnsi="Times New Roman" w:cs="Times New Roman"/>
+          <w:kern w:val="0"/>
+          <w:sz w:val="20"/>
+          <w:szCs w:val="20"/>
+          <w:lang w:val="en-GB"/>
+          <w14:ligatures w14:val="none"/>
+        </w:rPr>
+        <w:t xml:space="preserve"> then equivalent to </w:t>
       </w:r>
       <w:r>
         <w:rPr>
@@ -5537,35 +7342,28 @@
           <w:lang w:val="en-GB"/>
           <w14:ligatures w14:val="none"/>
         </w:rPr>
-        <w:t>m</w:t>
+        <w:t xml:space="preserve">CSI </w:t>
+      </w:r>
+      <w:proofErr w:type="spellStart"/>
+      <w:r>
+        <w:rPr>
+          <w:rFonts w:ascii="Times New Roman" w:eastAsia="Times New Roman" w:hAnsi="Times New Roman" w:cs="Times New Roman"/>
+          <w:b/>
+          <w:bCs/>
+          <w:color w:val="000000"/>
+          <w:kern w:val="0"/>
+          <w:sz w:val="20"/>
+          <w:szCs w:val="20"/>
+          <w:lang w:val="en-GB"/>
+          <w14:ligatures w14:val="none"/>
+        </w:rPr>
+        <w:t>26m</w:t>
       </w:r>
       <w:proofErr w:type="spellEnd"/>
       <w:r>
         <w:rPr>
           <w:rFonts w:ascii="Times New Roman" w:eastAsia="Times New Roman" w:hAnsi="Times New Roman" w:cs="Times New Roman"/>
-          <w:kern w:val="0"/>
-          <w:sz w:val="20"/>
-          <w:szCs w:val="20"/>
-          <w:lang w:val="en-GB"/>
-          <w14:ligatures w14:val="none"/>
-        </w:rPr>
-        <w:t xml:space="preserve"> </w:t>
-      </w:r>
-      <w:r>
-        <w:rPr>
-          <w:rFonts w:ascii="Times New Roman" w:eastAsia="Times New Roman" w:hAnsi="Times New Roman" w:cs="Times New Roman"/>
-          <w:kern w:val="0"/>
-          <w:sz w:val="20"/>
-          <w:szCs w:val="20"/>
-          <w:u w:val="single"/>
-          <w:lang w:val="en-GB"/>
-          <w14:ligatures w14:val="none"/>
-        </w:rPr>
-        <w:t>Serifed proportional font</w:t>
-      </w:r>
-      <w:r>
-        <w:rPr>
-          <w:rFonts w:ascii="Times New Roman" w:eastAsia="Times New Roman" w:hAnsi="Times New Roman" w:cs="Times New Roman"/>
+          <w:color w:val="000000"/>
           <w:kern w:val="0"/>
           <w:sz w:val="20"/>
           <w:szCs w:val="20"/>
@@ -5597,6 +7395,52 @@
           <w14:ligatures w14:val="none"/>
         </w:rPr>
         <w:t>0x1B1B0E</w:t>
+      </w:r>
+      <w:proofErr w:type="spellEnd"/>
+      <w:r>
+        <w:rPr>
+          <w:rFonts w:ascii="Times New Roman" w:eastAsia="Times New Roman" w:hAnsi="Times New Roman" w:cs="Times New Roman"/>
+          <w:kern w:val="0"/>
+          <w:sz w:val="20"/>
+          <w:szCs w:val="20"/>
+          <w:lang w:val="en-GB"/>
+          <w14:ligatures w14:val="none"/>
+        </w:rPr>
+        <w:t xml:space="preserve">; </w:t>
+      </w:r>
+      <w:proofErr w:type="spellStart"/>
+      <w:r>
+        <w:rPr>
+          <w:rFonts w:ascii="Times New Roman" w:eastAsia="Times New Roman" w:hAnsi="Times New Roman" w:cs="Times New Roman"/>
+          <w:kern w:val="0"/>
+          <w:sz w:val="20"/>
+          <w:szCs w:val="20"/>
+          <w:lang w:val="en-GB"/>
+          <w14:ligatures w14:val="none"/>
+        </w:rPr>
+        <w:t>0x</w:t>
+      </w:r>
+      <w:r>
+        <w:rPr>
+          <w:rFonts w:ascii="Times New Roman" w:eastAsia="Times New Roman" w:hAnsi="Times New Roman" w:cs="Times New Roman"/>
+          <w:kern w:val="0"/>
+          <w:sz w:val="20"/>
+          <w:szCs w:val="20"/>
+          <w:lang w:val="en-GB"/>
+          <w14:ligatures w14:val="none"/>
+        </w:rPr>
+        <w:t>9</w:t>
+      </w:r>
+      <w:r>
+        <w:rPr>
+          <w:rFonts w:ascii="Times New Roman" w:eastAsia="Times New Roman" w:hAnsi="Times New Roman" w:cs="Times New Roman"/>
+          <w:kern w:val="0"/>
+          <w:sz w:val="20"/>
+          <w:szCs w:val="20"/>
+          <w:lang w:val="en-GB"/>
+          <w14:ligatures w14:val="none"/>
+        </w:rPr>
+        <w:t>B0E</w:t>
       </w:r>
       <w:proofErr w:type="spellEnd"/>
       <w:r>
@@ -5655,21 +7499,7 @@
           <w:lang w:val="en-GB"/>
           <w14:ligatures w14:val="none"/>
         </w:rPr>
-        <w:t>26:2</w:t>
-      </w:r>
-      <w:r>
-        <w:rPr>
-          <w:rFonts w:ascii="Times New Roman" w:eastAsia="Times New Roman" w:hAnsi="Times New Roman" w:cs="Times New Roman"/>
-          <w:b/>
-          <w:bCs/>
-          <w:color w:val="000000"/>
-          <w:kern w:val="0"/>
-          <w:sz w:val="20"/>
-          <w:szCs w:val="20"/>
-          <w:lang w:val="en-GB"/>
-          <w14:ligatures w14:val="none"/>
-        </w:rPr>
-        <w:t>m</w:t>
+        <w:t>26:2m</w:t>
       </w:r>
       <w:proofErr w:type="spellEnd"/>
       <w:r>
@@ -5729,6 +7559,52 @@
           <w14:ligatures w14:val="none"/>
         </w:rPr>
         <w:t>0x1B1B0F</w:t>
+      </w:r>
+      <w:proofErr w:type="spellEnd"/>
+      <w:r>
+        <w:rPr>
+          <w:rFonts w:ascii="Times New Roman" w:eastAsia="Times New Roman" w:hAnsi="Times New Roman" w:cs="Times New Roman"/>
+          <w:kern w:val="0"/>
+          <w:sz w:val="20"/>
+          <w:szCs w:val="20"/>
+          <w:lang w:val="en-GB"/>
+          <w14:ligatures w14:val="none"/>
+        </w:rPr>
+        <w:t xml:space="preserve">; </w:t>
+      </w:r>
+      <w:proofErr w:type="spellStart"/>
+      <w:r>
+        <w:rPr>
+          <w:rFonts w:ascii="Times New Roman" w:eastAsia="Times New Roman" w:hAnsi="Times New Roman" w:cs="Times New Roman"/>
+          <w:kern w:val="0"/>
+          <w:sz w:val="20"/>
+          <w:szCs w:val="20"/>
+          <w:lang w:val="en-GB"/>
+          <w14:ligatures w14:val="none"/>
+        </w:rPr>
+        <w:t>0x</w:t>
+      </w:r>
+      <w:r>
+        <w:rPr>
+          <w:rFonts w:ascii="Times New Roman" w:eastAsia="Times New Roman" w:hAnsi="Times New Roman" w:cs="Times New Roman"/>
+          <w:kern w:val="0"/>
+          <w:sz w:val="20"/>
+          <w:szCs w:val="20"/>
+          <w:lang w:val="en-GB"/>
+          <w14:ligatures w14:val="none"/>
+        </w:rPr>
+        <w:t>9</w:t>
+      </w:r>
+      <w:r>
+        <w:rPr>
+          <w:rFonts w:ascii="Times New Roman" w:eastAsia="Times New Roman" w:hAnsi="Times New Roman" w:cs="Times New Roman"/>
+          <w:kern w:val="0"/>
+          <w:sz w:val="20"/>
+          <w:szCs w:val="20"/>
+          <w:lang w:val="en-GB"/>
+          <w14:ligatures w14:val="none"/>
+        </w:rPr>
+        <w:t>B0F</w:t>
       </w:r>
       <w:proofErr w:type="spellEnd"/>
       <w:r>
@@ -5848,134 +7724,40 @@
           <w:lang w:val="en-GB"/>
           <w14:ligatures w14:val="none"/>
         </w:rPr>
-        <w:t>.</w:t>
-      </w:r>
-      <w:r>
-        <w:rPr>
-          <w:rFonts w:ascii="Times New Roman" w:eastAsia="Times New Roman" w:hAnsi="Times New Roman" w:cs="Times New Roman"/>
-          <w:kern w:val="0"/>
-          <w:sz w:val="20"/>
-          <w:szCs w:val="20"/>
-          <w:lang w:val="en-GB"/>
-          <w14:ligatures w14:val="none"/>
-        </w:rPr>
-        <w:t xml:space="preserve"> (Default</w:t>
-      </w:r>
-      <w:r>
-        <w:rPr>
-          <w:rFonts w:ascii="Times New Roman" w:eastAsia="Times New Roman" w:hAnsi="Times New Roman" w:cs="Times New Roman"/>
-          <w:kern w:val="0"/>
-          <w:sz w:val="20"/>
-          <w:szCs w:val="20"/>
-          <w:lang w:val="en-GB"/>
-          <w14:ligatures w14:val="none"/>
-        </w:rPr>
-        <w:t xml:space="preserve"> if ME capable of proportional fonts.</w:t>
-      </w:r>
-      <w:r>
-        <w:rPr>
-          <w:rFonts w:ascii="Times New Roman" w:eastAsia="Times New Roman" w:hAnsi="Times New Roman" w:cs="Times New Roman"/>
-          <w:kern w:val="0"/>
-          <w:sz w:val="20"/>
-          <w:szCs w:val="20"/>
-          <w:lang w:val="en-GB"/>
-          <w14:ligatures w14:val="none"/>
-        </w:rPr>
-        <w:t>)</w:t>
-      </w:r>
-      <w:r>
-        <w:rPr>
-          <w:rFonts w:ascii="Times New Roman" w:eastAsia="Times New Roman" w:hAnsi="Times New Roman" w:cs="Times New Roman"/>
-          <w:kern w:val="0"/>
-          <w:sz w:val="20"/>
-          <w:szCs w:val="20"/>
-          <w:lang w:val="en-GB"/>
-          <w14:ligatures w14:val="none"/>
-        </w:rPr>
-        <w:t xml:space="preserve"> [</w:t>
-      </w:r>
-      <w:r>
-        <w:rPr>
-          <w:rFonts w:ascii="Times New Roman" w:eastAsia="Times New Roman" w:hAnsi="Times New Roman" w:cs="Times New Roman"/>
-          <w:b/>
-          <w:bCs/>
-          <w:color w:val="000000"/>
-          <w:kern w:val="0"/>
-          <w:sz w:val="20"/>
-          <w:szCs w:val="20"/>
-          <w:lang w:val="en-GB"/>
-          <w14:ligatures w14:val="none"/>
-        </w:rPr>
-        <w:t xml:space="preserve">CSI </w:t>
-      </w:r>
-      <w:proofErr w:type="spellStart"/>
-      <w:r>
-        <w:rPr>
-          <w:rFonts w:ascii="Times New Roman" w:eastAsia="Times New Roman" w:hAnsi="Times New Roman" w:cs="Times New Roman"/>
-          <w:b/>
-          <w:bCs/>
-          <w:color w:val="000000"/>
-          <w:kern w:val="0"/>
-          <w:sz w:val="20"/>
-          <w:szCs w:val="20"/>
-          <w:lang w:val="en-GB"/>
-          <w14:ligatures w14:val="none"/>
-        </w:rPr>
-        <w:t>26</w:t>
-      </w:r>
-      <w:r>
-        <w:rPr>
-          <w:rFonts w:ascii="Times New Roman" w:eastAsia="Times New Roman" w:hAnsi="Times New Roman" w:cs="Times New Roman"/>
-          <w:b/>
-          <w:bCs/>
-          <w:color w:val="000000"/>
-          <w:kern w:val="0"/>
-          <w:sz w:val="20"/>
-          <w:szCs w:val="20"/>
-          <w:lang w:val="en-GB"/>
-          <w14:ligatures w14:val="none"/>
-        </w:rPr>
-        <w:t>:</w:t>
-      </w:r>
-      <w:r>
-        <w:rPr>
-          <w:rFonts w:ascii="Times New Roman" w:eastAsia="Times New Roman" w:hAnsi="Times New Roman" w:cs="Times New Roman"/>
-          <w:b/>
-          <w:bCs/>
-          <w:color w:val="000000"/>
-          <w:kern w:val="0"/>
-          <w:sz w:val="20"/>
-          <w:szCs w:val="20"/>
-          <w:lang w:val="en-GB"/>
-          <w14:ligatures w14:val="none"/>
-        </w:rPr>
-        <w:t>0</w:t>
-      </w:r>
-      <w:r>
-        <w:rPr>
-          <w:rFonts w:ascii="Times New Roman" w:eastAsia="Times New Roman" w:hAnsi="Times New Roman" w:cs="Times New Roman"/>
-          <w:b/>
-          <w:bCs/>
-          <w:color w:val="000000"/>
-          <w:kern w:val="0"/>
-          <w:sz w:val="20"/>
-          <w:szCs w:val="20"/>
-          <w:lang w:val="en-GB"/>
-          <w14:ligatures w14:val="none"/>
-        </w:rPr>
-        <w:t>m</w:t>
-      </w:r>
-      <w:proofErr w:type="spellEnd"/>
-      <w:r>
-        <w:rPr>
-          <w:rFonts w:ascii="Times New Roman" w:eastAsia="Times New Roman" w:hAnsi="Times New Roman" w:cs="Times New Roman"/>
-          <w:kern w:val="0"/>
-          <w:sz w:val="20"/>
-          <w:szCs w:val="20"/>
-          <w:lang w:val="en-GB"/>
-          <w14:ligatures w14:val="none"/>
-        </w:rPr>
-        <w:t>]</w:t>
+        <w:t>. Default</w:t>
+      </w:r>
+      <w:r>
+        <w:rPr>
+          <w:rFonts w:ascii="Times New Roman" w:eastAsia="Times New Roman" w:hAnsi="Times New Roman" w:cs="Times New Roman"/>
+          <w:kern w:val="0"/>
+          <w:sz w:val="20"/>
+          <w:szCs w:val="20"/>
+          <w:lang w:val="en-GB"/>
+          <w14:ligatures w14:val="none"/>
+        </w:rPr>
+        <w:t xml:space="preserve"> if ME </w:t>
+      </w:r>
+      <w:r>
+        <w:rPr>
+          <w:rFonts w:ascii="Times New Roman" w:eastAsia="Times New Roman" w:hAnsi="Times New Roman" w:cs="Times New Roman"/>
+          <w:kern w:val="0"/>
+          <w:sz w:val="20"/>
+          <w:szCs w:val="20"/>
+          <w:lang w:val="en-GB"/>
+          <w14:ligatures w14:val="none"/>
+        </w:rPr>
+        <w:t xml:space="preserve">is </w:t>
+      </w:r>
+      <w:r>
+        <w:rPr>
+          <w:rFonts w:ascii="Times New Roman" w:eastAsia="Times New Roman" w:hAnsi="Times New Roman" w:cs="Times New Roman"/>
+          <w:kern w:val="0"/>
+          <w:sz w:val="20"/>
+          <w:szCs w:val="20"/>
+          <w:lang w:val="en-GB"/>
+          <w14:ligatures w14:val="none"/>
+        </w:rPr>
+        <w:t>capable of proportional fonts.</w:t>
       </w:r>
       <w:r>
         <w:rPr>
@@ -6011,6 +7793,52 @@
           <w14:ligatures w14:val="none"/>
         </w:rPr>
         <w:t>1F</w:t>
+      </w:r>
+      <w:proofErr w:type="spellEnd"/>
+      <w:r>
+        <w:rPr>
+          <w:rFonts w:ascii="Times New Roman" w:eastAsia="Times New Roman" w:hAnsi="Times New Roman" w:cs="Times New Roman"/>
+          <w:kern w:val="0"/>
+          <w:sz w:val="20"/>
+          <w:szCs w:val="20"/>
+          <w:lang w:val="en-GB"/>
+          <w14:ligatures w14:val="none"/>
+        </w:rPr>
+        <w:t xml:space="preserve">; </w:t>
+      </w:r>
+      <w:proofErr w:type="spellStart"/>
+      <w:r>
+        <w:rPr>
+          <w:rFonts w:ascii="Times New Roman" w:eastAsia="Times New Roman" w:hAnsi="Times New Roman" w:cs="Times New Roman"/>
+          <w:kern w:val="0"/>
+          <w:sz w:val="20"/>
+          <w:szCs w:val="20"/>
+          <w:lang w:val="en-GB"/>
+          <w14:ligatures w14:val="none"/>
+        </w:rPr>
+        <w:t>0x</w:t>
+      </w:r>
+      <w:r>
+        <w:rPr>
+          <w:rFonts w:ascii="Times New Roman" w:eastAsia="Times New Roman" w:hAnsi="Times New Roman" w:cs="Times New Roman"/>
+          <w:kern w:val="0"/>
+          <w:sz w:val="20"/>
+          <w:szCs w:val="20"/>
+          <w:lang w:val="en-GB"/>
+          <w14:ligatures w14:val="none"/>
+        </w:rPr>
+        <w:t>9</w:t>
+      </w:r>
+      <w:r>
+        <w:rPr>
+          <w:rFonts w:ascii="Times New Roman" w:eastAsia="Times New Roman" w:hAnsi="Times New Roman" w:cs="Times New Roman"/>
+          <w:kern w:val="0"/>
+          <w:sz w:val="20"/>
+          <w:szCs w:val="20"/>
+          <w:lang w:val="en-GB"/>
+          <w14:ligatures w14:val="none"/>
+        </w:rPr>
+        <w:t>B1F</w:t>
       </w:r>
       <w:proofErr w:type="spellEnd"/>
       <w:r>
@@ -6141,7 +7969,18 @@
           <w:lang w:val="en-GB"/>
           <w14:ligatures w14:val="none"/>
         </w:rPr>
-        <w:t xml:space="preserve"> (Default if ME </w:t>
+        <w:t xml:space="preserve"> Default if ME </w:t>
+      </w:r>
+      <w:r>
+        <w:rPr>
+          <w:rFonts w:ascii="Times New Roman" w:eastAsia="Times New Roman" w:hAnsi="Times New Roman" w:cs="Times New Roman"/>
+          <w:kern w:val="0"/>
+          <w:sz w:val="20"/>
+          <w:szCs w:val="20"/>
+          <w:lang w:val="en-GB"/>
+          <w14:ligatures w14:val="none"/>
+        </w:rPr>
+        <w:t xml:space="preserve">is </w:t>
       </w:r>
       <w:r>
         <w:rPr>
@@ -6163,7 +8002,64 @@
           <w:lang w:val="en-GB"/>
           <w14:ligatures w14:val="none"/>
         </w:rPr>
-        <w:t>.)</w:t>
+        <w:t>.</w:t>
+      </w:r>
+      <w:r>
+        <w:rPr>
+          <w:rFonts w:ascii="Times New Roman" w:eastAsia="Times New Roman" w:hAnsi="Times New Roman" w:cs="Times New Roman"/>
+          <w:kern w:val="0"/>
+          <w:sz w:val="20"/>
+          <w:szCs w:val="20"/>
+          <w:lang w:val="en-GB"/>
+          <w14:ligatures w14:val="none"/>
+        </w:rPr>
+        <w:t xml:space="preserve"> For </w:t>
+      </w:r>
+      <w:proofErr w:type="gramStart"/>
+      <w:r>
+        <w:rPr>
+          <w:rFonts w:ascii="Times New Roman" w:eastAsia="Times New Roman" w:hAnsi="Times New Roman" w:cs="Times New Roman"/>
+          <w:kern w:val="0"/>
+          <w:sz w:val="20"/>
+          <w:szCs w:val="20"/>
+          <w:lang w:val="en-GB"/>
+          <w14:ligatures w14:val="none"/>
+        </w:rPr>
+        <w:t>a number of</w:t>
+      </w:r>
+      <w:proofErr w:type="gramEnd"/>
+      <w:r>
+        <w:rPr>
+          <w:rFonts w:ascii="Times New Roman" w:eastAsia="Times New Roman" w:hAnsi="Times New Roman" w:cs="Times New Roman"/>
+          <w:kern w:val="0"/>
+          <w:sz w:val="20"/>
+          <w:szCs w:val="20"/>
+          <w:lang w:val="en-GB"/>
+          <w14:ligatures w14:val="none"/>
+        </w:rPr>
+        <w:t xml:space="preserve"> scripts, </w:t>
+      </w:r>
+      <w:r>
+        <w:rPr>
+          <w:rFonts w:ascii="Times New Roman" w:eastAsia="Times New Roman" w:hAnsi="Times New Roman" w:cs="Times New Roman"/>
+          <w:kern w:val="0"/>
+          <w:sz w:val="20"/>
+          <w:szCs w:val="20"/>
+          <w:lang w:val="en-GB"/>
+          <w14:ligatures w14:val="none"/>
+        </w:rPr>
+        <w:t>“fixed-width” does not really make sense</w:t>
+      </w:r>
+      <w:r>
+        <w:rPr>
+          <w:rFonts w:ascii="Times New Roman" w:eastAsia="Times New Roman" w:hAnsi="Times New Roman" w:cs="Times New Roman"/>
+          <w:kern w:val="0"/>
+          <w:sz w:val="20"/>
+          <w:szCs w:val="20"/>
+          <w:lang w:val="en-GB"/>
+          <w14:ligatures w14:val="none"/>
+        </w:rPr>
+        <w:t>, and this setting is then a no-op.</w:t>
       </w:r>
       <w:r>
         <w:rPr>
@@ -6221,20 +8117,54 @@
           <w:lang w:val="en-GB"/>
           <w14:ligatures w14:val="none"/>
         </w:rPr>
+        <w:t xml:space="preserve">; </w:t>
+      </w:r>
+      <w:proofErr w:type="spellStart"/>
+      <w:r>
+        <w:rPr>
+          <w:rFonts w:ascii="Times New Roman" w:eastAsia="Times New Roman" w:hAnsi="Times New Roman" w:cs="Times New Roman"/>
+          <w:kern w:val="0"/>
+          <w:sz w:val="20"/>
+          <w:szCs w:val="20"/>
+          <w:lang w:val="en-GB"/>
+          <w14:ligatures w14:val="none"/>
+        </w:rPr>
+        <w:t>0x</w:t>
+      </w:r>
+      <w:r>
+        <w:rPr>
+          <w:rFonts w:ascii="Times New Roman" w:eastAsia="Times New Roman" w:hAnsi="Times New Roman" w:cs="Times New Roman"/>
+          <w:kern w:val="0"/>
+          <w:sz w:val="20"/>
+          <w:szCs w:val="20"/>
+          <w:lang w:val="en-GB"/>
+          <w14:ligatures w14:val="none"/>
+        </w:rPr>
+        <w:t>9</w:t>
+      </w:r>
+      <w:r>
+        <w:rPr>
+          <w:rFonts w:ascii="Times New Roman" w:eastAsia="Times New Roman" w:hAnsi="Times New Roman" w:cs="Times New Roman"/>
+          <w:kern w:val="0"/>
+          <w:sz w:val="20"/>
+          <w:szCs w:val="20"/>
+          <w:lang w:val="en-GB"/>
+          <w14:ligatures w14:val="none"/>
+        </w:rPr>
+        <w:t>B2F</w:t>
+      </w:r>
+      <w:proofErr w:type="spellEnd"/>
+      <w:r>
+        <w:rPr>
+          <w:rFonts w:ascii="Times New Roman" w:eastAsia="Times New Roman" w:hAnsi="Times New Roman" w:cs="Times New Roman"/>
+          <w:kern w:val="0"/>
+          <w:sz w:val="20"/>
+          <w:szCs w:val="20"/>
+          <w:lang w:val="en-GB"/>
+          <w14:ligatures w14:val="none"/>
+        </w:rPr>
         <w:t>]</w:t>
       </w:r>
-    </w:p>
-    <w:p>
-      <w:pPr>
-        <w:rPr>
-          <w:rFonts w:ascii="Times New Roman" w:eastAsia="Times New Roman" w:hAnsi="Times New Roman" w:cs="Times New Roman"/>
-          <w:kern w:val="0"/>
-          <w:sz w:val="20"/>
-          <w:szCs w:val="20"/>
-          <w:lang w:val="en-GB"/>
-          <w14:ligatures w14:val="none"/>
-        </w:rPr>
-      </w:pPr>
       <w:r>
         <w:rPr>
           <w:rFonts w:ascii="Times New Roman" w:eastAsia="Times New Roman" w:hAnsi="Times New Roman" w:cs="Times New Roman"/>
@@ -6251,6 +8181,11 @@
       <w:pPr>
         <w:keepNext/>
         <w:keepLines/>
+        <w:tabs>
+          <w:tab w:val="left" w:pos="1304"/>
+          <w:tab w:val="left" w:pos="2608"/>
+          <w:tab w:val="center" w:pos="4536"/>
+        </w:tabs>
         <w:overflowPunct w:val="0"/>
         <w:autoSpaceDE w:val="0"/>
         <w:autoSpaceDN w:val="0"/>
@@ -6279,8 +8214,9 @@
           <w14:ligatures w14:val="none"/>
         </w:rPr>
         <w:lastRenderedPageBreak/>
-        <w:t>D</w:t>
-      </w:r>
+        <w:t>D.3</w:t>
+      </w:r>
+      <w:proofErr w:type="spellEnd"/>
       <w:r>
         <w:rPr>
           <w:rFonts w:ascii="Arial" w:eastAsia="Times New Roman" w:hAnsi="Arial" w:cs="Times New Roman"/>
@@ -6290,40 +8226,7 @@
           <w:lang w:val="en-GB" w:eastAsia="en-GB"/>
           <w14:ligatures w14:val="none"/>
         </w:rPr>
-        <w:t>.</w:t>
-      </w:r>
-      <w:r>
-        <w:rPr>
-          <w:rFonts w:ascii="Arial" w:eastAsia="Times New Roman" w:hAnsi="Arial" w:cs="Times New Roman"/>
-          <w:kern w:val="0"/>
-          <w:sz w:val="32"/>
-          <w:szCs w:val="20"/>
-          <w:lang w:val="en-GB" w:eastAsia="en-GB"/>
-          <w14:ligatures w14:val="none"/>
-        </w:rPr>
-        <w:t>3</w:t>
-      </w:r>
-      <w:proofErr w:type="spellEnd"/>
-      <w:r>
-        <w:rPr>
-          <w:rFonts w:ascii="Arial" w:eastAsia="Times New Roman" w:hAnsi="Arial" w:cs="Times New Roman"/>
-          <w:kern w:val="0"/>
-          <w:sz w:val="32"/>
-          <w:szCs w:val="20"/>
-          <w:lang w:val="en-GB" w:eastAsia="en-GB"/>
-          <w14:ligatures w14:val="none"/>
-        </w:rPr>
         <w:tab/>
-      </w:r>
-      <w:r>
-        <w:rPr>
-          <w:rFonts w:ascii="Arial" w:eastAsia="Times New Roman" w:hAnsi="Arial" w:cs="Times New Roman"/>
-          <w:kern w:val="0"/>
-          <w:sz w:val="32"/>
-          <w:szCs w:val="20"/>
-          <w:lang w:val="en-GB" w:eastAsia="en-GB"/>
-          <w14:ligatures w14:val="none"/>
-        </w:rPr>
         <w:t>Text colouring</w:t>
       </w:r>
     </w:p>
@@ -6353,73 +8256,31 @@
           <w:lang w:val="en-GB" w:eastAsia="en-GB"/>
           <w14:ligatures w14:val="none"/>
         </w:rPr>
-        <w:t>Care should be taken (by the message author) so that the colours chosen results in a readable text, rather than a hidden or hard to read text.</w:t>
-      </w:r>
-      <w:r>
-        <w:rPr>
-          <w:rFonts w:ascii="Times New Roman" w:eastAsia="Times New Roman" w:hAnsi="Times New Roman" w:cs="Times New Roman"/>
-          <w:kern w:val="0"/>
-          <w:sz w:val="20"/>
-          <w:szCs w:val="20"/>
-          <w:lang w:val="en-GB" w:eastAsia="en-GB"/>
-          <w14:ligatures w14:val="none"/>
-        </w:rPr>
-        <w:t xml:space="preserve"> </w:t>
-      </w:r>
-      <w:r>
-        <w:rPr>
-          <w:rFonts w:ascii="Times New Roman" w:eastAsia="Times New Roman" w:hAnsi="Times New Roman" w:cs="Times New Roman"/>
-          <w:kern w:val="0"/>
-          <w:sz w:val="20"/>
-          <w:szCs w:val="20"/>
-          <w:lang w:val="en-GB" w:eastAsia="en-GB"/>
-          <w14:ligatures w14:val="none"/>
-        </w:rPr>
-        <w:t>“Night mode” may ‘photo</w:t>
-      </w:r>
-      <w:r>
-        <w:rPr>
-          <w:rFonts w:ascii="Times New Roman" w:eastAsia="Times New Roman" w:hAnsi="Times New Roman" w:cs="Times New Roman"/>
-          <w:kern w:val="0"/>
-          <w:sz w:val="20"/>
-          <w:szCs w:val="20"/>
-          <w:lang w:val="en-GB" w:eastAsia="en-GB"/>
-          <w14:ligatures w14:val="none"/>
-        </w:rPr>
-        <w:t>-invert’ the colours</w:t>
-      </w:r>
-      <w:r>
-        <w:rPr>
-          <w:rFonts w:ascii="Times New Roman" w:eastAsia="Times New Roman" w:hAnsi="Times New Roman" w:cs="Times New Roman"/>
-          <w:kern w:val="0"/>
-          <w:sz w:val="20"/>
-          <w:szCs w:val="20"/>
-          <w:lang w:val="en-GB" w:eastAsia="en-GB"/>
-          <w14:ligatures w14:val="none"/>
-        </w:rPr>
-        <w:t xml:space="preserve"> or may just change the default colour</w:t>
-      </w:r>
-      <w:r>
-        <w:rPr>
-          <w:rFonts w:ascii="Times New Roman" w:eastAsia="Times New Roman" w:hAnsi="Times New Roman" w:cs="Times New Roman"/>
-          <w:kern w:val="0"/>
-          <w:sz w:val="20"/>
-          <w:szCs w:val="20"/>
-          <w:lang w:val="en-GB" w:eastAsia="en-GB"/>
-          <w14:ligatures w14:val="none"/>
-        </w:rPr>
-        <w:t>s</w:t>
-      </w:r>
-      <w:r>
-        <w:rPr>
-          <w:rFonts w:ascii="Times New Roman" w:eastAsia="Times New Roman" w:hAnsi="Times New Roman" w:cs="Times New Roman"/>
-          <w:kern w:val="0"/>
-          <w:sz w:val="20"/>
-          <w:szCs w:val="20"/>
-          <w:lang w:val="en-GB" w:eastAsia="en-GB"/>
-          <w14:ligatures w14:val="none"/>
-        </w:rPr>
-        <w:t>.</w:t>
+        <w:t xml:space="preserve">The support for colouring is optional, even if support for the styling in subsection </w:t>
+      </w:r>
+      <w:proofErr w:type="spellStart"/>
+      <w:r>
+        <w:rPr>
+          <w:rFonts w:ascii="Times New Roman" w:eastAsia="Times New Roman" w:hAnsi="Times New Roman" w:cs="Times New Roman"/>
+          <w:kern w:val="0"/>
+          <w:sz w:val="20"/>
+          <w:szCs w:val="20"/>
+          <w:lang w:val="en-GB" w:eastAsia="en-GB"/>
+          <w14:ligatures w14:val="none"/>
+        </w:rPr>
+        <w:t>D.2</w:t>
+      </w:r>
+      <w:proofErr w:type="spellEnd"/>
+      <w:r>
+        <w:rPr>
+          <w:rFonts w:ascii="Times New Roman" w:eastAsia="Times New Roman" w:hAnsi="Times New Roman" w:cs="Times New Roman"/>
+          <w:kern w:val="0"/>
+          <w:sz w:val="20"/>
+          <w:szCs w:val="20"/>
+          <w:lang w:val="en-GB" w:eastAsia="en-GB"/>
+          <w14:ligatures w14:val="none"/>
+        </w:rPr>
+        <w:t xml:space="preserve"> is supported.</w:t>
       </w:r>
     </w:p>
     <w:p>
@@ -6448,119 +8309,73 @@
           <w:lang w:val="en-GB" w:eastAsia="en-GB"/>
           <w14:ligatures w14:val="none"/>
         </w:rPr>
-        <w:t>For MEs that are n</w:t>
-      </w:r>
-      <w:r>
-        <w:rPr>
-          <w:rFonts w:ascii="Times New Roman" w:eastAsia="Times New Roman" w:hAnsi="Times New Roman" w:cs="Times New Roman"/>
-          <w:kern w:val="0"/>
-          <w:sz w:val="20"/>
-          <w:szCs w:val="20"/>
-          <w:lang w:val="en-GB" w:eastAsia="en-GB"/>
-          <w14:ligatures w14:val="none"/>
-        </w:rPr>
-        <w:t xml:space="preserve">ot capable of RGB colour, </w:t>
-      </w:r>
-      <w:r>
-        <w:rPr>
-          <w:rFonts w:ascii="Times New Roman" w:eastAsia="Times New Roman" w:hAnsi="Times New Roman" w:cs="Times New Roman"/>
-          <w:kern w:val="0"/>
-          <w:sz w:val="20"/>
-          <w:szCs w:val="20"/>
-          <w:lang w:val="en-GB" w:eastAsia="en-GB"/>
-          <w14:ligatures w14:val="none"/>
-        </w:rPr>
-        <w:t>all “marker</w:t>
-      </w:r>
-      <w:r>
-        <w:rPr>
-          <w:rFonts w:ascii="Times New Roman" w:eastAsia="Times New Roman" w:hAnsi="Times New Roman" w:cs="Times New Roman"/>
-          <w:kern w:val="0"/>
-          <w:sz w:val="20"/>
-          <w:szCs w:val="20"/>
-          <w:lang w:val="en-GB" w:eastAsia="en-GB"/>
-          <w14:ligatures w14:val="none"/>
-        </w:rPr>
-        <w:t xml:space="preserve"> pen” colours (except fully transparent</w:t>
-      </w:r>
-      <w:r>
-        <w:rPr>
-          <w:rFonts w:ascii="Times New Roman" w:eastAsia="Times New Roman" w:hAnsi="Times New Roman" w:cs="Times New Roman"/>
-          <w:kern w:val="0"/>
-          <w:sz w:val="20"/>
-          <w:szCs w:val="20"/>
-          <w:lang w:val="en-GB" w:eastAsia="en-GB"/>
-          <w14:ligatures w14:val="none"/>
-        </w:rPr>
-        <w:t>) are light grey (assuming a light background and black text)</w:t>
-      </w:r>
-      <w:r>
-        <w:rPr>
-          <w:rFonts w:ascii="Times New Roman" w:eastAsia="Times New Roman" w:hAnsi="Times New Roman" w:cs="Times New Roman"/>
-          <w:kern w:val="0"/>
-          <w:sz w:val="20"/>
-          <w:szCs w:val="20"/>
-          <w:lang w:val="en-GB" w:eastAsia="en-GB"/>
-          <w14:ligatures w14:val="none"/>
-        </w:rPr>
-        <w:t xml:space="preserve">, and text “foreground” colours are </w:t>
-      </w:r>
-      <w:r>
-        <w:rPr>
-          <w:rFonts w:ascii="Times New Roman" w:eastAsia="Times New Roman" w:hAnsi="Times New Roman" w:cs="Times New Roman"/>
-          <w:kern w:val="0"/>
-          <w:sz w:val="20"/>
-          <w:szCs w:val="20"/>
-          <w:lang w:val="en-GB" w:eastAsia="en-GB"/>
-          <w14:ligatures w14:val="none"/>
-        </w:rPr>
-        <w:t xml:space="preserve">“b/w photo </w:t>
-      </w:r>
-      <w:proofErr w:type="spellStart"/>
-      <w:r>
-        <w:rPr>
-          <w:rFonts w:ascii="Times New Roman" w:eastAsia="Times New Roman" w:hAnsi="Times New Roman" w:cs="Times New Roman"/>
-          <w:kern w:val="0"/>
-          <w:sz w:val="20"/>
-          <w:szCs w:val="20"/>
-          <w:lang w:val="en-GB" w:eastAsia="en-GB"/>
-          <w14:ligatures w14:val="none"/>
-        </w:rPr>
-        <w:t>greyscaled</w:t>
-      </w:r>
-      <w:proofErr w:type="spellEnd"/>
-      <w:r>
-        <w:rPr>
-          <w:rFonts w:ascii="Times New Roman" w:eastAsia="Times New Roman" w:hAnsi="Times New Roman" w:cs="Times New Roman"/>
-          <w:kern w:val="0"/>
-          <w:sz w:val="20"/>
-          <w:szCs w:val="20"/>
-          <w:lang w:val="en-GB" w:eastAsia="en-GB"/>
-          <w14:ligatures w14:val="none"/>
-        </w:rPr>
-        <w:t>”</w:t>
-      </w:r>
-      <w:r>
-        <w:rPr>
-          <w:rFonts w:ascii="Times New Roman" w:eastAsia="Times New Roman" w:hAnsi="Times New Roman" w:cs="Times New Roman"/>
-          <w:kern w:val="0"/>
-          <w:sz w:val="20"/>
-          <w:szCs w:val="20"/>
-          <w:lang w:val="en-GB" w:eastAsia="en-GB"/>
-          <w14:ligatures w14:val="none"/>
-        </w:rPr>
-        <w:t xml:space="preserve">; in case greyscale is not possible, </w:t>
-      </w:r>
-      <w:r>
-        <w:rPr>
-          <w:rFonts w:ascii="Times New Roman" w:eastAsia="Times New Roman" w:hAnsi="Times New Roman" w:cs="Times New Roman"/>
-          <w:kern w:val="0"/>
-          <w:sz w:val="20"/>
-          <w:szCs w:val="20"/>
-          <w:lang w:val="en-GB" w:eastAsia="en-GB"/>
-          <w14:ligatures w14:val="none"/>
-        </w:rPr>
-        <w:t>all text colouring are no-ops.</w:t>
+        <w:t>Care should be taken (by the message author) so that the colours chosen results in a readable text, rather than a hidden or hard to read text.</w:t>
+      </w:r>
+      <w:r>
+        <w:rPr>
+          <w:rFonts w:ascii="Times New Roman" w:eastAsia="Times New Roman" w:hAnsi="Times New Roman" w:cs="Times New Roman"/>
+          <w:kern w:val="0"/>
+          <w:sz w:val="20"/>
+          <w:szCs w:val="20"/>
+          <w:lang w:val="en-GB" w:eastAsia="en-GB"/>
+          <w14:ligatures w14:val="none"/>
+        </w:rPr>
+        <w:t xml:space="preserve"> </w:t>
+      </w:r>
+      <w:r>
+        <w:rPr>
+          <w:rFonts w:ascii="Times New Roman" w:eastAsia="Times New Roman" w:hAnsi="Times New Roman" w:cs="Times New Roman"/>
+          <w:kern w:val="0"/>
+          <w:sz w:val="20"/>
+          <w:szCs w:val="20"/>
+          <w:lang w:val="en-GB" w:eastAsia="en-GB"/>
+          <w14:ligatures w14:val="none"/>
+        </w:rPr>
+        <w:t>“Night mode” may ‘photo</w:t>
+      </w:r>
+      <w:r>
+        <w:rPr>
+          <w:rFonts w:ascii="Times New Roman" w:eastAsia="Times New Roman" w:hAnsi="Times New Roman" w:cs="Times New Roman"/>
+          <w:kern w:val="0"/>
+          <w:sz w:val="20"/>
+          <w:szCs w:val="20"/>
+          <w:lang w:val="en-GB" w:eastAsia="en-GB"/>
+          <w14:ligatures w14:val="none"/>
+        </w:rPr>
+        <w:t>-invert’ the colours</w:t>
+      </w:r>
+      <w:r>
+        <w:rPr>
+          <w:rFonts w:ascii="Times New Roman" w:eastAsia="Times New Roman" w:hAnsi="Times New Roman" w:cs="Times New Roman"/>
+          <w:kern w:val="0"/>
+          <w:sz w:val="20"/>
+          <w:szCs w:val="20"/>
+          <w:lang w:val="en-GB" w:eastAsia="en-GB"/>
+          <w14:ligatures w14:val="none"/>
+        </w:rPr>
+        <w:t xml:space="preserve"> or may just change the default colour</w:t>
+      </w:r>
+      <w:r>
+        <w:rPr>
+          <w:rFonts w:ascii="Times New Roman" w:eastAsia="Times New Roman" w:hAnsi="Times New Roman" w:cs="Times New Roman"/>
+          <w:kern w:val="0"/>
+          <w:sz w:val="20"/>
+          <w:szCs w:val="20"/>
+          <w:lang w:val="en-GB" w:eastAsia="en-GB"/>
+          <w14:ligatures w14:val="none"/>
+        </w:rPr>
+        <w:t>s</w:t>
+      </w:r>
+      <w:r>
+        <w:rPr>
+          <w:rFonts w:ascii="Times New Roman" w:eastAsia="Times New Roman" w:hAnsi="Times New Roman" w:cs="Times New Roman"/>
+          <w:kern w:val="0"/>
+          <w:sz w:val="20"/>
+          <w:szCs w:val="20"/>
+          <w:lang w:val="en-GB" w:eastAsia="en-GB"/>
+          <w14:ligatures w14:val="none"/>
+        </w:rPr>
+        <w:t>.</w:t>
       </w:r>
     </w:p>
     <w:p>
@@ -6589,7 +8404,291 @@
           <w:lang w:val="en-GB" w:eastAsia="en-GB"/>
           <w14:ligatures w14:val="none"/>
         </w:rPr>
+        <w:t>For MEs that are n</w:t>
+      </w:r>
+      <w:r>
+        <w:rPr>
+          <w:rFonts w:ascii="Times New Roman" w:eastAsia="Times New Roman" w:hAnsi="Times New Roman" w:cs="Times New Roman"/>
+          <w:kern w:val="0"/>
+          <w:sz w:val="20"/>
+          <w:szCs w:val="20"/>
+          <w:lang w:val="en-GB" w:eastAsia="en-GB"/>
+          <w14:ligatures w14:val="none"/>
+        </w:rPr>
+        <w:t xml:space="preserve">ot capable of RGB colour, </w:t>
+      </w:r>
+      <w:r>
+        <w:rPr>
+          <w:rFonts w:ascii="Times New Roman" w:eastAsia="Times New Roman" w:hAnsi="Times New Roman" w:cs="Times New Roman"/>
+          <w:kern w:val="0"/>
+          <w:sz w:val="20"/>
+          <w:szCs w:val="20"/>
+          <w:lang w:val="en-GB" w:eastAsia="en-GB"/>
+          <w14:ligatures w14:val="none"/>
+        </w:rPr>
+        <w:t>all “marker</w:t>
+      </w:r>
+      <w:r>
+        <w:rPr>
+          <w:rFonts w:ascii="Times New Roman" w:eastAsia="Times New Roman" w:hAnsi="Times New Roman" w:cs="Times New Roman"/>
+          <w:kern w:val="0"/>
+          <w:sz w:val="20"/>
+          <w:szCs w:val="20"/>
+          <w:lang w:val="en-GB" w:eastAsia="en-GB"/>
+          <w14:ligatures w14:val="none"/>
+        </w:rPr>
+        <w:t xml:space="preserve"> pen” colours (except fully transparent</w:t>
+      </w:r>
+      <w:r>
+        <w:rPr>
+          <w:rFonts w:ascii="Times New Roman" w:eastAsia="Times New Roman" w:hAnsi="Times New Roman" w:cs="Times New Roman"/>
+          <w:kern w:val="0"/>
+          <w:sz w:val="20"/>
+          <w:szCs w:val="20"/>
+          <w:lang w:val="en-GB" w:eastAsia="en-GB"/>
+          <w14:ligatures w14:val="none"/>
+        </w:rPr>
+        <w:t>) are light grey (assuming a light background and black text)</w:t>
+      </w:r>
+      <w:r>
+        <w:rPr>
+          <w:rFonts w:ascii="Times New Roman" w:eastAsia="Times New Roman" w:hAnsi="Times New Roman" w:cs="Times New Roman"/>
+          <w:kern w:val="0"/>
+          <w:sz w:val="20"/>
+          <w:szCs w:val="20"/>
+          <w:lang w:val="en-GB" w:eastAsia="en-GB"/>
+          <w14:ligatures w14:val="none"/>
+        </w:rPr>
+        <w:t xml:space="preserve">, and text “foreground” colours are </w:t>
+      </w:r>
+      <w:r>
+        <w:rPr>
+          <w:rFonts w:ascii="Times New Roman" w:eastAsia="Times New Roman" w:hAnsi="Times New Roman" w:cs="Times New Roman"/>
+          <w:kern w:val="0"/>
+          <w:sz w:val="20"/>
+          <w:szCs w:val="20"/>
+          <w:lang w:val="en-GB" w:eastAsia="en-GB"/>
+          <w14:ligatures w14:val="none"/>
+        </w:rPr>
+        <w:t xml:space="preserve">“b/w photo </w:t>
+      </w:r>
+      <w:proofErr w:type="spellStart"/>
+      <w:r>
+        <w:rPr>
+          <w:rFonts w:ascii="Times New Roman" w:eastAsia="Times New Roman" w:hAnsi="Times New Roman" w:cs="Times New Roman"/>
+          <w:kern w:val="0"/>
+          <w:sz w:val="20"/>
+          <w:szCs w:val="20"/>
+          <w:lang w:val="en-GB" w:eastAsia="en-GB"/>
+          <w14:ligatures w14:val="none"/>
+        </w:rPr>
+        <w:t>greyscaled</w:t>
+      </w:r>
+      <w:proofErr w:type="spellEnd"/>
+      <w:r>
+        <w:rPr>
+          <w:rFonts w:ascii="Times New Roman" w:eastAsia="Times New Roman" w:hAnsi="Times New Roman" w:cs="Times New Roman"/>
+          <w:kern w:val="0"/>
+          <w:sz w:val="20"/>
+          <w:szCs w:val="20"/>
+          <w:lang w:val="en-GB" w:eastAsia="en-GB"/>
+          <w14:ligatures w14:val="none"/>
+        </w:rPr>
+        <w:t>”</w:t>
+      </w:r>
+      <w:r>
+        <w:rPr>
+          <w:rFonts w:ascii="Times New Roman" w:eastAsia="Times New Roman" w:hAnsi="Times New Roman" w:cs="Times New Roman"/>
+          <w:kern w:val="0"/>
+          <w:sz w:val="20"/>
+          <w:szCs w:val="20"/>
+          <w:lang w:val="en-GB" w:eastAsia="en-GB"/>
+          <w14:ligatures w14:val="none"/>
+        </w:rPr>
+        <w:t xml:space="preserve">; in case greyscale is not possible, </w:t>
+      </w:r>
+      <w:r>
+        <w:rPr>
+          <w:rFonts w:ascii="Times New Roman" w:eastAsia="Times New Roman" w:hAnsi="Times New Roman" w:cs="Times New Roman"/>
+          <w:kern w:val="0"/>
+          <w:sz w:val="20"/>
+          <w:szCs w:val="20"/>
+          <w:lang w:val="en-GB" w:eastAsia="en-GB"/>
+          <w14:ligatures w14:val="none"/>
+        </w:rPr>
+        <w:t>all text colouring are no-ops.</w:t>
+      </w:r>
+    </w:p>
+    <w:p>
+      <w:pPr>
+        <w:overflowPunct w:val="0"/>
+        <w:autoSpaceDE w:val="0"/>
+        <w:autoSpaceDN w:val="0"/>
+        <w:adjustRightInd w:val="0"/>
+        <w:spacing w:after="180" w:line="240" w:lineRule="auto"/>
+        <w:textAlignment w:val="baseline"/>
+        <w:rPr>
+          <w:rFonts w:ascii="Times New Roman" w:eastAsia="Times New Roman" w:hAnsi="Times New Roman" w:cs="Times New Roman"/>
+          <w:kern w:val="0"/>
+          <w:sz w:val="20"/>
+          <w:szCs w:val="20"/>
+          <w:lang w:val="en-GB" w:eastAsia="en-GB"/>
+          <w14:ligatures w14:val="none"/>
+        </w:rPr>
+      </w:pPr>
+      <w:r>
+        <w:rPr>
+          <w:rFonts w:ascii="Times New Roman" w:eastAsia="Times New Roman" w:hAnsi="Times New Roman" w:cs="Times New Roman"/>
+          <w:kern w:val="0"/>
+          <w:sz w:val="20"/>
+          <w:szCs w:val="20"/>
+          <w:lang w:val="en-GB" w:eastAsia="en-GB"/>
+          <w14:ligatures w14:val="none"/>
+        </w:rPr>
+        <w:t>Usage advice: the text marking and text colour settings should have good contrast, i.e. not try to hide the text or make it hard to read; at least when assuming reasonable default colours</w:t>
+      </w:r>
+      <w:r>
+        <w:rPr>
+          <w:rFonts w:ascii="Times New Roman" w:eastAsia="Times New Roman" w:hAnsi="Times New Roman" w:cs="Times New Roman"/>
+          <w:kern w:val="0"/>
+          <w:sz w:val="20"/>
+          <w:szCs w:val="20"/>
+          <w:lang w:val="en-GB" w:eastAsia="en-GB"/>
+          <w14:ligatures w14:val="none"/>
+        </w:rPr>
+        <w:t xml:space="preserve"> on the receiving side</w:t>
+      </w:r>
+      <w:r>
+        <w:rPr>
+          <w:rFonts w:ascii="Times New Roman" w:eastAsia="Times New Roman" w:hAnsi="Times New Roman" w:cs="Times New Roman"/>
+          <w:kern w:val="0"/>
+          <w:sz w:val="20"/>
+          <w:szCs w:val="20"/>
+          <w:lang w:val="en-GB" w:eastAsia="en-GB"/>
+          <w14:ligatures w14:val="none"/>
+        </w:rPr>
+        <w:t xml:space="preserve"> (light background (incl. marking), dark text)</w:t>
+      </w:r>
+      <w:r>
+        <w:rPr>
+          <w:rFonts w:ascii="Times New Roman" w:eastAsia="Times New Roman" w:hAnsi="Times New Roman" w:cs="Times New Roman"/>
+          <w:kern w:val="0"/>
+          <w:sz w:val="20"/>
+          <w:szCs w:val="20"/>
+          <w:lang w:val="en-GB" w:eastAsia="en-GB"/>
+          <w14:ligatures w14:val="none"/>
+        </w:rPr>
+        <w:t>, though the sending side has no information of the defaults on the receiving side</w:t>
+      </w:r>
+      <w:r>
+        <w:rPr>
+          <w:rFonts w:ascii="Times New Roman" w:eastAsia="Times New Roman" w:hAnsi="Times New Roman" w:cs="Times New Roman"/>
+          <w:kern w:val="0"/>
+          <w:sz w:val="20"/>
+          <w:szCs w:val="20"/>
+          <w:lang w:val="en-GB" w:eastAsia="en-GB"/>
+          <w14:ligatures w14:val="none"/>
+        </w:rPr>
+        <w:t>.</w:t>
+      </w:r>
+    </w:p>
+    <w:p>
+      <w:pPr>
+        <w:overflowPunct w:val="0"/>
+        <w:autoSpaceDE w:val="0"/>
+        <w:autoSpaceDN w:val="0"/>
+        <w:adjustRightInd w:val="0"/>
+        <w:spacing w:after="180" w:line="240" w:lineRule="auto"/>
+        <w:textAlignment w:val="baseline"/>
+        <w:rPr>
+          <w:rFonts w:ascii="Times New Roman" w:eastAsia="Times New Roman" w:hAnsi="Times New Roman" w:cs="Times New Roman"/>
+          <w:kern w:val="0"/>
+          <w:sz w:val="20"/>
+          <w:szCs w:val="20"/>
+          <w:lang w:val="en-GB" w:eastAsia="en-GB"/>
+          <w14:ligatures w14:val="none"/>
+        </w:rPr>
+      </w:pPr>
+      <w:r>
+        <w:rPr>
+          <w:rFonts w:ascii="Times New Roman" w:eastAsia="Times New Roman" w:hAnsi="Times New Roman" w:cs="Times New Roman"/>
+          <w:kern w:val="0"/>
+          <w:sz w:val="20"/>
+          <w:szCs w:val="20"/>
+          <w:lang w:val="en-GB" w:eastAsia="en-GB"/>
+          <w14:ligatures w14:val="none"/>
+        </w:rPr>
         <w:t>“Short codes” (3 7-bit code units each) for 7-bit alphabets are given in brackets.</w:t>
+      </w:r>
+      <w:r>
+        <w:rPr>
+          <w:rFonts w:ascii="Times New Roman" w:eastAsia="Times New Roman" w:hAnsi="Times New Roman" w:cs="Times New Roman"/>
+          <w:kern w:val="0"/>
+          <w:sz w:val="20"/>
+          <w:szCs w:val="20"/>
+          <w:lang w:val="en-GB" w:eastAsia="en-GB"/>
+          <w14:ligatures w14:val="none"/>
+        </w:rPr>
+        <w:t xml:space="preserve"> </w:t>
+      </w:r>
+      <w:r>
+        <w:rPr>
+          <w:rFonts w:ascii="Times New Roman" w:eastAsia="Times New Roman" w:hAnsi="Times New Roman" w:cs="Times New Roman"/>
+          <w:kern w:val="0"/>
+          <w:sz w:val="20"/>
+          <w:szCs w:val="20"/>
+          <w:lang w:val="en-GB" w:eastAsia="en-GB"/>
+          <w14:ligatures w14:val="none"/>
+        </w:rPr>
+        <w:t xml:space="preserve">The 7-bit alphabet short forms for the control sequences are given in the third column. The 8-bit alphabet short forms are gotten by replacing </w:t>
+      </w:r>
+      <w:proofErr w:type="spellStart"/>
+      <w:r>
+        <w:rPr>
+          <w:rFonts w:ascii="Times New Roman" w:eastAsia="Times New Roman" w:hAnsi="Times New Roman" w:cs="Times New Roman"/>
+          <w:kern w:val="0"/>
+          <w:sz w:val="20"/>
+          <w:szCs w:val="20"/>
+          <w:lang w:val="en-GB" w:eastAsia="en-GB"/>
+          <w14:ligatures w14:val="none"/>
+        </w:rPr>
+        <w:t>0x1B1B</w:t>
+      </w:r>
+      <w:proofErr w:type="spellEnd"/>
+      <w:r>
+        <w:rPr>
+          <w:rFonts w:ascii="Times New Roman" w:eastAsia="Times New Roman" w:hAnsi="Times New Roman" w:cs="Times New Roman"/>
+          <w:kern w:val="0"/>
+          <w:sz w:val="20"/>
+          <w:szCs w:val="20"/>
+          <w:lang w:val="en-GB" w:eastAsia="en-GB"/>
+          <w14:ligatures w14:val="none"/>
+        </w:rPr>
+        <w:t xml:space="preserve"> with </w:t>
+      </w:r>
+      <w:proofErr w:type="spellStart"/>
+      <w:r>
+        <w:rPr>
+          <w:rFonts w:ascii="Times New Roman" w:eastAsia="Times New Roman" w:hAnsi="Times New Roman" w:cs="Times New Roman"/>
+          <w:kern w:val="0"/>
+          <w:sz w:val="20"/>
+          <w:szCs w:val="20"/>
+          <w:lang w:val="en-GB" w:eastAsia="en-GB"/>
+          <w14:ligatures w14:val="none"/>
+        </w:rPr>
+        <w:t>0x9B</w:t>
+      </w:r>
+      <w:proofErr w:type="spellEnd"/>
+      <w:r>
+        <w:rPr>
+          <w:rFonts w:ascii="Times New Roman" w:eastAsia="Times New Roman" w:hAnsi="Times New Roman" w:cs="Times New Roman"/>
+          <w:kern w:val="0"/>
+          <w:sz w:val="20"/>
+          <w:szCs w:val="20"/>
+          <w:lang w:val="en-GB" w:eastAsia="en-GB"/>
+          <w14:ligatures w14:val="none"/>
+        </w:rPr>
+        <w:t>.</w:t>
       </w:r>
     </w:p>
     <w:p>
@@ -6643,50 +8742,7 @@
           <w14:ligatures w14:val="none"/>
         </w:rPr>
         <w:tab/>
-      </w:r>
-      <w:r>
-        <w:rPr>
-          <w:rFonts w:ascii="Arial" w:eastAsia="Times New Roman" w:hAnsi="Arial" w:cs="Times New Roman"/>
-          <w:color w:val="auto"/>
-          <w:kern w:val="0"/>
-          <w:szCs w:val="20"/>
-          <w:lang w:val="en-GB" w:eastAsia="en-GB"/>
-          <w14:ligatures w14:val="none"/>
-        </w:rPr>
-        <w:t xml:space="preserve">Text </w:t>
-      </w:r>
-      <w:r>
-        <w:rPr>
-          <w:rFonts w:ascii="Arial" w:eastAsia="Times New Roman" w:hAnsi="Arial" w:cs="Times New Roman"/>
-          <w:color w:val="auto"/>
-          <w:kern w:val="0"/>
-          <w:szCs w:val="20"/>
-          <w:lang w:val="en-GB" w:eastAsia="en-GB"/>
-          <w14:ligatures w14:val="none"/>
-        </w:rPr>
-        <w:t>“marker pen”</w:t>
-      </w:r>
-      <w:r>
-        <w:rPr>
-          <w:rFonts w:ascii="Arial" w:eastAsia="Times New Roman" w:hAnsi="Arial" w:cs="Times New Roman"/>
-          <w:color w:val="auto"/>
-          <w:kern w:val="0"/>
-          <w:szCs w:val="20"/>
-          <w:lang w:val="en-GB" w:eastAsia="en-GB"/>
-          <w14:ligatures w14:val="none"/>
-        </w:rPr>
-        <w:t xml:space="preserve"> colour</w:t>
-      </w:r>
-      <w:r>
-        <w:rPr>
-          <w:rFonts w:ascii="Arial" w:eastAsia="Times New Roman" w:hAnsi="Arial" w:cs="Times New Roman"/>
-          <w:color w:val="auto"/>
-          <w:kern w:val="0"/>
-          <w:szCs w:val="20"/>
-          <w:lang w:val="en-GB" w:eastAsia="en-GB"/>
-          <w14:ligatures w14:val="none"/>
-        </w:rPr>
-        <w:t>ing</w:t>
+        <w:t>Text “marker pen” colouring</w:t>
       </w:r>
     </w:p>
     <w:p>
@@ -6766,106 +8822,7 @@
           <w:lang w:val="en-GB" w:eastAsia="en-GB"/>
           <w14:ligatures w14:val="none"/>
         </w:rPr>
-        <w:t xml:space="preserve"> better referred to as text highlight colour</w:t>
-      </w:r>
-      <w:r>
-        <w:rPr>
-          <w:rFonts w:ascii="Times New Roman" w:eastAsia="Times New Roman" w:hAnsi="Times New Roman" w:cs="Times New Roman"/>
-          <w:kern w:val="0"/>
-          <w:sz w:val="20"/>
-          <w:szCs w:val="20"/>
-          <w:lang w:val="en-GB" w:eastAsia="en-GB"/>
-          <w14:ligatures w14:val="none"/>
-        </w:rPr>
-        <w:t xml:space="preserve"> or “marker pen” colour. T</w:t>
-      </w:r>
-      <w:r>
-        <w:rPr>
-          <w:rFonts w:ascii="Times New Roman" w:eastAsia="Times New Roman" w:hAnsi="Times New Roman" w:cs="Times New Roman"/>
-          <w:kern w:val="0"/>
-          <w:sz w:val="20"/>
-          <w:szCs w:val="20"/>
-          <w:lang w:val="en-GB" w:eastAsia="en-GB"/>
-          <w14:ligatures w14:val="none"/>
-        </w:rPr>
-        <w:t xml:space="preserve">he default </w:t>
-      </w:r>
-      <w:r>
-        <w:rPr>
-          <w:rFonts w:ascii="Times New Roman" w:eastAsia="Times New Roman" w:hAnsi="Times New Roman" w:cs="Times New Roman"/>
-          <w:kern w:val="0"/>
-          <w:sz w:val="20"/>
-          <w:szCs w:val="20"/>
-          <w:lang w:val="en-GB" w:eastAsia="en-GB"/>
-          <w14:ligatures w14:val="none"/>
-        </w:rPr>
-        <w:t>‘</w:t>
-      </w:r>
-      <w:r>
-        <w:rPr>
-          <w:rFonts w:ascii="Times New Roman" w:eastAsia="Times New Roman" w:hAnsi="Times New Roman" w:cs="Times New Roman"/>
-          <w:kern w:val="0"/>
-          <w:sz w:val="20"/>
-          <w:szCs w:val="20"/>
-          <w:lang w:val="en-GB" w:eastAsia="en-GB"/>
-          <w14:ligatures w14:val="none"/>
-        </w:rPr>
-        <w:t>colour</w:t>
-      </w:r>
-      <w:r>
-        <w:rPr>
-          <w:rFonts w:ascii="Times New Roman" w:eastAsia="Times New Roman" w:hAnsi="Times New Roman" w:cs="Times New Roman"/>
-          <w:kern w:val="0"/>
-          <w:sz w:val="20"/>
-          <w:szCs w:val="20"/>
-          <w:lang w:val="en-GB" w:eastAsia="en-GB"/>
-          <w14:ligatures w14:val="none"/>
-        </w:rPr>
-        <w:t>’</w:t>
-      </w:r>
-      <w:r>
-        <w:rPr>
-          <w:rFonts w:ascii="Times New Roman" w:eastAsia="Times New Roman" w:hAnsi="Times New Roman" w:cs="Times New Roman"/>
-          <w:kern w:val="0"/>
-          <w:sz w:val="20"/>
-          <w:szCs w:val="20"/>
-          <w:lang w:val="en-GB" w:eastAsia="en-GB"/>
-          <w14:ligatures w14:val="none"/>
-        </w:rPr>
-        <w:t xml:space="preserve"> for this is fully transparent</w:t>
-      </w:r>
-      <w:r>
-        <w:rPr>
-          <w:rFonts w:ascii="Times New Roman" w:eastAsia="Times New Roman" w:hAnsi="Times New Roman" w:cs="Times New Roman"/>
-          <w:kern w:val="0"/>
-          <w:sz w:val="20"/>
-          <w:szCs w:val="20"/>
-          <w:lang w:val="en-GB" w:eastAsia="en-GB"/>
-          <w14:ligatures w14:val="none"/>
-        </w:rPr>
-        <w:t xml:space="preserve"> (so one gets the background colour that is “behind” the text block)</w:t>
-      </w:r>
-      <w:r>
-        <w:rPr>
-          <w:rFonts w:ascii="Times New Roman" w:eastAsia="Times New Roman" w:hAnsi="Times New Roman" w:cs="Times New Roman"/>
-          <w:kern w:val="0"/>
-          <w:sz w:val="20"/>
-          <w:szCs w:val="20"/>
-          <w:lang w:val="en-GB" w:eastAsia="en-GB"/>
-          <w14:ligatures w14:val="none"/>
-        </w:rPr>
-        <w:t>.</w:t>
-      </w:r>
-      <w:r>
-        <w:rPr>
-          <w:rFonts w:ascii="Times New Roman" w:eastAsia="Times New Roman" w:hAnsi="Times New Roman" w:cs="Times New Roman"/>
-          <w:kern w:val="0"/>
-          <w:sz w:val="20"/>
-          <w:szCs w:val="20"/>
-          <w:lang w:val="en-GB" w:eastAsia="en-GB"/>
-          <w14:ligatures w14:val="none"/>
-        </w:rPr>
-        <w:t xml:space="preserve"> This colour “plane” is “below” the text “foreground” colour, but “above” the text block background.</w:t>
+        <w:t xml:space="preserve"> better referred to as text highlight colour or “marker pen” colour. The default ‘colour’ for this is fully transparent (so one gets the background colour that is “behind” the text block). This colour “plane” is “below” the text “foreground” colour, but “above” the text block background.</w:t>
       </w:r>
     </w:p>
     <w:p>
@@ -6894,62 +8851,7 @@
           <w:lang w:val="en-GB" w:eastAsia="en-GB"/>
           <w14:ligatures w14:val="none"/>
         </w:rPr>
-        <w:t xml:space="preserve">Colour is given as RGB (Red, Green, Blue) </w:t>
-      </w:r>
-      <w:r>
-        <w:rPr>
-          <w:rFonts w:ascii="Times New Roman" w:eastAsia="Times New Roman" w:hAnsi="Times New Roman" w:cs="Times New Roman"/>
-          <w:kern w:val="0"/>
-          <w:sz w:val="20"/>
-          <w:szCs w:val="20"/>
-          <w:lang w:val="en-GB" w:eastAsia="en-GB"/>
-          <w14:ligatures w14:val="none"/>
-        </w:rPr>
-        <w:t xml:space="preserve">additive colour component </w:t>
-      </w:r>
-      <w:r>
-        <w:rPr>
-          <w:rFonts w:ascii="Times New Roman" w:eastAsia="Times New Roman" w:hAnsi="Times New Roman" w:cs="Times New Roman"/>
-          <w:kern w:val="0"/>
-          <w:sz w:val="20"/>
-          <w:szCs w:val="20"/>
-          <w:lang w:val="en-GB" w:eastAsia="en-GB"/>
-          <w14:ligatures w14:val="none"/>
-        </w:rPr>
-        <w:t>values; 0 is none, 255 is max. Transparency for this highlight (“marker pen”) colour is implementation defined,</w:t>
-      </w:r>
-      <w:r>
-        <w:rPr>
-          <w:rFonts w:ascii="Times New Roman" w:eastAsia="Times New Roman" w:hAnsi="Times New Roman" w:cs="Times New Roman"/>
-          <w:kern w:val="0"/>
-          <w:sz w:val="20"/>
-          <w:szCs w:val="20"/>
-          <w:lang w:val="en-GB" w:eastAsia="en-GB"/>
-          <w14:ligatures w14:val="none"/>
-        </w:rPr>
-        <w:t xml:space="preserve"> like</w:t>
-      </w:r>
-      <w:r>
-        <w:rPr>
-          <w:rFonts w:ascii="Times New Roman" w:eastAsia="Times New Roman" w:hAnsi="Times New Roman" w:cs="Times New Roman"/>
-          <w:kern w:val="0"/>
-          <w:sz w:val="20"/>
-          <w:szCs w:val="20"/>
-          <w:lang w:val="en-GB" w:eastAsia="en-GB"/>
-          <w14:ligatures w14:val="none"/>
-        </w:rPr>
-        <w:t xml:space="preserve"> 20 % transparent</w:t>
-      </w:r>
-      <w:r>
-        <w:rPr>
-          <w:rFonts w:ascii="Times New Roman" w:eastAsia="Times New Roman" w:hAnsi="Times New Roman" w:cs="Times New Roman"/>
-          <w:kern w:val="0"/>
-          <w:sz w:val="20"/>
-          <w:szCs w:val="20"/>
-          <w:lang w:val="en-GB" w:eastAsia="en-GB"/>
-          <w14:ligatures w14:val="none"/>
-        </w:rPr>
-        <w:t>, but could be opaque. The colours in the list are too “harsh” as is as marker pen colouring, but with transparency they are more “marker pen”-like.</w:t>
+        <w:t>Colour is given as RGB (Red, Green, Blue) additive colour component values; 0 is none, 255 is max. Transparency for this highlight (“marker pen”) colour is implementation defined, like 20 % transparent, but could be opaque. The colours in the list are too “harsh” as is as marker pen colouring, but with transparency they are more “marker pen”-like.</w:t>
       </w:r>
     </w:p>
     <w:tbl>
@@ -6995,8 +8897,9 @@
                 <w:color w:val="000000"/>
                 <w:lang w:val="en-GB"/>
               </w:rPr>
-              <w:t>4</w:t>
-            </w:r>
+              <w:t>40</w:t>
+            </w:r>
+            <w:proofErr w:type="gramStart"/>
             <w:r>
               <w:rPr>
                 <w:rFonts w:ascii="Calibri" w:hAnsi="Calibri" w:cs="DaunPenh"/>
@@ -7005,7 +8908,7 @@
                 <w:color w:val="000000"/>
                 <w:lang w:val="en-GB"/>
               </w:rPr>
-              <w:t>0m</w:t>
+              <w:t>m</w:t>
             </w:r>
             <w:proofErr w:type="spellEnd"/>
             <w:r>
@@ -7013,14 +8916,15 @@
                 <w:rFonts w:ascii="Calibri" w:hAnsi="Calibri" w:cs="DaunPenh"/>
                 <w:lang w:val="en-GB"/>
               </w:rPr>
-              <w:t xml:space="preserve"> </w:t>
-            </w:r>
-            <w:r>
-              <w:rPr>
-                <w:rFonts w:ascii="Calibri" w:hAnsi="Calibri" w:cs="DaunPenh"/>
-                <w:lang w:val="en-GB"/>
-              </w:rPr>
-              <w:t xml:space="preserve">: RGB: </w:t>
+              <w:t xml:space="preserve"> :</w:t>
+            </w:r>
+            <w:proofErr w:type="gramEnd"/>
+            <w:r>
+              <w:rPr>
+                <w:rFonts w:ascii="Calibri" w:hAnsi="Calibri" w:cs="DaunPenh"/>
+                <w:lang w:val="en-GB"/>
+              </w:rPr>
+              <w:t xml:space="preserve"> RGB: </w:t>
             </w:r>
             <w:r>
               <w:rPr>
@@ -7144,8 +9048,9 @@
                 <w:color w:val="000000"/>
                 <w:lang w:val="en-GB"/>
               </w:rPr>
-              <w:t>4</w:t>
-            </w:r>
+              <w:t>41</w:t>
+            </w:r>
+            <w:proofErr w:type="gramStart"/>
             <w:r>
               <w:rPr>
                 <w:rFonts w:ascii="Calibri" w:hAnsi="Calibri" w:cs="DaunPenh"/>
@@ -7154,7 +9059,7 @@
                 <w:color w:val="000000"/>
                 <w:lang w:val="en-GB"/>
               </w:rPr>
-              <w:t>1m</w:t>
+              <w:t>m</w:t>
             </w:r>
             <w:proofErr w:type="spellEnd"/>
             <w:r>
@@ -7162,14 +9067,15 @@
                 <w:rFonts w:ascii="Calibri" w:hAnsi="Calibri" w:cs="DaunPenh"/>
                 <w:lang w:val="en-GB"/>
               </w:rPr>
-              <w:t xml:space="preserve"> </w:t>
-            </w:r>
-            <w:r>
-              <w:rPr>
-                <w:rFonts w:ascii="Calibri" w:hAnsi="Calibri" w:cs="DaunPenh"/>
-                <w:lang w:val="en-GB"/>
-              </w:rPr>
-              <w:t xml:space="preserve">: RGB: </w:t>
+              <w:t xml:space="preserve"> :</w:t>
+            </w:r>
+            <w:proofErr w:type="gramEnd"/>
+            <w:r>
+              <w:rPr>
+                <w:rFonts w:ascii="Calibri" w:hAnsi="Calibri" w:cs="DaunPenh"/>
+                <w:lang w:val="en-GB"/>
+              </w:rPr>
+              <w:t xml:space="preserve"> RGB: </w:t>
             </w:r>
             <w:r>
               <w:rPr>
@@ -7294,8 +9200,9 @@
                 <w:color w:val="000000"/>
                 <w:lang w:val="en-GB"/>
               </w:rPr>
-              <w:t>4</w:t>
-            </w:r>
+              <w:t>42</w:t>
+            </w:r>
+            <w:proofErr w:type="gramStart"/>
             <w:r>
               <w:rPr>
                 <w:rFonts w:ascii="Calibri" w:hAnsi="Calibri" w:cs="DaunPenh"/>
@@ -7304,7 +9211,7 @@
                 <w:color w:val="000000"/>
                 <w:lang w:val="en-GB"/>
               </w:rPr>
-              <w:t>2m</w:t>
+              <w:t>m</w:t>
             </w:r>
             <w:proofErr w:type="spellEnd"/>
             <w:r>
@@ -7312,14 +9219,15 @@
                 <w:rFonts w:ascii="Calibri" w:hAnsi="Calibri" w:cs="DaunPenh"/>
                 <w:lang w:val="en-GB"/>
               </w:rPr>
-              <w:t xml:space="preserve"> </w:t>
-            </w:r>
-            <w:r>
-              <w:rPr>
-                <w:rFonts w:ascii="Calibri" w:hAnsi="Calibri" w:cs="DaunPenh"/>
-                <w:lang w:val="en-GB"/>
-              </w:rPr>
-              <w:t xml:space="preserve">: RGB: </w:t>
+              <w:t xml:space="preserve"> :</w:t>
+            </w:r>
+            <w:proofErr w:type="gramEnd"/>
+            <w:r>
+              <w:rPr>
+                <w:rFonts w:ascii="Calibri" w:hAnsi="Calibri" w:cs="DaunPenh"/>
+                <w:lang w:val="en-GB"/>
+              </w:rPr>
+              <w:t xml:space="preserve"> RGB: </w:t>
             </w:r>
             <w:r>
               <w:rPr>
@@ -7444,8 +9352,9 @@
                 <w:color w:val="000000"/>
                 <w:lang w:val="en-GB"/>
               </w:rPr>
-              <w:t>4</w:t>
-            </w:r>
+              <w:t>43</w:t>
+            </w:r>
+            <w:proofErr w:type="gramStart"/>
             <w:r>
               <w:rPr>
                 <w:rFonts w:ascii="Calibri" w:hAnsi="Calibri" w:cs="DaunPenh"/>
@@ -7454,7 +9363,7 @@
                 <w:color w:val="000000"/>
                 <w:lang w:val="en-GB"/>
               </w:rPr>
-              <w:t>3m</w:t>
+              <w:t>m</w:t>
             </w:r>
             <w:proofErr w:type="spellEnd"/>
             <w:r>
@@ -7462,14 +9371,15 @@
                 <w:rFonts w:ascii="Calibri" w:hAnsi="Calibri" w:cs="DaunPenh"/>
                 <w:lang w:val="en-GB"/>
               </w:rPr>
-              <w:t xml:space="preserve"> </w:t>
-            </w:r>
-            <w:r>
-              <w:rPr>
-                <w:rFonts w:ascii="Calibri" w:hAnsi="Calibri" w:cs="DaunPenh"/>
-                <w:lang w:val="en-GB"/>
-              </w:rPr>
-              <w:t xml:space="preserve">: RGB: </w:t>
+              <w:t xml:space="preserve"> :</w:t>
+            </w:r>
+            <w:proofErr w:type="gramEnd"/>
+            <w:r>
+              <w:rPr>
+                <w:rFonts w:ascii="Calibri" w:hAnsi="Calibri" w:cs="DaunPenh"/>
+                <w:lang w:val="en-GB"/>
+              </w:rPr>
+              <w:t xml:space="preserve"> RGB: </w:t>
             </w:r>
             <w:r>
               <w:rPr>
@@ -7594,8 +9504,9 @@
                 <w:color w:val="000000"/>
                 <w:lang w:val="en-GB"/>
               </w:rPr>
-              <w:t>4</w:t>
-            </w:r>
+              <w:t>44</w:t>
+            </w:r>
+            <w:proofErr w:type="gramStart"/>
             <w:r>
               <w:rPr>
                 <w:rFonts w:ascii="Calibri" w:hAnsi="Calibri" w:cs="DaunPenh"/>
@@ -7604,7 +9515,7 @@
                 <w:color w:val="000000"/>
                 <w:lang w:val="en-GB"/>
               </w:rPr>
-              <w:t>4m</w:t>
+              <w:t>m</w:t>
             </w:r>
             <w:proofErr w:type="spellEnd"/>
             <w:r>
@@ -7612,14 +9523,15 @@
                 <w:rFonts w:ascii="Calibri" w:hAnsi="Calibri" w:cs="DaunPenh"/>
                 <w:lang w:val="en-GB"/>
               </w:rPr>
-              <w:t xml:space="preserve"> </w:t>
-            </w:r>
-            <w:r>
-              <w:rPr>
-                <w:rFonts w:ascii="Calibri" w:hAnsi="Calibri" w:cs="DaunPenh"/>
-                <w:lang w:val="en-GB"/>
-              </w:rPr>
-              <w:t xml:space="preserve">: RGB: </w:t>
+              <w:t xml:space="preserve"> :</w:t>
+            </w:r>
+            <w:proofErr w:type="gramEnd"/>
+            <w:r>
+              <w:rPr>
+                <w:rFonts w:ascii="Calibri" w:hAnsi="Calibri" w:cs="DaunPenh"/>
+                <w:lang w:val="en-GB"/>
+              </w:rPr>
+              <w:t xml:space="preserve"> RGB: </w:t>
             </w:r>
             <w:r>
               <w:rPr>
@@ -7744,8 +9656,9 @@
                 <w:color w:val="000000"/>
                 <w:lang w:val="en-GB"/>
               </w:rPr>
-              <w:t>4</w:t>
-            </w:r>
+              <w:t>45</w:t>
+            </w:r>
+            <w:proofErr w:type="gramStart"/>
             <w:r>
               <w:rPr>
                 <w:rFonts w:ascii="Calibri" w:hAnsi="Calibri" w:cs="DaunPenh"/>
@@ -7754,7 +9667,7 @@
                 <w:color w:val="000000"/>
                 <w:lang w:val="en-GB"/>
               </w:rPr>
-              <w:t>5m</w:t>
+              <w:t>m</w:t>
             </w:r>
             <w:proofErr w:type="spellEnd"/>
             <w:r>
@@ -7762,14 +9675,15 @@
                 <w:rFonts w:ascii="Calibri" w:hAnsi="Calibri" w:cs="DaunPenh"/>
                 <w:lang w:val="en-GB"/>
               </w:rPr>
-              <w:t xml:space="preserve"> </w:t>
-            </w:r>
-            <w:r>
-              <w:rPr>
-                <w:rFonts w:ascii="Calibri" w:hAnsi="Calibri" w:cs="DaunPenh"/>
-                <w:lang w:val="en-GB"/>
-              </w:rPr>
-              <w:t xml:space="preserve">: RGB: </w:t>
+              <w:t xml:space="preserve"> :</w:t>
+            </w:r>
+            <w:proofErr w:type="gramEnd"/>
+            <w:r>
+              <w:rPr>
+                <w:rFonts w:ascii="Calibri" w:hAnsi="Calibri" w:cs="DaunPenh"/>
+                <w:lang w:val="en-GB"/>
+              </w:rPr>
+              <w:t xml:space="preserve"> RGB: </w:t>
             </w:r>
             <w:r>
               <w:rPr>
@@ -7894,8 +9808,9 @@
                 <w:color w:val="000000"/>
                 <w:lang w:val="en-GB"/>
               </w:rPr>
-              <w:t>4</w:t>
-            </w:r>
+              <w:t>46</w:t>
+            </w:r>
+            <w:proofErr w:type="gramStart"/>
             <w:r>
               <w:rPr>
                 <w:rFonts w:ascii="Calibri" w:hAnsi="Calibri" w:cs="DaunPenh"/>
@@ -7904,7 +9819,7 @@
                 <w:color w:val="000000"/>
                 <w:lang w:val="en-GB"/>
               </w:rPr>
-              <w:t>6m</w:t>
+              <w:t>m</w:t>
             </w:r>
             <w:proofErr w:type="spellEnd"/>
             <w:r>
@@ -7912,14 +9827,15 @@
                 <w:rFonts w:ascii="Calibri" w:hAnsi="Calibri" w:cs="DaunPenh"/>
                 <w:lang w:val="en-GB"/>
               </w:rPr>
-              <w:t xml:space="preserve"> </w:t>
-            </w:r>
-            <w:r>
-              <w:rPr>
-                <w:rFonts w:ascii="Calibri" w:hAnsi="Calibri" w:cs="DaunPenh"/>
-                <w:lang w:val="en-GB"/>
-              </w:rPr>
-              <w:t xml:space="preserve">: RGB: </w:t>
+              <w:t xml:space="preserve"> :</w:t>
+            </w:r>
+            <w:proofErr w:type="gramEnd"/>
+            <w:r>
+              <w:rPr>
+                <w:rFonts w:ascii="Calibri" w:hAnsi="Calibri" w:cs="DaunPenh"/>
+                <w:lang w:val="en-GB"/>
+              </w:rPr>
+              <w:t xml:space="preserve"> RGB: </w:t>
             </w:r>
             <w:r>
               <w:rPr>
@@ -8044,8 +9960,9 @@
                 <w:color w:val="000000"/>
                 <w:lang w:val="en-GB"/>
               </w:rPr>
-              <w:t>4</w:t>
-            </w:r>
+              <w:t>47</w:t>
+            </w:r>
+            <w:proofErr w:type="gramStart"/>
             <w:r>
               <w:rPr>
                 <w:rFonts w:ascii="Calibri" w:hAnsi="Calibri" w:cs="DaunPenh"/>
@@ -8054,7 +9971,7 @@
                 <w:color w:val="000000"/>
                 <w:lang w:val="en-GB"/>
               </w:rPr>
-              <w:t>7m</w:t>
+              <w:t>m</w:t>
             </w:r>
             <w:proofErr w:type="spellEnd"/>
             <w:r>
@@ -8062,14 +9979,15 @@
                 <w:rFonts w:ascii="Calibri" w:hAnsi="Calibri" w:cs="DaunPenh"/>
                 <w:lang w:val="en-GB"/>
               </w:rPr>
-              <w:t xml:space="preserve"> </w:t>
-            </w:r>
-            <w:r>
-              <w:rPr>
-                <w:rFonts w:ascii="Calibri" w:hAnsi="Calibri" w:cs="DaunPenh"/>
-                <w:lang w:val="en-GB"/>
-              </w:rPr>
-              <w:t xml:space="preserve">: RGB: </w:t>
+              <w:t xml:space="preserve"> :</w:t>
+            </w:r>
+            <w:proofErr w:type="gramEnd"/>
+            <w:r>
+              <w:rPr>
+                <w:rFonts w:ascii="Calibri" w:hAnsi="Calibri" w:cs="DaunPenh"/>
+                <w:lang w:val="en-GB"/>
+              </w:rPr>
+              <w:t xml:space="preserve"> RGB: </w:t>
             </w:r>
             <w:r>
               <w:rPr>
@@ -8186,7 +10104,17 @@
                 <w:color w:val="000000"/>
                 <w:lang w:val="en-GB"/>
               </w:rPr>
-              <w:t>49m</w:t>
+              <w:t>49</w:t>
+            </w:r>
+            <w:proofErr w:type="gramStart"/>
+            <w:r>
+              <w:rPr>
+                <w:rFonts w:ascii="Calibri" w:hAnsi="Calibri" w:cs="DaunPenh"/>
+                <w:b/>
+                <w:color w:val="000000"/>
+                <w:lang w:val="en-GB"/>
+              </w:rPr>
+              <w:t>m</w:t>
             </w:r>
             <w:proofErr w:type="spellEnd"/>
             <w:r>
@@ -8205,7 +10133,17 @@
                 <w:color w:val="000000"/>
                 <w:lang w:val="en-GB"/>
               </w:rPr>
-              <w:t xml:space="preserve">: </w:t>
+              <w:t>:</w:t>
+            </w:r>
+            <w:proofErr w:type="gramEnd"/>
+            <w:r>
+              <w:rPr>
+                <w:rFonts w:ascii="Calibri" w:hAnsi="Calibri" w:cs="DaunPenh"/>
+                <w:bCs/>
+                <w:color w:val="000000"/>
+                <w:lang w:val="en-GB"/>
+              </w:rPr>
+              <w:t xml:space="preserve"> </w:t>
             </w:r>
             <w:r>
               <w:rPr>
@@ -8332,8 +10270,9 @@
                 <w:color w:val="000000"/>
                 <w:lang w:val="en-GB"/>
               </w:rPr>
-              <w:t>10</w:t>
-            </w:r>
+              <w:t>100</w:t>
+            </w:r>
+            <w:proofErr w:type="gramStart"/>
             <w:r>
               <w:rPr>
                 <w:rFonts w:ascii="Calibri" w:hAnsi="Calibri" w:cs="DaunPenh"/>
@@ -8342,7 +10281,7 @@
                 <w:color w:val="000000"/>
                 <w:lang w:val="en-GB"/>
               </w:rPr>
-              <w:t>0m</w:t>
+              <w:t>m</w:t>
             </w:r>
             <w:proofErr w:type="spellEnd"/>
             <w:r>
@@ -8350,14 +10289,15 @@
                 <w:rFonts w:ascii="Calibri" w:hAnsi="Calibri" w:cs="DaunPenh"/>
                 <w:lang w:val="en-GB"/>
               </w:rPr>
-              <w:t xml:space="preserve"> </w:t>
-            </w:r>
-            <w:r>
-              <w:rPr>
-                <w:rFonts w:ascii="Calibri" w:hAnsi="Calibri" w:cs="DaunPenh"/>
-                <w:lang w:val="en-GB"/>
-              </w:rPr>
-              <w:t xml:space="preserve">: RGB: </w:t>
+              <w:t xml:space="preserve"> :</w:t>
+            </w:r>
+            <w:proofErr w:type="gramEnd"/>
+            <w:r>
+              <w:rPr>
+                <w:rFonts w:ascii="Calibri" w:hAnsi="Calibri" w:cs="DaunPenh"/>
+                <w:lang w:val="en-GB"/>
+              </w:rPr>
+              <w:t xml:space="preserve"> RGB: </w:t>
             </w:r>
             <w:r>
               <w:rPr>
@@ -8482,8 +10422,9 @@
                 <w:color w:val="000000"/>
                 <w:lang w:val="en-GB"/>
               </w:rPr>
-              <w:t>10</w:t>
-            </w:r>
+              <w:t>101</w:t>
+            </w:r>
+            <w:proofErr w:type="gramStart"/>
             <w:r>
               <w:rPr>
                 <w:rFonts w:ascii="Calibri" w:hAnsi="Calibri" w:cs="DaunPenh"/>
@@ -8492,7 +10433,7 @@
                 <w:color w:val="000000"/>
                 <w:lang w:val="en-GB"/>
               </w:rPr>
-              <w:t>1m</w:t>
+              <w:t>m</w:t>
             </w:r>
             <w:proofErr w:type="spellEnd"/>
             <w:r>
@@ -8500,14 +10441,15 @@
                 <w:rFonts w:ascii="Calibri" w:hAnsi="Calibri" w:cs="DaunPenh"/>
                 <w:lang w:val="en-GB"/>
               </w:rPr>
-              <w:t xml:space="preserve"> </w:t>
-            </w:r>
-            <w:r>
-              <w:rPr>
-                <w:rFonts w:ascii="Calibri" w:hAnsi="Calibri" w:cs="DaunPenh"/>
-                <w:lang w:val="en-GB"/>
-              </w:rPr>
-              <w:t xml:space="preserve">: RGB: </w:t>
+              <w:t xml:space="preserve"> :</w:t>
+            </w:r>
+            <w:proofErr w:type="gramEnd"/>
+            <w:r>
+              <w:rPr>
+                <w:rFonts w:ascii="Calibri" w:hAnsi="Calibri" w:cs="DaunPenh"/>
+                <w:lang w:val="en-GB"/>
+              </w:rPr>
+              <w:t xml:space="preserve"> RGB: </w:t>
             </w:r>
             <w:r>
               <w:rPr>
@@ -8601,8 +10543,9 @@
                 <w:color w:val="000000"/>
                 <w:lang w:val="en-GB"/>
               </w:rPr>
-              <w:t>10</w:t>
-            </w:r>
+              <w:t>102</w:t>
+            </w:r>
+            <w:proofErr w:type="gramStart"/>
             <w:r>
               <w:rPr>
                 <w:rFonts w:ascii="Calibri" w:hAnsi="Calibri" w:cs="DaunPenh"/>
@@ -8611,7 +10554,7 @@
                 <w:color w:val="000000"/>
                 <w:lang w:val="en-GB"/>
               </w:rPr>
-              <w:t>2m</w:t>
+              <w:t>m</w:t>
             </w:r>
             <w:proofErr w:type="spellEnd"/>
             <w:r>
@@ -8619,14 +10562,15 @@
                 <w:rFonts w:ascii="Calibri" w:hAnsi="Calibri" w:cs="DaunPenh"/>
                 <w:lang w:val="en-GB"/>
               </w:rPr>
-              <w:t xml:space="preserve"> </w:t>
-            </w:r>
-            <w:r>
-              <w:rPr>
-                <w:rFonts w:ascii="Calibri" w:hAnsi="Calibri" w:cs="DaunPenh"/>
-                <w:lang w:val="en-GB"/>
-              </w:rPr>
-              <w:t xml:space="preserve">: RGB: </w:t>
+              <w:t xml:space="preserve"> :</w:t>
+            </w:r>
+            <w:proofErr w:type="gramEnd"/>
+            <w:r>
+              <w:rPr>
+                <w:rFonts w:ascii="Calibri" w:hAnsi="Calibri" w:cs="DaunPenh"/>
+                <w:lang w:val="en-GB"/>
+              </w:rPr>
+              <w:t xml:space="preserve"> RGB: </w:t>
             </w:r>
             <w:r>
               <w:rPr>
@@ -8720,8 +10664,9 @@
                 <w:color w:val="000000"/>
                 <w:lang w:val="en-GB"/>
               </w:rPr>
-              <w:t>10</w:t>
-            </w:r>
+              <w:t>103</w:t>
+            </w:r>
+            <w:proofErr w:type="gramStart"/>
             <w:r>
               <w:rPr>
                 <w:rFonts w:ascii="Calibri" w:hAnsi="Calibri" w:cs="DaunPenh"/>
@@ -8730,7 +10675,7 @@
                 <w:color w:val="000000"/>
                 <w:lang w:val="en-GB"/>
               </w:rPr>
-              <w:t>3m</w:t>
+              <w:t>m</w:t>
             </w:r>
             <w:proofErr w:type="spellEnd"/>
             <w:r>
@@ -8738,14 +10683,15 @@
                 <w:rFonts w:ascii="Calibri" w:hAnsi="Calibri" w:cs="DaunPenh"/>
                 <w:lang w:val="en-GB"/>
               </w:rPr>
-              <w:t xml:space="preserve"> </w:t>
-            </w:r>
-            <w:r>
-              <w:rPr>
-                <w:rFonts w:ascii="Calibri" w:hAnsi="Calibri" w:cs="DaunPenh"/>
-                <w:lang w:val="en-GB"/>
-              </w:rPr>
-              <w:t xml:space="preserve">: RGB: </w:t>
+              <w:t xml:space="preserve"> :</w:t>
+            </w:r>
+            <w:proofErr w:type="gramEnd"/>
+            <w:r>
+              <w:rPr>
+                <w:rFonts w:ascii="Calibri" w:hAnsi="Calibri" w:cs="DaunPenh"/>
+                <w:lang w:val="en-GB"/>
+              </w:rPr>
+              <w:t xml:space="preserve"> RGB: </w:t>
             </w:r>
             <w:r>
               <w:rPr>
@@ -8847,8 +10793,9 @@
                 <w:color w:val="000000"/>
                 <w:lang w:val="en-GB"/>
               </w:rPr>
-              <w:t>10</w:t>
-            </w:r>
+              <w:t>104</w:t>
+            </w:r>
+            <w:proofErr w:type="gramStart"/>
             <w:r>
               <w:rPr>
                 <w:rFonts w:ascii="Calibri" w:hAnsi="Calibri" w:cs="DaunPenh"/>
@@ -8857,7 +10804,7 @@
                 <w:color w:val="000000"/>
                 <w:lang w:val="en-GB"/>
               </w:rPr>
-              <w:t>4m</w:t>
+              <w:t>m</w:t>
             </w:r>
             <w:proofErr w:type="spellEnd"/>
             <w:r>
@@ -8865,14 +10812,15 @@
                 <w:rFonts w:ascii="Calibri" w:hAnsi="Calibri" w:cs="DaunPenh"/>
                 <w:lang w:val="en-GB"/>
               </w:rPr>
-              <w:t xml:space="preserve"> </w:t>
-            </w:r>
-            <w:r>
-              <w:rPr>
-                <w:rFonts w:ascii="Calibri" w:hAnsi="Calibri" w:cs="DaunPenh"/>
-                <w:lang w:val="en-GB"/>
-              </w:rPr>
-              <w:t xml:space="preserve">: RGB: </w:t>
+              <w:t xml:space="preserve"> :</w:t>
+            </w:r>
+            <w:proofErr w:type="gramEnd"/>
+            <w:r>
+              <w:rPr>
+                <w:rFonts w:ascii="Calibri" w:hAnsi="Calibri" w:cs="DaunPenh"/>
+                <w:lang w:val="en-GB"/>
+              </w:rPr>
+              <w:t xml:space="preserve"> RGB: </w:t>
             </w:r>
             <w:r>
               <w:rPr>
@@ -9006,8 +10954,9 @@
                 <w:color w:val="000000"/>
                 <w:lang w:val="en-GB"/>
               </w:rPr>
-              <w:t>10</w:t>
-            </w:r>
+              <w:t>105</w:t>
+            </w:r>
+            <w:proofErr w:type="gramStart"/>
             <w:r>
               <w:rPr>
                 <w:rFonts w:ascii="Calibri" w:hAnsi="Calibri" w:cs="DaunPenh"/>
@@ -9016,7 +10965,7 @@
                 <w:color w:val="000000"/>
                 <w:lang w:val="en-GB"/>
               </w:rPr>
-              <w:t>5m</w:t>
+              <w:t>m</w:t>
             </w:r>
             <w:proofErr w:type="spellEnd"/>
             <w:r>
@@ -9024,14 +10973,15 @@
                 <w:rFonts w:ascii="Calibri" w:hAnsi="Calibri" w:cs="DaunPenh"/>
                 <w:lang w:val="en-GB"/>
               </w:rPr>
-              <w:t xml:space="preserve"> </w:t>
-            </w:r>
-            <w:r>
-              <w:rPr>
-                <w:rFonts w:ascii="Calibri" w:hAnsi="Calibri" w:cs="DaunPenh"/>
-                <w:lang w:val="en-GB"/>
-              </w:rPr>
-              <w:t xml:space="preserve">: RGB: </w:t>
+              <w:t xml:space="preserve"> :</w:t>
+            </w:r>
+            <w:proofErr w:type="gramEnd"/>
+            <w:r>
+              <w:rPr>
+                <w:rFonts w:ascii="Calibri" w:hAnsi="Calibri" w:cs="DaunPenh"/>
+                <w:lang w:val="en-GB"/>
+              </w:rPr>
+              <w:t xml:space="preserve"> RGB: </w:t>
             </w:r>
             <w:r>
               <w:rPr>
@@ -9125,8 +11075,9 @@
                 <w:color w:val="000000"/>
                 <w:lang w:val="en-GB"/>
               </w:rPr>
-              <w:t>10</w:t>
-            </w:r>
+              <w:t>106</w:t>
+            </w:r>
+            <w:proofErr w:type="gramStart"/>
             <w:r>
               <w:rPr>
                 <w:rFonts w:ascii="Calibri" w:hAnsi="Calibri" w:cs="DaunPenh"/>
@@ -9135,7 +11086,7 @@
                 <w:color w:val="000000"/>
                 <w:lang w:val="en-GB"/>
               </w:rPr>
-              <w:t>6m</w:t>
+              <w:t>m</w:t>
             </w:r>
             <w:proofErr w:type="spellEnd"/>
             <w:r>
@@ -9143,14 +11094,15 @@
                 <w:rFonts w:ascii="Calibri" w:hAnsi="Calibri" w:cs="DaunPenh"/>
                 <w:lang w:val="en-GB"/>
               </w:rPr>
-              <w:t xml:space="preserve"> </w:t>
-            </w:r>
-            <w:r>
-              <w:rPr>
-                <w:rFonts w:ascii="Calibri" w:hAnsi="Calibri" w:cs="DaunPenh"/>
-                <w:lang w:val="en-GB"/>
-              </w:rPr>
-              <w:t xml:space="preserve">: RGB: </w:t>
+              <w:t xml:space="preserve"> :</w:t>
+            </w:r>
+            <w:proofErr w:type="gramEnd"/>
+            <w:r>
+              <w:rPr>
+                <w:rFonts w:ascii="Calibri" w:hAnsi="Calibri" w:cs="DaunPenh"/>
+                <w:lang w:val="en-GB"/>
+              </w:rPr>
+              <w:t xml:space="preserve"> RGB: </w:t>
             </w:r>
             <w:r>
               <w:rPr>
@@ -9284,8 +11236,9 @@
                 <w:color w:val="000000"/>
                 <w:lang w:val="en-GB"/>
               </w:rPr>
-              <w:t>10</w:t>
-            </w:r>
+              <w:t>107</w:t>
+            </w:r>
+            <w:proofErr w:type="gramStart"/>
             <w:r>
               <w:rPr>
                 <w:rFonts w:ascii="Calibri" w:hAnsi="Calibri" w:cs="DaunPenh"/>
@@ -9294,7 +11247,7 @@
                 <w:color w:val="000000"/>
                 <w:lang w:val="en-GB"/>
               </w:rPr>
-              <w:t>7m</w:t>
+              <w:t>m</w:t>
             </w:r>
             <w:proofErr w:type="spellEnd"/>
             <w:r>
@@ -9302,14 +11255,15 @@
                 <w:rFonts w:ascii="Calibri" w:hAnsi="Calibri" w:cs="DaunPenh"/>
                 <w:lang w:val="en-GB"/>
               </w:rPr>
-              <w:t xml:space="preserve"> </w:t>
-            </w:r>
-            <w:r>
-              <w:rPr>
-                <w:rFonts w:ascii="Calibri" w:hAnsi="Calibri" w:cs="DaunPenh"/>
-                <w:lang w:val="en-GB"/>
-              </w:rPr>
-              <w:t xml:space="preserve">: RGB: </w:t>
+              <w:t xml:space="preserve"> :</w:t>
+            </w:r>
+            <w:proofErr w:type="gramEnd"/>
+            <w:r>
+              <w:rPr>
+                <w:rFonts w:ascii="Calibri" w:hAnsi="Calibri" w:cs="DaunPenh"/>
+                <w:lang w:val="en-GB"/>
+              </w:rPr>
+              <w:t xml:space="preserve"> RGB: </w:t>
             </w:r>
             <w:r>
               <w:rPr>
@@ -9443,8 +11397,9 @@
                 <w:color w:val="000000"/>
                 <w:lang w:val="en-GB"/>
               </w:rPr>
-              <w:t>10</w:t>
-            </w:r>
+              <w:t>108</w:t>
+            </w:r>
+            <w:proofErr w:type="gramStart"/>
             <w:r>
               <w:rPr>
                 <w:rFonts w:ascii="Calibri" w:hAnsi="Calibri" w:cs="DaunPenh"/>
@@ -9453,7 +11408,7 @@
                 <w:color w:val="000000"/>
                 <w:lang w:val="en-GB"/>
               </w:rPr>
-              <w:t>8m</w:t>
+              <w:t>m</w:t>
             </w:r>
             <w:proofErr w:type="spellEnd"/>
             <w:r>
@@ -9461,14 +11416,15 @@
                 <w:rFonts w:ascii="Calibri" w:hAnsi="Calibri" w:cs="DaunPenh"/>
                 <w:lang w:val="en-GB"/>
               </w:rPr>
-              <w:t xml:space="preserve"> </w:t>
-            </w:r>
-            <w:r>
-              <w:rPr>
-                <w:rFonts w:ascii="Calibri" w:hAnsi="Calibri" w:cs="DaunPenh"/>
-                <w:lang w:val="en-GB"/>
-              </w:rPr>
-              <w:t xml:space="preserve">: RGB: </w:t>
+              <w:t xml:space="preserve"> :</w:t>
+            </w:r>
+            <w:proofErr w:type="gramEnd"/>
+            <w:r>
+              <w:rPr>
+                <w:rFonts w:ascii="Calibri" w:hAnsi="Calibri" w:cs="DaunPenh"/>
+                <w:lang w:val="en-GB"/>
+              </w:rPr>
+              <w:t xml:space="preserve"> RGB: </w:t>
             </w:r>
             <w:r>
               <w:rPr>
@@ -9538,16 +11494,7 @@
                 <w:szCs w:val="20"/>
                 <w:lang w:val="en-GB"/>
               </w:rPr>
-              <w:t>0x1B1B1</w:t>
-            </w:r>
-            <w:r>
-              <w:rPr>
-                <w:rFonts w:ascii="Times New Roman" w:hAnsi="Times New Roman" w:cs="Times New Roman"/>
-                <w:sz w:val="20"/>
-                <w:szCs w:val="20"/>
-                <w:lang w:val="en-GB"/>
-              </w:rPr>
-              <w:t>D</w:t>
+              <w:t>0x1B1B1D</w:t>
             </w:r>
             <w:proofErr w:type="spellEnd"/>
             <w:r>
@@ -9593,8 +11540,9 @@
                 <w:color w:val="000000"/>
                 <w:lang w:val="en-GB"/>
               </w:rPr>
-              <w:t>10</w:t>
-            </w:r>
+              <w:t>109</w:t>
+            </w:r>
+            <w:proofErr w:type="gramStart"/>
             <w:r>
               <w:rPr>
                 <w:rFonts w:ascii="Calibri" w:hAnsi="Calibri" w:cs="DaunPenh"/>
@@ -9603,7 +11551,7 @@
                 <w:color w:val="000000"/>
                 <w:lang w:val="en-GB"/>
               </w:rPr>
-              <w:t>9m</w:t>
+              <w:t>m</w:t>
             </w:r>
             <w:proofErr w:type="spellEnd"/>
             <w:r>
@@ -9611,14 +11559,15 @@
                 <w:rFonts w:ascii="Calibri" w:hAnsi="Calibri" w:cs="DaunPenh"/>
                 <w:lang w:val="en-GB"/>
               </w:rPr>
-              <w:t xml:space="preserve"> </w:t>
-            </w:r>
-            <w:r>
-              <w:rPr>
-                <w:rFonts w:ascii="Calibri" w:hAnsi="Calibri" w:cs="DaunPenh"/>
-                <w:lang w:val="en-GB"/>
-              </w:rPr>
-              <w:t xml:space="preserve">: RGB: </w:t>
+              <w:t xml:space="preserve"> :</w:t>
+            </w:r>
+            <w:proofErr w:type="gramEnd"/>
+            <w:r>
+              <w:rPr>
+                <w:rFonts w:ascii="Calibri" w:hAnsi="Calibri" w:cs="DaunPenh"/>
+                <w:lang w:val="en-GB"/>
+              </w:rPr>
+              <w:t xml:space="preserve"> RGB: </w:t>
             </w:r>
             <w:r>
               <w:rPr>
@@ -9748,18 +11697,18 @@
           <w:lang w:val="en-GB" w:eastAsia="en-GB"/>
           <w14:ligatures w14:val="none"/>
         </w:rPr>
-        <w:t>The space after “CSI” is for readability here. It must not occur in the actual control sequence.</w:t>
-      </w:r>
-      <w:r>
-        <w:rPr>
-          <w:rFonts w:ascii="Times New Roman" w:eastAsia="Times New Roman" w:hAnsi="Times New Roman" w:cs="Times New Roman"/>
-          <w:kern w:val="0"/>
-          <w:sz w:val="20"/>
-          <w:szCs w:val="20"/>
-          <w:lang w:val="en-GB" w:eastAsia="en-GB"/>
-          <w14:ligatures w14:val="none"/>
-        </w:rPr>
-        <w:t xml:space="preserve"> The 108 and 109 are additions compared to existing terminal emulators.</w:t>
+        <w:t>The space after “CSI” is for readability here. It must not occur in the actual control sequence. The 108 and 109 are additions compared to existing terminal emulators.</w:t>
+      </w:r>
+      <w:r>
+        <w:rPr>
+          <w:rFonts w:ascii="Times New Roman" w:eastAsia="Times New Roman" w:hAnsi="Times New Roman" w:cs="Times New Roman"/>
+          <w:kern w:val="0"/>
+          <w:sz w:val="20"/>
+          <w:szCs w:val="20"/>
+          <w:lang w:val="en-GB" w:eastAsia="en-GB"/>
+          <w14:ligatures w14:val="none"/>
+        </w:rPr>
+        <w:br w:type="page"/>
       </w:r>
     </w:p>
     <w:p>
@@ -9800,6 +11749,7 @@
           <w:lang w:val="en-GB" w:eastAsia="en-GB"/>
           <w14:ligatures w14:val="none"/>
         </w:rPr>
+        <w:lastRenderedPageBreak/>
         <w:t>D.3.2</w:t>
       </w:r>
       <w:proofErr w:type="spellEnd"/>
@@ -9813,28 +11763,7 @@
           <w14:ligatures w14:val="none"/>
         </w:rPr>
         <w:tab/>
-      </w:r>
-      <w:r>
-        <w:rPr>
-          <w:rFonts w:ascii="Arial" w:eastAsia="Times New Roman" w:hAnsi="Arial" w:cs="Times New Roman"/>
-          <w:color w:val="auto"/>
-          <w:kern w:val="0"/>
-          <w:szCs w:val="20"/>
-          <w:lang w:val="en-GB" w:eastAsia="en-GB"/>
-          <w14:ligatures w14:val="none"/>
-        </w:rPr>
-        <w:t>Text colour</w:t>
-      </w:r>
-      <w:r>
-        <w:rPr>
-          <w:rFonts w:ascii="Arial" w:eastAsia="Times New Roman" w:hAnsi="Arial" w:cs="Times New Roman"/>
-          <w:color w:val="auto"/>
-          <w:kern w:val="0"/>
-          <w:szCs w:val="20"/>
-          <w:lang w:val="en-GB" w:eastAsia="en-GB"/>
-          <w14:ligatures w14:val="none"/>
-        </w:rPr>
-        <w:t xml:space="preserve"> (“foreground” colour)</w:t>
+        <w:t>Text colour (“foreground” colour)</w:t>
       </w:r>
     </w:p>
     <w:p>
@@ -9863,18 +11792,7 @@
           <w:lang w:val="en-GB" w:eastAsia="en-GB"/>
           <w14:ligatures w14:val="none"/>
         </w:rPr>
-        <w:t xml:space="preserve">Colour for the text itself. </w:t>
-      </w:r>
-      <w:r>
-        <w:rPr>
-          <w:rFonts w:ascii="Times New Roman" w:eastAsia="Times New Roman" w:hAnsi="Times New Roman" w:cs="Times New Roman"/>
-          <w:kern w:val="0"/>
-          <w:sz w:val="20"/>
-          <w:szCs w:val="20"/>
-          <w:lang w:val="en-GB" w:eastAsia="en-GB"/>
-          <w14:ligatures w14:val="none"/>
-        </w:rPr>
-        <w:t>For truly black and white (no greyscale) displays, the colour changes have no effect (not even black and white). For greyscale, all the colours here (even yellow, black, white) may be displayed as dark grey. The colour of underlines (if any) follows the colour of the text.</w:t>
+        <w:t>Colour for the text itself. For truly black and white (no greyscale) displays, the colour changes have no effect (not even black and white). For greyscale, all the colours here (even yellow, black, white) may be displayed as dark grey. The colour of underlines (if any) follows the colour of the text.</w:t>
       </w:r>
     </w:p>
     <w:p>
@@ -9903,30 +11821,7 @@
           <w:lang w:val="en-GB" w:eastAsia="en-GB"/>
           <w14:ligatures w14:val="none"/>
         </w:rPr>
-        <w:t xml:space="preserve">These colours should not have any transparency (though that is implementation defined). </w:t>
-      </w:r>
-      <w:r>
-        <w:rPr>
-          <w:rFonts w:ascii="Times New Roman" w:eastAsia="Times New Roman" w:hAnsi="Times New Roman" w:cs="Times New Roman"/>
-          <w:kern w:val="0"/>
-          <w:sz w:val="20"/>
-          <w:szCs w:val="20"/>
-          <w:lang w:val="en-GB" w:eastAsia="en-GB"/>
-          <w14:ligatures w14:val="none"/>
-        </w:rPr>
-        <w:t xml:space="preserve">Note that this colour is “above” the “marker pen”-like colouring. These colours are not transparent. The colour RGB values is a </w:t>
-      </w:r>
-      <w:r>
-        <w:rPr>
-          <w:rFonts w:ascii="Times New Roman" w:eastAsia="Times New Roman" w:hAnsi="Times New Roman" w:cs="Times New Roman"/>
-          <w:kern w:val="0"/>
-          <w:sz w:val="20"/>
-          <w:szCs w:val="20"/>
-          <w:lang w:val="en-GB" w:eastAsia="en-GB"/>
-          <w14:ligatures w14:val="none"/>
-        </w:rPr>
-        <w:lastRenderedPageBreak/>
-        <w:t xml:space="preserve">compromise between the existing terminal emulators (with a preference for </w:t>
+        <w:t xml:space="preserve">These colours should not have any transparency (though that is implementation defined). Note that this colour is “above” the “marker pen”-like colouring. These colours are not transparent. The colour RGB values is a compromise between the existing terminal emulators (with a preference for </w:t>
       </w:r>
       <w:proofErr w:type="spellStart"/>
       <w:r>
@@ -9996,8 +11891,9 @@
                 <w:color w:val="000000"/>
                 <w:lang w:val="en-GB"/>
               </w:rPr>
-              <w:t>3</w:t>
-            </w:r>
+              <w:t>30</w:t>
+            </w:r>
+            <w:proofErr w:type="gramStart"/>
             <w:r>
               <w:rPr>
                 <w:rFonts w:ascii="Calibri" w:hAnsi="Calibri" w:cs="DaunPenh"/>
@@ -10006,7 +11902,7 @@
                 <w:color w:val="000000"/>
                 <w:lang w:val="en-GB"/>
               </w:rPr>
-              <w:t>0m</w:t>
+              <w:t>m</w:t>
             </w:r>
             <w:proofErr w:type="spellEnd"/>
             <w:r>
@@ -10014,14 +11910,15 @@
                 <w:rFonts w:ascii="Calibri" w:hAnsi="Calibri" w:cs="DaunPenh"/>
                 <w:lang w:val="en-GB"/>
               </w:rPr>
-              <w:t xml:space="preserve"> </w:t>
-            </w:r>
-            <w:r>
-              <w:rPr>
-                <w:rFonts w:ascii="Calibri" w:hAnsi="Calibri" w:cs="DaunPenh"/>
-                <w:lang w:val="en-GB"/>
-              </w:rPr>
-              <w:t xml:space="preserve">: RGB: </w:t>
+              <w:t xml:space="preserve"> :</w:t>
+            </w:r>
+            <w:proofErr w:type="gramEnd"/>
+            <w:r>
+              <w:rPr>
+                <w:rFonts w:ascii="Calibri" w:hAnsi="Calibri" w:cs="DaunPenh"/>
+                <w:lang w:val="en-GB"/>
+              </w:rPr>
+              <w:t xml:space="preserve"> RGB: </w:t>
             </w:r>
             <w:r>
               <w:rPr>
@@ -10162,8 +12059,9 @@
                 <w:color w:val="000000"/>
                 <w:lang w:val="en-GB"/>
               </w:rPr>
-              <w:t>3</w:t>
-            </w:r>
+              <w:t>31</w:t>
+            </w:r>
+            <w:proofErr w:type="gramStart"/>
             <w:r>
               <w:rPr>
                 <w:rFonts w:ascii="Calibri" w:hAnsi="Calibri" w:cs="DaunPenh"/>
@@ -10172,7 +12070,7 @@
                 <w:color w:val="000000"/>
                 <w:lang w:val="en-GB"/>
               </w:rPr>
-              <w:t>1m</w:t>
+              <w:t>m</w:t>
             </w:r>
             <w:proofErr w:type="spellEnd"/>
             <w:r>
@@ -10180,14 +12078,15 @@
                 <w:rFonts w:ascii="Calibri" w:hAnsi="Calibri" w:cs="DaunPenh"/>
                 <w:lang w:val="en-GB"/>
               </w:rPr>
-              <w:t xml:space="preserve"> </w:t>
-            </w:r>
-            <w:r>
-              <w:rPr>
-                <w:rFonts w:ascii="Calibri" w:hAnsi="Calibri" w:cs="DaunPenh"/>
-                <w:lang w:val="en-GB"/>
-              </w:rPr>
-              <w:t xml:space="preserve">: RGB: </w:t>
+              <w:t xml:space="preserve"> :</w:t>
+            </w:r>
+            <w:proofErr w:type="gramEnd"/>
+            <w:r>
+              <w:rPr>
+                <w:rFonts w:ascii="Calibri" w:hAnsi="Calibri" w:cs="DaunPenh"/>
+                <w:lang w:val="en-GB"/>
+              </w:rPr>
+              <w:t xml:space="preserve"> RGB: </w:t>
             </w:r>
             <w:r>
               <w:rPr>
@@ -10321,8 +12220,9 @@
                 <w:color w:val="000000"/>
                 <w:lang w:val="en-GB"/>
               </w:rPr>
-              <w:t>3</w:t>
-            </w:r>
+              <w:t>32</w:t>
+            </w:r>
+            <w:proofErr w:type="gramStart"/>
             <w:r>
               <w:rPr>
                 <w:rFonts w:ascii="Calibri" w:hAnsi="Calibri" w:cs="DaunPenh"/>
@@ -10331,7 +12231,7 @@
                 <w:color w:val="000000"/>
                 <w:lang w:val="en-GB"/>
               </w:rPr>
-              <w:t>2m</w:t>
+              <w:t>m</w:t>
             </w:r>
             <w:proofErr w:type="spellEnd"/>
             <w:r>
@@ -10339,14 +12239,15 @@
                 <w:rFonts w:ascii="Calibri" w:hAnsi="Calibri" w:cs="DaunPenh"/>
                 <w:lang w:val="en-GB"/>
               </w:rPr>
-              <w:t xml:space="preserve"> </w:t>
-            </w:r>
-            <w:r>
-              <w:rPr>
-                <w:rFonts w:ascii="Calibri" w:hAnsi="Calibri" w:cs="DaunPenh"/>
-                <w:lang w:val="en-GB"/>
-              </w:rPr>
-              <w:t xml:space="preserve">: RGB: </w:t>
+              <w:t xml:space="preserve"> :</w:t>
+            </w:r>
+            <w:proofErr w:type="gramEnd"/>
+            <w:r>
+              <w:rPr>
+                <w:rFonts w:ascii="Calibri" w:hAnsi="Calibri" w:cs="DaunPenh"/>
+                <w:lang w:val="en-GB"/>
+              </w:rPr>
+              <w:t xml:space="preserve"> RGB: </w:t>
             </w:r>
             <w:r>
               <w:rPr>
@@ -10480,8 +12381,9 @@
                 <w:color w:val="000000"/>
                 <w:lang w:val="en-GB"/>
               </w:rPr>
-              <w:t>3</w:t>
-            </w:r>
+              <w:t>33</w:t>
+            </w:r>
+            <w:proofErr w:type="gramStart"/>
             <w:r>
               <w:rPr>
                 <w:rFonts w:ascii="Calibri" w:hAnsi="Calibri" w:cs="DaunPenh"/>
@@ -10490,7 +12392,7 @@
                 <w:color w:val="000000"/>
                 <w:lang w:val="en-GB"/>
               </w:rPr>
-              <w:t>3m</w:t>
+              <w:t>m</w:t>
             </w:r>
             <w:proofErr w:type="spellEnd"/>
             <w:r>
@@ -10498,14 +12400,15 @@
                 <w:rFonts w:ascii="Calibri" w:hAnsi="Calibri" w:cs="DaunPenh"/>
                 <w:lang w:val="en-GB"/>
               </w:rPr>
-              <w:t xml:space="preserve"> </w:t>
-            </w:r>
-            <w:r>
-              <w:rPr>
-                <w:rFonts w:ascii="Calibri" w:hAnsi="Calibri" w:cs="DaunPenh"/>
-                <w:lang w:val="en-GB"/>
-              </w:rPr>
-              <w:t xml:space="preserve">: RGB: </w:t>
+              <w:t xml:space="preserve"> :</w:t>
+            </w:r>
+            <w:proofErr w:type="gramEnd"/>
+            <w:r>
+              <w:rPr>
+                <w:rFonts w:ascii="Calibri" w:hAnsi="Calibri" w:cs="DaunPenh"/>
+                <w:lang w:val="en-GB"/>
+              </w:rPr>
+              <w:t xml:space="preserve"> RGB: </w:t>
             </w:r>
             <w:r>
               <w:rPr>
@@ -10639,8 +12542,9 @@
                 <w:color w:val="000000"/>
                 <w:lang w:val="en-GB"/>
               </w:rPr>
-              <w:t>3</w:t>
-            </w:r>
+              <w:t>34</w:t>
+            </w:r>
+            <w:proofErr w:type="gramStart"/>
             <w:r>
               <w:rPr>
                 <w:rFonts w:ascii="Calibri" w:hAnsi="Calibri" w:cs="DaunPenh"/>
@@ -10649,7 +12553,7 @@
                 <w:color w:val="000000"/>
                 <w:lang w:val="en-GB"/>
               </w:rPr>
-              <w:t>4m</w:t>
+              <w:t>m</w:t>
             </w:r>
             <w:proofErr w:type="spellEnd"/>
             <w:r>
@@ -10657,14 +12561,15 @@
                 <w:rFonts w:ascii="Calibri" w:hAnsi="Calibri" w:cs="DaunPenh"/>
                 <w:lang w:val="en-GB"/>
               </w:rPr>
-              <w:t xml:space="preserve"> </w:t>
-            </w:r>
-            <w:r>
-              <w:rPr>
-                <w:rFonts w:ascii="Calibri" w:hAnsi="Calibri" w:cs="DaunPenh"/>
-                <w:lang w:val="en-GB"/>
-              </w:rPr>
-              <w:t xml:space="preserve">: RGB: </w:t>
+              <w:t xml:space="preserve"> :</w:t>
+            </w:r>
+            <w:proofErr w:type="gramEnd"/>
+            <w:r>
+              <w:rPr>
+                <w:rFonts w:ascii="Calibri" w:hAnsi="Calibri" w:cs="DaunPenh"/>
+                <w:lang w:val="en-GB"/>
+              </w:rPr>
+              <w:t xml:space="preserve"> RGB: </w:t>
             </w:r>
             <w:r>
               <w:rPr>
@@ -10798,8 +12703,9 @@
                 <w:color w:val="000000"/>
                 <w:lang w:val="en-GB"/>
               </w:rPr>
-              <w:t>3</w:t>
-            </w:r>
+              <w:t>35</w:t>
+            </w:r>
+            <w:proofErr w:type="gramStart"/>
             <w:r>
               <w:rPr>
                 <w:rFonts w:ascii="Calibri" w:hAnsi="Calibri" w:cs="DaunPenh"/>
@@ -10808,7 +12714,7 @@
                 <w:color w:val="000000"/>
                 <w:lang w:val="en-GB"/>
               </w:rPr>
-              <w:t>5m</w:t>
+              <w:t>m</w:t>
             </w:r>
             <w:proofErr w:type="spellEnd"/>
             <w:r>
@@ -10816,14 +12722,15 @@
                 <w:rFonts w:ascii="Calibri" w:hAnsi="Calibri" w:cs="DaunPenh"/>
                 <w:lang w:val="en-GB"/>
               </w:rPr>
-              <w:t xml:space="preserve"> </w:t>
-            </w:r>
-            <w:r>
-              <w:rPr>
-                <w:rFonts w:ascii="Calibri" w:hAnsi="Calibri" w:cs="DaunPenh"/>
-                <w:lang w:val="en-GB"/>
-              </w:rPr>
-              <w:t xml:space="preserve">: RGB: </w:t>
+              <w:t xml:space="preserve"> :</w:t>
+            </w:r>
+            <w:proofErr w:type="gramEnd"/>
+            <w:r>
+              <w:rPr>
+                <w:rFonts w:ascii="Calibri" w:hAnsi="Calibri" w:cs="DaunPenh"/>
+                <w:lang w:val="en-GB"/>
+              </w:rPr>
+              <w:t xml:space="preserve"> RGB: </w:t>
             </w:r>
             <w:r>
               <w:rPr>
@@ -10957,8 +12864,9 @@
                 <w:color w:val="000000"/>
                 <w:lang w:val="en-GB"/>
               </w:rPr>
-              <w:t>3</w:t>
-            </w:r>
+              <w:t>36</w:t>
+            </w:r>
+            <w:proofErr w:type="gramStart"/>
             <w:r>
               <w:rPr>
                 <w:rFonts w:ascii="Calibri" w:hAnsi="Calibri" w:cs="DaunPenh"/>
@@ -10967,7 +12875,7 @@
                 <w:color w:val="000000"/>
                 <w:lang w:val="en-GB"/>
               </w:rPr>
-              <w:t>6m</w:t>
+              <w:t>m</w:t>
             </w:r>
             <w:proofErr w:type="spellEnd"/>
             <w:r>
@@ -10975,14 +12883,15 @@
                 <w:rFonts w:ascii="Calibri" w:hAnsi="Calibri" w:cs="DaunPenh"/>
                 <w:lang w:val="en-GB"/>
               </w:rPr>
-              <w:t xml:space="preserve"> </w:t>
-            </w:r>
-            <w:r>
-              <w:rPr>
-                <w:rFonts w:ascii="Calibri" w:hAnsi="Calibri" w:cs="DaunPenh"/>
-                <w:lang w:val="en-GB"/>
-              </w:rPr>
-              <w:t xml:space="preserve">: RGB: </w:t>
+              <w:t xml:space="preserve"> :</w:t>
+            </w:r>
+            <w:proofErr w:type="gramEnd"/>
+            <w:r>
+              <w:rPr>
+                <w:rFonts w:ascii="Calibri" w:hAnsi="Calibri" w:cs="DaunPenh"/>
+                <w:lang w:val="en-GB"/>
+              </w:rPr>
+              <w:t xml:space="preserve"> RGB: </w:t>
             </w:r>
             <w:r>
               <w:rPr>
@@ -11116,8 +13025,9 @@
                 <w:color w:val="000000"/>
                 <w:lang w:val="en-GB"/>
               </w:rPr>
-              <w:t>3</w:t>
-            </w:r>
+              <w:t>37</w:t>
+            </w:r>
+            <w:proofErr w:type="gramStart"/>
             <w:r>
               <w:rPr>
                 <w:rFonts w:ascii="Calibri" w:hAnsi="Calibri" w:cs="DaunPenh"/>
@@ -11126,7 +13036,7 @@
                 <w:color w:val="000000"/>
                 <w:lang w:val="en-GB"/>
               </w:rPr>
-              <w:t>7m</w:t>
+              <w:t>m</w:t>
             </w:r>
             <w:proofErr w:type="spellEnd"/>
             <w:r>
@@ -11134,14 +13044,15 @@
                 <w:rFonts w:ascii="Calibri" w:hAnsi="Calibri" w:cs="DaunPenh"/>
                 <w:lang w:val="en-GB"/>
               </w:rPr>
-              <w:t xml:space="preserve"> </w:t>
-            </w:r>
-            <w:r>
-              <w:rPr>
-                <w:rFonts w:ascii="Calibri" w:hAnsi="Calibri" w:cs="DaunPenh"/>
-                <w:lang w:val="en-GB"/>
-              </w:rPr>
-              <w:t xml:space="preserve">: RGB: </w:t>
+              <w:t xml:space="preserve"> :</w:t>
+            </w:r>
+            <w:proofErr w:type="gramEnd"/>
+            <w:r>
+              <w:rPr>
+                <w:rFonts w:ascii="Calibri" w:hAnsi="Calibri" w:cs="DaunPenh"/>
+                <w:lang w:val="en-GB"/>
+              </w:rPr>
+              <w:t xml:space="preserve"> RGB: </w:t>
             </w:r>
             <w:r>
               <w:rPr>
@@ -11267,8 +13178,9 @@
                 <w:color w:val="000000"/>
                 <w:lang w:val="en-GB"/>
               </w:rPr>
-              <w:t>3</w:t>
-            </w:r>
+              <w:t>39</w:t>
+            </w:r>
+            <w:proofErr w:type="gramStart"/>
             <w:r>
               <w:rPr>
                 <w:rFonts w:ascii="Calibri" w:hAnsi="Calibri" w:cs="DaunPenh"/>
@@ -11276,7 +13188,7 @@
                 <w:color w:val="000000"/>
                 <w:lang w:val="en-GB"/>
               </w:rPr>
-              <w:t>9m</w:t>
+              <w:t>m</w:t>
             </w:r>
             <w:proofErr w:type="spellEnd"/>
             <w:r>
@@ -11295,7 +13207,17 @@
                 <w:color w:val="000000"/>
                 <w:lang w:val="en-GB"/>
               </w:rPr>
-              <w:t xml:space="preserve">: </w:t>
+              <w:t>:</w:t>
+            </w:r>
+            <w:proofErr w:type="gramEnd"/>
+            <w:r>
+              <w:rPr>
+                <w:rFonts w:ascii="Calibri" w:hAnsi="Calibri" w:cs="DaunPenh"/>
+                <w:bCs/>
+                <w:color w:val="000000"/>
+                <w:lang w:val="en-GB"/>
+              </w:rPr>
+              <w:t xml:space="preserve"> </w:t>
             </w:r>
             <w:r>
               <w:rPr>
@@ -11413,8 +13335,9 @@
                 <w:color w:val="000000"/>
                 <w:lang w:val="en-GB"/>
               </w:rPr>
-              <w:t>9</w:t>
-            </w:r>
+              <w:t>90</w:t>
+            </w:r>
+            <w:proofErr w:type="gramStart"/>
             <w:r>
               <w:rPr>
                 <w:rFonts w:ascii="Calibri" w:hAnsi="Calibri" w:cs="DaunPenh"/>
@@ -11423,7 +13346,7 @@
                 <w:color w:val="000000"/>
                 <w:lang w:val="en-GB"/>
               </w:rPr>
-              <w:t>0m</w:t>
+              <w:t>m</w:t>
             </w:r>
             <w:proofErr w:type="spellEnd"/>
             <w:r>
@@ -11431,14 +13354,15 @@
                 <w:rFonts w:ascii="Calibri" w:hAnsi="Calibri" w:cs="DaunPenh"/>
                 <w:lang w:val="en-GB"/>
               </w:rPr>
-              <w:t xml:space="preserve"> </w:t>
-            </w:r>
-            <w:r>
-              <w:rPr>
-                <w:rFonts w:ascii="Calibri" w:hAnsi="Calibri" w:cs="DaunPenh"/>
-                <w:lang w:val="en-GB"/>
-              </w:rPr>
-              <w:t xml:space="preserve">: RGB: </w:t>
+              <w:t xml:space="preserve"> :</w:t>
+            </w:r>
+            <w:proofErr w:type="gramEnd"/>
+            <w:r>
+              <w:rPr>
+                <w:rFonts w:ascii="Calibri" w:hAnsi="Calibri" w:cs="DaunPenh"/>
+                <w:lang w:val="en-GB"/>
+              </w:rPr>
+              <w:t xml:space="preserve"> RGB: </w:t>
             </w:r>
             <w:r>
               <w:rPr>
@@ -11572,8 +13496,9 @@
                 <w:color w:val="000000"/>
                 <w:lang w:val="en-GB"/>
               </w:rPr>
-              <w:t>9</w:t>
-            </w:r>
+              <w:t>91</w:t>
+            </w:r>
+            <w:proofErr w:type="gramStart"/>
             <w:r>
               <w:rPr>
                 <w:rFonts w:ascii="Calibri" w:hAnsi="Calibri" w:cs="DaunPenh"/>
@@ -11582,7 +13507,7 @@
                 <w:color w:val="000000"/>
                 <w:lang w:val="en-GB"/>
               </w:rPr>
-              <w:t>1m</w:t>
+              <w:t>m</w:t>
             </w:r>
             <w:proofErr w:type="spellEnd"/>
             <w:r>
@@ -11590,14 +13515,15 @@
                 <w:rFonts w:ascii="Calibri" w:hAnsi="Calibri" w:cs="DaunPenh"/>
                 <w:lang w:val="en-GB"/>
               </w:rPr>
-              <w:t xml:space="preserve"> </w:t>
-            </w:r>
-            <w:r>
-              <w:rPr>
-                <w:rFonts w:ascii="Calibri" w:hAnsi="Calibri" w:cs="DaunPenh"/>
-                <w:lang w:val="en-GB"/>
-              </w:rPr>
-              <w:t xml:space="preserve">: RGB: </w:t>
+              <w:t xml:space="preserve"> :</w:t>
+            </w:r>
+            <w:proofErr w:type="gramEnd"/>
+            <w:r>
+              <w:rPr>
+                <w:rFonts w:ascii="Calibri" w:hAnsi="Calibri" w:cs="DaunPenh"/>
+                <w:lang w:val="en-GB"/>
+              </w:rPr>
+              <w:t xml:space="preserve"> RGB: </w:t>
             </w:r>
             <w:r>
               <w:rPr>
@@ -11691,8 +13617,9 @@
                 <w:color w:val="000000"/>
                 <w:lang w:val="en-GB"/>
               </w:rPr>
-              <w:t>9</w:t>
-            </w:r>
+              <w:t>92</w:t>
+            </w:r>
+            <w:proofErr w:type="gramStart"/>
             <w:r>
               <w:rPr>
                 <w:rFonts w:ascii="Calibri" w:hAnsi="Calibri" w:cs="DaunPenh"/>
@@ -11701,7 +13628,7 @@
                 <w:color w:val="000000"/>
                 <w:lang w:val="en-GB"/>
               </w:rPr>
-              <w:t>2m</w:t>
+              <w:t>m</w:t>
             </w:r>
             <w:proofErr w:type="spellEnd"/>
             <w:r>
@@ -11709,14 +13636,15 @@
                 <w:rFonts w:ascii="Calibri" w:hAnsi="Calibri" w:cs="DaunPenh"/>
                 <w:lang w:val="en-GB"/>
               </w:rPr>
-              <w:t xml:space="preserve"> </w:t>
-            </w:r>
-            <w:r>
-              <w:rPr>
-                <w:rFonts w:ascii="Calibri" w:hAnsi="Calibri" w:cs="DaunPenh"/>
-                <w:lang w:val="en-GB"/>
-              </w:rPr>
-              <w:t xml:space="preserve">: RGB: </w:t>
+              <w:t xml:space="preserve"> :</w:t>
+            </w:r>
+            <w:proofErr w:type="gramEnd"/>
+            <w:r>
+              <w:rPr>
+                <w:rFonts w:ascii="Calibri" w:hAnsi="Calibri" w:cs="DaunPenh"/>
+                <w:lang w:val="en-GB"/>
+              </w:rPr>
+              <w:t xml:space="preserve"> RGB: </w:t>
             </w:r>
             <w:r>
               <w:rPr>
@@ -11810,8 +13738,9 @@
                 <w:color w:val="000000"/>
                 <w:lang w:val="en-GB"/>
               </w:rPr>
-              <w:t>9</w:t>
-            </w:r>
+              <w:t>93</w:t>
+            </w:r>
+            <w:proofErr w:type="gramStart"/>
             <w:r>
               <w:rPr>
                 <w:rFonts w:ascii="Calibri" w:hAnsi="Calibri" w:cs="DaunPenh"/>
@@ -11820,7 +13749,7 @@
                 <w:color w:val="000000"/>
                 <w:lang w:val="en-GB"/>
               </w:rPr>
-              <w:t>3m</w:t>
+              <w:t>m</w:t>
             </w:r>
             <w:proofErr w:type="spellEnd"/>
             <w:r>
@@ -11828,14 +13757,15 @@
                 <w:rFonts w:ascii="Calibri" w:hAnsi="Calibri" w:cs="DaunPenh"/>
                 <w:lang w:val="en-GB"/>
               </w:rPr>
-              <w:t xml:space="preserve"> </w:t>
-            </w:r>
-            <w:r>
-              <w:rPr>
-                <w:rFonts w:ascii="Calibri" w:hAnsi="Calibri" w:cs="DaunPenh"/>
-                <w:lang w:val="en-GB"/>
-              </w:rPr>
-              <w:t xml:space="preserve">: RGB: </w:t>
+              <w:t xml:space="preserve"> :</w:t>
+            </w:r>
+            <w:proofErr w:type="gramEnd"/>
+            <w:r>
+              <w:rPr>
+                <w:rFonts w:ascii="Calibri" w:hAnsi="Calibri" w:cs="DaunPenh"/>
+                <w:lang w:val="en-GB"/>
+              </w:rPr>
+              <w:t xml:space="preserve"> RGB: </w:t>
             </w:r>
             <w:r>
               <w:rPr>
@@ -11937,8 +13867,9 @@
                 <w:color w:val="000000"/>
                 <w:lang w:val="en-GB"/>
               </w:rPr>
-              <w:t>9</w:t>
-            </w:r>
+              <w:t>94</w:t>
+            </w:r>
+            <w:proofErr w:type="gramStart"/>
             <w:r>
               <w:rPr>
                 <w:rFonts w:ascii="Calibri" w:hAnsi="Calibri" w:cs="DaunPenh"/>
@@ -11947,7 +13878,7 @@
                 <w:color w:val="000000"/>
                 <w:lang w:val="en-GB"/>
               </w:rPr>
-              <w:t>4m</w:t>
+              <w:t>m</w:t>
             </w:r>
             <w:proofErr w:type="spellEnd"/>
             <w:r>
@@ -11955,14 +13886,15 @@
                 <w:rFonts w:ascii="Calibri" w:hAnsi="Calibri" w:cs="DaunPenh"/>
                 <w:lang w:val="en-GB"/>
               </w:rPr>
-              <w:t xml:space="preserve"> </w:t>
-            </w:r>
-            <w:r>
-              <w:rPr>
-                <w:rFonts w:ascii="Calibri" w:hAnsi="Calibri" w:cs="DaunPenh"/>
-                <w:lang w:val="en-GB"/>
-              </w:rPr>
-              <w:t xml:space="preserve">: RGB: </w:t>
+              <w:t xml:space="preserve"> :</w:t>
+            </w:r>
+            <w:proofErr w:type="gramEnd"/>
+            <w:r>
+              <w:rPr>
+                <w:rFonts w:ascii="Calibri" w:hAnsi="Calibri" w:cs="DaunPenh"/>
+                <w:lang w:val="en-GB"/>
+              </w:rPr>
+              <w:t xml:space="preserve"> RGB: </w:t>
             </w:r>
             <w:r>
               <w:rPr>
@@ -12094,8 +14026,9 @@
                 <w:color w:val="000000"/>
                 <w:lang w:val="en-GB"/>
               </w:rPr>
-              <w:t>9</w:t>
-            </w:r>
+              <w:t>95</w:t>
+            </w:r>
+            <w:proofErr w:type="gramStart"/>
             <w:r>
               <w:rPr>
                 <w:rFonts w:ascii="Calibri" w:hAnsi="Calibri" w:cs="DaunPenh"/>
@@ -12104,7 +14037,7 @@
                 <w:color w:val="000000"/>
                 <w:lang w:val="en-GB"/>
               </w:rPr>
-              <w:t>5m</w:t>
+              <w:t>m</w:t>
             </w:r>
             <w:proofErr w:type="spellEnd"/>
             <w:r>
@@ -12112,14 +14045,15 @@
                 <w:rFonts w:ascii="Calibri" w:hAnsi="Calibri" w:cs="DaunPenh"/>
                 <w:lang w:val="en-GB"/>
               </w:rPr>
-              <w:t xml:space="preserve"> </w:t>
-            </w:r>
-            <w:r>
-              <w:rPr>
-                <w:rFonts w:ascii="Calibri" w:hAnsi="Calibri" w:cs="DaunPenh"/>
-                <w:lang w:val="en-GB"/>
-              </w:rPr>
-              <w:t xml:space="preserve">: RGB: </w:t>
+              <w:t xml:space="preserve"> :</w:t>
+            </w:r>
+            <w:proofErr w:type="gramEnd"/>
+            <w:r>
+              <w:rPr>
+                <w:rFonts w:ascii="Calibri" w:hAnsi="Calibri" w:cs="DaunPenh"/>
+                <w:lang w:val="en-GB"/>
+              </w:rPr>
+              <w:t xml:space="preserve"> RGB: </w:t>
             </w:r>
             <w:r>
               <w:rPr>
@@ -12213,8 +14147,9 @@
                 <w:color w:val="000000"/>
                 <w:lang w:val="en-GB"/>
               </w:rPr>
-              <w:t>9</w:t>
-            </w:r>
+              <w:t>96</w:t>
+            </w:r>
+            <w:proofErr w:type="gramStart"/>
             <w:r>
               <w:rPr>
                 <w:rFonts w:ascii="Calibri" w:hAnsi="Calibri" w:cs="DaunPenh"/>
@@ -12223,7 +14158,7 @@
                 <w:color w:val="000000"/>
                 <w:lang w:val="en-GB"/>
               </w:rPr>
-              <w:t>6m</w:t>
+              <w:t>m</w:t>
             </w:r>
             <w:proofErr w:type="spellEnd"/>
             <w:r>
@@ -12231,14 +14166,15 @@
                 <w:rFonts w:ascii="Calibri" w:hAnsi="Calibri" w:cs="DaunPenh"/>
                 <w:lang w:val="en-GB"/>
               </w:rPr>
-              <w:t xml:space="preserve"> </w:t>
-            </w:r>
-            <w:r>
-              <w:rPr>
-                <w:rFonts w:ascii="Calibri" w:hAnsi="Calibri" w:cs="DaunPenh"/>
-                <w:lang w:val="en-GB"/>
-              </w:rPr>
-              <w:t xml:space="preserve">: RGB: </w:t>
+              <w:t xml:space="preserve"> :</w:t>
+            </w:r>
+            <w:proofErr w:type="gramEnd"/>
+            <w:r>
+              <w:rPr>
+                <w:rFonts w:ascii="Calibri" w:hAnsi="Calibri" w:cs="DaunPenh"/>
+                <w:lang w:val="en-GB"/>
+              </w:rPr>
+              <w:t xml:space="preserve"> RGB: </w:t>
             </w:r>
             <w:r>
               <w:rPr>
@@ -12372,8 +14308,9 @@
                 <w:color w:val="000000"/>
                 <w:lang w:val="en-GB"/>
               </w:rPr>
-              <w:t>9</w:t>
-            </w:r>
+              <w:t>97</w:t>
+            </w:r>
+            <w:proofErr w:type="gramStart"/>
             <w:r>
               <w:rPr>
                 <w:rFonts w:ascii="Calibri" w:hAnsi="Calibri" w:cs="DaunPenh"/>
@@ -12382,7 +14319,7 @@
                 <w:color w:val="000000"/>
                 <w:lang w:val="en-GB"/>
               </w:rPr>
-              <w:t>7m</w:t>
+              <w:t>m</w:t>
             </w:r>
             <w:proofErr w:type="spellEnd"/>
             <w:r>
@@ -12390,14 +14327,15 @@
                 <w:rFonts w:ascii="Calibri" w:hAnsi="Calibri" w:cs="DaunPenh"/>
                 <w:lang w:val="en-GB"/>
               </w:rPr>
-              <w:t xml:space="preserve"> </w:t>
-            </w:r>
-            <w:r>
-              <w:rPr>
-                <w:rFonts w:ascii="Calibri" w:hAnsi="Calibri" w:cs="DaunPenh"/>
-                <w:lang w:val="en-GB"/>
-              </w:rPr>
-              <w:t xml:space="preserve">: RGB: </w:t>
+              <w:t xml:space="preserve"> :</w:t>
+            </w:r>
+            <w:proofErr w:type="gramEnd"/>
+            <w:r>
+              <w:rPr>
+                <w:rFonts w:ascii="Calibri" w:hAnsi="Calibri" w:cs="DaunPenh"/>
+                <w:lang w:val="en-GB"/>
+              </w:rPr>
+              <w:t xml:space="preserve"> RGB: </w:t>
             </w:r>
             <w:r>
               <w:rPr>
@@ -12531,8 +14469,9 @@
                 <w:color w:val="000000"/>
                 <w:lang w:val="en-GB"/>
               </w:rPr>
-              <w:t>9</w:t>
-            </w:r>
+              <w:t>98</w:t>
+            </w:r>
+            <w:proofErr w:type="gramStart"/>
             <w:r>
               <w:rPr>
                 <w:rFonts w:ascii="Calibri" w:hAnsi="Calibri" w:cs="DaunPenh"/>
@@ -12541,7 +14480,7 @@
                 <w:color w:val="000000"/>
                 <w:lang w:val="en-GB"/>
               </w:rPr>
-              <w:t>8m</w:t>
+              <w:t>m</w:t>
             </w:r>
             <w:proofErr w:type="spellEnd"/>
             <w:r>
@@ -12549,14 +14488,15 @@
                 <w:rFonts w:ascii="Calibri" w:hAnsi="Calibri" w:cs="DaunPenh"/>
                 <w:lang w:val="en-GB"/>
               </w:rPr>
-              <w:t xml:space="preserve"> </w:t>
-            </w:r>
-            <w:r>
-              <w:rPr>
-                <w:rFonts w:ascii="Calibri" w:hAnsi="Calibri" w:cs="DaunPenh"/>
-                <w:lang w:val="en-GB"/>
-              </w:rPr>
-              <w:t xml:space="preserve">: RGB: </w:t>
+              <w:t xml:space="preserve"> :</w:t>
+            </w:r>
+            <w:proofErr w:type="gramEnd"/>
+            <w:r>
+              <w:rPr>
+                <w:rFonts w:ascii="Calibri" w:hAnsi="Calibri" w:cs="DaunPenh"/>
+                <w:lang w:val="en-GB"/>
+              </w:rPr>
+              <w:t xml:space="preserve"> RGB: </w:t>
             </w:r>
             <w:r>
               <w:rPr>
@@ -12681,8 +14621,9 @@
                 <w:color w:val="000000"/>
                 <w:lang w:val="en-GB"/>
               </w:rPr>
-              <w:t>9</w:t>
-            </w:r>
+              <w:t>99</w:t>
+            </w:r>
+            <w:proofErr w:type="gramStart"/>
             <w:r>
               <w:rPr>
                 <w:rFonts w:ascii="Calibri" w:hAnsi="Calibri" w:cs="DaunPenh"/>
@@ -12691,7 +14632,7 @@
                 <w:color w:val="000000"/>
                 <w:lang w:val="en-GB"/>
               </w:rPr>
-              <w:t>9m</w:t>
+              <w:t>m</w:t>
             </w:r>
             <w:proofErr w:type="spellEnd"/>
             <w:r>
@@ -12699,14 +14640,15 @@
                 <w:rFonts w:ascii="Calibri" w:hAnsi="Calibri" w:cs="DaunPenh"/>
                 <w:lang w:val="en-GB"/>
               </w:rPr>
-              <w:t xml:space="preserve"> </w:t>
-            </w:r>
-            <w:r>
-              <w:rPr>
-                <w:rFonts w:ascii="Calibri" w:hAnsi="Calibri" w:cs="DaunPenh"/>
-                <w:lang w:val="en-GB"/>
-              </w:rPr>
-              <w:t xml:space="preserve">: RGB: </w:t>
+              <w:t xml:space="preserve"> :</w:t>
+            </w:r>
+            <w:proofErr w:type="gramEnd"/>
+            <w:r>
+              <w:rPr>
+                <w:rFonts w:ascii="Calibri" w:hAnsi="Calibri" w:cs="DaunPenh"/>
+                <w:lang w:val="en-GB"/>
+              </w:rPr>
+              <w:t xml:space="preserve"> RGB: </w:t>
             </w:r>
             <w:r>
               <w:rPr>
@@ -12837,35 +14779,6 @@
           <w14:ligatures w14:val="none"/>
         </w:rPr>
         <w:t>The space after “CSI” is for readability here. It must not occur in the actual control sequence.</w:t>
-      </w:r>
-    </w:p>
-    <w:p>
-      <w:pPr>
-        <w:overflowPunct w:val="0"/>
-        <w:autoSpaceDE w:val="0"/>
-        <w:autoSpaceDN w:val="0"/>
-        <w:adjustRightInd w:val="0"/>
-        <w:spacing w:after="180" w:line="240" w:lineRule="auto"/>
-        <w:textAlignment w:val="baseline"/>
-        <w:rPr>
-          <w:rFonts w:ascii="Times New Roman" w:eastAsia="Times New Roman" w:hAnsi="Times New Roman" w:cs="Times New Roman"/>
-          <w:kern w:val="0"/>
-          <w:sz w:val="20"/>
-          <w:szCs w:val="20"/>
-          <w:lang w:val="en-GB" w:eastAsia="en-GB"/>
-          <w14:ligatures w14:val="none"/>
-        </w:rPr>
-      </w:pPr>
-      <w:r>
-        <w:rPr>
-          <w:rFonts w:ascii="Times New Roman" w:eastAsia="Times New Roman" w:hAnsi="Times New Roman" w:cs="Times New Roman"/>
-          <w:kern w:val="0"/>
-          <w:sz w:val="20"/>
-          <w:szCs w:val="20"/>
-          <w:lang w:val="en-GB" w:eastAsia="en-GB"/>
-          <w14:ligatures w14:val="none"/>
-        </w:rPr>
-        <w:t>Usage advice: the text marking and text colour settings should have good contrast, i.e. not try to hide the text or make it hard to read; at least when assuming reasonable default colours (light background (incl. marking), dark text).</w:t>
       </w:r>
     </w:p>
     <w:p>
@@ -12948,92 +14861,40 @@
           <w:lang w:val="en-GB" w:eastAsia="en-GB"/>
           <w14:ligatures w14:val="none"/>
         </w:rPr>
-        <w:t>A sequence of style setting can be put together in a single CSI-sequence, with semicolon as separator. E.g. bold (</w:t>
-      </w:r>
-      <w:proofErr w:type="spellStart"/>
-      <w:r>
-        <w:rPr>
-          <w:rFonts w:ascii="Times New Roman" w:eastAsia="Times New Roman" w:hAnsi="Times New Roman" w:cs="Times New Roman"/>
-          <w:kern w:val="0"/>
-          <w:sz w:val="20"/>
-          <w:szCs w:val="20"/>
-          <w:lang w:val="en-GB" w:eastAsia="en-GB"/>
-          <w14:ligatures w14:val="none"/>
-        </w:rPr>
-        <w:t>CSI1m</w:t>
-      </w:r>
-      <w:proofErr w:type="spellEnd"/>
-      <w:r>
-        <w:rPr>
-          <w:rFonts w:ascii="Times New Roman" w:eastAsia="Times New Roman" w:hAnsi="Times New Roman" w:cs="Times New Roman"/>
-          <w:kern w:val="0"/>
-          <w:sz w:val="20"/>
-          <w:szCs w:val="20"/>
-          <w:lang w:val="en-GB" w:eastAsia="en-GB"/>
-          <w14:ligatures w14:val="none"/>
-        </w:rPr>
-        <w:t>) clear red (</w:t>
-      </w:r>
-      <w:proofErr w:type="spellStart"/>
-      <w:r>
-        <w:rPr>
-          <w:rFonts w:ascii="Times New Roman" w:eastAsia="Times New Roman" w:hAnsi="Times New Roman" w:cs="Times New Roman"/>
-          <w:kern w:val="0"/>
-          <w:sz w:val="20"/>
-          <w:szCs w:val="20"/>
-          <w:lang w:val="en-GB" w:eastAsia="en-GB"/>
-          <w14:ligatures w14:val="none"/>
-        </w:rPr>
-        <w:t>CSI91m</w:t>
-      </w:r>
-      <w:proofErr w:type="spellEnd"/>
-      <w:r>
-        <w:rPr>
-          <w:rFonts w:ascii="Times New Roman" w:eastAsia="Times New Roman" w:hAnsi="Times New Roman" w:cs="Times New Roman"/>
-          <w:kern w:val="0"/>
-          <w:sz w:val="20"/>
-          <w:szCs w:val="20"/>
-          <w:lang w:val="en-GB" w:eastAsia="en-GB"/>
-          <w14:ligatures w14:val="none"/>
-        </w:rPr>
-        <w:t xml:space="preserve">), can be specified as </w:t>
-      </w:r>
-      <w:proofErr w:type="spellStart"/>
-      <w:r>
-        <w:rPr>
-          <w:rFonts w:ascii="Times New Roman" w:eastAsia="Times New Roman" w:hAnsi="Times New Roman" w:cs="Times New Roman"/>
-          <w:b/>
-          <w:bCs/>
-          <w:kern w:val="0"/>
-          <w:sz w:val="20"/>
-          <w:szCs w:val="20"/>
-          <w:lang w:val="en-GB" w:eastAsia="en-GB"/>
-          <w14:ligatures w14:val="none"/>
-        </w:rPr>
-        <w:t>CSI</w:t>
-      </w:r>
-      <w:r>
-        <w:rPr>
-          <w:rFonts w:ascii="Times New Roman" w:eastAsia="Times New Roman" w:hAnsi="Times New Roman" w:cs="Times New Roman"/>
-          <w:kern w:val="0"/>
-          <w:sz w:val="20"/>
-          <w:szCs w:val="20"/>
-          <w:lang w:val="en-GB" w:eastAsia="en-GB"/>
-          <w14:ligatures w14:val="none"/>
-        </w:rPr>
-        <w:t>1;91m</w:t>
-      </w:r>
-      <w:proofErr w:type="spellEnd"/>
-      <w:r>
-        <w:rPr>
-          <w:rFonts w:ascii="Times New Roman" w:eastAsia="Times New Roman" w:hAnsi="Times New Roman" w:cs="Times New Roman"/>
-          <w:kern w:val="0"/>
-          <w:sz w:val="20"/>
-          <w:szCs w:val="20"/>
-          <w:lang w:val="en-GB" w:eastAsia="en-GB"/>
-          <w14:ligatures w14:val="none"/>
-        </w:rPr>
-        <w:t>.</w:t>
+        <w:t xml:space="preserve">For 7-bit alphabets one can often use the 3 7-bit code unit abbreviation codes listed above. For </w:t>
+      </w:r>
+      <w:r>
+        <w:rPr>
+          <w:rFonts w:ascii="Times New Roman" w:eastAsia="Times New Roman" w:hAnsi="Times New Roman" w:cs="Times New Roman"/>
+          <w:kern w:val="0"/>
+          <w:sz w:val="20"/>
+          <w:szCs w:val="20"/>
+          <w:lang w:val="en-GB" w:eastAsia="en-GB"/>
+          <w14:ligatures w14:val="none"/>
+        </w:rPr>
+        <w:t>8</w:t>
+      </w:r>
+      <w:r>
+        <w:rPr>
+          <w:rFonts w:ascii="Times New Roman" w:eastAsia="Times New Roman" w:hAnsi="Times New Roman" w:cs="Times New Roman"/>
+          <w:kern w:val="0"/>
+          <w:sz w:val="20"/>
+          <w:szCs w:val="20"/>
+          <w:lang w:val="en-GB" w:eastAsia="en-GB"/>
+          <w14:ligatures w14:val="none"/>
+        </w:rPr>
+        <w:t xml:space="preserve">-bit alphabets one can often use the </w:t>
+      </w:r>
+      <w:r>
+        <w:rPr>
+          <w:rFonts w:ascii="Times New Roman" w:eastAsia="Times New Roman" w:hAnsi="Times New Roman" w:cs="Times New Roman"/>
+          <w:kern w:val="0"/>
+          <w:sz w:val="20"/>
+          <w:szCs w:val="20"/>
+          <w:lang w:val="en-GB" w:eastAsia="en-GB"/>
+          <w14:ligatures w14:val="none"/>
+        </w:rPr>
+        <w:t>2</w:t>
       </w:r>
       <w:r>
         <w:rPr>
@@ -13055,7 +14916,62 @@
           <w:lang w:val="en-GB" w:eastAsia="en-GB"/>
           <w14:ligatures w14:val="none"/>
         </w:rPr>
-        <w:t>For 7-bit alphabets one can often use the 3 7-bit code unit abbreviation codes listed above.</w:t>
+        <w:t>8</w:t>
+      </w:r>
+      <w:r>
+        <w:rPr>
+          <w:rFonts w:ascii="Times New Roman" w:eastAsia="Times New Roman" w:hAnsi="Times New Roman" w:cs="Times New Roman"/>
+          <w:kern w:val="0"/>
+          <w:sz w:val="20"/>
+          <w:szCs w:val="20"/>
+          <w:lang w:val="en-GB" w:eastAsia="en-GB"/>
+          <w14:ligatures w14:val="none"/>
+        </w:rPr>
+        <w:t>-bit code unit abbreviation codes listed above.</w:t>
+      </w:r>
+      <w:r>
+        <w:rPr>
+          <w:rFonts w:ascii="Times New Roman" w:eastAsia="Times New Roman" w:hAnsi="Times New Roman" w:cs="Times New Roman"/>
+          <w:kern w:val="0"/>
+          <w:sz w:val="20"/>
+          <w:szCs w:val="20"/>
+          <w:lang w:val="en-GB" w:eastAsia="en-GB"/>
+          <w14:ligatures w14:val="none"/>
+        </w:rPr>
+        <w:t xml:space="preserve"> For UCS text (UTF-16, UTF-8), there are no </w:t>
+      </w:r>
+      <w:r>
+        <w:rPr>
+          <w:rFonts w:ascii="Times New Roman" w:eastAsia="Times New Roman" w:hAnsi="Times New Roman" w:cs="Times New Roman"/>
+          <w:kern w:val="0"/>
+          <w:sz w:val="20"/>
+          <w:szCs w:val="20"/>
+          <w:lang w:val="en-GB" w:eastAsia="en-GB"/>
+          <w14:ligatures w14:val="none"/>
+        </w:rPr>
+        <w:t xml:space="preserve">short code forms defined here, but an implementation may locally use ‘private use’ </w:t>
+      </w:r>
+      <w:r>
+        <w:rPr>
+          <w:rFonts w:ascii="Times New Roman" w:eastAsia="Times New Roman" w:hAnsi="Times New Roman" w:cs="Times New Roman"/>
+          <w:kern w:val="0"/>
+          <w:sz w:val="20"/>
+          <w:szCs w:val="20"/>
+          <w:lang w:val="en-GB" w:eastAsia="en-GB"/>
+          <w14:ligatures w14:val="none"/>
+        </w:rPr>
+        <w:t>codes; these should never be transferred since the recipient mi</w:t>
+      </w:r>
+      <w:r>
+        <w:rPr>
+          <w:rFonts w:ascii="Times New Roman" w:eastAsia="Times New Roman" w:hAnsi="Times New Roman" w:cs="Times New Roman"/>
+          <w:kern w:val="0"/>
+          <w:sz w:val="20"/>
+          <w:szCs w:val="20"/>
+          <w:lang w:val="en-GB" w:eastAsia="en-GB"/>
+          <w14:ligatures w14:val="none"/>
+        </w:rPr>
+        <w:t>ght not understand them.</w:t>
       </w:r>
     </w:p>
     <w:p>
@@ -13084,75 +15000,7 @@
           <w:lang w:val="en-GB" w:eastAsia="en-GB"/>
           <w14:ligatures w14:val="none"/>
         </w:rPr>
-        <w:t xml:space="preserve">An empty sequence, </w:t>
-      </w:r>
-      <w:proofErr w:type="spellStart"/>
-      <w:r>
-        <w:rPr>
-          <w:rFonts w:ascii="Times New Roman" w:eastAsia="Times New Roman" w:hAnsi="Times New Roman" w:cs="Times New Roman"/>
-          <w:kern w:val="0"/>
-          <w:sz w:val="20"/>
-          <w:szCs w:val="20"/>
-          <w:lang w:val="en-GB" w:eastAsia="en-GB"/>
-          <w14:ligatures w14:val="none"/>
-        </w:rPr>
-        <w:t>CSIm</w:t>
-      </w:r>
-      <w:proofErr w:type="spellEnd"/>
-      <w:r>
-        <w:rPr>
-          <w:rFonts w:ascii="Times New Roman" w:eastAsia="Times New Roman" w:hAnsi="Times New Roman" w:cs="Times New Roman"/>
-          <w:kern w:val="0"/>
-          <w:sz w:val="20"/>
-          <w:szCs w:val="20"/>
-          <w:lang w:val="en-GB" w:eastAsia="en-GB"/>
-          <w14:ligatures w14:val="none"/>
-        </w:rPr>
-        <w:t>, is not a no-op, instead it resets all styles to default style (upright, normal weight, not underlined, not superscript, default colours).</w:t>
-      </w:r>
-      <w:r>
-        <w:rPr>
-          <w:rFonts w:ascii="Times New Roman" w:eastAsia="Times New Roman" w:hAnsi="Times New Roman" w:cs="Times New Roman"/>
-          <w:kern w:val="0"/>
-          <w:sz w:val="20"/>
-          <w:szCs w:val="20"/>
-          <w:lang w:val="en-GB" w:eastAsia="en-GB"/>
-          <w14:ligatures w14:val="none"/>
-        </w:rPr>
-        <w:t xml:space="preserve"> For 7-bit alphabets</w:t>
-      </w:r>
-      <w:r>
-        <w:rPr>
-          <w:rFonts w:ascii="Times New Roman" w:eastAsia="Times New Roman" w:hAnsi="Times New Roman" w:cs="Times New Roman"/>
-          <w:kern w:val="0"/>
-          <w:sz w:val="20"/>
-          <w:szCs w:val="20"/>
-          <w:lang w:val="en-GB" w:eastAsia="en-GB"/>
-          <w14:ligatures w14:val="none"/>
-        </w:rPr>
-        <w:t>, LF is (non-recursively</w:t>
-      </w:r>
-      <w:r>
-        <w:rPr>
-          <w:rFonts w:ascii="Times New Roman" w:eastAsia="Times New Roman" w:hAnsi="Times New Roman" w:cs="Times New Roman"/>
-          <w:kern w:val="0"/>
-          <w:sz w:val="20"/>
-          <w:szCs w:val="20"/>
-          <w:lang w:val="en-GB" w:eastAsia="en-GB"/>
-          <w14:ligatures w14:val="none"/>
-        </w:rPr>
-        <w:t>)</w:t>
-      </w:r>
-      <w:r>
-        <w:rPr>
-          <w:rFonts w:ascii="Times New Roman" w:eastAsia="Times New Roman" w:hAnsi="Times New Roman" w:cs="Times New Roman"/>
-          <w:kern w:val="0"/>
-          <w:sz w:val="20"/>
-          <w:szCs w:val="20"/>
-          <w:lang w:val="en-GB" w:eastAsia="en-GB"/>
-          <w14:ligatures w14:val="none"/>
-        </w:rPr>
-        <w:t xml:space="preserve"> interpreted as </w:t>
+        <w:t>A sequence of style setting can be put together in a single CSI-sequence, with semicolon as separator. E.g. bold (</w:t>
       </w:r>
       <w:proofErr w:type="spellStart"/>
       <w:r>
@@ -13177,7 +15025,7 @@
           <w:lang w:val="en-GB" w:eastAsia="en-GB"/>
           <w14:ligatures w14:val="none"/>
         </w:rPr>
-        <w:t>m</w:t>
+        <w:t>1</w:t>
       </w:r>
       <w:r>
         <w:rPr>
@@ -13190,7 +15038,7 @@
           <w:lang w:val="en-GB" w:eastAsia="en-GB"/>
           <w14:ligatures w14:val="none"/>
         </w:rPr>
-        <w:t>LF</w:t>
+        <w:t>m</w:t>
       </w:r>
       <w:proofErr w:type="spellEnd"/>
       <w:r>
@@ -13202,7 +15050,129 @@
           <w:lang w:val="en-GB" w:eastAsia="en-GB"/>
           <w14:ligatures w14:val="none"/>
         </w:rPr>
+        <w:t>) clear red (</w:t>
+      </w:r>
+      <w:proofErr w:type="spellStart"/>
+      <w:r>
+        <w:rPr>
+          <w:rFonts w:ascii="Times New Roman" w:eastAsia="Times New Roman" w:hAnsi="Times New Roman" w:cs="Times New Roman"/>
+          <w:b/>
+          <w:bCs/>
+          <w:kern w:val="0"/>
+          <w:sz w:val="20"/>
+          <w:szCs w:val="20"/>
+          <w:lang w:val="en-GB" w:eastAsia="en-GB"/>
+          <w14:ligatures w14:val="none"/>
+        </w:rPr>
+        <w:t>CSI</w:t>
+      </w:r>
+      <w:r>
+        <w:rPr>
+          <w:rFonts w:ascii="Times New Roman" w:eastAsia="Times New Roman" w:hAnsi="Times New Roman" w:cs="Times New Roman"/>
+          <w:kern w:val="0"/>
+          <w:sz w:val="20"/>
+          <w:szCs w:val="20"/>
+          <w:lang w:val="en-GB" w:eastAsia="en-GB"/>
+          <w14:ligatures w14:val="none"/>
+        </w:rPr>
+        <w:t>91</w:t>
+      </w:r>
+      <w:r>
+        <w:rPr>
+          <w:rFonts w:ascii="Times New Roman" w:eastAsia="Times New Roman" w:hAnsi="Times New Roman" w:cs="Times New Roman"/>
+          <w:b/>
+          <w:bCs/>
+          <w:kern w:val="0"/>
+          <w:sz w:val="20"/>
+          <w:szCs w:val="20"/>
+          <w:lang w:val="en-GB" w:eastAsia="en-GB"/>
+          <w14:ligatures w14:val="none"/>
+        </w:rPr>
+        <w:t>m</w:t>
+      </w:r>
+      <w:proofErr w:type="spellEnd"/>
+      <w:r>
+        <w:rPr>
+          <w:rFonts w:ascii="Times New Roman" w:eastAsia="Times New Roman" w:hAnsi="Times New Roman" w:cs="Times New Roman"/>
+          <w:kern w:val="0"/>
+          <w:sz w:val="20"/>
+          <w:szCs w:val="20"/>
+          <w:lang w:val="en-GB" w:eastAsia="en-GB"/>
+          <w14:ligatures w14:val="none"/>
+        </w:rPr>
+        <w:t xml:space="preserve">), can be specified as </w:t>
+      </w:r>
+      <w:proofErr w:type="spellStart"/>
+      <w:r>
+        <w:rPr>
+          <w:rFonts w:ascii="Times New Roman" w:eastAsia="Times New Roman" w:hAnsi="Times New Roman" w:cs="Times New Roman"/>
+          <w:b/>
+          <w:bCs/>
+          <w:kern w:val="0"/>
+          <w:sz w:val="20"/>
+          <w:szCs w:val="20"/>
+          <w:lang w:val="en-GB" w:eastAsia="en-GB"/>
+          <w14:ligatures w14:val="none"/>
+        </w:rPr>
+        <w:t>CSI</w:t>
+      </w:r>
+      <w:r>
+        <w:rPr>
+          <w:rFonts w:ascii="Times New Roman" w:eastAsia="Times New Roman" w:hAnsi="Times New Roman" w:cs="Times New Roman"/>
+          <w:kern w:val="0"/>
+          <w:sz w:val="20"/>
+          <w:szCs w:val="20"/>
+          <w:lang w:val="en-GB" w:eastAsia="en-GB"/>
+          <w14:ligatures w14:val="none"/>
+        </w:rPr>
+        <w:t>1;91</w:t>
+      </w:r>
+      <w:r>
+        <w:rPr>
+          <w:rFonts w:ascii="Times New Roman" w:eastAsia="Times New Roman" w:hAnsi="Times New Roman" w:cs="Times New Roman"/>
+          <w:b/>
+          <w:bCs/>
+          <w:kern w:val="0"/>
+          <w:sz w:val="20"/>
+          <w:szCs w:val="20"/>
+          <w:lang w:val="en-GB" w:eastAsia="en-GB"/>
+          <w14:ligatures w14:val="none"/>
+        </w:rPr>
+        <w:t>m</w:t>
+      </w:r>
+      <w:proofErr w:type="spellEnd"/>
+      <w:r>
+        <w:rPr>
+          <w:rFonts w:ascii="Times New Roman" w:eastAsia="Times New Roman" w:hAnsi="Times New Roman" w:cs="Times New Roman"/>
+          <w:kern w:val="0"/>
+          <w:sz w:val="20"/>
+          <w:szCs w:val="20"/>
+          <w:lang w:val="en-GB" w:eastAsia="en-GB"/>
+          <w14:ligatures w14:val="none"/>
+        </w:rPr>
         <w:t>.</w:t>
+      </w:r>
+      <w:r>
+        <w:rPr>
+          <w:rFonts w:ascii="Times New Roman" w:eastAsia="Times New Roman" w:hAnsi="Times New Roman" w:cs="Times New Roman"/>
+          <w:kern w:val="0"/>
+          <w:sz w:val="20"/>
+          <w:szCs w:val="20"/>
+          <w:lang w:val="en-GB" w:eastAsia="en-GB"/>
+          <w14:ligatures w14:val="none"/>
+        </w:rPr>
+        <w:t xml:space="preserve"> This does not abbreviate much, and the </w:t>
+      </w:r>
+      <w:r>
+        <w:rPr>
+          <w:rFonts w:ascii="Times New Roman" w:eastAsia="Times New Roman" w:hAnsi="Times New Roman" w:cs="Times New Roman"/>
+          <w:kern w:val="0"/>
+          <w:sz w:val="20"/>
+          <w:szCs w:val="20"/>
+          <w:lang w:val="en-GB" w:eastAsia="en-GB"/>
+          <w14:ligatures w14:val="none"/>
+        </w:rPr>
+        <w:t>“short codes” above are preferred.</w:t>
       </w:r>
     </w:p>
     <w:p>
@@ -13231,6 +15201,245 @@
           <w:lang w:val="en-GB" w:eastAsia="en-GB"/>
           <w14:ligatures w14:val="none"/>
         </w:rPr>
+        <w:t xml:space="preserve">An empty sequence, </w:t>
+      </w:r>
+      <w:proofErr w:type="spellStart"/>
+      <w:r>
+        <w:rPr>
+          <w:rFonts w:ascii="Times New Roman" w:eastAsia="Times New Roman" w:hAnsi="Times New Roman" w:cs="Times New Roman"/>
+          <w:b/>
+          <w:bCs/>
+          <w:kern w:val="0"/>
+          <w:sz w:val="20"/>
+          <w:szCs w:val="20"/>
+          <w:lang w:val="en-GB" w:eastAsia="en-GB"/>
+          <w14:ligatures w14:val="none"/>
+        </w:rPr>
+        <w:t>CSIm</w:t>
+      </w:r>
+      <w:proofErr w:type="spellEnd"/>
+      <w:r>
+        <w:rPr>
+          <w:rFonts w:ascii="Times New Roman" w:eastAsia="Times New Roman" w:hAnsi="Times New Roman" w:cs="Times New Roman"/>
+          <w:kern w:val="0"/>
+          <w:sz w:val="20"/>
+          <w:szCs w:val="20"/>
+          <w:lang w:val="en-GB" w:eastAsia="en-GB"/>
+          <w14:ligatures w14:val="none"/>
+        </w:rPr>
+        <w:t>, is not a no-op, instead it resets all styles to default style (upright, normal weight, not underlined, not superscript, default colours</w:t>
+      </w:r>
+      <w:r>
+        <w:rPr>
+          <w:rFonts w:ascii="Times New Roman" w:eastAsia="Times New Roman" w:hAnsi="Times New Roman" w:cs="Times New Roman"/>
+          <w:kern w:val="0"/>
+          <w:sz w:val="20"/>
+          <w:szCs w:val="20"/>
+          <w:lang w:val="en-GB" w:eastAsia="en-GB"/>
+          <w14:ligatures w14:val="none"/>
+        </w:rPr>
+        <w:t xml:space="preserve">, default </w:t>
+      </w:r>
+      <w:r>
+        <w:rPr>
+          <w:rFonts w:ascii="Times New Roman" w:eastAsia="Times New Roman" w:hAnsi="Times New Roman" w:cs="Times New Roman"/>
+          <w:kern w:val="0"/>
+          <w:sz w:val="20"/>
+          <w:szCs w:val="20"/>
+          <w:lang w:val="en-GB" w:eastAsia="en-GB"/>
+          <w14:ligatures w14:val="none"/>
+        </w:rPr>
+        <w:t>font size</w:t>
+      </w:r>
+      <w:r>
+        <w:rPr>
+          <w:rFonts w:ascii="Times New Roman" w:eastAsia="Times New Roman" w:hAnsi="Times New Roman" w:cs="Times New Roman"/>
+          <w:kern w:val="0"/>
+          <w:sz w:val="20"/>
+          <w:szCs w:val="20"/>
+          <w:lang w:val="en-GB" w:eastAsia="en-GB"/>
+          <w14:ligatures w14:val="none"/>
+        </w:rPr>
+        <w:t>).</w:t>
+      </w:r>
+      <w:r>
+        <w:rPr>
+          <w:rFonts w:ascii="Times New Roman" w:eastAsia="Times New Roman" w:hAnsi="Times New Roman" w:cs="Times New Roman"/>
+          <w:kern w:val="0"/>
+          <w:sz w:val="20"/>
+          <w:szCs w:val="20"/>
+          <w:lang w:val="en-GB" w:eastAsia="en-GB"/>
+          <w14:ligatures w14:val="none"/>
+        </w:rPr>
+        <w:t xml:space="preserve"> For 7-bit </w:t>
+      </w:r>
+      <w:r>
+        <w:rPr>
+          <w:rFonts w:ascii="Times New Roman" w:eastAsia="Times New Roman" w:hAnsi="Times New Roman" w:cs="Times New Roman"/>
+          <w:kern w:val="0"/>
+          <w:sz w:val="20"/>
+          <w:szCs w:val="20"/>
+          <w:lang w:val="en-GB" w:eastAsia="en-GB"/>
+          <w14:ligatures w14:val="none"/>
+        </w:rPr>
+        <w:t xml:space="preserve">and 8-bit </w:t>
+      </w:r>
+      <w:r>
+        <w:rPr>
+          <w:rFonts w:ascii="Times New Roman" w:eastAsia="Times New Roman" w:hAnsi="Times New Roman" w:cs="Times New Roman"/>
+          <w:kern w:val="0"/>
+          <w:sz w:val="20"/>
+          <w:szCs w:val="20"/>
+          <w:lang w:val="en-GB" w:eastAsia="en-GB"/>
+          <w14:ligatures w14:val="none"/>
+        </w:rPr>
+        <w:t>alphabets</w:t>
+      </w:r>
+      <w:r>
+        <w:rPr>
+          <w:rFonts w:ascii="Times New Roman" w:eastAsia="Times New Roman" w:hAnsi="Times New Roman" w:cs="Times New Roman"/>
+          <w:kern w:val="0"/>
+          <w:sz w:val="20"/>
+          <w:szCs w:val="20"/>
+          <w:lang w:val="en-GB" w:eastAsia="en-GB"/>
+          <w14:ligatures w14:val="none"/>
+        </w:rPr>
+        <w:t xml:space="preserve">, </w:t>
+      </w:r>
+      <w:r>
+        <w:rPr>
+          <w:rFonts w:ascii="Times New Roman" w:eastAsia="Times New Roman" w:hAnsi="Times New Roman" w:cs="Times New Roman"/>
+          <w:b/>
+          <w:bCs/>
+          <w:kern w:val="0"/>
+          <w:sz w:val="20"/>
+          <w:szCs w:val="20"/>
+          <w:lang w:val="en-GB" w:eastAsia="en-GB"/>
+          <w14:ligatures w14:val="none"/>
+        </w:rPr>
+        <w:t>LF</w:t>
+      </w:r>
+      <w:r>
+        <w:rPr>
+          <w:rFonts w:ascii="Times New Roman" w:eastAsia="Times New Roman" w:hAnsi="Times New Roman" w:cs="Times New Roman"/>
+          <w:kern w:val="0"/>
+          <w:sz w:val="20"/>
+          <w:szCs w:val="20"/>
+          <w:lang w:val="en-GB" w:eastAsia="en-GB"/>
+          <w14:ligatures w14:val="none"/>
+        </w:rPr>
+        <w:t xml:space="preserve"> is (non-recursively</w:t>
+      </w:r>
+      <w:r>
+        <w:rPr>
+          <w:rFonts w:ascii="Times New Roman" w:eastAsia="Times New Roman" w:hAnsi="Times New Roman" w:cs="Times New Roman"/>
+          <w:kern w:val="0"/>
+          <w:sz w:val="20"/>
+          <w:szCs w:val="20"/>
+          <w:lang w:val="en-GB" w:eastAsia="en-GB"/>
+          <w14:ligatures w14:val="none"/>
+        </w:rPr>
+        <w:t>!</w:t>
+      </w:r>
+      <w:r>
+        <w:rPr>
+          <w:rFonts w:ascii="Times New Roman" w:eastAsia="Times New Roman" w:hAnsi="Times New Roman" w:cs="Times New Roman"/>
+          <w:kern w:val="0"/>
+          <w:sz w:val="20"/>
+          <w:szCs w:val="20"/>
+          <w:lang w:val="en-GB" w:eastAsia="en-GB"/>
+          <w14:ligatures w14:val="none"/>
+        </w:rPr>
+        <w:t>)</w:t>
+      </w:r>
+      <w:r>
+        <w:rPr>
+          <w:rFonts w:ascii="Times New Roman" w:eastAsia="Times New Roman" w:hAnsi="Times New Roman" w:cs="Times New Roman"/>
+          <w:kern w:val="0"/>
+          <w:sz w:val="20"/>
+          <w:szCs w:val="20"/>
+          <w:lang w:val="en-GB" w:eastAsia="en-GB"/>
+          <w14:ligatures w14:val="none"/>
+        </w:rPr>
+        <w:t xml:space="preserve"> interpreted as </w:t>
+      </w:r>
+      <w:proofErr w:type="spellStart"/>
+      <w:r>
+        <w:rPr>
+          <w:rFonts w:ascii="Times New Roman" w:eastAsia="Times New Roman" w:hAnsi="Times New Roman" w:cs="Times New Roman"/>
+          <w:b/>
+          <w:bCs/>
+          <w:kern w:val="0"/>
+          <w:sz w:val="20"/>
+          <w:szCs w:val="20"/>
+          <w:lang w:val="en-GB" w:eastAsia="en-GB"/>
+          <w14:ligatures w14:val="none"/>
+        </w:rPr>
+        <w:t>CSI</w:t>
+      </w:r>
+      <w:r>
+        <w:rPr>
+          <w:rFonts w:ascii="Times New Roman" w:eastAsia="Times New Roman" w:hAnsi="Times New Roman" w:cs="Times New Roman"/>
+          <w:kern w:val="0"/>
+          <w:sz w:val="20"/>
+          <w:szCs w:val="20"/>
+          <w:lang w:val="en-GB" w:eastAsia="en-GB"/>
+          <w14:ligatures w14:val="none"/>
+        </w:rPr>
+        <w:t>m</w:t>
+      </w:r>
+      <w:r>
+        <w:rPr>
+          <w:rFonts w:ascii="Times New Roman" w:eastAsia="Times New Roman" w:hAnsi="Times New Roman" w:cs="Times New Roman"/>
+          <w:b/>
+          <w:bCs/>
+          <w:kern w:val="0"/>
+          <w:sz w:val="20"/>
+          <w:szCs w:val="20"/>
+          <w:lang w:val="en-GB" w:eastAsia="en-GB"/>
+          <w14:ligatures w14:val="none"/>
+        </w:rPr>
+        <w:t>LF</w:t>
+      </w:r>
+      <w:proofErr w:type="spellEnd"/>
+      <w:r>
+        <w:rPr>
+          <w:rFonts w:ascii="Times New Roman" w:eastAsia="Times New Roman" w:hAnsi="Times New Roman" w:cs="Times New Roman"/>
+          <w:kern w:val="0"/>
+          <w:sz w:val="20"/>
+          <w:szCs w:val="20"/>
+          <w:lang w:val="en-GB" w:eastAsia="en-GB"/>
+          <w14:ligatures w14:val="none"/>
+        </w:rPr>
+        <w:t>.</w:t>
+      </w:r>
+    </w:p>
+    <w:p>
+      <w:pPr>
+        <w:overflowPunct w:val="0"/>
+        <w:autoSpaceDE w:val="0"/>
+        <w:autoSpaceDN w:val="0"/>
+        <w:adjustRightInd w:val="0"/>
+        <w:spacing w:after="180" w:line="240" w:lineRule="auto"/>
+        <w:textAlignment w:val="baseline"/>
+        <w:rPr>
+          <w:rFonts w:ascii="Times New Roman" w:eastAsia="Times New Roman" w:hAnsi="Times New Roman" w:cs="Times New Roman"/>
+          <w:kern w:val="0"/>
+          <w:sz w:val="20"/>
+          <w:szCs w:val="20"/>
+          <w:lang w:val="en-GB" w:eastAsia="en-GB"/>
+          <w14:ligatures w14:val="none"/>
+        </w:rPr>
+      </w:pPr>
+      <w:r>
+        <w:rPr>
+          <w:rFonts w:ascii="Times New Roman" w:eastAsia="Times New Roman" w:hAnsi="Times New Roman" w:cs="Times New Roman"/>
+          <w:kern w:val="0"/>
+          <w:sz w:val="20"/>
+          <w:szCs w:val="20"/>
+          <w:lang w:val="en-GB" w:eastAsia="en-GB"/>
+          <w14:ligatures w14:val="none"/>
+        </w:rPr>
         <w:t>These abbreviations</w:t>
       </w:r>
       <w:r>
@@ -13253,32 +15462,9 @@
           <w:lang w:val="en-GB" w:eastAsia="en-GB"/>
           <w14:ligatures w14:val="none"/>
         </w:rPr>
-        <w:t xml:space="preserve"> are specified in ECMA-48 (</w:t>
-      </w:r>
-      <w:r>
-        <w:rPr>
-          <w:rFonts w:ascii="Times New Roman" w:eastAsia="Times New Roman" w:hAnsi="Times New Roman" w:cs="Times New Roman"/>
-          <w:kern w:val="0"/>
-          <w:sz w:val="20"/>
-          <w:szCs w:val="20"/>
-          <w:lang w:val="en-GB" w:eastAsia="en-GB"/>
-          <w14:ligatures w14:val="none"/>
-        </w:rPr>
-        <w:t>ISO/IEC 6429</w:t>
-      </w:r>
-      <w:r>
-        <w:rPr>
-          <w:rFonts w:ascii="Times New Roman" w:eastAsia="Times New Roman" w:hAnsi="Times New Roman" w:cs="Times New Roman"/>
-          <w:kern w:val="0"/>
-          <w:sz w:val="20"/>
-          <w:szCs w:val="20"/>
-          <w:lang w:val="en-GB" w:eastAsia="en-GB"/>
-          <w14:ligatures w14:val="none"/>
-        </w:rPr>
-        <w:t>) and have been commonly implemented in terminal emulators.</w:t>
+        <w:t xml:space="preserve"> are specified in ECMA-48 (ISO/IEC 6429) and have been commonly implemented in terminal emulators.</w:t>
       </w:r>
     </w:p>
-    <w:p/>
     <w:sectPr>
       <w:pgSz w:w="11906" w:h="16838"/>
       <w:pgMar w:top="1417" w:right="1417" w:bottom="1417" w:left="1417" w:header="708" w:footer="708" w:gutter="0"/>
@@ -14359,7 +16545,6 @@
   <w:style w:type="character" w:default="1" w:styleId="Standardstycketeckensnitt">
     <w:name w:val="Default Paragraph Font"/>
     <w:uiPriority w:val="1"/>
-    <w:semiHidden/>
     <w:unhideWhenUsed/>
   </w:style>
   <w:style w:type="table" w:default="1" w:styleId="Normaltabell">
@@ -15033,4 +17218,16 @@
     </a:ext>
   </a:extLst>
 </a:theme>
+</file>
+
+<file path=customXml/item1.xml><?xml version="1.0" encoding="utf-8"?>
+<b:Sources xmlns:b="http://schemas.openxmlformats.org/officeDocument/2006/bibliography" xmlns="http://schemas.openxmlformats.org/officeDocument/2006/bibliography" SelectedStyle="\APASixthEditionOfficeOnline.xsl" StyleName="APA" Version="6"/>
+</file>
+
+<file path=customXml/itemProps1.xml><?xml version="1.0" encoding="utf-8"?>
+<ds:datastoreItem xmlns:ds="http://schemas.openxmlformats.org/officeDocument/2006/customXml" ds:itemID="{E696AEBC-EF4D-479C-9FA6-F80AD31A38F1}">
+  <ds:schemaRefs>
+    <ds:schemaRef ds:uri="http://schemas.openxmlformats.org/officeDocument/2006/bibliography"/>
+  </ds:schemaRefs>
+</ds:datastoreItem>
 </file>